--- a/Fall Detection by Eden Amran and Ziv Shamli update.docx
+++ b/Fall Detection by Eden Amran and Ziv Shamli update.docx
@@ -448,24 +448,13 @@
       </w:r>
       <w:r>
         <w:br/>
-        <w:t>How does training a fall detection model on images with varying lighting conditions (including darkened images</w:t>
-      </w:r>
-      <w:proofErr w:type="gramStart"/>
-      <w:r>
-        <w:t>)</w:t>
-      </w:r>
-      <w:r>
-        <w:t xml:space="preserve"> ,</w:t>
-      </w:r>
-      <w:proofErr w:type="gramEnd"/>
-      <w:r>
-        <w:t xml:space="preserve"> indoor environment and </w:t>
-      </w:r>
-      <w:r>
-        <w:t>crowded space</w:t>
-      </w:r>
-      <w:r>
-        <w:t xml:space="preserve"> affect the model’s accuracy, sensitivity, and robustness in detecting falls under different lighting environments?</w:t>
+      </w:r>
+      <w:r>
+        <w:rPr>
+          <w:i/>
+          <w:iCs/>
+        </w:rPr>
+        <w:t>“How does training with generative images of outdoor and crowded environments impact the generalization, accuracy, sensitivity, and robustness of a fall detection model across indoor and outdoor settings?”</w:t>
       </w:r>
     </w:p>
     <w:p>
@@ -777,7 +766,19 @@
         <w:t xml:space="preserve">Due </w:t>
       </w:r>
       <w:r>
-        <w:t>to the lack of publicly available real-world fall datasets collected in outdoor or crowded environments, this study first focused on generating synthetic fall images using advanced generative AI models. The goal was to identify the most suitable Text-to-Image and Image-to-Image models capable of producing realistic fall and non-fall scenes in public spaces such as streets, sidewalks, and parks.</w:t>
+        <w:t>to the lack of publicly available real-world fall datasets collected in outdoor or crowded environments, this study first focused on generating synthetic fall images using advanced generative AI models. The goal was to identify the most suitable Text-to-</w:t>
+      </w:r>
+      <w:r>
+        <w:t>Image,</w:t>
+      </w:r>
+      <w:r>
+        <w:t xml:space="preserve"> Image-to-Image </w:t>
+      </w:r>
+      <w:r>
+        <w:t xml:space="preserve">and inpainting </w:t>
+      </w:r>
+      <w:r>
+        <w:t>models capable of producing realistic fall and non-fall scenes in public spaces such as streets, sidewalks, and parks.</w:t>
       </w:r>
     </w:p>
     <w:p>
@@ -1299,6 +1300,239 @@
     <w:p>
       <w:pPr>
         <w:bidi w:val="0"/>
+        <w:rPr>
+          <w:b/>
+          <w:bCs/>
+        </w:rPr>
+      </w:pPr>
+      <w:r>
+        <w:rPr>
+          <w:b/>
+          <w:bCs/>
+        </w:rPr>
+        <w:t xml:space="preserve">Track C: Inpainting-Based Image </w:t>
+      </w:r>
+    </w:p>
+    <w:p>
+      <w:pPr>
+        <w:bidi w:val="0"/>
+      </w:pPr>
+      <w:r>
+        <w:t>In this track, an inpainting-based approach was employed to generate realistic fall and non-fall images in public-space environments.</w:t>
+      </w:r>
+      <w:r>
+        <w:br/>
+        <w:t>First, ten source images containing a human subject (fall and non-fall scenarios) were selected. YOLO combined with SAM was used to detect and segment the person, and a mask was generated to isolate the human region.</w:t>
+      </w:r>
+    </w:p>
+    <w:p>
+      <w:pPr>
+        <w:bidi w:val="0"/>
+      </w:pPr>
+      <w:r>
+        <w:t>Public-space background images were then selected as target scenes. The masked person was integrated into the background image, after which an inpainting model was applied to complete the surrounding regions. The model ensured consistency in lighting, perspective, texture, and overall scene context.</w:t>
+      </w:r>
+    </w:p>
+    <w:p>
+      <w:pPr>
+        <w:bidi w:val="0"/>
+      </w:pPr>
+      <w:r>
+        <w:t xml:space="preserve">As a result, the generated images depict individuals naturally embedded within public-space environments. </w:t>
+      </w:r>
+    </w:p>
+    <w:p>
+      <w:pPr>
+        <w:bidi w:val="0"/>
+      </w:pPr>
+      <w:r>
+        <w:t xml:space="preserve">To better evaluate the </w:t>
+      </w:r>
+      <w:proofErr w:type="gramStart"/>
+      <w:r>
+        <w:t>generated images</w:t>
+      </w:r>
+      <w:proofErr w:type="gramEnd"/>
+      <w:r>
+        <w:t>, we prioritized physics-based metrics, followed by perceptual quality assessment:</w:t>
+      </w:r>
+    </w:p>
+    <w:p>
+      <w:pPr>
+        <w:bidi w:val="0"/>
+      </w:pPr>
+      <w:r>
+        <w:rPr>
+          <w:b/>
+          <w:bCs/>
+        </w:rPr>
+        <w:t>Physical Metrics (High Priority)</w:t>
+      </w:r>
+    </w:p>
+    <w:p>
+      <w:pPr>
+        <w:numPr>
+          <w:ilvl w:val="0"/>
+          <w:numId w:val="17"/>
+        </w:numPr>
+        <w:bidi w:val="0"/>
+      </w:pPr>
+      <w:r>
+        <w:rPr>
+          <w:b/>
+          <w:bCs/>
+        </w:rPr>
+        <w:t>Depth Consistency</w:t>
+      </w:r>
+      <w:r>
+        <w:t xml:space="preserve"> </w:t>
+      </w:r>
+      <w:r>
+        <w:t>-</w:t>
+      </w:r>
+      <w:r>
+        <w:t xml:space="preserve"> Measures the spatial coherence of scene depth, particularly maintaining the relative positions of characters, background, and objects. This metric assesses whether body poses and falls are integrated logically within the 3D scene.</w:t>
+      </w:r>
+    </w:p>
+    <w:p>
+      <w:pPr>
+        <w:numPr>
+          <w:ilvl w:val="0"/>
+          <w:numId w:val="17"/>
+        </w:numPr>
+        <w:bidi w:val="0"/>
+      </w:pPr>
+      <w:r>
+        <w:rPr>
+          <w:b/>
+          <w:bCs/>
+        </w:rPr>
+        <w:t>Shading Consistency</w:t>
+      </w:r>
+      <w:r>
+        <w:t xml:space="preserve"> </w:t>
+      </w:r>
+      <w:r>
+        <w:t>-</w:t>
+      </w:r>
+      <w:r>
+        <w:t xml:space="preserve"> Evaluates the alignment of shadows with scene lighting, including direction, intensity, and placement. This metric is critical for identifying physical inconsistencies, such as shadows that do not correspond to body </w:t>
+      </w:r>
+      <w:proofErr w:type="gramStart"/>
+      <w:r>
+        <w:t>pose</w:t>
+      </w:r>
+      <w:proofErr w:type="gramEnd"/>
+      <w:r>
+        <w:t xml:space="preserve"> or light direction.</w:t>
+      </w:r>
+    </w:p>
+    <w:p>
+      <w:pPr>
+        <w:numPr>
+          <w:ilvl w:val="0"/>
+          <w:numId w:val="17"/>
+        </w:numPr>
+        <w:bidi w:val="0"/>
+      </w:pPr>
+      <w:r>
+        <w:rPr>
+          <w:b/>
+          <w:bCs/>
+        </w:rPr>
+        <w:t xml:space="preserve">Surface </w:t>
+      </w:r>
+      <w:r>
+        <w:rPr>
+          <w:b/>
+          <w:bCs/>
+        </w:rPr>
+        <w:t>Normals Consistency</w:t>
+      </w:r>
+      <w:r>
+        <w:t xml:space="preserve"> </w:t>
+      </w:r>
+      <w:r>
+        <w:t>(Normals)-</w:t>
+      </w:r>
+      <w:r>
+        <w:t xml:space="preserve"> Assesses the consistency of surface normals, i.e., the orientation of surfaces and objects in the scene. This metric ensures that objects and human figures are physically plausible and free from geometric distortions.</w:t>
+      </w:r>
+    </w:p>
+    <w:p>
+      <w:pPr>
+        <w:bidi w:val="0"/>
+      </w:pPr>
+      <w:r>
+        <w:rPr>
+          <w:b/>
+          <w:bCs/>
+        </w:rPr>
+        <w:t>Secondary perceptual metric</w:t>
+      </w:r>
+    </w:p>
+    <w:p>
+      <w:pPr>
+        <w:numPr>
+          <w:ilvl w:val="0"/>
+          <w:numId w:val="18"/>
+        </w:numPr>
+        <w:bidi w:val="0"/>
+      </w:pPr>
+      <w:r>
+        <w:rPr>
+          <w:b/>
+          <w:bCs/>
+        </w:rPr>
+        <w:t>NIQE</w:t>
+      </w:r>
+      <w:r>
+        <w:t xml:space="preserve"> </w:t>
+      </w:r>
+      <w:r>
+        <w:t>-</w:t>
+      </w:r>
+      <w:r>
+        <w:t xml:space="preserve"> Measures how closely an image conforms to the statistical properties of natural images.</w:t>
+      </w:r>
+    </w:p>
+    <w:p>
+      <w:pPr>
+        <w:bidi w:val="0"/>
+      </w:pPr>
+    </w:p>
+    <w:p>
+      <w:pPr>
+        <w:bidi w:val="0"/>
+      </w:pPr>
+      <w:r>
+        <w:t>This evaluation framework emphasizes realism, physical plausibility, and structural consistency, while maintaining overall perceptual quality, providing a reliable basis for selecting the best model</w:t>
+      </w:r>
+      <w:r>
+        <w:t>s</w:t>
+      </w:r>
+      <w:r>
+        <w:t xml:space="preserve"> for </w:t>
+      </w:r>
+      <w:r>
+        <w:t xml:space="preserve">inpainting </w:t>
+      </w:r>
+      <w:r>
+        <w:t>tasks.</w:t>
+      </w:r>
+    </w:p>
+    <w:p>
+      <w:pPr>
+        <w:bidi w:val="0"/>
+        <w:rPr>
+          <w:b/>
+          <w:bCs/>
+        </w:rPr>
+      </w:pPr>
+    </w:p>
+    <w:p>
+      <w:pPr>
+        <w:bidi w:val="0"/>
       </w:pPr>
     </w:p>
     <w:p>
@@ -1321,6 +1555,7 @@
           <w:iCs w:val="0"/>
           <w:color w:val="auto"/>
         </w:rPr>
+        <w:lastRenderedPageBreak/>
         <w:t>Synthetic Dataset Generation</w:t>
       </w:r>
     </w:p>
@@ -1329,7 +1564,19 @@
         <w:bidi w:val="0"/>
       </w:pPr>
       <w:r>
-        <w:t>In this stage of the methodology, the top-performing generative models selected in the previous phase, both Text-to-Image and Image-to-Image, were used to create synthetic datasets for training and evaluating the LBFD net fall detection model. Each selected model generated an independent dataset consisting of 300–350 labeled images. In this way, each generative model produced a unique dataset, reflecting the style and characteristics of that specific model.</w:t>
+        <w:t>In this stage of the methodology, the top-performing generative models selected in the previous phase, both Text-to-Image and Image-to-Image</w:t>
+      </w:r>
+      <w:r>
+        <w:t xml:space="preserve"> and Inpainting</w:t>
+      </w:r>
+      <w:r>
+        <w:t xml:space="preserve"> were used to create synthetic datasets for training and evaluating the LBFD net fall detection model. Each selected model generated an independent dataset consisting of 300</w:t>
+      </w:r>
+      <w:r>
+        <w:t>-330</w:t>
+      </w:r>
+      <w:r>
+        <w:t xml:space="preserve"> labeled images. In this way, each generative model produced a unique dataset, reflecting the style and characteristics of that specific model.</w:t>
       </w:r>
     </w:p>
     <w:p>
@@ -1400,7 +1647,14 @@
           <w:b/>
           <w:bCs/>
         </w:rPr>
-        <w:t>training and testing the LBFD net model</w:t>
+        <w:t>fine tuning</w:t>
+      </w:r>
+      <w:r>
+        <w:rPr>
+          <w:b/>
+          <w:bCs/>
+        </w:rPr>
+        <w:t xml:space="preserve"> and testing the LBFD net model</w:t>
       </w:r>
       <w:r>
         <w:t>, aiming to evaluate model performance across diverse scenarios and ensure high generalizability in various conditions.</w:t>
@@ -1447,479 +1701,176 @@
         <w:bidi w:val="0"/>
       </w:pPr>
       <w:r>
-        <w:t xml:space="preserve">In this phase, we investigated how different training data </w:t>
-      </w:r>
-      <w:r>
-        <w:t>compositions,</w:t>
-      </w:r>
-      <w:r>
-        <w:t xml:space="preserve"> Laboratory-Only, Synthetic-Only from each generative model, and Hybrid – affect the performance of LBFD-Net, a lightweight CNN designed for real-time fall detection.</w:t>
-      </w:r>
-    </w:p>
-    <w:p>
-      <w:pPr>
-        <w:bidi w:val="0"/>
-        <w:rPr>
-          <w:b/>
-          <w:bCs/>
-        </w:rPr>
-      </w:pPr>
-      <w:r>
-        <w:rPr>
-          <w:b/>
-          <w:bCs/>
-        </w:rPr>
-        <w:t>Training Dataset Construction</w:t>
-      </w:r>
-    </w:p>
-    <w:p>
-      <w:pPr>
-        <w:bidi w:val="0"/>
-      </w:pPr>
-      <w:r>
-        <w:t>To systematically evaluate the impact of different data types, four distinct training datasets were prepared:</w:t>
-      </w:r>
-    </w:p>
-    <w:p>
-      <w:pPr>
-        <w:bidi w:val="0"/>
-      </w:pPr>
-    </w:p>
-    <w:p>
-      <w:pPr>
-        <w:bidi w:val="0"/>
-      </w:pPr>
-    </w:p>
-    <w:p>
-      <w:pPr>
-        <w:bidi w:val="0"/>
-      </w:pPr>
-      <w:r>
-        <w:rPr>
-          <w:b/>
-          <w:bCs/>
-        </w:rPr>
+        <w:t>The second phase of this study focuses on evaluating the impact of synthetic data generated by different generative models on the performance of the LBFD-Net fall detection model. This evaluation is conducted through a controlled fine-tuning process and a unified testing protocol, aiming to examine how the type of synthetic data influences the model’s detection and generalization capabilities across different environments.</w:t>
+      </w:r>
+    </w:p>
+    <w:p>
+      <w:pPr>
+        <w:bidi w:val="0"/>
+        <w:rPr>
+          <w:b/>
+          <w:bCs/>
+        </w:rPr>
+      </w:pPr>
+      <w:r>
+        <w:rPr>
+          <w:b/>
+          <w:bCs/>
+        </w:rPr>
+        <w:t>Datasets</w:t>
+      </w:r>
+    </w:p>
+    <w:p>
+      <w:pPr>
+        <w:bidi w:val="0"/>
+      </w:pPr>
+      <w:r>
+        <w:t xml:space="preserve">Four distinct data sources are used in this phase. The first is a synthetic dataset generated using inpainting techniques, in which human figures representing fall and non-fall scenarios are embedded into existing public-space scenes while maintaining visual and physical consistency. The second dataset is generated using Stable Diffusion and includes a wide range of public environments such as streets, sidewalks, and parks, characterized by high variability in lighting and background complexity. The third synthetic dataset is produced using the Nano Banana generative model, emphasizing </w:t>
+      </w:r>
+      <w:r>
         <w:lastRenderedPageBreak/>
-        <w:t xml:space="preserve">Dataset 1 </w:t>
-      </w:r>
-      <w:r>
-        <w:rPr>
-          <w:b/>
-          <w:bCs/>
-        </w:rPr>
-        <w:t>-</w:t>
-      </w:r>
-      <w:r>
-        <w:rPr>
-          <w:b/>
-          <w:bCs/>
-        </w:rPr>
-        <w:t xml:space="preserve"> Laboratory-Only Training Set</w:t>
-      </w:r>
-      <w:r>
-        <w:br/>
-        <w:t>Contains only real fall and non-fall images captured under controlled laboratory conditions.</w:t>
-      </w:r>
-      <w:r>
-        <w:br/>
-        <w:t>Key characteristics include:</w:t>
-      </w:r>
-    </w:p>
-    <w:p>
-      <w:pPr>
-        <w:numPr>
-          <w:ilvl w:val="0"/>
-          <w:numId w:val="22"/>
-        </w:numPr>
-        <w:bidi w:val="0"/>
-      </w:pPr>
-      <w:r>
-        <w:t>Stable lighting</w:t>
-      </w:r>
-    </w:p>
-    <w:p>
-      <w:pPr>
-        <w:numPr>
-          <w:ilvl w:val="0"/>
-          <w:numId w:val="22"/>
-        </w:numPr>
-        <w:bidi w:val="0"/>
-      </w:pPr>
-      <w:r>
-        <w:t>Fixed camera positions</w:t>
-      </w:r>
-    </w:p>
-    <w:p>
-      <w:pPr>
-        <w:numPr>
-          <w:ilvl w:val="0"/>
-          <w:numId w:val="22"/>
-        </w:numPr>
-        <w:bidi w:val="0"/>
-      </w:pPr>
-      <w:r>
-        <w:t>Simple, uncluttered backgrounds</w:t>
-      </w:r>
-    </w:p>
-    <w:p>
-      <w:pPr>
-        <w:numPr>
-          <w:ilvl w:val="0"/>
-          <w:numId w:val="22"/>
-        </w:numPr>
-        <w:bidi w:val="0"/>
-      </w:pPr>
-      <w:r>
-        <w:t>No crowd or complex outdoor elements</w:t>
-      </w:r>
-    </w:p>
-    <w:p>
-      <w:pPr>
-        <w:bidi w:val="0"/>
-      </w:pPr>
-      <w:r>
-        <w:t>This dataset represents the traditional scenario commonly used in fall detection research.</w:t>
-      </w:r>
-    </w:p>
-    <w:p>
-      <w:pPr>
-        <w:bidi w:val="0"/>
-      </w:pPr>
-      <w:r>
-        <w:rPr>
-          <w:b/>
-          <w:bCs/>
-        </w:rPr>
-        <w:t>Datasets 2</w:t>
-      </w:r>
-      <w:r>
-        <w:rPr>
-          <w:b/>
-          <w:bCs/>
-        </w:rPr>
-        <w:t>-</w:t>
-      </w:r>
-      <w:r>
-        <w:rPr>
-          <w:b/>
-          <w:bCs/>
-        </w:rPr>
-        <w:t xml:space="preserve">4 </w:t>
-      </w:r>
-      <w:r>
-        <w:rPr>
-          <w:b/>
-          <w:bCs/>
-        </w:rPr>
-        <w:t>-</w:t>
-      </w:r>
-      <w:r>
-        <w:rPr>
-          <w:b/>
-          <w:bCs/>
-        </w:rPr>
-        <w:t xml:space="preserve"> Synthetic Training Sets (One per Generative Model)</w:t>
-      </w:r>
-      <w:r>
-        <w:br/>
-        <w:t xml:space="preserve">Each of the selected generative models from Phase 1 produced an </w:t>
-      </w:r>
-      <w:r>
-        <w:rPr>
-          <w:b/>
-          <w:bCs/>
-        </w:rPr>
-        <w:t>independent dataset</w:t>
-      </w:r>
-      <w:r>
-        <w:t xml:space="preserve"> of 300</w:t>
-      </w:r>
-      <w:r>
-        <w:t xml:space="preserve"> - </w:t>
-      </w:r>
-      <w:r>
-        <w:t>350 manually labeled synthetic images.</w:t>
-      </w:r>
-      <w:r>
-        <w:br/>
-        <w:t>Each synthetic dataset includes:</w:t>
-      </w:r>
-    </w:p>
-    <w:p>
-      <w:pPr>
-        <w:numPr>
-          <w:ilvl w:val="0"/>
-          <w:numId w:val="23"/>
-        </w:numPr>
-        <w:bidi w:val="0"/>
-      </w:pPr>
-      <w:r>
-        <w:t>Diverse backgrounds and environments</w:t>
-      </w:r>
-    </w:p>
-    <w:p>
-      <w:pPr>
-        <w:numPr>
-          <w:ilvl w:val="0"/>
-          <w:numId w:val="23"/>
-        </w:numPr>
-        <w:bidi w:val="0"/>
-      </w:pPr>
-      <w:r>
-        <w:t>Variable lighting conditions</w:t>
-      </w:r>
-    </w:p>
-    <w:p>
-      <w:pPr>
-        <w:numPr>
-          <w:ilvl w:val="0"/>
-          <w:numId w:val="23"/>
-        </w:numPr>
-        <w:bidi w:val="0"/>
-      </w:pPr>
-      <w:r>
-        <w:t>Multiple people in the background</w:t>
-      </w:r>
-    </w:p>
-    <w:p>
-      <w:pPr>
-        <w:numPr>
-          <w:ilvl w:val="0"/>
-          <w:numId w:val="23"/>
-        </w:numPr>
-        <w:bidi w:val="0"/>
-      </w:pPr>
-      <w:r>
-        <w:t>Naturalistic fall poses</w:t>
-      </w:r>
-    </w:p>
-    <w:p>
-      <w:pPr>
-        <w:bidi w:val="0"/>
-      </w:pPr>
-      <w:r>
-        <w:t>These datasets simulate uncontrolled public-space conditions, where collecting real fall images is infeasible.</w:t>
-      </w:r>
-    </w:p>
-    <w:p>
-      <w:pPr>
-        <w:bidi w:val="0"/>
-        <w:rPr>
-          <w:b/>
-          <w:bCs/>
-        </w:rPr>
-      </w:pPr>
-      <w:r>
-        <w:rPr>
-          <w:b/>
-          <w:bCs/>
-        </w:rPr>
-        <w:t>Unified Test Set</w:t>
-      </w:r>
-    </w:p>
-    <w:p>
-      <w:pPr>
-        <w:bidi w:val="0"/>
-      </w:pPr>
-      <w:r>
-        <w:t>All four LBFD-Net models were evaluated using a single unified test set, constructed from images across all training datasets (Laboratory and Synthetic) but including only images not used in training.</w:t>
-      </w:r>
-      <w:r>
-        <w:br/>
-        <w:t>The test set consists of:</w:t>
-      </w:r>
-    </w:p>
-    <w:p>
-      <w:pPr>
-        <w:numPr>
-          <w:ilvl w:val="0"/>
-          <w:numId w:val="24"/>
-        </w:numPr>
-        <w:bidi w:val="0"/>
-      </w:pPr>
-      <w:r>
-        <w:rPr>
-          <w:b/>
-          <w:bCs/>
-        </w:rPr>
-        <w:t>Real Laboratory Test Images</w:t>
-      </w:r>
-      <w:r>
-        <w:t xml:space="preserve"> – unseen real indoor images used to evaluate in-domain performance.</w:t>
-      </w:r>
-    </w:p>
-    <w:p>
-      <w:pPr>
-        <w:numPr>
-          <w:ilvl w:val="0"/>
-          <w:numId w:val="24"/>
-        </w:numPr>
-        <w:bidi w:val="0"/>
-      </w:pPr>
-      <w:r>
-        <w:rPr>
-          <w:b/>
-          <w:bCs/>
-        </w:rPr>
-        <w:t>Synthetic Public-Space Test Images</w:t>
-      </w:r>
-      <w:r>
-        <w:t xml:space="preserve"> – unseen synthetic images used to assess model generalization to novel environments that mimic real-world public spaces.</w:t>
-      </w:r>
-    </w:p>
-    <w:p>
-      <w:pPr>
-        <w:bidi w:val="0"/>
-      </w:pPr>
-      <w:r>
-        <w:t>This approach allows for comparison of model performance across diverse environments and enables evaluation of the effect of different training data types on the generalization capability of LBFD-Net.</w:t>
-      </w:r>
-    </w:p>
-    <w:p>
-      <w:pPr>
-        <w:bidi w:val="0"/>
-      </w:pPr>
-    </w:p>
-    <w:p>
-      <w:pPr>
-        <w:bidi w:val="0"/>
-      </w:pPr>
-    </w:p>
-    <w:p>
-      <w:pPr>
-        <w:bidi w:val="0"/>
-      </w:pPr>
-    </w:p>
-    <w:p>
-      <w:pPr>
-        <w:bidi w:val="0"/>
-      </w:pPr>
-    </w:p>
-    <w:p>
-      <w:pPr>
-        <w:bidi w:val="0"/>
-        <w:rPr>
-          <w:b/>
-          <w:bCs/>
-        </w:rPr>
-      </w:pPr>
-      <w:r>
-        <w:rPr>
-          <w:b/>
-          <w:bCs/>
-        </w:rPr>
-        <w:lastRenderedPageBreak/>
-        <w:t>Training Procedure</w:t>
-      </w:r>
-    </w:p>
-    <w:p>
-      <w:pPr>
-        <w:bidi w:val="0"/>
-      </w:pPr>
-      <w:r>
-        <w:t>LBFD-Net was trained independently on each of the three training datasets using an identical training pipeline:</w:t>
-      </w:r>
-    </w:p>
-    <w:p>
-      <w:pPr>
-        <w:numPr>
-          <w:ilvl w:val="0"/>
-          <w:numId w:val="13"/>
-        </w:numPr>
-        <w:bidi w:val="0"/>
-      </w:pPr>
-      <w:r>
-        <w:t>Image resizing and normalization</w:t>
-      </w:r>
-    </w:p>
-    <w:p>
-      <w:pPr>
-        <w:numPr>
-          <w:ilvl w:val="0"/>
-          <w:numId w:val="13"/>
-        </w:numPr>
-        <w:bidi w:val="0"/>
-      </w:pPr>
-      <w:r>
-        <w:t xml:space="preserve">Batch </w:t>
-      </w:r>
-      <w:proofErr w:type="gramStart"/>
-      <w:r>
-        <w:t>size :</w:t>
-      </w:r>
-      <w:proofErr w:type="gramEnd"/>
-      <w:r>
-        <w:t xml:space="preserve"> </w:t>
-      </w:r>
-      <w:r>
-        <w:t>16</w:t>
-      </w:r>
-    </w:p>
-    <w:p>
-      <w:pPr>
-        <w:numPr>
-          <w:ilvl w:val="0"/>
-          <w:numId w:val="13"/>
-        </w:numPr>
-        <w:bidi w:val="0"/>
-      </w:pPr>
-      <w:r>
-        <w:rPr>
-          <w:b/>
-          <w:bCs/>
-        </w:rPr>
-        <w:t>Optimizer:</w:t>
-      </w:r>
-      <w:r>
-        <w:t xml:space="preserve"> Adam</w:t>
-      </w:r>
-    </w:p>
-    <w:p>
-      <w:pPr>
-        <w:numPr>
-          <w:ilvl w:val="0"/>
-          <w:numId w:val="13"/>
-        </w:numPr>
-        <w:bidi w:val="0"/>
-      </w:pPr>
-      <w:r>
-        <w:rPr>
-          <w:b/>
-          <w:bCs/>
-        </w:rPr>
-        <w:t>Loss:</w:t>
-      </w:r>
-      <w:r>
-        <w:t xml:space="preserve"> Binary cross-entropy</w:t>
-      </w:r>
-    </w:p>
-    <w:p>
-      <w:pPr>
-        <w:bidi w:val="0"/>
-      </w:pPr>
-      <w:r>
-        <w:t>This design ensures that differences in performance are caused only by the training data composition.</w:t>
-      </w:r>
-    </w:p>
-    <w:p>
-      <w:pPr>
-        <w:pStyle w:val="4"/>
-        <w:bidi w:val="0"/>
-        <w:rPr>
-          <w:b/>
-          <w:bCs/>
-          <w:i w:val="0"/>
-          <w:iCs w:val="0"/>
-          <w:color w:val="auto"/>
-        </w:rPr>
-      </w:pPr>
-      <w:r>
-        <w:rPr>
-          <w:b/>
-          <w:bCs/>
-          <w:i w:val="0"/>
-          <w:iCs w:val="0"/>
-          <w:color w:val="auto"/>
+        <w:t>increased visual diversity and stylistic variation. In addition, a real indoor laboratory dataset containing fall and non-fall scenarios is used as a realistic reference.</w:t>
+      </w:r>
+    </w:p>
+    <w:p>
+      <w:pPr>
+        <w:bidi w:val="0"/>
+        <w:rPr>
+          <w:b/>
+          <w:bCs/>
+        </w:rPr>
+      </w:pPr>
+      <w:r>
+        <w:rPr>
+          <w:b/>
+          <w:bCs/>
+        </w:rPr>
+        <w:t>LBFD-Net Fine-Tuning</w:t>
+      </w:r>
+    </w:p>
+    <w:p>
+      <w:pPr>
+        <w:bidi w:val="0"/>
+      </w:pPr>
+      <w:r>
+        <w:t>The base model for all experiments is LBFD-Net pretrained on the indoor dataset. This pretrained model serves as a common initialization point for all fine-tuning experiments to ensure a fair and controlled comparison. Fine-tuning is then performed separately on each synthetic dataset, as well as on a combined dataset containing all synthetic images. All fine-tuning processes are conducted independently while using the same training protocol and identical hyperparameters.</w:t>
+      </w:r>
+    </w:p>
+    <w:p>
+      <w:pPr>
+        <w:bidi w:val="0"/>
+        <w:rPr>
+          <w:b/>
+          <w:bCs/>
+        </w:rPr>
+      </w:pPr>
+      <w:r>
+        <w:rPr>
+          <w:b/>
+          <w:bCs/>
+        </w:rPr>
+        <w:t>Training Process</w:t>
+      </w:r>
+    </w:p>
+    <w:p>
+      <w:pPr>
+        <w:bidi w:val="0"/>
+      </w:pPr>
+      <w:r>
+        <w:t xml:space="preserve">Training is implemented using the </w:t>
+      </w:r>
+      <w:proofErr w:type="spellStart"/>
+      <w:r>
+        <w:t>PyTorch</w:t>
+      </w:r>
+      <w:proofErr w:type="spellEnd"/>
+      <w:r>
+        <w:t xml:space="preserve"> framework and optimized with the Binary Cross-Entropy with Logits loss function. The Adam optimizer is employed with a learning rate of 5×10</w:t>
+      </w:r>
+      <w:r>
+        <w:rPr>
+          <w:rFonts w:ascii="Cambria Math" w:hAnsi="Cambria Math" w:cs="Cambria Math"/>
+        </w:rPr>
+        <w:t>⁻</w:t>
+      </w:r>
+      <w:r>
+        <w:rPr>
+          <w:rFonts w:ascii="Aptos" w:hAnsi="Aptos" w:cs="Aptos"/>
+        </w:rPr>
+        <w:t>⁵</w:t>
+      </w:r>
+      <w:r>
+        <w:t xml:space="preserve"> and no weight decay, and a </w:t>
+      </w:r>
+      <w:proofErr w:type="spellStart"/>
+      <w:r>
+        <w:t>StepLR</w:t>
+      </w:r>
+      <w:proofErr w:type="spellEnd"/>
+      <w:r>
+        <w:t xml:space="preserve"> scheduler is used to reduce the learning rate every four epochs. The batch size is set to 16. Each training iteration consists of a forward pass, loss computation, backpropagation, and parameter updates, with the training loss averaged per epoch.</w:t>
+      </w:r>
+    </w:p>
+    <w:p>
+      <w:pPr>
+        <w:bidi w:val="0"/>
+        <w:rPr>
+          <w:b/>
+          <w:bCs/>
+        </w:rPr>
+      </w:pPr>
+      <w:r>
+        <w:rPr>
+          <w:b/>
+          <w:bCs/>
+        </w:rPr>
+        <w:t>Validation and Model Selection</w:t>
+      </w:r>
+    </w:p>
+    <w:p>
+      <w:pPr>
+        <w:bidi w:val="0"/>
+      </w:pPr>
+      <w:r>
+        <w:t>Validation is performed once per epoch and includes the computation of loss values and performance metrics such as accuracy, precision, recall, and F1-score. The final model is selected based on the lowest validation loss, and early stopping is applied to mitigate overfitting.</w:t>
+      </w:r>
+    </w:p>
+    <w:p>
+      <w:pPr>
+        <w:bidi w:val="0"/>
+        <w:rPr>
+          <w:b/>
+          <w:bCs/>
+        </w:rPr>
+      </w:pPr>
+      <w:r>
+        <w:rPr>
+          <w:b/>
+          <w:bCs/>
+        </w:rPr>
+        <w:t>Test Set Design</w:t>
+      </w:r>
+    </w:p>
+    <w:p>
+      <w:pPr>
+        <w:bidi w:val="0"/>
+      </w:pPr>
+      <w:r>
+        <w:t>Each model is evaluated using a dedicated test set that combines real indoor images not seen during training with synthetic images generated by the same generative model used for fine-tuning. For example, a model fine-tuned on Stable Diffusion is evaluated on a test set consisting of both indoor data and Stable Diffusion–generated images. This testing strategy enables precise assessment of the model’s performance on real data while also measuring its alignment with the corresponding synthetic domain.</w:t>
+      </w:r>
+    </w:p>
+    <w:p>
+      <w:pPr>
+        <w:bidi w:val="0"/>
+        <w:rPr>
+          <w:b/>
+          <w:bCs/>
+        </w:rPr>
+      </w:pPr>
+      <w:r>
+        <w:rPr>
+          <w:b/>
+          <w:bCs/>
         </w:rPr>
         <w:t>Evaluation Metrics</w:t>
       </w:r>
@@ -1929,167 +1880,8 @@
         <w:bidi w:val="0"/>
       </w:pPr>
       <w:r>
-        <w:t>Each LBFD-Net model was evaluated using several standard performance metrics:</w:t>
-      </w:r>
-    </w:p>
-    <w:p>
-      <w:pPr>
-        <w:bidi w:val="0"/>
-        <w:rPr>
-          <w:b/>
-          <w:bCs/>
-        </w:rPr>
-      </w:pPr>
-      <w:r>
-        <w:rPr>
-          <w:b/>
-          <w:bCs/>
-        </w:rPr>
-        <w:t>Classification Metrics</w:t>
-      </w:r>
-    </w:p>
-    <w:p>
-      <w:pPr>
-        <w:numPr>
-          <w:ilvl w:val="0"/>
-          <w:numId w:val="14"/>
-        </w:numPr>
-        <w:bidi w:val="0"/>
-      </w:pPr>
-      <w:r>
-        <w:rPr>
-          <w:b/>
-          <w:bCs/>
-        </w:rPr>
-        <w:t>Accuracy</w:t>
-      </w:r>
-      <w:r>
-        <w:t xml:space="preserve"> – overall correctness</w:t>
-      </w:r>
-    </w:p>
-    <w:p>
-      <w:pPr>
-        <w:numPr>
-          <w:ilvl w:val="0"/>
-          <w:numId w:val="14"/>
-        </w:numPr>
-        <w:bidi w:val="0"/>
-      </w:pPr>
-      <w:r>
-        <w:rPr>
-          <w:b/>
-          <w:bCs/>
-        </w:rPr>
-        <w:t>Precision</w:t>
-      </w:r>
-      <w:r>
-        <w:t xml:space="preserve"> – proportion of correctly identified falls</w:t>
-      </w:r>
-    </w:p>
-    <w:p>
-      <w:pPr>
-        <w:numPr>
-          <w:ilvl w:val="0"/>
-          <w:numId w:val="14"/>
-        </w:numPr>
-        <w:bidi w:val="0"/>
-      </w:pPr>
-      <w:r>
-        <w:rPr>
-          <w:b/>
-          <w:bCs/>
-        </w:rPr>
-        <w:t>F1-Score</w:t>
-      </w:r>
-      <w:r>
-        <w:t xml:space="preserve"> – harmonic balance between precision and recall</w:t>
-      </w:r>
-    </w:p>
-    <w:p>
-      <w:pPr>
-        <w:numPr>
-          <w:ilvl w:val="0"/>
-          <w:numId w:val="14"/>
-        </w:numPr>
-        <w:bidi w:val="0"/>
-      </w:pPr>
-      <w:r>
-        <w:rPr>
-          <w:b/>
-          <w:bCs/>
-        </w:rPr>
-        <w:t>Confusion Matrix</w:t>
-      </w:r>
-      <w:r>
-        <w:t xml:space="preserve"> – distribution of predictions across classes</w:t>
-      </w:r>
-    </w:p>
-    <w:p>
-      <w:pPr>
-        <w:bidi w:val="0"/>
-        <w:rPr>
-          <w:b/>
-          <w:bCs/>
-        </w:rPr>
-      </w:pPr>
-      <w:r>
-        <w:rPr>
-          <w:b/>
-          <w:bCs/>
-        </w:rPr>
-        <w:t>Curve-Based Evaluation</w:t>
-      </w:r>
-    </w:p>
-    <w:p>
-      <w:pPr>
-        <w:numPr>
-          <w:ilvl w:val="0"/>
-          <w:numId w:val="15"/>
-        </w:numPr>
-        <w:bidi w:val="0"/>
-      </w:pPr>
-      <w:r>
-        <w:rPr>
-          <w:b/>
-          <w:bCs/>
-        </w:rPr>
-        <w:t>ROC Curve</w:t>
-      </w:r>
-      <w:r>
-        <w:t xml:space="preserve"> – relationship between TPR and FPR</w:t>
-      </w:r>
-    </w:p>
-    <w:p>
-      <w:pPr>
-        <w:numPr>
-          <w:ilvl w:val="0"/>
-          <w:numId w:val="15"/>
-        </w:numPr>
-        <w:bidi w:val="0"/>
-      </w:pPr>
-      <w:r>
-        <w:rPr>
-          <w:b/>
-          <w:bCs/>
-        </w:rPr>
-        <w:t>AUC</w:t>
-      </w:r>
-      <w:r>
-        <w:t xml:space="preserve"> – threshold-independent performance indicator</w:t>
-      </w:r>
-    </w:p>
-    <w:p>
-      <w:pPr>
-        <w:bidi w:val="0"/>
-      </w:pPr>
-      <w:r>
-        <w:t>These metrics allow a comprehensive comparison between all three training strategies.</w:t>
-      </w:r>
-    </w:p>
-    <w:p>
-      <w:pPr>
-        <w:bidi w:val="0"/>
-      </w:pPr>
+        <w:t>Model performance is evaluated using classification metrics, including accuracy, precision, and F1-score, as well as curve-based analysis through the ROC curve and the AUC metric, which provides a threshold-independent measure of performance.</w:t>
+      </w:r>
     </w:p>
     <w:p>
       <w:pPr>
@@ -2606,16 +2398,10 @@
             <w:pPr>
               <w:bidi w:val="0"/>
               <w:jc w:val="center"/>
-              <w:rPr>
-                <w:b/>
-                <w:bCs/>
-              </w:rPr>
             </w:pPr>
             <w:r>
               <w:rPr>
                 <w:rFonts w:cs="Arial"/>
-                <w:b/>
-                <w:bCs/>
                 <w:color w:val="000000"/>
               </w:rPr>
               <w:t>0.39</w:t>
@@ -2631,10 +2417,6 @@
             <w:pPr>
               <w:bidi w:val="0"/>
               <w:jc w:val="center"/>
-              <w:rPr>
-                <w:b/>
-                <w:bCs/>
-              </w:rPr>
             </w:pPr>
             <w:r>
               <w:rPr>
@@ -2654,16 +2436,10 @@
             <w:pPr>
               <w:bidi w:val="0"/>
               <w:jc w:val="center"/>
-              <w:rPr>
-                <w:b/>
-                <w:bCs/>
-              </w:rPr>
             </w:pPr>
             <w:r>
               <w:rPr>
                 <w:rFonts w:cs="Arial"/>
-                <w:b/>
-                <w:bCs/>
                 <w:color w:val="000000"/>
               </w:rPr>
               <w:t>0.03</w:t>
@@ -2681,10 +2457,6 @@
               <w:jc w:val="center"/>
             </w:pPr>
             <w:r>
-              <w:rPr>
-                <w:b/>
-                <w:bCs/>
-              </w:rPr>
               <w:t>3.271</w:t>
             </w:r>
           </w:p>
@@ -2782,6 +2554,8 @@
               <w:jc w:val="center"/>
               <w:rPr>
                 <w:rFonts w:cs="Arial"/>
+                <w:b/>
+                <w:bCs/>
                 <w:color w:val="000000"/>
               </w:rPr>
             </w:pPr>
@@ -2832,8 +2606,16 @@
             <w:pPr>
               <w:bidi w:val="0"/>
               <w:jc w:val="center"/>
+              <w:rPr>
+                <w:b/>
+                <w:bCs/>
+              </w:rPr>
             </w:pPr>
             <w:r>
+              <w:rPr>
+                <w:b/>
+                <w:bCs/>
+              </w:rPr>
               <w:t>3.824</w:t>
             </w:r>
           </w:p>
@@ -2898,8 +2680,6 @@
             <w:r>
               <w:rPr>
                 <w:rFonts w:cs="Arial"/>
-                <w:b/>
-                <w:bCs/>
                 <w:color w:val="000000"/>
               </w:rPr>
               <w:t>0.37</w:t>
@@ -2970,10 +2750,6 @@
               <w:jc w:val="center"/>
             </w:pPr>
             <w:r>
-              <w:rPr>
-                <w:b/>
-                <w:bCs/>
-              </w:rPr>
               <w:t>15.504</w:t>
             </w:r>
           </w:p>
@@ -3023,8 +2799,6 @@
             <w:r>
               <w:rPr>
                 <w:rFonts w:cs="Arial"/>
-                <w:b/>
-                <w:bCs/>
                 <w:color w:val="000000"/>
               </w:rPr>
               <w:t>0.346</w:t>
@@ -3110,10 +2884,6 @@
               <w:jc w:val="center"/>
             </w:pPr>
             <w:r>
-              <w:rPr>
-                <w:b/>
-                <w:bCs/>
-              </w:rPr>
               <w:t>6.094</w:t>
             </w:r>
           </w:p>
@@ -3228,10 +2998,16 @@
             <w:pPr>
               <w:bidi w:val="0"/>
               <w:jc w:val="center"/>
+              <w:rPr>
+                <w:b/>
+                <w:bCs/>
+              </w:rPr>
             </w:pPr>
             <w:r>
               <w:rPr>
                 <w:rFonts w:cs="Arial"/>
+                <w:b/>
+                <w:bCs/>
                 <w:color w:val="000000"/>
               </w:rPr>
               <w:t>22.225</w:t>
@@ -3255,6 +3031,8 @@
             <w:r>
               <w:rPr>
                 <w:rFonts w:cs="Arial"/>
+                <w:b/>
+                <w:bCs/>
                 <w:color w:val="000000"/>
               </w:rPr>
               <w:t>5.778</w:t>
@@ -3324,7 +3102,7 @@
           <w14:ligatures w14:val="none"/>
         </w:rPr>
         <w:drawing>
-          <wp:anchor distT="0" distB="0" distL="114300" distR="114300" simplePos="0" relativeHeight="251640832" behindDoc="0" locked="0" layoutInCell="1" allowOverlap="1" wp14:anchorId="0A066F0F" wp14:editId="4E189B78">
+          <wp:anchor distT="0" distB="0" distL="114300" distR="114300" simplePos="0" relativeHeight="251636736" behindDoc="0" locked="0" layoutInCell="1" allowOverlap="1" wp14:anchorId="0A066F0F" wp14:editId="301C5B90">
             <wp:simplePos x="0" y="0"/>
             <wp:positionH relativeFrom="column">
               <wp:posOffset>1196340</wp:posOffset>
@@ -3467,7 +3245,7 @@
           <w14:ligatures w14:val="none"/>
         </w:rPr>
         <w:drawing>
-          <wp:anchor distT="0" distB="0" distL="114300" distR="114300" simplePos="0" relativeHeight="251672576" behindDoc="0" locked="0" layoutInCell="1" allowOverlap="1" wp14:anchorId="1D58B8DC" wp14:editId="3B984465">
+          <wp:anchor distT="0" distB="0" distL="114300" distR="114300" simplePos="0" relativeHeight="251668480" behindDoc="0" locked="0" layoutInCell="1" allowOverlap="1" wp14:anchorId="1D58B8DC" wp14:editId="653F1C75">
             <wp:simplePos x="0" y="0"/>
             <wp:positionH relativeFrom="page">
               <wp:posOffset>1311910</wp:posOffset>
@@ -3544,7 +3322,7 @@
           <w:noProof/>
         </w:rPr>
         <w:drawing>
-          <wp:anchor distT="0" distB="0" distL="114300" distR="114300" simplePos="0" relativeHeight="251660288" behindDoc="0" locked="0" layoutInCell="1" allowOverlap="1" wp14:anchorId="06960A91" wp14:editId="65D58711">
+          <wp:anchor distT="0" distB="0" distL="114300" distR="114300" simplePos="0" relativeHeight="251656192" behindDoc="0" locked="0" layoutInCell="1" allowOverlap="1" wp14:anchorId="06960A91" wp14:editId="4AF17FC6">
             <wp:simplePos x="0" y="0"/>
             <wp:positionH relativeFrom="column">
               <wp:posOffset>-99060</wp:posOffset>
@@ -3652,36 +3430,53 @@
         <w:t xml:space="preserve">, </w:t>
       </w:r>
       <w:r>
-        <w:t>first physics-aware consistency metrics (Depth, Shading, Normals), followed by NIQE, then BRISQUE, and finally MA Score</w:t>
-      </w:r>
-      <w:r>
-        <w:t xml:space="preserve">, </w:t>
-      </w:r>
-      <w:r>
-        <w:rPr>
-          <w:b/>
-          <w:bCs/>
-        </w:rPr>
-        <w:t>Nano Banana</w:t>
-      </w:r>
-      <w:r>
-        <w:t xml:space="preserve"> was selected as the preferred model. The model demonstrates well-balanced physical consistency, with Depth and Shading values that fall comfortably within the defined realism ranges. Notably, it achieves the highest shading consistency among all evaluated models, indicating coherent lighting and shadow behavior, while its normals consistency lies close to the desired upper bound, reflecting stable geometric structure.</w:t>
-      </w:r>
-    </w:p>
-    <w:p>
-      <w:pPr>
-        <w:bidi w:val="0"/>
-      </w:pPr>
-      <w:r>
-        <w:t>In addition, Nano Banana attains the lowest NIQE value and is the only model that meets the commonly accepted threshold for high-quality images, indicating superior visual naturalness. Although its BRISQUE score is slightly above the ideal threshold, this metric is ranked lower in the evaluation hierarchy and therefore does not significantly affect the overall conclusion. The MA Score is comparable to those of the other models, suggesting similar perceived visual aesthetics.</w:t>
-      </w:r>
-    </w:p>
-    <w:p>
-      <w:pPr>
-        <w:bidi w:val="0"/>
-      </w:pPr>
-      <w:r>
-        <w:t>Consequently, given its consistent performance across the most critical metrics, Nano Banana provides the best trade-off between physical realism and visual quality. It was therefore selected as the most suitable model for subsequent stages of the study.</w:t>
+        <w:t xml:space="preserve">first physics-aware consistency metrics (Depth, Shading, and Surface Normals), followed by NIQE, then BRISQUE, and finally MA </w:t>
+      </w:r>
+      <w:proofErr w:type="gramStart"/>
+      <w:r>
+        <w:t>Score</w:t>
+      </w:r>
+      <w:r>
+        <w:t xml:space="preserve"> ,</w:t>
+      </w:r>
+      <w:proofErr w:type="gramEnd"/>
+      <w:r>
+        <w:t xml:space="preserve"> </w:t>
+      </w:r>
+      <w:r>
+        <w:t>Nano Banana was identified as the top-performing generative model. The model demonstrates well-balanced physical consistency, with Depth and Shading values falling comfortably within the defined realism ranges. Notably, it achieves the highest shading consistency among all evaluated models, indicating coherent lighting and shadow behavior, while its surface normals consistency is close to the desired upper bound, reflecting stable geometric structure.</w:t>
+      </w:r>
+    </w:p>
+    <w:p>
+      <w:pPr>
+        <w:bidi w:val="0"/>
+      </w:pPr>
+      <w:r>
+        <w:t xml:space="preserve">In addition, Nano Banana attains the lowest NIQE score and is the only model that meets the commonly accepted threshold for high-quality images, indicating superior visual naturalness. Although its BRISQUE score is slightly above the ideal threshold, this metric is </w:t>
+      </w:r>
+      <w:proofErr w:type="gramStart"/>
+      <w:r>
+        <w:t>assigned</w:t>
+      </w:r>
+      <w:proofErr w:type="gramEnd"/>
+      <w:r>
+        <w:t xml:space="preserve"> lower priority in the evaluation hierarchy and therefore does not significantly impact the overall assessment. The MA Score is comparable to those of the other evaluated models, suggesting similar perceived visual aesthetics.</w:t>
+      </w:r>
+    </w:p>
+    <w:p>
+      <w:pPr>
+        <w:bidi w:val="0"/>
+      </w:pPr>
+      <w:r>
+        <w:t>However, despite its strong overall performance, the use of Nano Banana is associated with higher computational and financial costs. Due to budget constraints, a practical trade-off was required for subsequent stages of the study. Stable Diffusion, which demonstrated competitive performance across both physical consistency and perceptual quality metrics, was therefore selected as an alternative generative model. While slightly inferior to Nano Banana in certain high-priority metrics, Stable Diffusion still provides a reliable balance between realism and resource efficiency.</w:t>
+      </w:r>
+    </w:p>
+    <w:p>
+      <w:pPr>
+        <w:bidi w:val="0"/>
+      </w:pPr>
+      <w:r>
+        <w:t>Consequently, Nano Banana is identified as the best-performing model from a purely qualitative perspective, whereas Stable Diffusion was adopted for downstream experiments as a cost-effective and sufficiently robust solution, enabling large-scale synthetic data generation within the constraints of the study.</w:t>
       </w:r>
     </w:p>
     <w:p>
@@ -3714,73 +3509,6 @@
     </w:p>
     <w:p>
       <w:pPr>
-        <w:bidi w:val="0"/>
-      </w:pPr>
-      <w:r>
-        <w:t>In this stage, generative Image-to-Image (img2img) models were evaluated with the goal of producing realistic images of falls in public spaces while preserving the structure of the original scene using reference images. The models were required to insert a fall scenario into an existing scene while maintaining background characteristics, lighting conditions, and spatial structure.</w:t>
-      </w:r>
-    </w:p>
-    <w:p>
-      <w:pPr>
-        <w:bidi w:val="0"/>
-      </w:pPr>
-      <w:r>
-        <w:t>The evaluated models were: Stable Diffusion v1.5, Stable Diffusion XL + VAE, Masked Stable Diffusion XL, and ChatGPT-5. Additionally, the Nano Banana model was included for comparison. Each model generated 10 different images, with each synthetic image based on a unique reference image.</w:t>
-      </w:r>
-    </w:p>
-    <w:p>
-      <w:pPr>
-        <w:bidi w:val="0"/>
-      </w:pPr>
-      <w:r>
-        <w:t>Image quality was assessed using both physics-aware consistency metrics</w:t>
-      </w:r>
-      <w:r>
-        <w:t xml:space="preserve">, </w:t>
-      </w:r>
-      <w:r>
-        <w:t xml:space="preserve">Depth Consistency, Shading </w:t>
-      </w:r>
-      <w:r>
-        <w:t>Consistency,</w:t>
-      </w:r>
-      <w:r>
-        <w:t xml:space="preserve"> Surface Normals Consistency</w:t>
-      </w:r>
-      <w:r>
-        <w:t xml:space="preserve"> </w:t>
-      </w:r>
-      <w:r>
-        <w:t>and the no-reference visual quality metric NIQE. Depth Consistency evaluates the preservation of spatial structure, Shading Consistency assesses coherent illumination and shadow behavior, and Normals Consistency measures the stability of surface geometry. Lower NIQE values indicate higher visual naturalness and overall image quality.</w:t>
-      </w:r>
-    </w:p>
-    <w:p>
-      <w:pPr>
-        <w:bidi w:val="0"/>
-      </w:pPr>
-    </w:p>
-    <w:p>
-      <w:pPr>
-        <w:bidi w:val="0"/>
-      </w:pPr>
-    </w:p>
-    <w:p>
-      <w:pPr>
-        <w:bidi w:val="0"/>
-      </w:pPr>
-    </w:p>
-    <w:p>
-      <w:pPr>
-        <w:bidi w:val="0"/>
-      </w:pPr>
-    </w:p>
-    <w:p>
-      <w:pPr>
-        <w:bidi w:val="0"/>
-      </w:pPr>
-    </w:p>
-    <w:p>
-      <w:pPr>
         <w:pStyle w:val="4"/>
         <w:bidi w:val="0"/>
         <w:rPr>
@@ -3799,7 +3527,6 @@
           <w:iCs w:val="0"/>
           <w:color w:val="auto"/>
         </w:rPr>
-        <w:lastRenderedPageBreak/>
         <w:t>Quantitative Results</w:t>
       </w:r>
     </w:p>
@@ -3957,8 +3684,6 @@
             <w:r>
               <w:rPr>
                 <w:rFonts w:cs="Arial"/>
-                <w:b/>
-                <w:bCs/>
                 <w:color w:val="000000"/>
               </w:rPr>
               <w:t>0.31</w:t>
@@ -3978,8 +3703,6 @@
             <w:r>
               <w:rPr>
                 <w:rFonts w:cs="Arial"/>
-                <w:b/>
-                <w:bCs/>
                 <w:color w:val="000000"/>
               </w:rPr>
               <w:t>0.479</w:t>
@@ -4018,8 +3741,6 @@
             <w:r>
               <w:rPr>
                 <w:rFonts w:cs="Arial"/>
-                <w:b/>
-                <w:bCs/>
                 <w:color w:val="000000"/>
               </w:rPr>
               <w:t>2.372</w:t>
@@ -4077,8 +3798,6 @@
             <w:r>
               <w:rPr>
                 <w:rFonts w:cs="Arial"/>
-                <w:b/>
-                <w:bCs/>
                 <w:color w:val="000000"/>
               </w:rPr>
               <w:t>0.31</w:t>
@@ -4098,8 +3817,6 @@
             <w:r>
               <w:rPr>
                 <w:rFonts w:cs="Arial"/>
-                <w:b/>
-                <w:bCs/>
                 <w:color w:val="000000"/>
               </w:rPr>
               <w:t>0.51</w:t>
@@ -4119,8 +3836,6 @@
             <w:r>
               <w:rPr>
                 <w:rFonts w:cs="Arial"/>
-                <w:b/>
-                <w:bCs/>
                 <w:color w:val="000000"/>
               </w:rPr>
               <w:t>0.033</w:t>
@@ -4176,8 +3891,6 @@
             <w:r>
               <w:rPr>
                 <w:rFonts w:cs="Arial"/>
-                <w:b/>
-                <w:bCs/>
                 <w:color w:val="000000"/>
               </w:rPr>
               <w:t>0.31</w:t>
@@ -4197,8 +3910,6 @@
             <w:r>
               <w:rPr>
                 <w:rFonts w:cs="Arial"/>
-                <w:b/>
-                <w:bCs/>
                 <w:color w:val="000000"/>
               </w:rPr>
               <w:t>0.51</w:t>
@@ -4218,8 +3929,6 @@
             <w:r>
               <w:rPr>
                 <w:rFonts w:cs="Arial"/>
-                <w:b/>
-                <w:bCs/>
                 <w:color w:val="000000"/>
               </w:rPr>
               <w:t>0.033</w:t>
@@ -4353,11 +4062,14 @@
             <w:pPr>
               <w:bidi w:val="0"/>
               <w:jc w:val="center"/>
+              <w:rPr>
+                <w:color w:val="EE0000"/>
+              </w:rPr>
             </w:pPr>
             <w:r>
               <w:rPr>
                 <w:rFonts w:cs="Arial"/>
-                <w:color w:val="000000"/>
+                <w:color w:val="EE0000"/>
               </w:rPr>
               <w:t>Nano Banana</w:t>
             </w:r>
@@ -4448,6 +4160,485 @@
           </w:p>
         </w:tc>
       </w:tr>
+    </w:tbl>
+    <w:p>
+      <w:pPr>
+        <w:bidi w:val="0"/>
+        <w:rPr>
+          <w:sz w:val="18"/>
+          <w:szCs w:val="18"/>
+        </w:rPr>
+      </w:pPr>
+      <w:r>
+        <w:rPr>
+          <w:sz w:val="18"/>
+          <w:szCs w:val="18"/>
+        </w:rPr>
+        <w:t>Table 2</w:t>
+      </w:r>
+    </w:p>
+    <w:p>
+      <w:pPr>
+        <w:bidi w:val="0"/>
+      </w:pPr>
+    </w:p>
+    <w:p>
+      <w:pPr>
+        <w:pStyle w:val="4"/>
+        <w:bidi w:val="0"/>
+        <w:rPr>
+          <w:b/>
+          <w:bCs/>
+          <w:i w:val="0"/>
+          <w:iCs w:val="0"/>
+          <w:color w:val="auto"/>
+        </w:rPr>
+      </w:pPr>
+      <w:r>
+        <w:rPr>
+          <w:b/>
+          <w:bCs/>
+          <w:i w:val="0"/>
+          <w:iCs w:val="0"/>
+          <w:color w:val="auto"/>
+        </w:rPr>
+        <w:lastRenderedPageBreak/>
+        <w:t>Visual Results</w:t>
+      </w:r>
+    </w:p>
+    <w:p>
+      <w:pPr>
+        <w:bidi w:val="0"/>
+      </w:pPr>
+      <w:r>
+        <w:rPr>
+          <w:noProof/>
+        </w:rPr>
+        <w:drawing>
+          <wp:inline distT="0" distB="0" distL="0" distR="0" wp14:anchorId="7DAF1F21" wp14:editId="63D1339B">
+            <wp:extent cx="5274310" cy="2066290"/>
+            <wp:effectExtent l="0" t="0" r="2540" b="0"/>
+            <wp:docPr id="771509713" name="תמונה 6" descr="תמונה שמכילה טקסט, צילום מסך, אנשים, בחוץ&#10;&#10;תוכן בינה מלאכותית גנרטיבית עשוי להיות שגוי."/>
+            <wp:cNvGraphicFramePr>
+              <a:graphicFrameLocks xmlns:a="http://schemas.openxmlformats.org/drawingml/2006/main" noChangeAspect="1"/>
+            </wp:cNvGraphicFramePr>
+            <a:graphic xmlns:a="http://schemas.openxmlformats.org/drawingml/2006/main">
+              <a:graphicData uri="http://schemas.openxmlformats.org/drawingml/2006/picture">
+                <pic:pic xmlns:pic="http://schemas.openxmlformats.org/drawingml/2006/picture">
+                  <pic:nvPicPr>
+                    <pic:cNvPr id="771509713" name="תמונה 6" descr="תמונה שמכילה טקסט, צילום מסך, אנשים, בחוץ&#10;&#10;תוכן בינה מלאכותית גנרטיבית עשוי להיות שגוי."/>
+                    <pic:cNvPicPr>
+                      <a:picLocks noChangeAspect="1" noChangeArrowheads="1"/>
+                    </pic:cNvPicPr>
+                  </pic:nvPicPr>
+                  <pic:blipFill>
+                    <a:blip r:embed="rId14" cstate="print">
+                      <a:extLst>
+                        <a:ext uri="{28A0092B-C50C-407E-A947-70E740481C1C}">
+                          <a14:useLocalDpi xmlns:a14="http://schemas.microsoft.com/office/drawing/2010/main" val="0"/>
+                        </a:ext>
+                      </a:extLst>
+                    </a:blip>
+                    <a:srcRect/>
+                    <a:stretch>
+                      <a:fillRect/>
+                    </a:stretch>
+                  </pic:blipFill>
+                  <pic:spPr bwMode="auto">
+                    <a:xfrm>
+                      <a:off x="0" y="0"/>
+                      <a:ext cx="5274310" cy="2066290"/>
+                    </a:xfrm>
+                    <a:prstGeom prst="rect">
+                      <a:avLst/>
+                    </a:prstGeom>
+                    <a:noFill/>
+                    <a:ln>
+                      <a:noFill/>
+                    </a:ln>
+                  </pic:spPr>
+                </pic:pic>
+              </a:graphicData>
+            </a:graphic>
+          </wp:inline>
+        </w:drawing>
+      </w:r>
+    </w:p>
+    <w:p>
+      <w:pPr>
+        <w:bidi w:val="0"/>
+      </w:pPr>
+      <w:r>
+        <w:rPr>
+          <w:noProof/>
+        </w:rPr>
+        <w:drawing>
+          <wp:anchor distT="0" distB="0" distL="114300" distR="114300" simplePos="0" relativeHeight="251666432" behindDoc="0" locked="0" layoutInCell="1" allowOverlap="1" wp14:anchorId="1E120B71" wp14:editId="2DBFAE51">
+            <wp:simplePos x="0" y="0"/>
+            <wp:positionH relativeFrom="margin">
+              <wp:align>center</wp:align>
+            </wp:positionH>
+            <wp:positionV relativeFrom="paragraph">
+              <wp:posOffset>67945</wp:posOffset>
+            </wp:positionV>
+            <wp:extent cx="4337050" cy="1760855"/>
+            <wp:effectExtent l="0" t="0" r="6350" b="0"/>
+            <wp:wrapSquare wrapText="bothSides"/>
+            <wp:docPr id="1286027090" name="תמונה 4"/>
+            <wp:cNvGraphicFramePr>
+              <a:graphicFrameLocks xmlns:a="http://schemas.openxmlformats.org/drawingml/2006/main" noChangeAspect="1"/>
+            </wp:cNvGraphicFramePr>
+            <a:graphic xmlns:a="http://schemas.openxmlformats.org/drawingml/2006/main">
+              <a:graphicData uri="http://schemas.openxmlformats.org/drawingml/2006/picture">
+                <pic:pic xmlns:pic="http://schemas.openxmlformats.org/drawingml/2006/picture">
+                  <pic:nvPicPr>
+                    <pic:cNvPr id="0" name="Picture 13"/>
+                    <pic:cNvPicPr>
+                      <a:picLocks noChangeAspect="1" noChangeArrowheads="1"/>
+                    </pic:cNvPicPr>
+                  </pic:nvPicPr>
+                  <pic:blipFill>
+                    <a:blip r:embed="rId15" cstate="print">
+                      <a:extLst>
+                        <a:ext uri="{28A0092B-C50C-407E-A947-70E740481C1C}">
+                          <a14:useLocalDpi xmlns:a14="http://schemas.microsoft.com/office/drawing/2010/main" val="0"/>
+                        </a:ext>
+                      </a:extLst>
+                    </a:blip>
+                    <a:srcRect/>
+                    <a:stretch>
+                      <a:fillRect/>
+                    </a:stretch>
+                  </pic:blipFill>
+                  <pic:spPr bwMode="auto">
+                    <a:xfrm>
+                      <a:off x="0" y="0"/>
+                      <a:ext cx="4337050" cy="1760855"/>
+                    </a:xfrm>
+                    <a:prstGeom prst="rect">
+                      <a:avLst/>
+                    </a:prstGeom>
+                    <a:noFill/>
+                    <a:ln>
+                      <a:noFill/>
+                    </a:ln>
+                  </pic:spPr>
+                </pic:pic>
+              </a:graphicData>
+            </a:graphic>
+            <wp14:sizeRelH relativeFrom="margin">
+              <wp14:pctWidth>0</wp14:pctWidth>
+            </wp14:sizeRelH>
+            <wp14:sizeRelV relativeFrom="margin">
+              <wp14:pctHeight>0</wp14:pctHeight>
+            </wp14:sizeRelV>
+          </wp:anchor>
+        </w:drawing>
+      </w:r>
+    </w:p>
+    <w:p>
+      <w:pPr>
+        <w:bidi w:val="0"/>
+      </w:pPr>
+    </w:p>
+    <w:p>
+      <w:pPr>
+        <w:bidi w:val="0"/>
+      </w:pPr>
+    </w:p>
+    <w:p>
+      <w:pPr>
+        <w:bidi w:val="0"/>
+      </w:pPr>
+    </w:p>
+    <w:p>
+      <w:pPr>
+        <w:bidi w:val="0"/>
+      </w:pPr>
+    </w:p>
+    <w:p>
+      <w:pPr>
+        <w:bidi w:val="0"/>
+      </w:pPr>
+    </w:p>
+    <w:p>
+      <w:pPr>
+        <w:bidi w:val="0"/>
+      </w:pPr>
+    </w:p>
+    <w:p>
+      <w:pPr>
+        <w:bidi w:val="0"/>
+      </w:pPr>
+    </w:p>
+    <w:p>
+      <w:pPr>
+        <w:pStyle w:val="4"/>
+        <w:bidi w:val="0"/>
+        <w:rPr>
+          <w:b/>
+          <w:bCs/>
+          <w:i w:val="0"/>
+          <w:iCs w:val="0"/>
+          <w:color w:val="auto"/>
+        </w:rPr>
+      </w:pPr>
+      <w:r>
+        <w:rPr>
+          <w:b/>
+          <w:bCs/>
+          <w:i w:val="0"/>
+          <w:iCs w:val="0"/>
+          <w:color w:val="auto"/>
+        </w:rPr>
+        <w:t>Results Analysis</w:t>
+      </w:r>
+    </w:p>
+    <w:p>
+      <w:pPr>
+        <w:bidi w:val="0"/>
+      </w:pPr>
+      <w:r>
+        <w:t xml:space="preserve">Based on the physics-aware consistency metrics and NIQE, </w:t>
+      </w:r>
+      <w:r>
+        <w:rPr>
+          <w:b/>
+          <w:bCs/>
+        </w:rPr>
+        <w:t>Nano Banana</w:t>
+      </w:r>
+      <w:r>
+        <w:t xml:space="preserve"> demonstrates the most balanced and superior performance among the evaluated models. Its Depth and Shading values fall within the realistic range, indicating good preservation of spatial structure and coherent lighting and shadow behavior, while its </w:t>
+      </w:r>
+      <w:r>
+        <w:t xml:space="preserve">Surface </w:t>
+      </w:r>
+      <w:r>
+        <w:t>Normals value is close to the desired upper bound, reflecting stable geometry without excessive noise. In contrast, Stable Diffusion v1.5 shows excessively high Normals, ChatGPT-5 exhibits increased Depth and less consistent shading, and Stable Diffusion XL + VAE and Masked SDXL have high NIQE values, indicating lower visual naturalness. The low NIQE value of Nano Banana (2.536) reflects high visual naturalness, combining physical realism and visual quality, making it the preferred choice for generating realistic synthetic images of falls in public spaces.</w:t>
+      </w:r>
+    </w:p>
+    <w:p>
+      <w:pPr>
+        <w:bidi w:val="0"/>
+      </w:pPr>
+    </w:p>
+    <w:p>
+      <w:pPr>
+        <w:bidi w:val="0"/>
+      </w:pPr>
+    </w:p>
+    <w:p>
+      <w:pPr>
+        <w:bidi w:val="0"/>
+      </w:pPr>
+    </w:p>
+    <w:p>
+      <w:pPr>
+        <w:bidi w:val="0"/>
+      </w:pPr>
+    </w:p>
+    <w:p>
+      <w:pPr>
+        <w:bidi w:val="0"/>
+      </w:pPr>
+    </w:p>
+    <w:p>
+      <w:pPr>
+        <w:bidi w:val="0"/>
+      </w:pPr>
+    </w:p>
+    <w:p>
+      <w:pPr>
+        <w:bidi w:val="0"/>
+      </w:pPr>
+    </w:p>
+    <w:p>
+      <w:pPr>
+        <w:pStyle w:val="4"/>
+        <w:bidi w:val="0"/>
+        <w:rPr>
+          <w:b/>
+          <w:bCs/>
+          <w:i w:val="0"/>
+          <w:iCs w:val="0"/>
+          <w:color w:val="auto"/>
+        </w:rPr>
+      </w:pPr>
+      <w:r>
+        <w:rPr>
+          <w:b/>
+          <w:bCs/>
+          <w:i w:val="0"/>
+          <w:iCs w:val="0"/>
+          <w:color w:val="auto"/>
+        </w:rPr>
+        <w:t xml:space="preserve">Results – Stage 1: Evaluation of </w:t>
+      </w:r>
+      <w:r>
+        <w:rPr>
+          <w:b/>
+          <w:bCs/>
+          <w:i w:val="0"/>
+          <w:iCs w:val="0"/>
+          <w:color w:val="auto"/>
+        </w:rPr>
+        <w:t>Inpainting</w:t>
+      </w:r>
+      <w:r>
+        <w:rPr>
+          <w:b/>
+          <w:bCs/>
+          <w:i w:val="0"/>
+          <w:iCs w:val="0"/>
+          <w:color w:val="auto"/>
+        </w:rPr>
+        <w:t xml:space="preserve"> Model</w:t>
+      </w:r>
+    </w:p>
+    <w:p>
+      <w:pPr>
+        <w:pStyle w:val="4"/>
+        <w:bidi w:val="0"/>
+        <w:rPr>
+          <w:b/>
+          <w:bCs/>
+          <w:i w:val="0"/>
+          <w:iCs w:val="0"/>
+          <w:color w:val="auto"/>
+        </w:rPr>
+      </w:pPr>
+      <w:r>
+        <w:rPr>
+          <w:b/>
+          <w:bCs/>
+          <w:i w:val="0"/>
+          <w:iCs w:val="0"/>
+          <w:color w:val="auto"/>
+        </w:rPr>
+        <w:t>Quantitative Results</w:t>
+      </w:r>
+    </w:p>
+    <w:tbl>
+      <w:tblPr>
+        <w:tblStyle w:val="af3"/>
+        <w:tblW w:w="0" w:type="auto"/>
+        <w:tblLook w:val="04A0" w:firstRow="1" w:lastRow="0" w:firstColumn="1" w:lastColumn="0" w:noHBand="0" w:noVBand="1"/>
+      </w:tblPr>
+      <w:tblGrid>
+        <w:gridCol w:w="1659"/>
+        <w:gridCol w:w="1659"/>
+        <w:gridCol w:w="1659"/>
+        <w:gridCol w:w="1659"/>
+        <w:gridCol w:w="1660"/>
+      </w:tblGrid>
+      <w:tr>
+        <w:tc>
+          <w:tcPr>
+            <w:tcW w:w="1659" w:type="dxa"/>
+            <w:vAlign w:val="center"/>
+          </w:tcPr>
+          <w:p>
+            <w:pPr>
+              <w:bidi w:val="0"/>
+              <w:jc w:val="center"/>
+            </w:pPr>
+            <w:r>
+              <w:rPr>
+                <w:rFonts w:cs="Arial"/>
+                <w:b/>
+                <w:bCs/>
+                <w:color w:val="000000"/>
+              </w:rPr>
+              <w:t>Models</w:t>
+            </w:r>
+          </w:p>
+        </w:tc>
+        <w:tc>
+          <w:tcPr>
+            <w:tcW w:w="1659" w:type="dxa"/>
+            <w:vAlign w:val="center"/>
+          </w:tcPr>
+          <w:p>
+            <w:pPr>
+              <w:bidi w:val="0"/>
+              <w:jc w:val="center"/>
+            </w:pPr>
+            <w:r>
+              <w:rPr>
+                <w:rFonts w:cs="Arial"/>
+                <w:b/>
+                <w:bCs/>
+                <w:color w:val="000000"/>
+              </w:rPr>
+              <w:t>Depth C.</w:t>
+            </w:r>
+          </w:p>
+        </w:tc>
+        <w:tc>
+          <w:tcPr>
+            <w:tcW w:w="1659" w:type="dxa"/>
+            <w:vAlign w:val="center"/>
+          </w:tcPr>
+          <w:p>
+            <w:pPr>
+              <w:bidi w:val="0"/>
+              <w:jc w:val="center"/>
+            </w:pPr>
+            <w:r>
+              <w:rPr>
+                <w:rFonts w:cs="Arial"/>
+                <w:b/>
+                <w:bCs/>
+                <w:color w:val="000000"/>
+              </w:rPr>
+              <w:t>Shading C.</w:t>
+            </w:r>
+          </w:p>
+        </w:tc>
+        <w:tc>
+          <w:tcPr>
+            <w:tcW w:w="1659" w:type="dxa"/>
+            <w:vAlign w:val="center"/>
+          </w:tcPr>
+          <w:p>
+            <w:pPr>
+              <w:bidi w:val="0"/>
+              <w:jc w:val="center"/>
+            </w:pPr>
+            <w:r>
+              <w:rPr>
+                <w:rFonts w:cs="Arial"/>
+                <w:b/>
+                <w:bCs/>
+                <w:color w:val="000000"/>
+              </w:rPr>
+              <w:t>Normals C.</w:t>
+            </w:r>
+          </w:p>
+        </w:tc>
+        <w:tc>
+          <w:tcPr>
+            <w:tcW w:w="1660" w:type="dxa"/>
+            <w:vAlign w:val="center"/>
+          </w:tcPr>
+          <w:p>
+            <w:pPr>
+              <w:bidi w:val="0"/>
+              <w:jc w:val="center"/>
+            </w:pPr>
+            <w:r>
+              <w:rPr>
+                <w:rFonts w:cs="Arial"/>
+                <w:b/>
+                <w:bCs/>
+                <w:color w:val="000000"/>
+              </w:rPr>
+              <w:t>↓NIQE</w:t>
+            </w:r>
+          </w:p>
+        </w:tc>
+      </w:tr>
       <w:tr>
         <w:tc>
           <w:tcPr>
@@ -4462,11 +4653,16 @@
                 <w:color w:val="000000"/>
               </w:rPr>
             </w:pPr>
-            <w:proofErr w:type="spellStart"/>
             <w:r>
               <w:t>inpaint</w:t>
             </w:r>
-            <w:proofErr w:type="spellEnd"/>
+            <w:r>
+              <w:rPr>
+                <w:rFonts w:cs="Arial"/>
+                <w:color w:val="000000"/>
+              </w:rPr>
+              <w:t>ing</w:t>
+            </w:r>
           </w:p>
         </w:tc>
         <w:tc>
@@ -4557,6 +4753,10 @@
               </w:rPr>
             </w:pPr>
             <w:r>
+              <w:rPr>
+                <w:b/>
+                <w:bCs/>
+              </w:rPr>
               <w:t>3.158</w:t>
             </w:r>
           </w:p>
@@ -4576,13 +4776,15 @@
           <w:sz w:val="18"/>
           <w:szCs w:val="18"/>
         </w:rPr>
-        <w:t>Table 2</w:t>
-      </w:r>
-    </w:p>
-    <w:p>
-      <w:pPr>
-        <w:bidi w:val="0"/>
-      </w:pPr>
+        <w:t xml:space="preserve">Table </w:t>
+      </w:r>
+      <w:r>
+        <w:rPr>
+          <w:sz w:val="18"/>
+          <w:szCs w:val="18"/>
+        </w:rPr>
+        <w:t>3</w:t>
+      </w:r>
     </w:p>
     <w:p>
       <w:pPr>
@@ -4616,71 +4818,13 @@
           <w:noProof/>
         </w:rPr>
         <w:drawing>
-          <wp:inline distT="0" distB="0" distL="0" distR="0" wp14:anchorId="7DAF1F21" wp14:editId="63D1339B">
-            <wp:extent cx="5274310" cy="2066290"/>
-            <wp:effectExtent l="0" t="0" r="2540" b="0"/>
-            <wp:docPr id="771509713" name="תמונה 6" descr="תמונה שמכילה טקסט, צילום מסך, אנשים, בחוץ&#10;&#10;תוכן בינה מלאכותית גנרטיבית עשוי להיות שגוי."/>
-            <wp:cNvGraphicFramePr>
-              <a:graphicFrameLocks xmlns:a="http://schemas.openxmlformats.org/drawingml/2006/main" noChangeAspect="1"/>
-            </wp:cNvGraphicFramePr>
-            <a:graphic xmlns:a="http://schemas.openxmlformats.org/drawingml/2006/main">
-              <a:graphicData uri="http://schemas.openxmlformats.org/drawingml/2006/picture">
-                <pic:pic xmlns:pic="http://schemas.openxmlformats.org/drawingml/2006/picture">
-                  <pic:nvPicPr>
-                    <pic:cNvPr id="771509713" name="תמונה 6" descr="תמונה שמכילה טקסט, צילום מסך, אנשים, בחוץ&#10;&#10;תוכן בינה מלאכותית גנרטיבית עשוי להיות שגוי."/>
-                    <pic:cNvPicPr>
-                      <a:picLocks noChangeAspect="1" noChangeArrowheads="1"/>
-                    </pic:cNvPicPr>
-                  </pic:nvPicPr>
-                  <pic:blipFill>
-                    <a:blip r:embed="rId14" cstate="print">
-                      <a:extLst>
-                        <a:ext uri="{28A0092B-C50C-407E-A947-70E740481C1C}">
-                          <a14:useLocalDpi xmlns:a14="http://schemas.microsoft.com/office/drawing/2010/main" val="0"/>
-                        </a:ext>
-                      </a:extLst>
-                    </a:blip>
-                    <a:srcRect/>
-                    <a:stretch>
-                      <a:fillRect/>
-                    </a:stretch>
-                  </pic:blipFill>
-                  <pic:spPr bwMode="auto">
-                    <a:xfrm>
-                      <a:off x="0" y="0"/>
-                      <a:ext cx="5274310" cy="2066290"/>
-                    </a:xfrm>
-                    <a:prstGeom prst="rect">
-                      <a:avLst/>
-                    </a:prstGeom>
-                    <a:noFill/>
-                    <a:ln>
-                      <a:noFill/>
-                    </a:ln>
-                  </pic:spPr>
-                </pic:pic>
-              </a:graphicData>
-            </a:graphic>
-          </wp:inline>
-        </w:drawing>
-      </w:r>
-    </w:p>
-    <w:p>
-      <w:pPr>
-        <w:bidi w:val="0"/>
-      </w:pPr>
-      <w:r>
-        <w:rPr>
-          <w:noProof/>
-        </w:rPr>
-        <w:drawing>
-          <wp:anchor distT="0" distB="0" distL="114300" distR="114300" simplePos="0" relativeHeight="251671552" behindDoc="0" locked="0" layoutInCell="1" allowOverlap="1" wp14:anchorId="5D0259C8" wp14:editId="06D1D9AC">
+          <wp:anchor distT="0" distB="0" distL="114300" distR="114300" simplePos="0" relativeHeight="251667456" behindDoc="0" locked="0" layoutInCell="1" allowOverlap="1" wp14:anchorId="5D0259C8" wp14:editId="2D8F15AB">
             <wp:simplePos x="0" y="0"/>
             <wp:positionH relativeFrom="margin">
-              <wp:posOffset>160020</wp:posOffset>
+              <wp:posOffset>-30480</wp:posOffset>
             </wp:positionH>
             <wp:positionV relativeFrom="paragraph">
-              <wp:posOffset>1931670</wp:posOffset>
+              <wp:posOffset>289560</wp:posOffset>
             </wp:positionV>
             <wp:extent cx="4900930" cy="1570355"/>
             <wp:effectExtent l="0" t="0" r="0" b="0"/>
@@ -4699,7 +4843,7 @@
                     </pic:cNvPicPr>
                   </pic:nvPicPr>
                   <pic:blipFill>
-                    <a:blip r:embed="rId15" cstate="print">
+                    <a:blip r:embed="rId16" cstate="print">
                       <a:extLst>
                         <a:ext uri="{28A0092B-C50C-407E-A947-70E740481C1C}">
                           <a14:useLocalDpi xmlns:a14="http://schemas.microsoft.com/office/drawing/2010/main" val="0"/>
@@ -4736,73 +4880,41 @@
           </wp:anchor>
         </w:drawing>
       </w:r>
-      <w:r>
-        <w:rPr>
-          <w:noProof/>
-        </w:rPr>
-        <w:drawing>
-          <wp:anchor distT="0" distB="0" distL="114300" distR="114300" simplePos="0" relativeHeight="251670528" behindDoc="0" locked="0" layoutInCell="1" allowOverlap="1" wp14:anchorId="1E120B71" wp14:editId="6478BC04">
-            <wp:simplePos x="0" y="0"/>
-            <wp:positionH relativeFrom="margin">
-              <wp:align>center</wp:align>
-            </wp:positionH>
-            <wp:positionV relativeFrom="paragraph">
-              <wp:posOffset>67945</wp:posOffset>
-            </wp:positionV>
-            <wp:extent cx="4337050" cy="1760855"/>
-            <wp:effectExtent l="0" t="0" r="6350" b="0"/>
-            <wp:wrapSquare wrapText="bothSides"/>
-            <wp:docPr id="1286027090" name="תמונה 4"/>
-            <wp:cNvGraphicFramePr>
-              <a:graphicFrameLocks xmlns:a="http://schemas.openxmlformats.org/drawingml/2006/main" noChangeAspect="1"/>
-            </wp:cNvGraphicFramePr>
-            <a:graphic xmlns:a="http://schemas.openxmlformats.org/drawingml/2006/main">
-              <a:graphicData uri="http://schemas.openxmlformats.org/drawingml/2006/picture">
-                <pic:pic xmlns:pic="http://schemas.openxmlformats.org/drawingml/2006/picture">
-                  <pic:nvPicPr>
-                    <pic:cNvPr id="0" name="Picture 13"/>
-                    <pic:cNvPicPr>
-                      <a:picLocks noChangeAspect="1" noChangeArrowheads="1"/>
-                    </pic:cNvPicPr>
-                  </pic:nvPicPr>
-                  <pic:blipFill>
-                    <a:blip r:embed="rId16" cstate="print">
-                      <a:extLst>
-                        <a:ext uri="{28A0092B-C50C-407E-A947-70E740481C1C}">
-                          <a14:useLocalDpi xmlns:a14="http://schemas.microsoft.com/office/drawing/2010/main" val="0"/>
-                        </a:ext>
-                      </a:extLst>
-                    </a:blip>
-                    <a:srcRect/>
-                    <a:stretch>
-                      <a:fillRect/>
-                    </a:stretch>
-                  </pic:blipFill>
-                  <pic:spPr bwMode="auto">
-                    <a:xfrm>
-                      <a:off x="0" y="0"/>
-                      <a:ext cx="4337050" cy="1760855"/>
-                    </a:xfrm>
-                    <a:prstGeom prst="rect">
-                      <a:avLst/>
-                    </a:prstGeom>
-                    <a:noFill/>
-                    <a:ln>
-                      <a:noFill/>
-                    </a:ln>
-                  </pic:spPr>
-                </pic:pic>
-              </a:graphicData>
-            </a:graphic>
-            <wp14:sizeRelH relativeFrom="margin">
-              <wp14:pctWidth>0</wp14:pctWidth>
-            </wp14:sizeRelH>
-            <wp14:sizeRelV relativeFrom="margin">
-              <wp14:pctHeight>0</wp14:pctHeight>
-            </wp14:sizeRelV>
-          </wp:anchor>
-        </w:drawing>
-      </w:r>
+    </w:p>
+    <w:p>
+      <w:pPr>
+        <w:bidi w:val="0"/>
+      </w:pPr>
+    </w:p>
+    <w:p>
+      <w:pPr>
+        <w:bidi w:val="0"/>
+      </w:pPr>
+    </w:p>
+    <w:p>
+      <w:pPr>
+        <w:bidi w:val="0"/>
+      </w:pPr>
+    </w:p>
+    <w:p>
+      <w:pPr>
+        <w:bidi w:val="0"/>
+      </w:pPr>
+    </w:p>
+    <w:p>
+      <w:pPr>
+        <w:bidi w:val="0"/>
+      </w:pPr>
+    </w:p>
+    <w:p>
+      <w:pPr>
+        <w:bidi w:val="0"/>
+      </w:pPr>
+    </w:p>
+    <w:p>
+      <w:pPr>
+        <w:bidi w:val="0"/>
+      </w:pPr>
     </w:p>
     <w:p>
       <w:pPr>
@@ -4824,51 +4936,1585 @@
           <w:iCs w:val="0"/>
           <w:color w:val="auto"/>
         </w:rPr>
+        <w:t>Results Analysis</w:t>
+      </w:r>
+    </w:p>
+    <w:p>
+      <w:pPr>
+        <w:bidi w:val="0"/>
+      </w:pPr>
+      <w:r>
+        <w:t>The inpainting-based generative model demonstrates strong performance in creating physically plausible scenes. Depth consistency (0.363) and shading consistency (0.497) indicate good preservation of spatial structure and lighting adaptation, with minor inconsistencies in complex scenarios. Surface normals consistency is lower (0.031), highlighting some limitations in fine-grained geometric details around object boundaries. Perceptual quality, measured by a NIQE score of 3.158, is acceptable and reflects reasonable visual realism. Overall, the model effectively generates coherent fall and non-fall scenes, particularly in terms of lighting and global depth, and is best used as a complementary tool for synthetic dataset creation rather than a standalone solution.</w:t>
+      </w:r>
+    </w:p>
+    <w:p>
+      <w:pPr>
+        <w:bidi w:val="0"/>
+      </w:pPr>
+    </w:p>
+    <w:p>
+      <w:pPr>
+        <w:bidi w:val="0"/>
+      </w:pPr>
+    </w:p>
+    <w:p>
+      <w:pPr>
+        <w:bidi w:val="0"/>
+      </w:pPr>
+    </w:p>
+    <w:p>
+      <w:pPr>
+        <w:bidi w:val="0"/>
+      </w:pPr>
+    </w:p>
+    <w:p>
+      <w:pPr>
+        <w:bidi w:val="0"/>
+      </w:pPr>
+    </w:p>
+    <w:p>
+      <w:pPr>
+        <w:bidi w:val="0"/>
+      </w:pPr>
+    </w:p>
+    <w:p>
+      <w:pPr>
+        <w:bidi w:val="0"/>
+      </w:pPr>
+    </w:p>
+    <w:p>
+      <w:pPr>
+        <w:bidi w:val="0"/>
+      </w:pPr>
+    </w:p>
+    <w:p>
+      <w:pPr>
+        <w:bidi w:val="0"/>
+      </w:pPr>
+    </w:p>
+    <w:p>
+      <w:pPr>
+        <w:pStyle w:val="4"/>
+        <w:bidi w:val="0"/>
+        <w:rPr>
+          <w:b/>
+          <w:bCs/>
+          <w:i w:val="0"/>
+          <w:iCs w:val="0"/>
+          <w:color w:val="auto"/>
+        </w:rPr>
+      </w:pPr>
+      <w:r>
+        <w:rPr>
+          <w:b/>
+          <w:bCs/>
+          <w:i w:val="0"/>
+          <w:iCs w:val="0"/>
+          <w:color w:val="auto"/>
+        </w:rPr>
+        <w:lastRenderedPageBreak/>
+        <w:t xml:space="preserve">Results – Stage </w:t>
+      </w:r>
+      <w:r>
+        <w:rPr>
+          <w:b/>
+          <w:bCs/>
+          <w:i w:val="0"/>
+          <w:iCs w:val="0"/>
+          <w:color w:val="auto"/>
+        </w:rPr>
+        <w:t>2</w:t>
+      </w:r>
+      <w:r>
+        <w:rPr>
+          <w:b/>
+          <w:bCs/>
+          <w:i w:val="0"/>
+          <w:iCs w:val="0"/>
+          <w:color w:val="auto"/>
+        </w:rPr>
+        <w:t xml:space="preserve">: Evaluation of </w:t>
+      </w:r>
+      <w:r>
+        <w:rPr>
+          <w:b/>
+          <w:bCs/>
+          <w:i w:val="0"/>
+          <w:iCs w:val="0"/>
+          <w:color w:val="auto"/>
+        </w:rPr>
+        <w:t>Fine Tuning LBFD-Net</w:t>
+      </w:r>
+    </w:p>
+    <w:p>
+      <w:pPr>
+        <w:pStyle w:val="4"/>
+        <w:bidi w:val="0"/>
+        <w:rPr>
+          <w:b/>
+          <w:bCs/>
+          <w:i w:val="0"/>
+          <w:iCs w:val="0"/>
+          <w:color w:val="auto"/>
+        </w:rPr>
+      </w:pPr>
+      <w:r>
+        <w:rPr>
+          <w:b/>
+          <w:bCs/>
+          <w:i w:val="0"/>
+          <w:iCs w:val="0"/>
+          <w:color w:val="auto"/>
+        </w:rPr>
+        <w:t>Quantitative Results</w:t>
+      </w:r>
+    </w:p>
+    <w:tbl>
+      <w:tblPr>
+        <w:tblStyle w:val="af3"/>
+        <w:tblpPr w:leftFromText="180" w:rightFromText="180" w:vertAnchor="text" w:horzAnchor="margin" w:tblpY="126"/>
+        <w:tblW w:w="0" w:type="auto"/>
+        <w:tblLook w:val="04A0" w:firstRow="1" w:lastRow="0" w:firstColumn="1" w:lastColumn="0" w:noHBand="0" w:noVBand="1"/>
+      </w:tblPr>
+      <w:tblGrid>
+        <w:gridCol w:w="1976"/>
+        <w:gridCol w:w="2375"/>
+        <w:gridCol w:w="2375"/>
+        <w:gridCol w:w="1570"/>
+      </w:tblGrid>
+      <w:tr>
+        <w:tc>
+          <w:tcPr>
+            <w:tcW w:w="1976" w:type="dxa"/>
+            <w:vAlign w:val="center"/>
+          </w:tcPr>
+          <w:p>
+            <w:pPr>
+              <w:bidi w:val="0"/>
+              <w:jc w:val="center"/>
+            </w:pPr>
+            <w:r>
+              <w:rPr>
+                <w:rFonts w:cs="Arial"/>
+                <w:b/>
+                <w:bCs/>
+                <w:color w:val="000000"/>
+              </w:rPr>
+              <w:t>Models</w:t>
+            </w:r>
+          </w:p>
+        </w:tc>
+        <w:tc>
+          <w:tcPr>
+            <w:tcW w:w="2375" w:type="dxa"/>
+            <w:vAlign w:val="center"/>
+          </w:tcPr>
+          <w:p>
+            <w:pPr>
+              <w:bidi w:val="0"/>
+              <w:jc w:val="center"/>
+            </w:pPr>
+            <w:r>
+              <w:rPr>
+                <w:rFonts w:cs="Arial"/>
+                <w:b/>
+                <w:bCs/>
+                <w:color w:val="000000"/>
+              </w:rPr>
+              <w:t>Accuracy</w:t>
+            </w:r>
+          </w:p>
+        </w:tc>
+        <w:tc>
+          <w:tcPr>
+            <w:tcW w:w="2375" w:type="dxa"/>
+            <w:vAlign w:val="center"/>
+          </w:tcPr>
+          <w:p>
+            <w:pPr>
+              <w:bidi w:val="0"/>
+              <w:jc w:val="center"/>
+            </w:pPr>
+            <w:r>
+              <w:rPr>
+                <w:rFonts w:cs="Arial"/>
+                <w:b/>
+                <w:bCs/>
+                <w:color w:val="000000"/>
+              </w:rPr>
+              <w:t>Precision</w:t>
+            </w:r>
+          </w:p>
+        </w:tc>
+        <w:tc>
+          <w:tcPr>
+            <w:tcW w:w="1570" w:type="dxa"/>
+            <w:vAlign w:val="center"/>
+          </w:tcPr>
+          <w:p>
+            <w:pPr>
+              <w:bidi w:val="0"/>
+              <w:jc w:val="center"/>
+            </w:pPr>
+            <w:r>
+              <w:rPr>
+                <w:rFonts w:cs="Arial"/>
+                <w:b/>
+                <w:bCs/>
+                <w:color w:val="000000"/>
+              </w:rPr>
+              <w:t>F1-Score</w:t>
+            </w:r>
+          </w:p>
+        </w:tc>
+      </w:tr>
+      <w:tr>
+        <w:tc>
+          <w:tcPr>
+            <w:tcW w:w="1976" w:type="dxa"/>
+            <w:vAlign w:val="center"/>
+          </w:tcPr>
+          <w:p>
+            <w:pPr>
+              <w:bidi w:val="0"/>
+              <w:jc w:val="center"/>
+            </w:pPr>
+            <w:r>
+              <w:rPr>
+                <w:rFonts w:cs="Arial"/>
+                <w:color w:val="000000"/>
+              </w:rPr>
+              <w:t>LBFD Net - Inpainting Dataset</w:t>
+            </w:r>
+          </w:p>
+        </w:tc>
+        <w:tc>
+          <w:tcPr>
+            <w:tcW w:w="2375" w:type="dxa"/>
+            <w:vAlign w:val="center"/>
+          </w:tcPr>
+          <w:p>
+            <w:pPr>
+              <w:bidi w:val="0"/>
+              <w:jc w:val="center"/>
+            </w:pPr>
+            <w:r>
+              <w:rPr>
+                <w:rFonts w:cs="Arial"/>
+                <w:b/>
+                <w:bCs/>
+                <w:color w:val="000000"/>
+              </w:rPr>
+              <w:t>0.9222</w:t>
+            </w:r>
+          </w:p>
+        </w:tc>
+        <w:tc>
+          <w:tcPr>
+            <w:tcW w:w="2375" w:type="dxa"/>
+            <w:vAlign w:val="center"/>
+          </w:tcPr>
+          <w:p>
+            <w:pPr>
+              <w:bidi w:val="0"/>
+              <w:jc w:val="center"/>
+            </w:pPr>
+            <w:r>
+              <w:rPr>
+                <w:rFonts w:cs="Arial"/>
+                <w:b/>
+                <w:bCs/>
+                <w:color w:val="000000"/>
+              </w:rPr>
+              <w:t>0.9524</w:t>
+            </w:r>
+          </w:p>
+        </w:tc>
+        <w:tc>
+          <w:tcPr>
+            <w:tcW w:w="1570" w:type="dxa"/>
+            <w:vAlign w:val="center"/>
+          </w:tcPr>
+          <w:p>
+            <w:pPr>
+              <w:bidi w:val="0"/>
+              <w:jc w:val="center"/>
+            </w:pPr>
+            <w:r>
+              <w:rPr>
+                <w:rFonts w:cs="Arial"/>
+                <w:b/>
+                <w:bCs/>
+                <w:color w:val="000000"/>
+              </w:rPr>
+              <w:t>0.9195</w:t>
+            </w:r>
+          </w:p>
+        </w:tc>
+      </w:tr>
+      <w:tr>
+        <w:tc>
+          <w:tcPr>
+            <w:tcW w:w="1976" w:type="dxa"/>
+            <w:vAlign w:val="center"/>
+          </w:tcPr>
+          <w:p>
+            <w:pPr>
+              <w:pStyle w:val="NormalWeb"/>
+              <w:bidi w:val="0"/>
+              <w:jc w:val="center"/>
+              <w:rPr>
+                <w:rFonts w:asciiTheme="minorHAnsi" w:hAnsiTheme="minorHAnsi" w:cs="Arial"/>
+                <w:color w:val="000000"/>
+                <w:sz w:val="22"/>
+                <w:szCs w:val="22"/>
+              </w:rPr>
+            </w:pPr>
+            <w:r>
+              <w:rPr>
+                <w:rFonts w:asciiTheme="minorHAnsi" w:hAnsiTheme="minorHAnsi" w:cs="Arial"/>
+                <w:color w:val="000000"/>
+                <w:sz w:val="22"/>
+                <w:szCs w:val="22"/>
+              </w:rPr>
+              <w:t xml:space="preserve">LBFD Net - </w:t>
+            </w:r>
+          </w:p>
+          <w:p>
+            <w:pPr>
+              <w:bidi w:val="0"/>
+              <w:jc w:val="center"/>
+            </w:pPr>
+            <w:r>
+              <w:rPr>
+                <w:rFonts w:cs="Arial"/>
+                <w:color w:val="000000"/>
+              </w:rPr>
+              <w:t>Stable Diffusion Dataset</w:t>
+            </w:r>
+          </w:p>
+        </w:tc>
+        <w:tc>
+          <w:tcPr>
+            <w:tcW w:w="2375" w:type="dxa"/>
+            <w:vAlign w:val="center"/>
+          </w:tcPr>
+          <w:p>
+            <w:pPr>
+              <w:bidi w:val="0"/>
+              <w:jc w:val="center"/>
+            </w:pPr>
+            <w:r>
+              <w:rPr>
+                <w:rFonts w:cs="Arial"/>
+                <w:color w:val="000000"/>
+              </w:rPr>
+              <w:t>0.8667</w:t>
+            </w:r>
+          </w:p>
+        </w:tc>
+        <w:tc>
+          <w:tcPr>
+            <w:tcW w:w="2375" w:type="dxa"/>
+            <w:vAlign w:val="center"/>
+          </w:tcPr>
+          <w:p>
+            <w:pPr>
+              <w:bidi w:val="0"/>
+              <w:jc w:val="center"/>
+            </w:pPr>
+            <w:r>
+              <w:rPr>
+                <w:rFonts w:cs="Arial"/>
+                <w:color w:val="000000"/>
+              </w:rPr>
+              <w:t>0.8113</w:t>
+            </w:r>
+          </w:p>
+        </w:tc>
+        <w:tc>
+          <w:tcPr>
+            <w:tcW w:w="1570" w:type="dxa"/>
+            <w:vAlign w:val="center"/>
+          </w:tcPr>
+          <w:p>
+            <w:pPr>
+              <w:bidi w:val="0"/>
+              <w:jc w:val="center"/>
+            </w:pPr>
+            <w:r>
+              <w:rPr>
+                <w:rFonts w:cs="Arial"/>
+                <w:color w:val="000000"/>
+              </w:rPr>
+              <w:t>0.8776</w:t>
+            </w:r>
+          </w:p>
+        </w:tc>
+      </w:tr>
+      <w:tr>
+        <w:tc>
+          <w:tcPr>
+            <w:tcW w:w="1976" w:type="dxa"/>
+            <w:vAlign w:val="center"/>
+          </w:tcPr>
+          <w:p>
+            <w:pPr>
+              <w:pStyle w:val="NormalWeb"/>
+              <w:bidi w:val="0"/>
+              <w:jc w:val="center"/>
+              <w:rPr>
+                <w:rFonts w:asciiTheme="minorHAnsi" w:hAnsiTheme="minorHAnsi" w:cs="Arial"/>
+                <w:color w:val="000000"/>
+                <w:sz w:val="22"/>
+                <w:szCs w:val="22"/>
+              </w:rPr>
+            </w:pPr>
+            <w:r>
+              <w:rPr>
+                <w:rFonts w:asciiTheme="minorHAnsi" w:hAnsiTheme="minorHAnsi" w:cs="Arial"/>
+                <w:color w:val="000000"/>
+                <w:sz w:val="22"/>
+                <w:szCs w:val="22"/>
+              </w:rPr>
+              <w:t xml:space="preserve">LBFD-Net - </w:t>
+            </w:r>
+          </w:p>
+          <w:p>
+            <w:pPr>
+              <w:bidi w:val="0"/>
+              <w:jc w:val="center"/>
+            </w:pPr>
+            <w:r>
+              <w:rPr>
+                <w:rFonts w:cs="Arial"/>
+                <w:color w:val="000000"/>
+              </w:rPr>
+              <w:t>Nano Banana Dataset</w:t>
+            </w:r>
+          </w:p>
+        </w:tc>
+        <w:tc>
+          <w:tcPr>
+            <w:tcW w:w="2375" w:type="dxa"/>
+            <w:vAlign w:val="center"/>
+          </w:tcPr>
+          <w:p>
+            <w:pPr>
+              <w:bidi w:val="0"/>
+              <w:jc w:val="center"/>
+            </w:pPr>
+            <w:r>
+              <w:rPr>
+                <w:rFonts w:cs="Arial"/>
+                <w:color w:val="000000"/>
+              </w:rPr>
+              <w:t>0.8222</w:t>
+            </w:r>
+          </w:p>
+        </w:tc>
+        <w:tc>
+          <w:tcPr>
+            <w:tcW w:w="2375" w:type="dxa"/>
+            <w:vAlign w:val="center"/>
+          </w:tcPr>
+          <w:p>
+            <w:pPr>
+              <w:bidi w:val="0"/>
+              <w:jc w:val="center"/>
+            </w:pPr>
+            <w:r>
+              <w:rPr>
+                <w:rFonts w:cs="Arial"/>
+                <w:color w:val="000000"/>
+              </w:rPr>
+              <w:t>0.8222</w:t>
+            </w:r>
+          </w:p>
+        </w:tc>
+        <w:tc>
+          <w:tcPr>
+            <w:tcW w:w="1570" w:type="dxa"/>
+            <w:vAlign w:val="center"/>
+          </w:tcPr>
+          <w:p>
+            <w:pPr>
+              <w:bidi w:val="0"/>
+              <w:jc w:val="center"/>
+            </w:pPr>
+            <w:r>
+              <w:rPr>
+                <w:rFonts w:cs="Arial"/>
+                <w:color w:val="000000"/>
+              </w:rPr>
+              <w:t>0.8222</w:t>
+            </w:r>
+          </w:p>
+        </w:tc>
+      </w:tr>
+      <w:tr>
+        <w:tc>
+          <w:tcPr>
+            <w:tcW w:w="1976" w:type="dxa"/>
+            <w:vAlign w:val="center"/>
+          </w:tcPr>
+          <w:p>
+            <w:pPr>
+              <w:pStyle w:val="NormalWeb"/>
+              <w:bidi w:val="0"/>
+              <w:jc w:val="center"/>
+              <w:rPr>
+                <w:rFonts w:asciiTheme="minorHAnsi" w:hAnsiTheme="minorHAnsi" w:cs="Arial"/>
+                <w:color w:val="000000"/>
+                <w:sz w:val="22"/>
+                <w:szCs w:val="22"/>
+              </w:rPr>
+            </w:pPr>
+            <w:r>
+              <w:rPr>
+                <w:rFonts w:asciiTheme="minorHAnsi" w:hAnsiTheme="minorHAnsi" w:cs="Arial"/>
+                <w:color w:val="000000"/>
+                <w:sz w:val="22"/>
+                <w:szCs w:val="22"/>
+              </w:rPr>
+              <w:t xml:space="preserve">LBFD-Net - </w:t>
+            </w:r>
+          </w:p>
+          <w:p>
+            <w:pPr>
+              <w:bidi w:val="0"/>
+              <w:jc w:val="center"/>
+            </w:pPr>
+            <w:r>
+              <w:rPr>
+                <w:rFonts w:cs="Arial"/>
+                <w:color w:val="000000"/>
+              </w:rPr>
+              <w:t>all Datasets</w:t>
+            </w:r>
+          </w:p>
+        </w:tc>
+        <w:tc>
+          <w:tcPr>
+            <w:tcW w:w="2375" w:type="dxa"/>
+            <w:vAlign w:val="center"/>
+          </w:tcPr>
+          <w:p>
+            <w:pPr>
+              <w:bidi w:val="0"/>
+              <w:jc w:val="center"/>
+            </w:pPr>
+            <w:r>
+              <w:rPr>
+                <w:rFonts w:cs="Arial"/>
+                <w:color w:val="000000"/>
+              </w:rPr>
+              <w:t>0.8037</w:t>
+            </w:r>
+          </w:p>
+        </w:tc>
+        <w:tc>
+          <w:tcPr>
+            <w:tcW w:w="2375" w:type="dxa"/>
+            <w:vAlign w:val="center"/>
+          </w:tcPr>
+          <w:p>
+            <w:pPr>
+              <w:bidi w:val="0"/>
+              <w:jc w:val="center"/>
+            </w:pPr>
+            <w:r>
+              <w:rPr>
+                <w:rFonts w:cs="Arial"/>
+                <w:color w:val="000000"/>
+              </w:rPr>
+              <w:t>0.9184</w:t>
+            </w:r>
+          </w:p>
+        </w:tc>
+        <w:tc>
+          <w:tcPr>
+            <w:tcW w:w="1570" w:type="dxa"/>
+            <w:vAlign w:val="center"/>
+          </w:tcPr>
+          <w:p>
+            <w:pPr>
+              <w:bidi w:val="0"/>
+              <w:jc w:val="center"/>
+            </w:pPr>
+            <w:r>
+              <w:rPr>
+                <w:rFonts w:cs="Arial"/>
+                <w:color w:val="000000"/>
+              </w:rPr>
+              <w:t>0.7725</w:t>
+            </w:r>
+          </w:p>
+        </w:tc>
+      </w:tr>
+    </w:tbl>
+    <w:p>
+      <w:pPr>
+        <w:bidi w:val="0"/>
+        <w:spacing w:before="100" w:beforeAutospacing="1" w:after="100" w:afterAutospacing="1" w:line="240" w:lineRule="auto"/>
+        <w:rPr>
+          <w:rFonts w:ascii="Times New Roman" w:eastAsia="Times New Roman" w:hAnsi="Times New Roman" w:cs="Times New Roman"/>
+          <w:kern w:val="0"/>
+          <w:sz w:val="24"/>
+          <w:szCs w:val="24"/>
+          <w14:ligatures w14:val="none"/>
+        </w:rPr>
+      </w:pPr>
+    </w:p>
+    <w:p>
+      <w:pPr>
+        <w:pStyle w:val="NormalWeb"/>
+        <w:bidi w:val="0"/>
+        <w:rPr>
+          <w:rFonts w:asciiTheme="minorHAnsi" w:hAnsiTheme="minorHAnsi"/>
+          <w:sz w:val="22"/>
+          <w:szCs w:val="22"/>
+        </w:rPr>
+      </w:pPr>
+      <w:r>
+        <w:rPr>
+          <w:rFonts w:eastAsia="Times New Roman"/>
+          <w:noProof/>
+          <w:kern w:val="0"/>
+        </w:rPr>
+        <mc:AlternateContent>
+          <mc:Choice Requires="wpg">
+            <w:drawing>
+              <wp:anchor distT="0" distB="0" distL="114300" distR="114300" simplePos="0" relativeHeight="251675648" behindDoc="0" locked="0" layoutInCell="1" allowOverlap="1" wp14:anchorId="2B3B5DFC" wp14:editId="48D0C87E">
+                <wp:simplePos x="0" y="0"/>
+                <wp:positionH relativeFrom="margin">
+                  <wp:align>right</wp:align>
+                </wp:positionH>
+                <wp:positionV relativeFrom="paragraph">
+                  <wp:posOffset>5080</wp:posOffset>
+                </wp:positionV>
+                <wp:extent cx="2270760" cy="2667000"/>
+                <wp:effectExtent l="0" t="0" r="0" b="0"/>
+                <wp:wrapSquare wrapText="bothSides"/>
+                <wp:docPr id="530637805" name="קבוצה 4"/>
+                <wp:cNvGraphicFramePr/>
+                <a:graphic xmlns:a="http://schemas.openxmlformats.org/drawingml/2006/main">
+                  <a:graphicData uri="http://schemas.microsoft.com/office/word/2010/wordprocessingGroup">
+                    <wpg:wgp>
+                      <wpg:cNvGrpSpPr/>
+                      <wpg:grpSpPr>
+                        <a:xfrm>
+                          <a:off x="0" y="0"/>
+                          <a:ext cx="2270760" cy="2667000"/>
+                          <a:chOff x="0" y="0"/>
+                          <a:chExt cx="2270760" cy="2667000"/>
+                        </a:xfrm>
+                      </wpg:grpSpPr>
+                      <pic:pic xmlns:pic="http://schemas.openxmlformats.org/drawingml/2006/picture">
+                        <pic:nvPicPr>
+                          <pic:cNvPr id="308946499" name="תמונה 1"/>
+                          <pic:cNvPicPr>
+                            <a:picLocks noChangeAspect="1"/>
+                          </pic:cNvPicPr>
+                        </pic:nvPicPr>
+                        <pic:blipFill>
+                          <a:blip r:embed="rId17" cstate="print">
+                            <a:extLst>
+                              <a:ext uri="{28A0092B-C50C-407E-A947-70E740481C1C}">
+                                <a14:useLocalDpi xmlns:a14="http://schemas.microsoft.com/office/drawing/2010/main" val="0"/>
+                              </a:ext>
+                            </a:extLst>
+                          </a:blip>
+                          <a:srcRect/>
+                          <a:stretch>
+                            <a:fillRect/>
+                          </a:stretch>
+                        </pic:blipFill>
+                        <pic:spPr bwMode="auto">
+                          <a:xfrm>
+                            <a:off x="0" y="0"/>
+                            <a:ext cx="2270760" cy="2312035"/>
+                          </a:xfrm>
+                          <a:prstGeom prst="rect">
+                            <a:avLst/>
+                          </a:prstGeom>
+                          <a:noFill/>
+                          <a:ln>
+                            <a:noFill/>
+                          </a:ln>
+                        </pic:spPr>
+                      </pic:pic>
+                      <wps:wsp>
+                        <wps:cNvPr id="1759653866" name="תיבת טקסט 2"/>
+                        <wps:cNvSpPr txBox="1">
+                          <a:spLocks noChangeArrowheads="1"/>
+                        </wps:cNvSpPr>
+                        <wps:spPr bwMode="auto">
+                          <a:xfrm flipH="1">
+                            <a:off x="144780" y="2362200"/>
+                            <a:ext cx="2070735" cy="304800"/>
+                          </a:xfrm>
+                          <a:prstGeom prst="rect">
+                            <a:avLst/>
+                          </a:prstGeom>
+                          <a:solidFill>
+                            <a:srgbClr val="FFFFFF"/>
+                          </a:solidFill>
+                          <a:ln w="9525">
+                            <a:noFill/>
+                            <a:miter lim="800000"/>
+                            <a:headEnd/>
+                            <a:tailEnd/>
+                          </a:ln>
+                        </wps:spPr>
+                        <wps:txbx>
+                          <w:txbxContent>
+                            <w:p>
+                              <w:pPr>
+                                <w:bidi w:val="0"/>
+                              </w:pPr>
+                              <w:r>
+                                <w:rPr>
+                                  <w:rFonts w:cs="Arial"/>
+                                  <w:color w:val="000000"/>
+                                </w:rPr>
+                                <w:t xml:space="preserve">LBFD Net </w:t>
+                              </w:r>
+                              <w:r>
+                                <w:rPr>
+                                  <w:rFonts w:cs="Arial"/>
+                                  <w:color w:val="000000"/>
+                                </w:rPr>
+                                <w:t>–</w:t>
+                              </w:r>
+                              <w:r>
+                                <w:rPr>
+                                  <w:rFonts w:cs="Arial"/>
+                                  <w:color w:val="000000"/>
+                                </w:rPr>
+                                <w:t xml:space="preserve"> </w:t>
+                              </w:r>
+                              <w:r>
+                                <w:rPr>
+                                  <w:rFonts w:cs="Arial"/>
+                                  <w:color w:val="000000"/>
+                                </w:rPr>
+                                <w:t>St</w:t>
+                              </w:r>
+                              <w:r>
+                                <w:t>able Diffusion</w:t>
+                              </w:r>
+                            </w:p>
+                            <w:p/>
+                          </w:txbxContent>
+                        </wps:txbx>
+                        <wps:bodyPr rot="0" vert="horz" wrap="square" lIns="91440" tIns="45720" rIns="91440" bIns="45720" anchor="t" anchorCtr="0">
+                          <a:noAutofit/>
+                        </wps:bodyPr>
+                      </wps:wsp>
+                    </wpg:wgp>
+                  </a:graphicData>
+                </a:graphic>
+              </wp:anchor>
+            </w:drawing>
+          </mc:Choice>
+          <mc:Fallback>
+            <w:pict>
+              <v:group w14:anchorId="2B3B5DFC" id="קבוצה 4" o:spid="_x0000_s1026" style="position:absolute;margin-left:127.6pt;margin-top:.4pt;width:178.8pt;height:210pt;z-index:251675648;mso-position-horizontal:right;mso-position-horizontal-relative:margin" coordsize="22707,26670" o:gfxdata="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">
+                <v:shapetype id="_x0000_t75" coordsize="21600,21600" o:spt="75" o:preferrelative="t" path="m@4@5l@4@11@9@11@9@5xe" filled="f" stroked="f">
+                  <v:stroke joinstyle="miter"/>
+                  <v:formulas>
+                    <v:f eqn="if lineDrawn pixelLineWidth 0"/>
+                    <v:f eqn="sum @0 1 0"/>
+                    <v:f eqn="sum 0 0 @1"/>
+                    <v:f eqn="prod @2 1 2"/>
+                    <v:f eqn="prod @3 21600 pixelWidth"/>
+                    <v:f eqn="prod @3 21600 pixelHeight"/>
+                    <v:f eqn="sum @0 0 1"/>
+                    <v:f eqn="prod @6 1 2"/>
+                    <v:f eqn="prod @7 21600 pixelWidth"/>
+                    <v:f eqn="sum @8 21600 0"/>
+                    <v:f eqn="prod @7 21600 pixelHeight"/>
+                    <v:f eqn="sum @10 21600 0"/>
+                  </v:formulas>
+                  <v:path o:extrusionok="f" gradientshapeok="t" o:connecttype="rect"/>
+                  <o:lock v:ext="edit" aspectratio="t"/>
+                </v:shapetype>
+                <v:shape id="תמונה 1" o:spid="_x0000_s1027" type="#_x0000_t75" style="position:absolute;width:22707;height:23120;visibility:visible;mso-wrap-style:square" o:gfxdata="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">
+                  <v:imagedata r:id="rId18" o:title=""/>
+                </v:shape>
+                <v:shapetype id="_x0000_t202" coordsize="21600,21600" o:spt="202" path="m,l,21600r21600,l21600,xe">
+                  <v:stroke joinstyle="miter"/>
+                  <v:path gradientshapeok="t" o:connecttype="rect"/>
+                </v:shapetype>
+                <v:shape id="תיבת טקסט 2" o:spid="_x0000_s1028" type="#_x0000_t202" style="position:absolute;left:1447;top:23622;width:20708;height:3048;flip:x;visibility:visible;mso-wrap-style:square;v-text-anchor:top" o:gfxdata="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" stroked="f">
+                  <v:textbox>
+                    <w:txbxContent>
+                      <w:p>
+                        <w:pPr>
+                          <w:bidi w:val="0"/>
+                        </w:pPr>
+                        <w:r>
+                          <w:rPr>
+                            <w:rFonts w:cs="Arial"/>
+                            <w:color w:val="000000"/>
+                          </w:rPr>
+                          <w:t xml:space="preserve">LBFD Net </w:t>
+                        </w:r>
+                        <w:r>
+                          <w:rPr>
+                            <w:rFonts w:cs="Arial"/>
+                            <w:color w:val="000000"/>
+                          </w:rPr>
+                          <w:t>–</w:t>
+                        </w:r>
+                        <w:r>
+                          <w:rPr>
+                            <w:rFonts w:cs="Arial"/>
+                            <w:color w:val="000000"/>
+                          </w:rPr>
+                          <w:t xml:space="preserve"> </w:t>
+                        </w:r>
+                        <w:r>
+                          <w:rPr>
+                            <w:rFonts w:cs="Arial"/>
+                            <w:color w:val="000000"/>
+                          </w:rPr>
+                          <w:t>St</w:t>
+                        </w:r>
+                        <w:r>
+                          <w:t>able Diffusion</w:t>
+                        </w:r>
+                      </w:p>
+                      <w:p/>
+                    </w:txbxContent>
+                  </v:textbox>
+                </v:shape>
+                <w10:wrap type="square" anchorx="margin"/>
+              </v:group>
+            </w:pict>
+          </mc:Fallback>
+        </mc:AlternateContent>
+      </w:r>
+      <w:r>
+        <w:rPr>
+          <w:noProof/>
+        </w:rPr>
+        <mc:AlternateContent>
+          <mc:Choice Requires="wpg">
+            <w:drawing>
+              <wp:anchor distT="0" distB="0" distL="114300" distR="114300" simplePos="0" relativeHeight="251671552" behindDoc="0" locked="0" layoutInCell="1" allowOverlap="1" wp14:anchorId="4C5D3082" wp14:editId="14AA5D8D">
+                <wp:simplePos x="0" y="0"/>
+                <wp:positionH relativeFrom="margin">
+                  <wp:align>left</wp:align>
+                </wp:positionH>
+                <wp:positionV relativeFrom="paragraph">
+                  <wp:posOffset>109220</wp:posOffset>
+                </wp:positionV>
+                <wp:extent cx="2192655" cy="2255520"/>
+                <wp:effectExtent l="0" t="0" r="0" b="0"/>
+                <wp:wrapSquare wrapText="bothSides"/>
+                <wp:docPr id="148563949" name="קבוצה 3"/>
+                <wp:cNvGraphicFramePr/>
+                <a:graphic xmlns:a="http://schemas.openxmlformats.org/drawingml/2006/main">
+                  <a:graphicData uri="http://schemas.microsoft.com/office/word/2010/wordprocessingGroup">
+                    <wpg:wgp>
+                      <wpg:cNvGrpSpPr/>
+                      <wpg:grpSpPr>
+                        <a:xfrm>
+                          <a:off x="0" y="0"/>
+                          <a:ext cx="2192655" cy="2255520"/>
+                          <a:chOff x="0" y="0"/>
+                          <a:chExt cx="2284095" cy="2628900"/>
+                        </a:xfrm>
+                      </wpg:grpSpPr>
+                      <pic:pic xmlns:pic="http://schemas.openxmlformats.org/drawingml/2006/picture">
+                        <pic:nvPicPr>
+                          <pic:cNvPr id="1285478653" name="תמונה 2"/>
+                          <pic:cNvPicPr>
+                            <a:picLocks noChangeAspect="1"/>
+                          </pic:cNvPicPr>
+                        </pic:nvPicPr>
+                        <pic:blipFill>
+                          <a:blip r:embed="rId19" cstate="print">
+                            <a:extLst>
+                              <a:ext uri="{28A0092B-C50C-407E-A947-70E740481C1C}">
+                                <a14:useLocalDpi xmlns:a14="http://schemas.microsoft.com/office/drawing/2010/main" val="0"/>
+                              </a:ext>
+                            </a:extLst>
+                          </a:blip>
+                          <a:srcRect/>
+                          <a:stretch>
+                            <a:fillRect/>
+                          </a:stretch>
+                        </pic:blipFill>
+                        <pic:spPr bwMode="auto">
+                          <a:xfrm>
+                            <a:off x="0" y="0"/>
+                            <a:ext cx="2284095" cy="2325370"/>
+                          </a:xfrm>
+                          <a:prstGeom prst="rect">
+                            <a:avLst/>
+                          </a:prstGeom>
+                          <a:noFill/>
+                          <a:ln>
+                            <a:noFill/>
+                          </a:ln>
+                        </pic:spPr>
+                      </pic:pic>
+                      <wps:wsp>
+                        <wps:cNvPr id="363106768" name="תיבת טקסט 2"/>
+                        <wps:cNvSpPr txBox="1">
+                          <a:spLocks noChangeArrowheads="1"/>
+                        </wps:cNvSpPr>
+                        <wps:spPr bwMode="auto">
+                          <a:xfrm flipH="1">
+                            <a:off x="213360" y="2324100"/>
+                            <a:ext cx="2070735" cy="304800"/>
+                          </a:xfrm>
+                          <a:prstGeom prst="rect">
+                            <a:avLst/>
+                          </a:prstGeom>
+                          <a:solidFill>
+                            <a:srgbClr val="FFFFFF"/>
+                          </a:solidFill>
+                          <a:ln w="9525">
+                            <a:noFill/>
+                            <a:miter lim="800000"/>
+                            <a:headEnd/>
+                            <a:tailEnd/>
+                          </a:ln>
+                        </wps:spPr>
+                        <wps:txbx>
+                          <w:txbxContent>
+                            <w:p>
+                              <w:pPr>
+                                <w:bidi w:val="0"/>
+                              </w:pPr>
+                              <w:r>
+                                <w:rPr>
+                                  <w:rFonts w:cs="Arial"/>
+                                  <w:color w:val="000000"/>
+                                </w:rPr>
+                                <w:t>LBFD Net - Inpainting Dataset</w:t>
+                              </w:r>
+                            </w:p>
+                            <w:p/>
+                          </w:txbxContent>
+                        </wps:txbx>
+                        <wps:bodyPr rot="0" vert="horz" wrap="square" lIns="91440" tIns="45720" rIns="91440" bIns="45720" anchor="t" anchorCtr="0">
+                          <a:noAutofit/>
+                        </wps:bodyPr>
+                      </wps:wsp>
+                    </wpg:wgp>
+                  </a:graphicData>
+                </a:graphic>
+                <wp14:sizeRelH relativeFrom="margin">
+                  <wp14:pctWidth>0</wp14:pctWidth>
+                </wp14:sizeRelH>
+                <wp14:sizeRelV relativeFrom="margin">
+                  <wp14:pctHeight>0</wp14:pctHeight>
+                </wp14:sizeRelV>
+              </wp:anchor>
+            </w:drawing>
+          </mc:Choice>
+          <mc:Fallback>
+            <w:pict>
+              <v:group w14:anchorId="4C5D3082" id="קבוצה 3" o:spid="_x0000_s1029" style="position:absolute;margin-left:0;margin-top:8.6pt;width:172.65pt;height:177.6pt;z-index:251671552;mso-position-horizontal:left;mso-position-horizontal-relative:margin;mso-width-relative:margin;mso-height-relative:margin" coordsize="22840,26289" o:gfxdata="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">
+                <v:shape id="תמונה 2" o:spid="_x0000_s1030" type="#_x0000_t75" style="position:absolute;width:22840;height:23253;visibility:visible;mso-wrap-style:square" o:gfxdata="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">
+                  <v:imagedata r:id="rId20" o:title=""/>
+                </v:shape>
+                <v:shape id="תיבת טקסט 2" o:spid="_x0000_s1031" type="#_x0000_t202" style="position:absolute;left:2133;top:23241;width:20707;height:3048;flip:x;visibility:visible;mso-wrap-style:square;v-text-anchor:top" o:gfxdata="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" stroked="f">
+                  <v:textbox>
+                    <w:txbxContent>
+                      <w:p>
+                        <w:pPr>
+                          <w:bidi w:val="0"/>
+                        </w:pPr>
+                        <w:r>
+                          <w:rPr>
+                            <w:rFonts w:cs="Arial"/>
+                            <w:color w:val="000000"/>
+                          </w:rPr>
+                          <w:t>LBFD Net - Inpainting Dataset</w:t>
+                        </w:r>
+                      </w:p>
+                      <w:p/>
+                    </w:txbxContent>
+                  </v:textbox>
+                </v:shape>
+                <w10:wrap type="square" anchorx="margin"/>
+              </v:group>
+            </w:pict>
+          </mc:Fallback>
+        </mc:AlternateContent>
+      </w:r>
+      <w:r>
+        <w:rPr>
+          <w:rFonts w:eastAsia="Times New Roman"/>
+          <w:noProof/>
+          <w:kern w:val="0"/>
+        </w:rPr>
+        <mc:AlternateContent>
+          <mc:Choice Requires="wpg">
+            <w:drawing>
+              <wp:anchor distT="0" distB="0" distL="114300" distR="114300" simplePos="0" relativeHeight="251683840" behindDoc="0" locked="0" layoutInCell="1" allowOverlap="1" wp14:anchorId="2F26A9BE" wp14:editId="306E5B1E">
+                <wp:simplePos x="0" y="0"/>
+                <wp:positionH relativeFrom="column">
+                  <wp:posOffset>3337560</wp:posOffset>
+                </wp:positionH>
+                <wp:positionV relativeFrom="paragraph">
+                  <wp:posOffset>3083560</wp:posOffset>
+                </wp:positionV>
+                <wp:extent cx="2146935" cy="2423160"/>
+                <wp:effectExtent l="0" t="0" r="5715" b="0"/>
+                <wp:wrapNone/>
+                <wp:docPr id="1874059372" name="קבוצה 8"/>
+                <wp:cNvGraphicFramePr/>
+                <a:graphic xmlns:a="http://schemas.openxmlformats.org/drawingml/2006/main">
+                  <a:graphicData uri="http://schemas.microsoft.com/office/word/2010/wordprocessingGroup">
+                    <wpg:wgp>
+                      <wpg:cNvGrpSpPr/>
+                      <wpg:grpSpPr>
+                        <a:xfrm>
+                          <a:off x="0" y="0"/>
+                          <a:ext cx="2146935" cy="2423160"/>
+                          <a:chOff x="0" y="0"/>
+                          <a:chExt cx="2253615" cy="2499360"/>
+                        </a:xfrm>
+                      </wpg:grpSpPr>
+                      <pic:pic xmlns:pic="http://schemas.openxmlformats.org/drawingml/2006/picture">
+                        <pic:nvPicPr>
+                          <pic:cNvPr id="691256286" name="תמונה 7"/>
+                          <pic:cNvPicPr>
+                            <a:picLocks noChangeAspect="1"/>
+                          </pic:cNvPicPr>
+                        </pic:nvPicPr>
+                        <pic:blipFill>
+                          <a:blip r:embed="rId21" cstate="print">
+                            <a:extLst>
+                              <a:ext uri="{28A0092B-C50C-407E-A947-70E740481C1C}">
+                                <a14:useLocalDpi xmlns:a14="http://schemas.microsoft.com/office/drawing/2010/main" val="0"/>
+                              </a:ext>
+                            </a:extLst>
+                          </a:blip>
+                          <a:srcRect/>
+                          <a:stretch>
+                            <a:fillRect/>
+                          </a:stretch>
+                        </pic:blipFill>
+                        <pic:spPr bwMode="auto">
+                          <a:xfrm>
+                            <a:off x="0" y="0"/>
+                            <a:ext cx="2099945" cy="2148205"/>
+                          </a:xfrm>
+                          <a:prstGeom prst="rect">
+                            <a:avLst/>
+                          </a:prstGeom>
+                          <a:noFill/>
+                          <a:ln>
+                            <a:noFill/>
+                          </a:ln>
+                        </pic:spPr>
+                      </pic:pic>
+                      <wps:wsp>
+                        <wps:cNvPr id="137541247" name="תיבת טקסט 2"/>
+                        <wps:cNvSpPr txBox="1">
+                          <a:spLocks noChangeArrowheads="1"/>
+                        </wps:cNvSpPr>
+                        <wps:spPr bwMode="auto">
+                          <a:xfrm flipH="1">
+                            <a:off x="182880" y="2194560"/>
+                            <a:ext cx="2070735" cy="304800"/>
+                          </a:xfrm>
+                          <a:prstGeom prst="rect">
+                            <a:avLst/>
+                          </a:prstGeom>
+                          <a:solidFill>
+                            <a:srgbClr val="FFFFFF"/>
+                          </a:solidFill>
+                          <a:ln w="9525">
+                            <a:noFill/>
+                            <a:miter lim="800000"/>
+                            <a:headEnd/>
+                            <a:tailEnd/>
+                          </a:ln>
+                        </wps:spPr>
+                        <wps:txbx>
+                          <w:txbxContent>
+                            <w:p>
+                              <w:pPr>
+                                <w:bidi w:val="0"/>
+                              </w:pPr>
+                              <w:r>
+                                <w:rPr>
+                                  <w:rFonts w:cs="Arial"/>
+                                  <w:color w:val="000000"/>
+                                </w:rPr>
+                                <w:t xml:space="preserve">LBFD Net </w:t>
+                              </w:r>
+                              <w:r>
+                                <w:rPr>
+                                  <w:rFonts w:cs="Arial"/>
+                                  <w:color w:val="000000"/>
+                                </w:rPr>
+                                <w:t>–</w:t>
+                              </w:r>
+                              <w:r>
+                                <w:rPr>
+                                  <w:rFonts w:cs="Arial"/>
+                                  <w:color w:val="000000"/>
+                                </w:rPr>
+                                <w:t xml:space="preserve"> All Datasets</w:t>
+                              </w:r>
+                            </w:p>
+                            <w:p/>
+                          </w:txbxContent>
+                        </wps:txbx>
+                        <wps:bodyPr rot="0" vert="horz" wrap="square" lIns="91440" tIns="45720" rIns="91440" bIns="45720" anchor="t" anchorCtr="0">
+                          <a:noAutofit/>
+                        </wps:bodyPr>
+                      </wps:wsp>
+                    </wpg:wgp>
+                  </a:graphicData>
+                </a:graphic>
+                <wp14:sizeRelH relativeFrom="margin">
+                  <wp14:pctWidth>0</wp14:pctWidth>
+                </wp14:sizeRelH>
+                <wp14:sizeRelV relativeFrom="margin">
+                  <wp14:pctHeight>0</wp14:pctHeight>
+                </wp14:sizeRelV>
+              </wp:anchor>
+            </w:drawing>
+          </mc:Choice>
+          <mc:Fallback>
+            <w:pict>
+              <v:group w14:anchorId="2F26A9BE" id="קבוצה 8" o:spid="_x0000_s1032" style="position:absolute;margin-left:262.8pt;margin-top:242.8pt;width:169.05pt;height:190.8pt;z-index:251683840;mso-width-relative:margin;mso-height-relative:margin" coordsize="22536,24993" o:gfxdata="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">
+                <v:shape id="תמונה 7" o:spid="_x0000_s1033" type="#_x0000_t75" style="position:absolute;width:20999;height:21482;visibility:visible;mso-wrap-style:square" o:gfxdata="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">
+                  <v:imagedata r:id="rId22" o:title=""/>
+                </v:shape>
+                <v:shape id="תיבת טקסט 2" o:spid="_x0000_s1034" type="#_x0000_t202" style="position:absolute;left:1828;top:21945;width:20708;height:3048;flip:x;visibility:visible;mso-wrap-style:square;v-text-anchor:top" o:gfxdata="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" stroked="f">
+                  <v:textbox>
+                    <w:txbxContent>
+                      <w:p>
+                        <w:pPr>
+                          <w:bidi w:val="0"/>
+                        </w:pPr>
+                        <w:r>
+                          <w:rPr>
+                            <w:rFonts w:cs="Arial"/>
+                            <w:color w:val="000000"/>
+                          </w:rPr>
+                          <w:t xml:space="preserve">LBFD Net </w:t>
+                        </w:r>
+                        <w:r>
+                          <w:rPr>
+                            <w:rFonts w:cs="Arial"/>
+                            <w:color w:val="000000"/>
+                          </w:rPr>
+                          <w:t>–</w:t>
+                        </w:r>
+                        <w:r>
+                          <w:rPr>
+                            <w:rFonts w:cs="Arial"/>
+                            <w:color w:val="000000"/>
+                          </w:rPr>
+                          <w:t xml:space="preserve"> All Datasets</w:t>
+                        </w:r>
+                      </w:p>
+                      <w:p/>
+                    </w:txbxContent>
+                  </v:textbox>
+                </v:shape>
+              </v:group>
+            </w:pict>
+          </mc:Fallback>
+        </mc:AlternateContent>
+      </w:r>
+      <w:r>
+        <w:rPr>
+          <w:rFonts w:eastAsia="Times New Roman"/>
+          <w:noProof/>
+          <w:kern w:val="0"/>
+        </w:rPr>
+        <mc:AlternateContent>
+          <mc:Choice Requires="wpg">
+            <w:drawing>
+              <wp:anchor distT="0" distB="0" distL="114300" distR="114300" simplePos="0" relativeHeight="251679744" behindDoc="0" locked="0" layoutInCell="1" allowOverlap="1" wp14:anchorId="4496D809" wp14:editId="1B664384">
+                <wp:simplePos x="0" y="0"/>
+                <wp:positionH relativeFrom="column">
+                  <wp:posOffset>137160</wp:posOffset>
+                </wp:positionH>
+                <wp:positionV relativeFrom="paragraph">
+                  <wp:posOffset>3068320</wp:posOffset>
+                </wp:positionV>
+                <wp:extent cx="2124075" cy="2522220"/>
+                <wp:effectExtent l="0" t="0" r="9525" b="0"/>
+                <wp:wrapNone/>
+                <wp:docPr id="151799" name="קבוצה 5"/>
+                <wp:cNvGraphicFramePr/>
+                <a:graphic xmlns:a="http://schemas.openxmlformats.org/drawingml/2006/main">
+                  <a:graphicData uri="http://schemas.microsoft.com/office/word/2010/wordprocessingGroup">
+                    <wpg:wgp>
+                      <wpg:cNvGrpSpPr/>
+                      <wpg:grpSpPr>
+                        <a:xfrm>
+                          <a:off x="0" y="0"/>
+                          <a:ext cx="2124075" cy="2522220"/>
+                          <a:chOff x="0" y="0"/>
+                          <a:chExt cx="2124075" cy="2522220"/>
+                        </a:xfrm>
+                      </wpg:grpSpPr>
+                      <pic:pic xmlns:pic="http://schemas.openxmlformats.org/drawingml/2006/picture">
+                        <pic:nvPicPr>
+                          <pic:cNvPr id="1919746469" name="תמונה 1"/>
+                          <pic:cNvPicPr>
+                            <a:picLocks noChangeAspect="1"/>
+                          </pic:cNvPicPr>
+                        </pic:nvPicPr>
+                        <pic:blipFill>
+                          <a:blip r:embed="rId23" cstate="print">
+                            <a:extLst>
+                              <a:ext uri="{28A0092B-C50C-407E-A947-70E740481C1C}">
+                                <a14:useLocalDpi xmlns:a14="http://schemas.microsoft.com/office/drawing/2010/main" val="0"/>
+                              </a:ext>
+                            </a:extLst>
+                          </a:blip>
+                          <a:srcRect/>
+                          <a:stretch>
+                            <a:fillRect/>
+                          </a:stretch>
+                        </pic:blipFill>
+                        <pic:spPr bwMode="auto">
+                          <a:xfrm>
+                            <a:off x="0" y="0"/>
+                            <a:ext cx="2095500" cy="2143760"/>
+                          </a:xfrm>
+                          <a:prstGeom prst="rect">
+                            <a:avLst/>
+                          </a:prstGeom>
+                          <a:noFill/>
+                          <a:ln>
+                            <a:noFill/>
+                          </a:ln>
+                        </pic:spPr>
+                      </pic:pic>
+                      <wps:wsp>
+                        <wps:cNvPr id="392093719" name="תיבת טקסט 2"/>
+                        <wps:cNvSpPr txBox="1">
+                          <a:spLocks noChangeArrowheads="1"/>
+                        </wps:cNvSpPr>
+                        <wps:spPr bwMode="auto">
+                          <a:xfrm flipH="1">
+                            <a:off x="53340" y="2217420"/>
+                            <a:ext cx="2070735" cy="304800"/>
+                          </a:xfrm>
+                          <a:prstGeom prst="rect">
+                            <a:avLst/>
+                          </a:prstGeom>
+                          <a:solidFill>
+                            <a:srgbClr val="FFFFFF"/>
+                          </a:solidFill>
+                          <a:ln w="9525">
+                            <a:noFill/>
+                            <a:miter lim="800000"/>
+                            <a:headEnd/>
+                            <a:tailEnd/>
+                          </a:ln>
+                        </wps:spPr>
+                        <wps:txbx>
+                          <w:txbxContent>
+                            <w:p>
+                              <w:pPr>
+                                <w:bidi w:val="0"/>
+                              </w:pPr>
+                              <w:r>
+                                <w:rPr>
+                                  <w:rFonts w:cs="Arial"/>
+                                  <w:color w:val="000000"/>
+                                </w:rPr>
+                                <w:t xml:space="preserve">LBFD Net </w:t>
+                              </w:r>
+                              <w:r>
+                                <w:rPr>
+                                  <w:rFonts w:cs="Arial"/>
+                                  <w:color w:val="000000"/>
+                                </w:rPr>
+                                <w:t>–</w:t>
+                              </w:r>
+                              <w:r>
+                                <w:rPr>
+                                  <w:rFonts w:cs="Arial"/>
+                                  <w:color w:val="000000"/>
+                                </w:rPr>
+                                <w:t xml:space="preserve"> </w:t>
+                              </w:r>
+                              <w:r>
+                                <w:rPr>
+                                  <w:rFonts w:cs="Arial"/>
+                                  <w:color w:val="000000"/>
+                                </w:rPr>
+                                <w:t>Nano Banana</w:t>
+                              </w:r>
+                            </w:p>
+                            <w:p/>
+                          </w:txbxContent>
+                        </wps:txbx>
+                        <wps:bodyPr rot="0" vert="horz" wrap="square" lIns="91440" tIns="45720" rIns="91440" bIns="45720" anchor="t" anchorCtr="0">
+                          <a:noAutofit/>
+                        </wps:bodyPr>
+                      </wps:wsp>
+                    </wpg:wgp>
+                  </a:graphicData>
+                </a:graphic>
+              </wp:anchor>
+            </w:drawing>
+          </mc:Choice>
+          <mc:Fallback>
+            <w:pict>
+              <v:group w14:anchorId="4496D809" id="קבוצה 5" o:spid="_x0000_s1035" style="position:absolute;margin-left:10.8pt;margin-top:241.6pt;width:167.25pt;height:198.6pt;z-index:251679744" coordsize="21240,25222" o:gfxdata="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">
+                <v:shape id="תמונה 1" o:spid="_x0000_s1036" type="#_x0000_t75" style="position:absolute;width:20955;height:21437;visibility:visible;mso-wrap-style:square" o:gfxdata="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">
+                  <v:imagedata r:id="rId24" o:title=""/>
+                </v:shape>
+                <v:shape id="תיבת טקסט 2" o:spid="_x0000_s1037" type="#_x0000_t202" style="position:absolute;left:533;top:22174;width:20707;height:3048;flip:x;visibility:visible;mso-wrap-style:square;v-text-anchor:top" o:gfxdata="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" stroked="f">
+                  <v:textbox>
+                    <w:txbxContent>
+                      <w:p>
+                        <w:pPr>
+                          <w:bidi w:val="0"/>
+                        </w:pPr>
+                        <w:r>
+                          <w:rPr>
+                            <w:rFonts w:cs="Arial"/>
+                            <w:color w:val="000000"/>
+                          </w:rPr>
+                          <w:t xml:space="preserve">LBFD Net </w:t>
+                        </w:r>
+                        <w:r>
+                          <w:rPr>
+                            <w:rFonts w:cs="Arial"/>
+                            <w:color w:val="000000"/>
+                          </w:rPr>
+                          <w:t>–</w:t>
+                        </w:r>
+                        <w:r>
+                          <w:rPr>
+                            <w:rFonts w:cs="Arial"/>
+                            <w:color w:val="000000"/>
+                          </w:rPr>
+                          <w:t xml:space="preserve"> </w:t>
+                        </w:r>
+                        <w:r>
+                          <w:rPr>
+                            <w:rFonts w:cs="Arial"/>
+                            <w:color w:val="000000"/>
+                          </w:rPr>
+                          <w:t>Nano Banana</w:t>
+                        </w:r>
+                      </w:p>
+                      <w:p/>
+                    </w:txbxContent>
+                  </v:textbox>
+                </v:shape>
+              </v:group>
+            </w:pict>
+          </mc:Fallback>
+        </mc:AlternateContent>
+      </w:r>
+      <w:r>
+        <w:rPr>
+          <w:rFonts w:asciiTheme="minorHAnsi" w:hAnsiTheme="minorHAnsi"/>
+          <w:sz w:val="22"/>
+          <w:szCs w:val="22"/>
+        </w:rPr>
+        <w:br w:type="page"/>
+      </w:r>
+    </w:p>
+    <w:p>
+      <w:pPr>
+        <w:pStyle w:val="4"/>
+        <w:bidi w:val="0"/>
+        <w:rPr>
+          <w:b/>
+          <w:bCs/>
+          <w:i w:val="0"/>
+          <w:iCs w:val="0"/>
+          <w:color w:val="auto"/>
+        </w:rPr>
+      </w:pPr>
+      <w:r>
+        <w:rPr>
+          <w:b/>
+          <w:bCs/>
+          <w:i w:val="0"/>
+          <w:iCs w:val="0"/>
+          <w:color w:val="auto"/>
+        </w:rPr>
         <w:lastRenderedPageBreak/>
         <w:t>Results Analysis</w:t>
       </w:r>
     </w:p>
     <w:p>
       <w:pPr>
-        <w:bidi w:val="0"/>
-      </w:pPr>
-      <w:r>
-        <w:t xml:space="preserve">Based on the physics-aware consistency metrics and NIQE, </w:t>
-      </w:r>
-      <w:r>
-        <w:rPr>
-          <w:b/>
-          <w:bCs/>
-        </w:rPr>
-        <w:t>Nano Banana</w:t>
-      </w:r>
-      <w:r>
-        <w:t xml:space="preserve"> demonstrates the most balanced and superior performance among the evaluated models. Its Depth and Shading values fall within the realistic range, indicating good preservation of spatial structure and coherent lighting and shadow behavior, while its </w:t>
-      </w:r>
-      <w:r>
-        <w:t xml:space="preserve">Surface </w:t>
-      </w:r>
-      <w:r>
-        <w:t>Normals value is close to the desired upper bound, reflecting stable geometry without excessive noise. In contrast, Stable Diffusion v1.5 shows excessively high Normals, ChatGPT-5 exhibits increased Depth and less consistent shading, and Stable Diffusion XL + VAE and Masked SDXL have high NIQE values, indicating lower visual naturalness. The low NIQE value of Nano Banana (2.536) reflects high visual naturalness, combining physical realism and visual quality, making it the preferred choice for generating realistic synthetic images of falls in public spaces.</w:t>
-      </w:r>
-    </w:p>
-    <w:p>
-      <w:pPr>
-        <w:bidi w:val="0"/>
-      </w:pPr>
-    </w:p>
-    <w:p>
-      <w:pPr>
-        <w:bidi w:val="0"/>
-      </w:pPr>
-    </w:p>
-    <w:p>
-      <w:pPr>
-        <w:bidi w:val="0"/>
-      </w:pPr>
-      <w:r>
-        <w:br w:type="page"/>
-      </w:r>
+        <w:pStyle w:val="NormalWeb"/>
+        <w:bidi w:val="0"/>
+        <w:rPr>
+          <w:rFonts w:eastAsia="Times New Roman"/>
+          <w:kern w:val="0"/>
+          <w14:ligatures w14:val="none"/>
+        </w:rPr>
+      </w:pPr>
+      <w:r>
+        <w:rPr>
+          <w:rFonts w:eastAsia="Times New Roman"/>
+          <w:kern w:val="0"/>
+          <w14:ligatures w14:val="none"/>
+        </w:rPr>
+        <w:t>Fine-tuning on the inpainting-based dataset yielded the best overall performance, achieving the highest accuracy, precision, and F1-score, and demonstrating strong alignment with both indoor and outdoor fall patterns. The Stable Diffusion-based model attained the highest AUC, indicating superior class separability despite slightly lower accuracy. In contrast, the Nano Banana-based model exhibited consistently lower performance, reflecting limited generalization relative to the other generative approaches. Training on the combined datasets led to performance degradation, likely due to domain mismatch and increased heterogeneity.</w:t>
+      </w:r>
+    </w:p>
+    <w:p>
+      <w:pPr>
+        <w:rPr>
+          <w:rFonts w:hint="cs"/>
+          <w:rtl/>
+        </w:rPr>
+      </w:pPr>
+    </w:p>
+    <w:p>
+      <w:pPr>
+        <w:bidi w:val="0"/>
+      </w:pPr>
+    </w:p>
+    <w:p>
+      <w:pPr>
+        <w:bidi w:val="0"/>
+      </w:pPr>
+    </w:p>
+    <w:p>
+      <w:pPr>
+        <w:bidi w:val="0"/>
+      </w:pPr>
+    </w:p>
+    <w:p>
+      <w:pPr>
+        <w:bidi w:val="0"/>
+      </w:pPr>
+    </w:p>
+    <w:p>
+      <w:pPr>
+        <w:bidi w:val="0"/>
+      </w:pPr>
+    </w:p>
+    <w:p>
+      <w:pPr>
+        <w:bidi w:val="0"/>
+      </w:pPr>
+    </w:p>
+    <w:p>
+      <w:pPr>
+        <w:bidi w:val="0"/>
+      </w:pPr>
+    </w:p>
+    <w:p>
+      <w:pPr>
+        <w:bidi w:val="0"/>
+      </w:pPr>
+    </w:p>
+    <w:p>
+      <w:pPr>
+        <w:bidi w:val="0"/>
+      </w:pPr>
+    </w:p>
+    <w:p>
+      <w:pPr>
+        <w:bidi w:val="0"/>
+      </w:pPr>
+    </w:p>
+    <w:p>
+      <w:pPr>
+        <w:bidi w:val="0"/>
+      </w:pPr>
+    </w:p>
+    <w:p>
+      <w:pPr>
+        <w:bidi w:val="0"/>
+      </w:pPr>
+    </w:p>
+    <w:p>
+      <w:pPr>
+        <w:bidi w:val="0"/>
+      </w:pPr>
+    </w:p>
+    <w:p>
+      <w:pPr>
+        <w:bidi w:val="0"/>
+      </w:pPr>
+    </w:p>
+    <w:p>
+      <w:pPr>
+        <w:bidi w:val="0"/>
+      </w:pPr>
+    </w:p>
+    <w:p>
+      <w:pPr>
+        <w:bidi w:val="0"/>
+      </w:pPr>
+    </w:p>
+    <w:p>
+      <w:pPr>
+        <w:bidi w:val="0"/>
+      </w:pPr>
+    </w:p>
+    <w:p>
+      <w:pPr>
+        <w:bidi w:val="0"/>
+      </w:pPr>
+    </w:p>
+    <w:p>
+      <w:pPr>
+        <w:bidi w:val="0"/>
+      </w:pPr>
+    </w:p>
+    <w:p>
+      <w:pPr>
+        <w:bidi w:val="0"/>
+      </w:pPr>
+    </w:p>
+    <w:p>
+      <w:pPr>
+        <w:bidi w:val="0"/>
+      </w:pPr>
+    </w:p>
+    <w:p>
+      <w:pPr>
+        <w:bidi w:val="0"/>
+      </w:pPr>
+    </w:p>
+    <w:p>
+      <w:pPr>
+        <w:bidi w:val="0"/>
+      </w:pPr>
+    </w:p>
+    <w:p>
+      <w:pPr>
+        <w:bidi w:val="0"/>
+      </w:pPr>
+    </w:p>
+    <w:p>
+      <w:pPr>
+        <w:bidi w:val="0"/>
+      </w:pPr>
+    </w:p>
+    <w:p>
+      <w:pPr>
+        <w:bidi w:val="0"/>
+      </w:pPr>
+    </w:p>
+    <w:p>
+      <w:pPr>
+        <w:bidi w:val="0"/>
+      </w:pPr>
     </w:p>
     <w:p>
       <w:pPr>
@@ -9180,7 +10826,6 @@
   <w:style w:type="character" w:default="1" w:styleId="a0">
     <w:name w:val="Default Paragraph Font"/>
     <w:uiPriority w:val="1"/>
-    <w:semiHidden/>
     <w:unhideWhenUsed/>
   </w:style>
   <w:style w:type="table" w:default="1" w:styleId="a1">

--- a/Fall Detection by Eden Amran and Ziv Shamli update.docx
+++ b/Fall Detection by Eden Amran and Ziv Shamli update.docx
@@ -60,6 +60,9 @@
         <w:jc w:val="center"/>
       </w:pPr>
       <w:r>
+        <w:t xml:space="preserve"> By </w:t>
+      </w:r>
+      <w:r>
         <w:t xml:space="preserve">Eden </w:t>
       </w:r>
       <w:r>
@@ -366,15 +369,7 @@
       </w:r>
       <w:proofErr w:type="spellEnd"/>
       <w:r>
-        <w:t xml:space="preserve"> in each frame, which are then connected to form a skeleton representation. From the skeleton, features such as body angles, leg angles, and height–width ratio </w:t>
-      </w:r>
-      <w:proofErr w:type="gramStart"/>
-      <w:r>
-        <w:t>are</w:t>
-      </w:r>
-      <w:proofErr w:type="gramEnd"/>
-      <w:r>
-        <w:t xml:space="preserve"> computed to detect falls and abnormal postures. Advantages of this approach include robustness to background noise and partial occlusions, low dependency on color or texture, and high accuracy under good lighting conditions (up to 98.4%). Limitations include poor performance in low-light environments, high computational requirements (GPU), and the risk of false alarms, particularly in complex scenes.</w:t>
+        <w:t xml:space="preserve"> in each frame, which are then connected to form a skeleton representation. From the skeleton, features such as body angles, leg angles, and height–width ratio are computed to detect falls and abnormal postures. Advantages of this approach include robustness to background noise and partial occlusions, low dependency on color or texture, and high accuracy under good lighting conditions (up to 98.4%). Limitations include poor performance in low-light environments, high computational requirements (GPU), and the risk of false alarms, particularly in complex scenes.</w:t>
       </w:r>
     </w:p>
     <w:p>
@@ -434,48 +429,51 @@
     </w:p>
     <w:p>
       <w:pPr>
-        <w:bidi w:val="0"/>
-      </w:pPr>
-      <w:r>
+        <w:pStyle w:val="3"/>
+        <w:bidi w:val="0"/>
         <w:rPr>
           <w:rStyle w:val="30"/>
           <w:b/>
           <w:bCs/>
           <w:color w:val="auto"/>
         </w:rPr>
+      </w:pPr>
+      <w:r>
+        <w:rPr>
+          <w:rStyle w:val="30"/>
+          <w:b/>
+          <w:bCs/>
+          <w:color w:val="auto"/>
+        </w:rPr>
         <w:lastRenderedPageBreak/>
         <w:t>Research Question</w:t>
       </w:r>
-      <w:r>
-        <w:br/>
-      </w:r>
-      <w:r>
-        <w:rPr>
-          <w:i/>
-          <w:iCs/>
-        </w:rPr>
-        <w:t>“How does training with generative images of outdoor and crowded environments impact the generalization, accuracy, sensitivity, and robustness of a fall detection model across indoor and outdoor settings?”</w:t>
-      </w:r>
-    </w:p>
-    <w:p>
-      <w:pPr>
-        <w:pStyle w:val="4"/>
-        <w:bidi w:val="0"/>
+    </w:p>
+    <w:p>
+      <w:pPr>
+        <w:bidi w:val="0"/>
+      </w:pPr>
+      <w:r>
+        <w:t>"</w:t>
+      </w:r>
+      <w:r>
+        <w:t xml:space="preserve">How does training with generative images of outdoor and crowded environments impact the generalization, accuracy, sensitivity, and robustness of a fall detection model across indoor and outdoor </w:t>
+      </w:r>
+      <w:r>
+        <w:t>settings?</w:t>
+      </w:r>
+      <w:r>
+        <w:t>"</w:t>
+      </w:r>
+    </w:p>
+    <w:p>
+      <w:pPr>
+        <w:bidi w:val="0"/>
+      </w:pPr>
+      <w:r>
         <w:rPr>
           <w:b/>
           <w:bCs/>
-          <w:i w:val="0"/>
-          <w:iCs w:val="0"/>
-          <w:color w:val="auto"/>
-        </w:rPr>
-      </w:pPr>
-      <w:r>
-        <w:rPr>
-          <w:b/>
-          <w:bCs/>
-          <w:i w:val="0"/>
-          <w:iCs w:val="0"/>
-          <w:color w:val="auto"/>
         </w:rPr>
         <w:t>Datasets:</w:t>
       </w:r>
@@ -504,7 +502,7 @@
         <w:br/>
         <w:t xml:space="preserve">Link: </w:t>
       </w:r>
-      <w:hyperlink r:id="rId7" w:history="1">
+      <w:hyperlink r:id="rId8" w:history="1">
         <w:r>
           <w:rPr>
             <w:rStyle w:val="Hyperlink"/>
@@ -549,7 +547,7 @@
       <w:r>
         <w:fldChar w:fldCharType="separate"/>
       </w:r>
-      <w:hyperlink r:id="rId8" w:history="1">
+      <w:hyperlink r:id="rId9" w:history="1">
         <w:r>
           <w:rPr>
             <w:rStyle w:val="Hyperlink"/>
@@ -585,7 +583,7 @@
         <w:br/>
         <w:t xml:space="preserve">Link: </w:t>
       </w:r>
-      <w:hyperlink r:id="rId9" w:history="1">
+      <w:hyperlink r:id="rId10" w:history="1">
         <w:r>
           <w:rPr>
             <w:rStyle w:val="Hyperlink"/>
@@ -620,7 +618,7 @@
         <w:br/>
         <w:t xml:space="preserve">Link: </w:t>
       </w:r>
-      <w:hyperlink r:id="rId10" w:history="1">
+      <w:hyperlink r:id="rId11" w:history="1">
         <w:proofErr w:type="spellStart"/>
         <w:r>
           <w:rPr>
@@ -1800,15 +1798,7 @@
         <w:t>⁵</w:t>
       </w:r>
       <w:r>
-        <w:t xml:space="preserve"> and no weight decay, and a </w:t>
-      </w:r>
-      <w:proofErr w:type="spellStart"/>
-      <w:r>
-        <w:t>StepLR</w:t>
-      </w:r>
-      <w:proofErr w:type="spellEnd"/>
-      <w:r>
-        <w:t xml:space="preserve"> scheduler is used to reduce the learning rate every four epochs. The batch size is set to 16. Each training iteration consists of a forward pass, loss computation, backpropagation, and parameter updates, with the training loss averaged per epoch.</w:t>
+        <w:t xml:space="preserve"> and no weight decay, and a StepLR scheduler is used to reduce the learning rate every four epochs. The batch size is set to 16. Each training iteration consists of a forward pass, loss computation, backpropagation, and parameter updates, with the training loss averaged per epoch.</w:t>
       </w:r>
     </w:p>
     <w:p>
@@ -1848,15 +1838,59 @@
           <w:b/>
           <w:bCs/>
         </w:rPr>
-        <w:t>Test Set Design</w:t>
-      </w:r>
-    </w:p>
-    <w:p>
-      <w:pPr>
-        <w:bidi w:val="0"/>
-      </w:pPr>
-      <w:r>
-        <w:t>Each model is evaluated using a dedicated test set that combines real indoor images not seen during training with synthetic images generated by the same generative model used for fine-tuning. For example, a model fine-tuned on Stable Diffusion is evaluated on a test set consisting of both indoor data and Stable Diffusion–generated images. This testing strategy enables precise assessment of the model’s performance on real data while also measuring its alignment with the corresponding synthetic domain.</w:t>
+        <w:t>Test Set</w:t>
+      </w:r>
+      <w:r>
+        <w:rPr>
+          <w:b/>
+          <w:bCs/>
+        </w:rPr>
+        <w:t>s</w:t>
+      </w:r>
+      <w:r>
+        <w:rPr>
+          <w:b/>
+          <w:bCs/>
+        </w:rPr>
+        <w:t xml:space="preserve"> Design</w:t>
+      </w:r>
+    </w:p>
+    <w:p>
+      <w:pPr>
+        <w:bidi w:val="0"/>
+      </w:pPr>
+      <w:r>
+        <w:t xml:space="preserve">Each model is evaluated using </w:t>
+      </w:r>
+      <w:proofErr w:type="gramStart"/>
+      <w:r>
+        <w:t>a dedicated</w:t>
+      </w:r>
+      <w:proofErr w:type="gramEnd"/>
+      <w:r>
+        <w:t xml:space="preserve"> test set</w:t>
+      </w:r>
+      <w:r>
+        <w:t>s</w:t>
+      </w:r>
+      <w:r>
+        <w:t xml:space="preserve"> that </w:t>
+      </w:r>
+      <w:proofErr w:type="gramStart"/>
+      <w:r>
+        <w:t>combines</w:t>
+      </w:r>
+      <w:proofErr w:type="gramEnd"/>
+      <w:r>
+        <w:t xml:space="preserve"> real indoor images not seen during training with synthetic images generated by the same generative model used for fine-tuning. For example, a </w:t>
+      </w:r>
+      <w:proofErr w:type="gramStart"/>
+      <w:r>
+        <w:t>model fine-tuned</w:t>
+      </w:r>
+      <w:proofErr w:type="gramEnd"/>
+      <w:r>
+        <w:t xml:space="preserve"> on Stable Diffusion is evaluated on a test set consisting of both real indoor data and images generated by Stable Diffusion. In addition, we constructed an additional general test set for a more comprehensive evaluation, which includes images from all generative models as well as images from the indoor dataset, providing a complementary assessment. This testing strategy enables precise evaluation of the model’s performance on real data while also measuring its alignment with the broader synthetic domain.</w:t>
       </w:r>
     </w:p>
     <w:p>
@@ -1909,6 +1943,14 @@
         </w:rPr>
         <w:lastRenderedPageBreak/>
         <w:t>Result</w:t>
+      </w:r>
+      <w:r>
+        <w:rPr>
+          <w:b/>
+          <w:bCs/>
+          <w:color w:val="auto"/>
+        </w:rPr>
+        <w:t xml:space="preserve"> </w:t>
       </w:r>
     </w:p>
     <w:p>
@@ -3056,12 +3098,49 @@
         </w:rPr>
         <w:t xml:space="preserve">Table </w:t>
       </w:r>
+      <w:proofErr w:type="gramStart"/>
       <w:r>
         <w:rPr>
           <w:sz w:val="18"/>
           <w:szCs w:val="18"/>
         </w:rPr>
         <w:t>1</w:t>
+      </w:r>
+      <w:r>
+        <w:rPr>
+          <w:sz w:val="18"/>
+          <w:szCs w:val="18"/>
+        </w:rPr>
+        <w:t xml:space="preserve"> :</w:t>
+      </w:r>
+      <w:proofErr w:type="gramEnd"/>
+      <w:r>
+        <w:rPr>
+          <w:sz w:val="18"/>
+          <w:szCs w:val="18"/>
+        </w:rPr>
+        <w:t xml:space="preserve"> </w:t>
+      </w:r>
+      <w:r>
+        <w:rPr>
+          <w:sz w:val="18"/>
+          <w:szCs w:val="18"/>
+        </w:rPr>
+        <w:t xml:space="preserve">Evaluation of </w:t>
+      </w:r>
+      <w:r>
+        <w:rPr>
+          <w:sz w:val="18"/>
+          <w:szCs w:val="18"/>
+        </w:rPr>
+        <w:t xml:space="preserve">text-to-text </w:t>
+      </w:r>
+      <w:r>
+        <w:rPr>
+          <w:sz w:val="18"/>
+          <w:szCs w:val="18"/>
+        </w:rPr>
+        <w:t>models</w:t>
       </w:r>
     </w:p>
     <w:p>
@@ -3102,7 +3181,7 @@
           <w14:ligatures w14:val="none"/>
         </w:rPr>
         <w:drawing>
-          <wp:anchor distT="0" distB="0" distL="114300" distR="114300" simplePos="0" relativeHeight="251636736" behindDoc="0" locked="0" layoutInCell="1" allowOverlap="1" wp14:anchorId="0A066F0F" wp14:editId="301C5B90">
+          <wp:anchor distT="0" distB="0" distL="114300" distR="114300" simplePos="0" relativeHeight="251633664" behindDoc="0" locked="0" layoutInCell="1" allowOverlap="1" wp14:anchorId="0A066F0F" wp14:editId="27A4371E">
             <wp:simplePos x="0" y="0"/>
             <wp:positionH relativeFrom="column">
               <wp:posOffset>1196340</wp:posOffset>
@@ -3127,7 +3206,7 @@
                     </pic:cNvPicPr>
                   </pic:nvPicPr>
                   <pic:blipFill>
-                    <a:blip r:embed="rId11" cstate="print">
+                    <a:blip r:embed="rId12" cstate="print">
                       <a:extLst>
                         <a:ext uri="{28A0092B-C50C-407E-A947-70E740481C1C}">
                           <a14:useLocalDpi xmlns:a14="http://schemas.microsoft.com/office/drawing/2010/main" val="0"/>
@@ -3245,7 +3324,7 @@
           <w14:ligatures w14:val="none"/>
         </w:rPr>
         <w:drawing>
-          <wp:anchor distT="0" distB="0" distL="114300" distR="114300" simplePos="0" relativeHeight="251668480" behindDoc="0" locked="0" layoutInCell="1" allowOverlap="1" wp14:anchorId="1D58B8DC" wp14:editId="653F1C75">
+          <wp:anchor distT="0" distB="0" distL="114300" distR="114300" simplePos="0" relativeHeight="251665408" behindDoc="0" locked="0" layoutInCell="1" allowOverlap="1" wp14:anchorId="1D58B8DC" wp14:editId="0BCF5C1F">
             <wp:simplePos x="0" y="0"/>
             <wp:positionH relativeFrom="page">
               <wp:posOffset>1311910</wp:posOffset>
@@ -3270,7 +3349,7 @@
                     </pic:cNvPicPr>
                   </pic:nvPicPr>
                   <pic:blipFill>
-                    <a:blip r:embed="rId12" cstate="print">
+                    <a:blip r:embed="rId13" cstate="print">
                       <a:extLst>
                         <a:ext uri="{28A0092B-C50C-407E-A947-70E740481C1C}">
                           <a14:useLocalDpi xmlns:a14="http://schemas.microsoft.com/office/drawing/2010/main" val="0"/>
@@ -3322,7 +3401,7 @@
           <w:noProof/>
         </w:rPr>
         <w:drawing>
-          <wp:anchor distT="0" distB="0" distL="114300" distR="114300" simplePos="0" relativeHeight="251656192" behindDoc="0" locked="0" layoutInCell="1" allowOverlap="1" wp14:anchorId="06960A91" wp14:editId="4AF17FC6">
+          <wp:anchor distT="0" distB="0" distL="114300" distR="114300" simplePos="0" relativeHeight="251653120" behindDoc="0" locked="0" layoutInCell="1" allowOverlap="1" wp14:anchorId="06960A91" wp14:editId="61E34427">
             <wp:simplePos x="0" y="0"/>
             <wp:positionH relativeFrom="column">
               <wp:posOffset>-99060</wp:posOffset>
@@ -3347,7 +3426,7 @@
                     </pic:cNvPicPr>
                   </pic:nvPicPr>
                   <pic:blipFill>
-                    <a:blip r:embed="rId13" cstate="print">
+                    <a:blip r:embed="rId14" cstate="print">
                       <a:extLst>
                         <a:ext uri="{28A0092B-C50C-407E-A947-70E740481C1C}">
                           <a14:useLocalDpi xmlns:a14="http://schemas.microsoft.com/office/drawing/2010/main" val="0"/>
@@ -4174,7 +4253,49 @@
           <w:sz w:val="18"/>
           <w:szCs w:val="18"/>
         </w:rPr>
-        <w:t>Table 2</w:t>
+        <w:t xml:space="preserve">Table </w:t>
+      </w:r>
+      <w:r>
+        <w:rPr>
+          <w:sz w:val="18"/>
+          <w:szCs w:val="18"/>
+        </w:rPr>
+        <w:t>2:</w:t>
+      </w:r>
+      <w:r>
+        <w:rPr>
+          <w:sz w:val="18"/>
+          <w:szCs w:val="18"/>
+        </w:rPr>
+        <w:t xml:space="preserve"> </w:t>
+      </w:r>
+      <w:r>
+        <w:rPr>
+          <w:sz w:val="18"/>
+          <w:szCs w:val="18"/>
+        </w:rPr>
+        <w:t xml:space="preserve">Evaluation of </w:t>
+      </w:r>
+      <w:r>
+        <w:rPr>
+          <w:sz w:val="18"/>
+          <w:szCs w:val="18"/>
+        </w:rPr>
+        <w:t>image-to-image</w:t>
+      </w:r>
+      <w:r>
+        <w:rPr>
+          <w:sz w:val="18"/>
+          <w:szCs w:val="18"/>
+        </w:rPr>
+        <w:t xml:space="preserve"> </w:t>
+      </w:r>
+      <w:r>
+        <w:rPr>
+          <w:sz w:val="18"/>
+          <w:szCs w:val="18"/>
+        </w:rPr>
+        <w:t>models</w:t>
       </w:r>
     </w:p>
     <w:p>
@@ -4232,7 +4353,7 @@
                     </pic:cNvPicPr>
                   </pic:nvPicPr>
                   <pic:blipFill>
-                    <a:blip r:embed="rId14" cstate="print">
+                    <a:blip r:embed="rId15" cstate="print">
                       <a:extLst>
                         <a:ext uri="{28A0092B-C50C-407E-A947-70E740481C1C}">
                           <a14:useLocalDpi xmlns:a14="http://schemas.microsoft.com/office/drawing/2010/main" val="0"/>
@@ -4273,7 +4394,7 @@
           <w:noProof/>
         </w:rPr>
         <w:drawing>
-          <wp:anchor distT="0" distB="0" distL="114300" distR="114300" simplePos="0" relativeHeight="251666432" behindDoc="0" locked="0" layoutInCell="1" allowOverlap="1" wp14:anchorId="1E120B71" wp14:editId="2DBFAE51">
+          <wp:anchor distT="0" distB="0" distL="114300" distR="114300" simplePos="0" relativeHeight="251663360" behindDoc="0" locked="0" layoutInCell="1" allowOverlap="1" wp14:anchorId="1E120B71" wp14:editId="66BA663B">
             <wp:simplePos x="0" y="0"/>
             <wp:positionH relativeFrom="margin">
               <wp:align>center</wp:align>
@@ -4298,7 +4419,7 @@
                     </pic:cNvPicPr>
                   </pic:nvPicPr>
                   <pic:blipFill>
-                    <a:blip r:embed="rId15" cstate="print">
+                    <a:blip r:embed="rId16" cstate="print">
                       <a:extLst>
                         <a:ext uri="{28A0092B-C50C-407E-A947-70E740481C1C}">
                           <a14:useLocalDpi xmlns:a14="http://schemas.microsoft.com/office/drawing/2010/main" val="0"/>
@@ -4783,7 +4904,35 @@
           <w:sz w:val="18"/>
           <w:szCs w:val="18"/>
         </w:rPr>
-        <w:t>3</w:t>
+        <w:t>3:</w:t>
+      </w:r>
+      <w:r>
+        <w:rPr>
+          <w:sz w:val="18"/>
+          <w:szCs w:val="18"/>
+        </w:rPr>
+        <w:t xml:space="preserve"> </w:t>
+      </w:r>
+      <w:r>
+        <w:rPr>
+          <w:sz w:val="18"/>
+          <w:szCs w:val="18"/>
+        </w:rPr>
+        <w:t xml:space="preserve">Evaluation of the </w:t>
+      </w:r>
+      <w:r>
+        <w:rPr>
+          <w:sz w:val="18"/>
+          <w:szCs w:val="18"/>
+        </w:rPr>
+        <w:t xml:space="preserve">inpainting </w:t>
+      </w:r>
+      <w:r>
+        <w:rPr>
+          <w:sz w:val="18"/>
+          <w:szCs w:val="18"/>
+        </w:rPr>
+        <w:t>model</w:t>
       </w:r>
     </w:p>
     <w:p>
@@ -4818,7 +4967,7 @@
           <w:noProof/>
         </w:rPr>
         <w:drawing>
-          <wp:anchor distT="0" distB="0" distL="114300" distR="114300" simplePos="0" relativeHeight="251667456" behindDoc="0" locked="0" layoutInCell="1" allowOverlap="1" wp14:anchorId="5D0259C8" wp14:editId="2D8F15AB">
+          <wp:anchor distT="0" distB="0" distL="114300" distR="114300" simplePos="0" relativeHeight="251664384" behindDoc="0" locked="0" layoutInCell="1" allowOverlap="1" wp14:anchorId="5D0259C8" wp14:editId="17F0CC03">
             <wp:simplePos x="0" y="0"/>
             <wp:positionH relativeFrom="margin">
               <wp:posOffset>-30480</wp:posOffset>
@@ -4843,7 +4992,7 @@
                     </pic:cNvPicPr>
                   </pic:nvPicPr>
                   <pic:blipFill>
-                    <a:blip r:embed="rId16" cstate="print">
+                    <a:blip r:embed="rId17" cstate="print">
                       <a:extLst>
                         <a:ext uri="{28A0092B-C50C-407E-A947-70E740481C1C}">
                           <a14:useLocalDpi xmlns:a14="http://schemas.microsoft.com/office/drawing/2010/main" val="0"/>
@@ -5077,15 +5226,16 @@
         <w:tblLook w:val="04A0" w:firstRow="1" w:lastRow="0" w:firstColumn="1" w:lastColumn="0" w:noHBand="0" w:noVBand="1"/>
       </w:tblPr>
       <w:tblGrid>
-        <w:gridCol w:w="1976"/>
-        <w:gridCol w:w="2375"/>
-        <w:gridCol w:w="2375"/>
-        <w:gridCol w:w="1570"/>
+        <w:gridCol w:w="1735"/>
+        <w:gridCol w:w="2012"/>
+        <w:gridCol w:w="2014"/>
+        <w:gridCol w:w="1172"/>
+        <w:gridCol w:w="1363"/>
       </w:tblGrid>
       <w:tr>
         <w:tc>
           <w:tcPr>
-            <w:tcW w:w="1976" w:type="dxa"/>
+            <w:tcW w:w="1735" w:type="dxa"/>
             <w:vAlign w:val="center"/>
           </w:tcPr>
           <w:p>
@@ -5106,7 +5256,7 @@
         </w:tc>
         <w:tc>
           <w:tcPr>
-            <w:tcW w:w="2375" w:type="dxa"/>
+            <w:tcW w:w="2012" w:type="dxa"/>
             <w:vAlign w:val="center"/>
           </w:tcPr>
           <w:p>
@@ -5127,7 +5277,7 @@
         </w:tc>
         <w:tc>
           <w:tcPr>
-            <w:tcW w:w="2375" w:type="dxa"/>
+            <w:tcW w:w="2014" w:type="dxa"/>
             <w:vAlign w:val="center"/>
           </w:tcPr>
           <w:p>
@@ -5148,7 +5298,58 @@
         </w:tc>
         <w:tc>
           <w:tcPr>
-            <w:tcW w:w="1570" w:type="dxa"/>
+            <w:tcW w:w="1172" w:type="dxa"/>
+          </w:tcPr>
+          <w:p>
+            <w:pPr>
+              <w:bidi w:val="0"/>
+              <w:jc w:val="center"/>
+              <w:rPr>
+                <w:rFonts w:cs="Arial"/>
+                <w:b/>
+                <w:bCs/>
+                <w:color w:val="000000"/>
+              </w:rPr>
+            </w:pPr>
+            <w:r>
+              <w:rPr>
+                <w:rFonts w:cs="Arial"/>
+                <w:b/>
+                <w:bCs/>
+                <w:color w:val="000000"/>
+              </w:rPr>
+              <w:t>F1-Score</w:t>
+            </w:r>
+          </w:p>
+        </w:tc>
+        <w:tc>
+          <w:tcPr>
+            <w:tcW w:w="1363" w:type="dxa"/>
+            <w:vAlign w:val="center"/>
+          </w:tcPr>
+          <w:p>
+            <w:pPr>
+              <w:bidi w:val="0"/>
+              <w:jc w:val="center"/>
+              <w:rPr>
+                <w:b/>
+                <w:bCs/>
+              </w:rPr>
+            </w:pPr>
+            <w:r>
+              <w:rPr>
+                <w:b/>
+                <w:bCs/>
+              </w:rPr>
+              <w:t>AUC</w:t>
+            </w:r>
+          </w:p>
+        </w:tc>
+      </w:tr>
+      <w:tr>
+        <w:tc>
+          <w:tcPr>
+            <w:tcW w:w="1735" w:type="dxa"/>
             <w:vAlign w:val="center"/>
           </w:tcPr>
           <w:p>
@@ -5159,19 +5360,15 @@
             <w:r>
               <w:rPr>
                 <w:rFonts w:cs="Arial"/>
-                <w:b/>
-                <w:bCs/>
                 <w:color w:val="000000"/>
               </w:rPr>
-              <w:t>F1-Score</w:t>
+              <w:t>LBFD Net - Inpainting Dataset</w:t>
             </w:r>
           </w:p>
         </w:tc>
-      </w:tr>
-      <w:tr>
         <w:tc>
           <w:tcPr>
-            <w:tcW w:w="1976" w:type="dxa"/>
+            <w:tcW w:w="2012" w:type="dxa"/>
             <w:vAlign w:val="center"/>
           </w:tcPr>
           <w:p>
@@ -5182,15 +5379,17 @@
             <w:r>
               <w:rPr>
                 <w:rFonts w:cs="Arial"/>
+                <w:b/>
+                <w:bCs/>
                 <w:color w:val="000000"/>
               </w:rPr>
-              <w:t>LBFD Net - Inpainting Dataset</w:t>
+              <w:t>0.9222</w:t>
             </w:r>
           </w:p>
         </w:tc>
         <w:tc>
           <w:tcPr>
-            <w:tcW w:w="2375" w:type="dxa"/>
+            <w:tcW w:w="2014" w:type="dxa"/>
             <w:vAlign w:val="center"/>
           </w:tcPr>
           <w:p>
@@ -5205,13 +5404,51 @@
                 <w:bCs/>
                 <w:color w:val="000000"/>
               </w:rPr>
-              <w:t>0.9222</w:t>
+              <w:t>0.9524</w:t>
             </w:r>
           </w:p>
         </w:tc>
         <w:tc>
           <w:tcPr>
-            <w:tcW w:w="2375" w:type="dxa"/>
+            <w:tcW w:w="1172" w:type="dxa"/>
+          </w:tcPr>
+          <w:p>
+            <w:pPr>
+              <w:bidi w:val="0"/>
+              <w:jc w:val="center"/>
+              <w:rPr>
+                <w:rFonts w:cs="Arial"/>
+                <w:b/>
+                <w:bCs/>
+                <w:color w:val="000000"/>
+              </w:rPr>
+            </w:pPr>
+          </w:p>
+          <w:p>
+            <w:pPr>
+              <w:bidi w:val="0"/>
+              <w:jc w:val="center"/>
+              <w:rPr>
+                <w:rFonts w:cs="Arial"/>
+                <w:b/>
+                <w:bCs/>
+                <w:color w:val="000000"/>
+              </w:rPr>
+            </w:pPr>
+            <w:r>
+              <w:rPr>
+                <w:rFonts w:cs="Arial"/>
+                <w:b/>
+                <w:bCs/>
+                <w:color w:val="000000"/>
+              </w:rPr>
+              <w:t>0.9195</w:t>
+            </w:r>
+          </w:p>
+        </w:tc>
+        <w:tc>
+          <w:tcPr>
+            <w:tcW w:w="1363" w:type="dxa"/>
             <w:vAlign w:val="center"/>
           </w:tcPr>
           <w:p>
@@ -5220,34 +5457,7 @@
               <w:jc w:val="center"/>
             </w:pPr>
             <w:r>
-              <w:rPr>
-                <w:rFonts w:cs="Arial"/>
-                <w:b/>
-                <w:bCs/>
-                <w:color w:val="000000"/>
-              </w:rPr>
-              <w:t>0.9524</w:t>
-            </w:r>
-          </w:p>
-        </w:tc>
-        <w:tc>
-          <w:tcPr>
-            <w:tcW w:w="1570" w:type="dxa"/>
-            <w:vAlign w:val="center"/>
-          </w:tcPr>
-          <w:p>
-            <w:pPr>
-              <w:bidi w:val="0"/>
-              <w:jc w:val="center"/>
-            </w:pPr>
-            <w:r>
-              <w:rPr>
-                <w:rFonts w:cs="Arial"/>
-                <w:b/>
-                <w:bCs/>
-                <w:color w:val="000000"/>
-              </w:rPr>
-              <w:t>0.9195</w:t>
+              <w:t>0.94</w:t>
             </w:r>
           </w:p>
         </w:tc>
@@ -5255,7 +5465,7 @@
       <w:tr>
         <w:tc>
           <w:tcPr>
-            <w:tcW w:w="1976" w:type="dxa"/>
+            <w:tcW w:w="1735" w:type="dxa"/>
             <w:vAlign w:val="center"/>
           </w:tcPr>
           <w:p>
@@ -5296,7 +5506,7 @@
         </w:tc>
         <w:tc>
           <w:tcPr>
-            <w:tcW w:w="2375" w:type="dxa"/>
+            <w:tcW w:w="2012" w:type="dxa"/>
             <w:vAlign w:val="center"/>
           </w:tcPr>
           <w:p>
@@ -5315,7 +5525,7 @@
         </w:tc>
         <w:tc>
           <w:tcPr>
-            <w:tcW w:w="2375" w:type="dxa"/>
+            <w:tcW w:w="2014" w:type="dxa"/>
             <w:vAlign w:val="center"/>
           </w:tcPr>
           <w:p>
@@ -5334,13 +5544,17 @@
         </w:tc>
         <w:tc>
           <w:tcPr>
-            <w:tcW w:w="1570" w:type="dxa"/>
+            <w:tcW w:w="1172" w:type="dxa"/>
             <w:vAlign w:val="center"/>
           </w:tcPr>
           <w:p>
             <w:pPr>
               <w:bidi w:val="0"/>
               <w:jc w:val="center"/>
+              <w:rPr>
+                <w:rFonts w:cs="Arial"/>
+                <w:color w:val="000000"/>
+              </w:rPr>
             </w:pPr>
             <w:r>
               <w:rPr>
@@ -5348,6 +5562,29 @@
                 <w:color w:val="000000"/>
               </w:rPr>
               <w:t>0.8776</w:t>
+            </w:r>
+          </w:p>
+        </w:tc>
+        <w:tc>
+          <w:tcPr>
+            <w:tcW w:w="1363" w:type="dxa"/>
+            <w:vAlign w:val="center"/>
+          </w:tcPr>
+          <w:p>
+            <w:pPr>
+              <w:bidi w:val="0"/>
+              <w:jc w:val="center"/>
+              <w:rPr>
+                <w:b/>
+                <w:bCs/>
+              </w:rPr>
+            </w:pPr>
+            <w:r>
+              <w:rPr>
+                <w:b/>
+                <w:bCs/>
+              </w:rPr>
+              <w:t>0.95</w:t>
             </w:r>
           </w:p>
         </w:tc>
@@ -5355,7 +5592,7 @@
       <w:tr>
         <w:tc>
           <w:tcPr>
-            <w:tcW w:w="1976" w:type="dxa"/>
+            <w:tcW w:w="1735" w:type="dxa"/>
             <w:vAlign w:val="center"/>
           </w:tcPr>
           <w:p>
@@ -5396,7 +5633,7 @@
         </w:tc>
         <w:tc>
           <w:tcPr>
-            <w:tcW w:w="2375" w:type="dxa"/>
+            <w:tcW w:w="2012" w:type="dxa"/>
             <w:vAlign w:val="center"/>
           </w:tcPr>
           <w:p>
@@ -5415,7 +5652,7 @@
         </w:tc>
         <w:tc>
           <w:tcPr>
-            <w:tcW w:w="2375" w:type="dxa"/>
+            <w:tcW w:w="2014" w:type="dxa"/>
             <w:vAlign w:val="center"/>
           </w:tcPr>
           <w:p>
@@ -5434,7 +5671,30 @@
         </w:tc>
         <w:tc>
           <w:tcPr>
-            <w:tcW w:w="1570" w:type="dxa"/>
+            <w:tcW w:w="1172" w:type="dxa"/>
+            <w:vAlign w:val="center"/>
+          </w:tcPr>
+          <w:p>
+            <w:pPr>
+              <w:bidi w:val="0"/>
+              <w:jc w:val="center"/>
+              <w:rPr>
+                <w:rFonts w:cs="Arial"/>
+                <w:color w:val="000000"/>
+              </w:rPr>
+            </w:pPr>
+            <w:r>
+              <w:rPr>
+                <w:rFonts w:cs="Arial"/>
+                <w:color w:val="000000"/>
+              </w:rPr>
+              <w:t>0.8222</w:t>
+            </w:r>
+          </w:p>
+        </w:tc>
+        <w:tc>
+          <w:tcPr>
+            <w:tcW w:w="1363" w:type="dxa"/>
             <w:vAlign w:val="center"/>
           </w:tcPr>
           <w:p>
@@ -5443,11 +5703,7 @@
               <w:jc w:val="center"/>
             </w:pPr>
             <w:r>
-              <w:rPr>
-                <w:rFonts w:cs="Arial"/>
-                <w:color w:val="000000"/>
-              </w:rPr>
-              <w:t>0.8222</w:t>
+              <w:t>0.91</w:t>
             </w:r>
           </w:p>
         </w:tc>
@@ -5455,7 +5711,7 @@
       <w:tr>
         <w:tc>
           <w:tcPr>
-            <w:tcW w:w="1976" w:type="dxa"/>
+            <w:tcW w:w="1735" w:type="dxa"/>
             <w:vAlign w:val="center"/>
           </w:tcPr>
           <w:p>
@@ -5496,7 +5752,7 @@
         </w:tc>
         <w:tc>
           <w:tcPr>
-            <w:tcW w:w="2375" w:type="dxa"/>
+            <w:tcW w:w="2012" w:type="dxa"/>
             <w:vAlign w:val="center"/>
           </w:tcPr>
           <w:p>
@@ -5515,7 +5771,7 @@
         </w:tc>
         <w:tc>
           <w:tcPr>
-            <w:tcW w:w="2375" w:type="dxa"/>
+            <w:tcW w:w="2014" w:type="dxa"/>
             <w:vAlign w:val="center"/>
           </w:tcPr>
           <w:p>
@@ -5534,7 +5790,30 @@
         </w:tc>
         <w:tc>
           <w:tcPr>
-            <w:tcW w:w="1570" w:type="dxa"/>
+            <w:tcW w:w="1172" w:type="dxa"/>
+            <w:vAlign w:val="center"/>
+          </w:tcPr>
+          <w:p>
+            <w:pPr>
+              <w:bidi w:val="0"/>
+              <w:jc w:val="center"/>
+              <w:rPr>
+                <w:rFonts w:cs="Arial"/>
+                <w:color w:val="000000"/>
+              </w:rPr>
+            </w:pPr>
+            <w:r>
+              <w:rPr>
+                <w:rFonts w:cs="Arial"/>
+                <w:color w:val="000000"/>
+              </w:rPr>
+              <w:t>0.7725</w:t>
+            </w:r>
+          </w:p>
+        </w:tc>
+        <w:tc>
+          <w:tcPr>
+            <w:tcW w:w="1363" w:type="dxa"/>
             <w:vAlign w:val="center"/>
           </w:tcPr>
           <w:p>
@@ -5543,11 +5822,7 @@
               <w:jc w:val="center"/>
             </w:pPr>
             <w:r>
-              <w:rPr>
-                <w:rFonts w:cs="Arial"/>
-                <w:color w:val="000000"/>
-              </w:rPr>
-              <w:t>0.7725</w:t>
+              <w:t>0.93</w:t>
             </w:r>
           </w:p>
         </w:tc>
@@ -5556,6 +5831,43 @@
     <w:p>
       <w:pPr>
         <w:bidi w:val="0"/>
+        <w:rPr>
+          <w:sz w:val="18"/>
+          <w:szCs w:val="18"/>
+        </w:rPr>
+      </w:pPr>
+      <w:r>
+        <w:rPr>
+          <w:sz w:val="18"/>
+          <w:szCs w:val="18"/>
+        </w:rPr>
+        <w:t xml:space="preserve">Table </w:t>
+      </w:r>
+      <w:r>
+        <w:rPr>
+          <w:sz w:val="18"/>
+          <w:szCs w:val="18"/>
+        </w:rPr>
+        <w:t>4:</w:t>
+      </w:r>
+      <w:r>
+        <w:rPr>
+          <w:sz w:val="18"/>
+          <w:szCs w:val="18"/>
+        </w:rPr>
+        <w:t xml:space="preserve"> </w:t>
+      </w:r>
+      <w:r>
+        <w:rPr>
+          <w:sz w:val="18"/>
+          <w:szCs w:val="18"/>
+        </w:rPr>
+        <w:t>Evaluation of the models using dedicated test sets</w:t>
+      </w:r>
+    </w:p>
+    <w:p>
+      <w:pPr>
+        <w:bidi w:val="0"/>
         <w:spacing w:before="100" w:beforeAutospacing="1" w:after="100" w:afterAutospacing="1" w:line="240" w:lineRule="auto"/>
         <w:rPr>
           <w:rFonts w:ascii="Times New Roman" w:eastAsia="Times New Roman" w:hAnsi="Times New Roman" w:cs="Times New Roman"/>
@@ -5565,17 +5877,6 @@
           <w14:ligatures w14:val="none"/>
         </w:rPr>
       </w:pPr>
-    </w:p>
-    <w:p>
-      <w:pPr>
-        <w:pStyle w:val="NormalWeb"/>
-        <w:bidi w:val="0"/>
-        <w:rPr>
-          <w:rFonts w:asciiTheme="minorHAnsi" w:hAnsiTheme="minorHAnsi"/>
-          <w:sz w:val="22"/>
-          <w:szCs w:val="22"/>
-        </w:rPr>
-      </w:pPr>
       <w:r>
         <w:rPr>
           <w:rFonts w:eastAsia="Times New Roman"/>
@@ -5585,16 +5886,16 @@
         <mc:AlternateContent>
           <mc:Choice Requires="wpg">
             <w:drawing>
-              <wp:anchor distT="0" distB="0" distL="114300" distR="114300" simplePos="0" relativeHeight="251675648" behindDoc="0" locked="0" layoutInCell="1" allowOverlap="1" wp14:anchorId="2B3B5DFC" wp14:editId="48D0C87E">
+              <wp:anchor distT="0" distB="0" distL="114300" distR="114300" simplePos="0" relativeHeight="251672576" behindDoc="0" locked="0" layoutInCell="1" allowOverlap="1" wp14:anchorId="2B3B5DFC" wp14:editId="02AEEA71">
                 <wp:simplePos x="0" y="0"/>
                 <wp:positionH relativeFrom="margin">
                   <wp:align>right</wp:align>
                 </wp:positionH>
                 <wp:positionV relativeFrom="paragraph">
-                  <wp:posOffset>5080</wp:posOffset>
+                  <wp:posOffset>194945</wp:posOffset>
                 </wp:positionV>
-                <wp:extent cx="2270760" cy="2667000"/>
-                <wp:effectExtent l="0" t="0" r="0" b="0"/>
+                <wp:extent cx="2125980" cy="2324100"/>
+                <wp:effectExtent l="0" t="0" r="7620" b="0"/>
                 <wp:wrapSquare wrapText="bothSides"/>
                 <wp:docPr id="530637805" name="קבוצה 4"/>
                 <wp:cNvGraphicFramePr/>
@@ -5605,7 +5906,7 @@
                       <wpg:grpSpPr>
                         <a:xfrm>
                           <a:off x="0" y="0"/>
-                          <a:ext cx="2270760" cy="2667000"/>
+                          <a:ext cx="2125980" cy="2324100"/>
                           <a:chOff x="0" y="0"/>
                           <a:chExt cx="2270760" cy="2667000"/>
                         </a:xfrm>
@@ -5618,7 +5919,7 @@
                           </pic:cNvPicPr>
                         </pic:nvPicPr>
                         <pic:blipFill>
-                          <a:blip r:embed="rId17" cstate="print">
+                          <a:blip r:embed="rId18" cstate="print">
                             <a:extLst>
                               <a:ext uri="{28A0092B-C50C-407E-A947-70E740481C1C}">
                                 <a14:useLocalDpi xmlns:a14="http://schemas.microsoft.com/office/drawing/2010/main" val="0"/>
@@ -5685,7 +5986,7 @@
                                   <w:rFonts w:cs="Arial"/>
                                   <w:color w:val="000000"/>
                                 </w:rPr>
-                                <w:t>–</w:t>
+                                <w:t>-</w:t>
                               </w:r>
                               <w:r>
                                 <w:rPr>
@@ -5715,12 +6016,18 @@
                     </wpg:wgp>
                   </a:graphicData>
                 </a:graphic>
+                <wp14:sizeRelH relativeFrom="margin">
+                  <wp14:pctWidth>0</wp14:pctWidth>
+                </wp14:sizeRelH>
+                <wp14:sizeRelV relativeFrom="margin">
+                  <wp14:pctHeight>0</wp14:pctHeight>
+                </wp14:sizeRelV>
               </wp:anchor>
             </w:drawing>
           </mc:Choice>
           <mc:Fallback>
             <w:pict>
-              <v:group w14:anchorId="2B3B5DFC" id="קבוצה 4" o:spid="_x0000_s1026" style="position:absolute;margin-left:127.6pt;margin-top:.4pt;width:178.8pt;height:210pt;z-index:251675648;mso-position-horizontal:right;mso-position-horizontal-relative:margin" coordsize="22707,26670" o:gfxdata="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">
+              <v:group w14:anchorId="2B3B5DFC" id="קבוצה 4" o:spid="_x0000_s1026" style="position:absolute;margin-left:116.2pt;margin-top:15.35pt;width:167.4pt;height:183pt;z-index:251672576;mso-position-horizontal:right;mso-position-horizontal-relative:margin;mso-width-relative:margin;mso-height-relative:margin" coordsize="22707,26670" o:gfxdata="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">
                 <v:shapetype id="_x0000_t75" coordsize="21600,21600" o:spt="75" o:preferrelative="t" path="m@4@5l@4@11@9@11@9@5xe" filled="f" stroked="f">
                   <v:stroke joinstyle="miter"/>
                   <v:formulas>
@@ -5740,14 +6047,14 @@
                   <v:path o:extrusionok="f" gradientshapeok="t" o:connecttype="rect"/>
                   <o:lock v:ext="edit" aspectratio="t"/>
                 </v:shapetype>
-                <v:shape id="תמונה 1" o:spid="_x0000_s1027" type="#_x0000_t75" style="position:absolute;width:22707;height:23120;visibility:visible;mso-wrap-style:square" o:gfxdata="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">
-                  <v:imagedata r:id="rId18" o:title=""/>
+                <v:shape id="תמונה 1" o:spid="_x0000_s1027" type="#_x0000_t75" style="position:absolute;width:22707;height:23120;visibility:visible;mso-wrap-style:square" o:gfxdata="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">
+                  <v:imagedata r:id="rId19" o:title=""/>
                 </v:shape>
                 <v:shapetype id="_x0000_t202" coordsize="21600,21600" o:spt="202" path="m,l,21600r21600,l21600,xe">
                   <v:stroke joinstyle="miter"/>
                   <v:path gradientshapeok="t" o:connecttype="rect"/>
                 </v:shapetype>
-                <v:shape id="תיבת טקסט 2" o:spid="_x0000_s1028" type="#_x0000_t202" style="position:absolute;left:1447;top:23622;width:20708;height:3048;flip:x;visibility:visible;mso-wrap-style:square;v-text-anchor:top" o:gfxdata="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" stroked="f">
+                <v:shape id="_x0000_s1028" type="#_x0000_t202" style="position:absolute;left:1447;top:23622;width:20708;height:3048;flip:x;visibility:visible;mso-wrap-style:square;v-text-anchor:top" o:gfxdata="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" stroked="f">
                   <v:textbox>
                     <w:txbxContent>
                       <w:p>
@@ -5766,7 +6073,7 @@
                             <w:rFonts w:cs="Arial"/>
                             <w:color w:val="000000"/>
                           </w:rPr>
-                          <w:t>–</w:t>
+                          <w:t>-</w:t>
                         </w:r>
                         <w:r>
                           <w:rPr>
@@ -5803,13 +6110,13 @@
         <mc:AlternateContent>
           <mc:Choice Requires="wpg">
             <w:drawing>
-              <wp:anchor distT="0" distB="0" distL="114300" distR="114300" simplePos="0" relativeHeight="251671552" behindDoc="0" locked="0" layoutInCell="1" allowOverlap="1" wp14:anchorId="4C5D3082" wp14:editId="14AA5D8D">
+              <wp:anchor distT="0" distB="0" distL="114300" distR="114300" simplePos="0" relativeHeight="251668480" behindDoc="0" locked="0" layoutInCell="1" allowOverlap="1" wp14:anchorId="4C5D3082" wp14:editId="2D0DBA40">
                 <wp:simplePos x="0" y="0"/>
                 <wp:positionH relativeFrom="margin">
                   <wp:align>left</wp:align>
                 </wp:positionH>
                 <wp:positionV relativeFrom="paragraph">
-                  <wp:posOffset>109220</wp:posOffset>
+                  <wp:posOffset>165100</wp:posOffset>
                 </wp:positionV>
                 <wp:extent cx="2192655" cy="2255520"/>
                 <wp:effectExtent l="0" t="0" r="0" b="0"/>
@@ -5836,7 +6143,7 @@
                           </pic:cNvPicPr>
                         </pic:nvPicPr>
                         <pic:blipFill>
-                          <a:blip r:embed="rId19" cstate="print">
+                          <a:blip r:embed="rId20" cstate="print">
                             <a:extLst>
                               <a:ext uri="{28A0092B-C50C-407E-A947-70E740481C1C}">
                                 <a14:useLocalDpi xmlns:a14="http://schemas.microsoft.com/office/drawing/2010/main" val="0"/>
@@ -5899,6 +6206,11 @@
                                 <w:t>LBFD Net - Inpainting Dataset</w:t>
                               </w:r>
                             </w:p>
+                            <w:p>
+                              <w:pPr>
+                                <w:bidi w:val="0"/>
+                              </w:pPr>
+                            </w:p>
                             <w:p/>
                           </w:txbxContent>
                         </wps:txbx>
@@ -5920,11 +6232,11 @@
           </mc:Choice>
           <mc:Fallback>
             <w:pict>
-              <v:group w14:anchorId="4C5D3082" id="קבוצה 3" o:spid="_x0000_s1029" style="position:absolute;margin-left:0;margin-top:8.6pt;width:172.65pt;height:177.6pt;z-index:251671552;mso-position-horizontal:left;mso-position-horizontal-relative:margin;mso-width-relative:margin;mso-height-relative:margin" coordsize="22840,26289" o:gfxdata="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">
+              <v:group w14:anchorId="4C5D3082" id="קבוצה 3" o:spid="_x0000_s1029" style="position:absolute;margin-left:0;margin-top:13pt;width:172.65pt;height:177.6pt;z-index:251668480;mso-position-horizontal:left;mso-position-horizontal-relative:margin;mso-width-relative:margin;mso-height-relative:margin" coordsize="22840,26289" o:gfxdata="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">
                 <v:shape id="תמונה 2" o:spid="_x0000_s1030" type="#_x0000_t75" style="position:absolute;width:22840;height:23253;visibility:visible;mso-wrap-style:square" o:gfxdata="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">
-                  <v:imagedata r:id="rId20" o:title=""/>
+                  <v:imagedata r:id="rId21" o:title=""/>
                 </v:shape>
-                <v:shape id="תיבת טקסט 2" o:spid="_x0000_s1031" type="#_x0000_t202" style="position:absolute;left:2133;top:23241;width:20707;height:3048;flip:x;visibility:visible;mso-wrap-style:square;v-text-anchor:top" o:gfxdata="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" stroked="f">
+                <v:shape id="_x0000_s1031" type="#_x0000_t202" style="position:absolute;left:2133;top:23241;width:20707;height:3048;flip:x;visibility:visible;mso-wrap-style:square;v-text-anchor:top" o:gfxdata="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" stroked="f">
                   <v:textbox>
                     <w:txbxContent>
                       <w:p>
@@ -5939,6 +6251,11 @@
                           <w:t>LBFD Net - Inpainting Dataset</w:t>
                         </w:r>
                       </w:p>
+                      <w:p>
+                        <w:pPr>
+                          <w:bidi w:val="0"/>
+                        </w:pPr>
+                      </w:p>
                       <w:p/>
                     </w:txbxContent>
                   </v:textbox>
@@ -5949,6 +6266,201 @@
           </mc:Fallback>
         </mc:AlternateContent>
       </w:r>
+    </w:p>
+    <w:p>
+      <w:pPr>
+        <w:pStyle w:val="NormalWeb"/>
+        <w:bidi w:val="0"/>
+        <w:rPr>
+          <w:rFonts w:asciiTheme="minorHAnsi" w:hAnsiTheme="minorHAnsi"/>
+          <w:sz w:val="22"/>
+          <w:szCs w:val="22"/>
+        </w:rPr>
+      </w:pPr>
+      <w:r>
+        <w:rPr>
+          <w:rFonts w:cstheme="minorBidi"/>
+          <w:noProof/>
+          <w:sz w:val="18"/>
+          <w:szCs w:val="18"/>
+          <w:rtl/>
+        </w:rPr>
+        <mc:AlternateContent>
+          <mc:Choice Requires="wps">
+            <w:drawing>
+              <wp:anchor distT="45720" distB="45720" distL="114300" distR="114300" simplePos="0" relativeHeight="251682816" behindDoc="0" locked="0" layoutInCell="1" allowOverlap="1" wp14:anchorId="530B1FDB" wp14:editId="00E44756">
+                <wp:simplePos x="0" y="0"/>
+                <wp:positionH relativeFrom="column">
+                  <wp:posOffset>38100</wp:posOffset>
+                </wp:positionH>
+                <wp:positionV relativeFrom="paragraph">
+                  <wp:posOffset>5008245</wp:posOffset>
+                </wp:positionV>
+                <wp:extent cx="3497580" cy="243840"/>
+                <wp:effectExtent l="0" t="0" r="0" b="3810"/>
+                <wp:wrapSquare wrapText="bothSides"/>
+                <wp:docPr id="217" name="תיבת טקסט 2"/>
+                <wp:cNvGraphicFramePr>
+                  <a:graphicFrameLocks xmlns:a="http://schemas.openxmlformats.org/drawingml/2006/main"/>
+                </wp:cNvGraphicFramePr>
+                <a:graphic xmlns:a="http://schemas.openxmlformats.org/drawingml/2006/main">
+                  <a:graphicData uri="http://schemas.microsoft.com/office/word/2010/wordprocessingShape">
+                    <wps:wsp>
+                      <wps:cNvSpPr txBox="1">
+                        <a:spLocks noChangeArrowheads="1"/>
+                      </wps:cNvSpPr>
+                      <wps:spPr bwMode="auto">
+                        <a:xfrm flipH="1">
+                          <a:off x="0" y="0"/>
+                          <a:ext cx="3497580" cy="243840"/>
+                        </a:xfrm>
+                        <a:prstGeom prst="rect">
+                          <a:avLst/>
+                        </a:prstGeom>
+                        <a:noFill/>
+                        <a:ln w="9525">
+                          <a:noFill/>
+                          <a:miter lim="800000"/>
+                          <a:headEnd/>
+                          <a:tailEnd/>
+                        </a:ln>
+                      </wps:spPr>
+                      <wps:txbx>
+                        <w:txbxContent>
+                          <w:p>
+                            <w:pPr>
+                              <w:bidi w:val="0"/>
+                              <w:rPr>
+                                <w:sz w:val="18"/>
+                                <w:szCs w:val="18"/>
+                              </w:rPr>
+                            </w:pPr>
+                            <w:r>
+                              <w:rPr>
+                                <w:sz w:val="18"/>
+                                <w:szCs w:val="18"/>
+                              </w:rPr>
+                              <w:t>Figure</w:t>
+                            </w:r>
+                            <w:r>
+                              <w:rPr>
+                                <w:sz w:val="18"/>
+                                <w:szCs w:val="18"/>
+                              </w:rPr>
+                              <w:t>s</w:t>
+                            </w:r>
+                            <w:r>
+                              <w:rPr>
+                                <w:sz w:val="18"/>
+                                <w:szCs w:val="18"/>
+                              </w:rPr>
+                              <w:t xml:space="preserve"> 1</w:t>
+                            </w:r>
+                            <w:r>
+                              <w:rPr>
+                                <w:sz w:val="18"/>
+                                <w:szCs w:val="18"/>
+                              </w:rPr>
+                              <w:t>6-</w:t>
+                            </w:r>
+                            <w:r>
+                              <w:rPr>
+                                <w:sz w:val="18"/>
+                                <w:szCs w:val="18"/>
+                              </w:rPr>
+                              <w:t>19:</w:t>
+                            </w:r>
+                            <w:r>
+                              <w:rPr>
+                                <w:sz w:val="18"/>
+                                <w:szCs w:val="18"/>
+                              </w:rPr>
+                              <w:t xml:space="preserve"> Evaluation of the models using dedicated test sets</w:t>
+                            </w:r>
+                          </w:p>
+                          <w:p/>
+                        </w:txbxContent>
+                      </wps:txbx>
+                      <wps:bodyPr rot="0" vert="horz" wrap="square" lIns="91440" tIns="45720" rIns="91440" bIns="45720" anchor="t" anchorCtr="0">
+                        <a:noAutofit/>
+                      </wps:bodyPr>
+                    </wps:wsp>
+                  </a:graphicData>
+                </a:graphic>
+                <wp14:sizeRelH relativeFrom="margin">
+                  <wp14:pctWidth>0</wp14:pctWidth>
+                </wp14:sizeRelH>
+                <wp14:sizeRelV relativeFrom="margin">
+                  <wp14:pctHeight>0</wp14:pctHeight>
+                </wp14:sizeRelV>
+              </wp:anchor>
+            </w:drawing>
+          </mc:Choice>
+          <mc:Fallback>
+            <w:pict>
+              <v:shape w14:anchorId="530B1FDB" id="תיבת טקסט 2" o:spid="_x0000_s1032" type="#_x0000_t202" style="position:absolute;margin-left:3pt;margin-top:394.35pt;width:275.4pt;height:19.2pt;flip:x;z-index:251682816;visibility:visible;mso-wrap-style:square;mso-width-percent:0;mso-height-percent:0;mso-wrap-distance-left:9pt;mso-wrap-distance-top:3.6pt;mso-wrap-distance-right:9pt;mso-wrap-distance-bottom:3.6pt;mso-position-horizontal:absolute;mso-position-horizontal-relative:text;mso-position-vertical:absolute;mso-position-vertical-relative:text;mso-width-percent:0;mso-height-percent:0;mso-width-relative:margin;mso-height-relative:margin;v-text-anchor:top" o:gfxdata="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" filled="f" stroked="f">
+                <v:textbox>
+                  <w:txbxContent>
+                    <w:p>
+                      <w:pPr>
+                        <w:bidi w:val="0"/>
+                        <w:rPr>
+                          <w:sz w:val="18"/>
+                          <w:szCs w:val="18"/>
+                        </w:rPr>
+                      </w:pPr>
+                      <w:r>
+                        <w:rPr>
+                          <w:sz w:val="18"/>
+                          <w:szCs w:val="18"/>
+                        </w:rPr>
+                        <w:t>Figure</w:t>
+                      </w:r>
+                      <w:r>
+                        <w:rPr>
+                          <w:sz w:val="18"/>
+                          <w:szCs w:val="18"/>
+                        </w:rPr>
+                        <w:t>s</w:t>
+                      </w:r>
+                      <w:r>
+                        <w:rPr>
+                          <w:sz w:val="18"/>
+                          <w:szCs w:val="18"/>
+                        </w:rPr>
+                        <w:t xml:space="preserve"> 1</w:t>
+                      </w:r>
+                      <w:r>
+                        <w:rPr>
+                          <w:sz w:val="18"/>
+                          <w:szCs w:val="18"/>
+                        </w:rPr>
+                        <w:t>6-</w:t>
+                      </w:r>
+                      <w:r>
+                        <w:rPr>
+                          <w:sz w:val="18"/>
+                          <w:szCs w:val="18"/>
+                        </w:rPr>
+                        <w:t>19:</w:t>
+                      </w:r>
+                      <w:r>
+                        <w:rPr>
+                          <w:sz w:val="18"/>
+                          <w:szCs w:val="18"/>
+                        </w:rPr>
+                        <w:t xml:space="preserve"> Evaluation of the models using dedicated test sets</w:t>
+                      </w:r>
+                    </w:p>
+                    <w:p/>
+                  </w:txbxContent>
+                </v:textbox>
+                <w10:wrap type="square"/>
+              </v:shape>
+            </w:pict>
+          </mc:Fallback>
+        </mc:AlternateContent>
+      </w:r>
       <w:r>
         <w:rPr>
           <w:rFonts w:eastAsia="Times New Roman"/>
@@ -5958,13 +6470,209 @@
         <mc:AlternateContent>
           <mc:Choice Requires="wpg">
             <w:drawing>
-              <wp:anchor distT="0" distB="0" distL="114300" distR="114300" simplePos="0" relativeHeight="251683840" behindDoc="0" locked="0" layoutInCell="1" allowOverlap="1" wp14:anchorId="2F26A9BE" wp14:editId="306E5B1E">
+              <wp:anchor distT="0" distB="0" distL="114300" distR="114300" simplePos="0" relativeHeight="251676672" behindDoc="0" locked="0" layoutInCell="1" allowOverlap="1" wp14:anchorId="4496D809" wp14:editId="0B64A594">
                 <wp:simplePos x="0" y="0"/>
                 <wp:positionH relativeFrom="column">
-                  <wp:posOffset>3337560</wp:posOffset>
+                  <wp:posOffset>137160</wp:posOffset>
                 </wp:positionH>
                 <wp:positionV relativeFrom="paragraph">
-                  <wp:posOffset>3083560</wp:posOffset>
+                  <wp:posOffset>2432685</wp:posOffset>
+                </wp:positionV>
+                <wp:extent cx="2055495" cy="2377440"/>
+                <wp:effectExtent l="0" t="0" r="1905" b="3810"/>
+                <wp:wrapNone/>
+                <wp:docPr id="151799" name="קבוצה 5"/>
+                <wp:cNvGraphicFramePr/>
+                <a:graphic xmlns:a="http://schemas.openxmlformats.org/drawingml/2006/main">
+                  <a:graphicData uri="http://schemas.microsoft.com/office/word/2010/wordprocessingGroup">
+                    <wpg:wgp>
+                      <wpg:cNvGrpSpPr/>
+                      <wpg:grpSpPr>
+                        <a:xfrm>
+                          <a:off x="0" y="0"/>
+                          <a:ext cx="2055495" cy="2377440"/>
+                          <a:chOff x="0" y="0"/>
+                          <a:chExt cx="2124075" cy="2522220"/>
+                        </a:xfrm>
+                      </wpg:grpSpPr>
+                      <pic:pic xmlns:pic="http://schemas.openxmlformats.org/drawingml/2006/picture">
+                        <pic:nvPicPr>
+                          <pic:cNvPr id="1919746469" name="תמונה 1"/>
+                          <pic:cNvPicPr>
+                            <a:picLocks noChangeAspect="1"/>
+                          </pic:cNvPicPr>
+                        </pic:nvPicPr>
+                        <pic:blipFill>
+                          <a:blip r:embed="rId22" cstate="print">
+                            <a:extLst>
+                              <a:ext uri="{28A0092B-C50C-407E-A947-70E740481C1C}">
+                                <a14:useLocalDpi xmlns:a14="http://schemas.microsoft.com/office/drawing/2010/main" val="0"/>
+                              </a:ext>
+                            </a:extLst>
+                          </a:blip>
+                          <a:srcRect/>
+                          <a:stretch>
+                            <a:fillRect/>
+                          </a:stretch>
+                        </pic:blipFill>
+                        <pic:spPr bwMode="auto">
+                          <a:xfrm>
+                            <a:off x="0" y="0"/>
+                            <a:ext cx="2095500" cy="2143760"/>
+                          </a:xfrm>
+                          <a:prstGeom prst="rect">
+                            <a:avLst/>
+                          </a:prstGeom>
+                          <a:noFill/>
+                          <a:ln>
+                            <a:noFill/>
+                          </a:ln>
+                        </pic:spPr>
+                      </pic:pic>
+                      <wps:wsp>
+                        <wps:cNvPr id="392093719" name="תיבת טקסט 2"/>
+                        <wps:cNvSpPr txBox="1">
+                          <a:spLocks noChangeArrowheads="1"/>
+                        </wps:cNvSpPr>
+                        <wps:spPr bwMode="auto">
+                          <a:xfrm flipH="1">
+                            <a:off x="53340" y="2217420"/>
+                            <a:ext cx="2070735" cy="304800"/>
+                          </a:xfrm>
+                          <a:prstGeom prst="rect">
+                            <a:avLst/>
+                          </a:prstGeom>
+                          <a:solidFill>
+                            <a:srgbClr val="FFFFFF"/>
+                          </a:solidFill>
+                          <a:ln w="9525">
+                            <a:noFill/>
+                            <a:miter lim="800000"/>
+                            <a:headEnd/>
+                            <a:tailEnd/>
+                          </a:ln>
+                        </wps:spPr>
+                        <wps:txbx>
+                          <w:txbxContent>
+                            <w:p>
+                              <w:pPr>
+                                <w:bidi w:val="0"/>
+                              </w:pPr>
+                              <w:r>
+                                <w:rPr>
+                                  <w:rFonts w:cs="Arial"/>
+                                  <w:color w:val="000000"/>
+                                </w:rPr>
+                                <w:t xml:space="preserve">LBFD Net </w:t>
+                              </w:r>
+                              <w:r>
+                                <w:rPr>
+                                  <w:rFonts w:cs="Arial"/>
+                                  <w:color w:val="000000"/>
+                                </w:rPr>
+                                <w:t>-</w:t>
+                              </w:r>
+                              <w:r>
+                                <w:rPr>
+                                  <w:rFonts w:cs="Arial"/>
+                                  <w:color w:val="000000"/>
+                                </w:rPr>
+                                <w:t xml:space="preserve"> </w:t>
+                              </w:r>
+                              <w:r>
+                                <w:rPr>
+                                  <w:rFonts w:cs="Arial"/>
+                                  <w:color w:val="000000"/>
+                                </w:rPr>
+                                <w:t>Nano Banana</w:t>
+                              </w:r>
+                            </w:p>
+                            <w:p/>
+                          </w:txbxContent>
+                        </wps:txbx>
+                        <wps:bodyPr rot="0" vert="horz" wrap="square" lIns="91440" tIns="45720" rIns="91440" bIns="45720" anchor="t" anchorCtr="0">
+                          <a:noAutofit/>
+                        </wps:bodyPr>
+                      </wps:wsp>
+                    </wpg:wgp>
+                  </a:graphicData>
+                </a:graphic>
+                <wp14:sizeRelH relativeFrom="margin">
+                  <wp14:pctWidth>0</wp14:pctWidth>
+                </wp14:sizeRelH>
+                <wp14:sizeRelV relativeFrom="margin">
+                  <wp14:pctHeight>0</wp14:pctHeight>
+                </wp14:sizeRelV>
+              </wp:anchor>
+            </w:drawing>
+          </mc:Choice>
+          <mc:Fallback>
+            <w:pict>
+              <v:group w14:anchorId="4496D809" id="קבוצה 5" o:spid="_x0000_s1033" style="position:absolute;margin-left:10.8pt;margin-top:191.55pt;width:161.85pt;height:187.2pt;z-index:251676672;mso-width-relative:margin;mso-height-relative:margin" coordsize="21240,25222" o:gfxdata="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">
+                <v:shape id="תמונה 1" o:spid="_x0000_s1034" type="#_x0000_t75" style="position:absolute;width:20955;height:21437;visibility:visible;mso-wrap-style:square" o:gfxdata="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">
+                  <v:imagedata r:id="rId23" o:title=""/>
+                </v:shape>
+                <v:shape id="_x0000_s1035" type="#_x0000_t202" style="position:absolute;left:533;top:22174;width:20707;height:3048;flip:x;visibility:visible;mso-wrap-style:square;v-text-anchor:top" o:gfxdata="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" stroked="f">
+                  <v:textbox>
+                    <w:txbxContent>
+                      <w:p>
+                        <w:pPr>
+                          <w:bidi w:val="0"/>
+                        </w:pPr>
+                        <w:r>
+                          <w:rPr>
+                            <w:rFonts w:cs="Arial"/>
+                            <w:color w:val="000000"/>
+                          </w:rPr>
+                          <w:t xml:space="preserve">LBFD Net </w:t>
+                        </w:r>
+                        <w:r>
+                          <w:rPr>
+                            <w:rFonts w:cs="Arial"/>
+                            <w:color w:val="000000"/>
+                          </w:rPr>
+                          <w:t>-</w:t>
+                        </w:r>
+                        <w:r>
+                          <w:rPr>
+                            <w:rFonts w:cs="Arial"/>
+                            <w:color w:val="000000"/>
+                          </w:rPr>
+                          <w:t xml:space="preserve"> </w:t>
+                        </w:r>
+                        <w:r>
+                          <w:rPr>
+                            <w:rFonts w:cs="Arial"/>
+                            <w:color w:val="000000"/>
+                          </w:rPr>
+                          <w:t>Nano Banana</w:t>
+                        </w:r>
+                      </w:p>
+                      <w:p/>
+                    </w:txbxContent>
+                  </v:textbox>
+                </v:shape>
+              </v:group>
+            </w:pict>
+          </mc:Fallback>
+        </mc:AlternateContent>
+      </w:r>
+      <w:r>
+        <w:rPr>
+          <w:rFonts w:eastAsia="Times New Roman"/>
+          <w:noProof/>
+          <w:kern w:val="0"/>
+        </w:rPr>
+        <mc:AlternateContent>
+          <mc:Choice Requires="wpg">
+            <w:drawing>
+              <wp:anchor distT="0" distB="0" distL="114300" distR="114300" simplePos="0" relativeHeight="251680768" behindDoc="0" locked="0" layoutInCell="1" allowOverlap="1" wp14:anchorId="2F26A9BE" wp14:editId="2F30DEE8">
+                <wp:simplePos x="0" y="0"/>
+                <wp:positionH relativeFrom="column">
+                  <wp:posOffset>3291840</wp:posOffset>
+                </wp:positionH>
+                <wp:positionV relativeFrom="paragraph">
+                  <wp:posOffset>2390140</wp:posOffset>
                 </wp:positionV>
                 <wp:extent cx="2146935" cy="2423160"/>
                 <wp:effectExtent l="0" t="0" r="5715" b="0"/>
@@ -5991,7 +6699,7 @@
                           </pic:cNvPicPr>
                         </pic:nvPicPr>
                         <pic:blipFill>
-                          <a:blip r:embed="rId21" cstate="print">
+                          <a:blip r:embed="rId24" cstate="print">
                             <a:extLst>
                               <a:ext uri="{28A0092B-C50C-407E-A947-70E740481C1C}">
                                 <a14:useLocalDpi xmlns:a14="http://schemas.microsoft.com/office/drawing/2010/main" val="0"/>
@@ -6058,7 +6766,7 @@
                                   <w:rFonts w:cs="Arial"/>
                                   <w:color w:val="000000"/>
                                 </w:rPr>
-                                <w:t>–</w:t>
+                                <w:t>-</w:t>
                               </w:r>
                               <w:r>
                                 <w:rPr>
@@ -6089,11 +6797,11 @@
           </mc:Choice>
           <mc:Fallback>
             <w:pict>
-              <v:group w14:anchorId="2F26A9BE" id="קבוצה 8" o:spid="_x0000_s1032" style="position:absolute;margin-left:262.8pt;margin-top:242.8pt;width:169.05pt;height:190.8pt;z-index:251683840;mso-width-relative:margin;mso-height-relative:margin" coordsize="22536,24993" o:gfxdata="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">
-                <v:shape id="תמונה 7" o:spid="_x0000_s1033" type="#_x0000_t75" style="position:absolute;width:20999;height:21482;visibility:visible;mso-wrap-style:square" o:gfxdata="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">
-                  <v:imagedata r:id="rId22" o:title=""/>
+              <v:group w14:anchorId="2F26A9BE" id="קבוצה 8" o:spid="_x0000_s1036" style="position:absolute;margin-left:259.2pt;margin-top:188.2pt;width:169.05pt;height:190.8pt;z-index:251680768;mso-width-relative:margin;mso-height-relative:margin" coordsize="22536,24993" o:gfxdata="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">
+                <v:shape id="תמונה 7" o:spid="_x0000_s1037" type="#_x0000_t75" style="position:absolute;width:20999;height:21482;visibility:visible;mso-wrap-style:square" o:gfxdata="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">
+                  <v:imagedata r:id="rId25" o:title=""/>
                 </v:shape>
-                <v:shape id="תיבת טקסט 2" o:spid="_x0000_s1034" type="#_x0000_t202" style="position:absolute;left:1828;top:21945;width:20708;height:3048;flip:x;visibility:visible;mso-wrap-style:square;v-text-anchor:top" o:gfxdata="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" stroked="f">
+                <v:shape id="_x0000_s1038" type="#_x0000_t202" style="position:absolute;left:1828;top:21945;width:20708;height:3048;flip:x;visibility:visible;mso-wrap-style:square;v-text-anchor:top" o:gfxdata="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" stroked="f">
                   <v:textbox>
                     <w:txbxContent>
                       <w:p>
@@ -6112,7 +6820,7 @@
                             <w:rFonts w:cs="Arial"/>
                             <w:color w:val="000000"/>
                           </w:rPr>
-                          <w:t>–</w:t>
+                          <w:t>-</w:t>
                         </w:r>
                         <w:r>
                           <w:rPr>
@@ -6133,25 +6841,656 @@
       </w:r>
       <w:r>
         <w:rPr>
-          <w:rFonts w:eastAsia="Times New Roman"/>
+          <w:rFonts w:asciiTheme="minorHAnsi" w:hAnsiTheme="minorHAnsi"/>
+          <w:sz w:val="22"/>
+          <w:szCs w:val="22"/>
+        </w:rPr>
+        <w:br w:type="page"/>
+      </w:r>
+    </w:p>
+    <w:p>
+      <w:pPr>
+        <w:pStyle w:val="4"/>
+        <w:bidi w:val="0"/>
+        <w:rPr>
+          <w:b/>
+          <w:bCs/>
+          <w:i w:val="0"/>
+          <w:iCs w:val="0"/>
+          <w:color w:val="auto"/>
+        </w:rPr>
+      </w:pPr>
+      <w:r>
+        <w:rPr>
+          <w:b/>
+          <w:bCs/>
+          <w:i w:val="0"/>
+          <w:iCs w:val="0"/>
+          <w:color w:val="auto"/>
+        </w:rPr>
+        <w:lastRenderedPageBreak/>
+        <w:t>Results Analysis</w:t>
+      </w:r>
+    </w:p>
+    <w:p>
+      <w:pPr>
+        <w:pStyle w:val="NormalWeb"/>
+        <w:bidi w:val="0"/>
+        <w:rPr>
+          <w:rFonts w:asciiTheme="minorHAnsi" w:eastAsia="Times New Roman" w:hAnsiTheme="minorHAnsi"/>
+          <w:kern w:val="0"/>
+          <w:sz w:val="22"/>
+          <w:szCs w:val="22"/>
+          <w14:ligatures w14:val="none"/>
+        </w:rPr>
+      </w:pPr>
+      <w:r>
+        <w:rPr>
+          <w:rFonts w:asciiTheme="minorHAnsi" w:eastAsia="Times New Roman" w:hAnsiTheme="minorHAnsi"/>
+          <w:kern w:val="0"/>
+          <w:sz w:val="22"/>
+          <w:szCs w:val="22"/>
+          <w14:ligatures w14:val="none"/>
+        </w:rPr>
+        <w:t>Fine-tuning on the inpainting-based dataset yielded the best overall performance, achieving the highest accuracy, precision, and F1-score, and demonstrating strong alignment with both indoor and outdoor fall patterns. The Stable Diffusion-based model attained the highest AUC, indicating superior class separability despite slightly lower accuracy. In contrast, the Nano Banana-based model exhibited consistently lower performance, reflecting limited generalization relative to the other generative approaches. Training on the combined datasets led to performance degradation, likely due to domain mismatch and increased heterogeneity.</w:t>
+      </w:r>
+    </w:p>
+    <w:p>
+      <w:pPr>
+        <w:pStyle w:val="4"/>
+        <w:bidi w:val="0"/>
+        <w:rPr>
+          <w:b/>
+          <w:bCs/>
+          <w:i w:val="0"/>
+          <w:iCs w:val="0"/>
+          <w:color w:val="auto"/>
+        </w:rPr>
+      </w:pPr>
+      <w:r>
+        <w:rPr>
+          <w:b/>
+          <w:bCs/>
+          <w:i w:val="0"/>
+          <w:iCs w:val="0"/>
+          <w:color w:val="auto"/>
+        </w:rPr>
+        <w:t>Quantitative Results</w:t>
+      </w:r>
+    </w:p>
+    <w:tbl>
+      <w:tblPr>
+        <w:tblStyle w:val="af3"/>
+        <w:tblpPr w:leftFromText="180" w:rightFromText="180" w:vertAnchor="text" w:horzAnchor="margin" w:tblpY="126"/>
+        <w:tblW w:w="0" w:type="auto"/>
+        <w:tblLook w:val="04A0" w:firstRow="1" w:lastRow="0" w:firstColumn="1" w:lastColumn="0" w:noHBand="0" w:noVBand="1"/>
+      </w:tblPr>
+      <w:tblGrid>
+        <w:gridCol w:w="1735"/>
+        <w:gridCol w:w="2012"/>
+        <w:gridCol w:w="2014"/>
+        <w:gridCol w:w="1172"/>
+        <w:gridCol w:w="1363"/>
+      </w:tblGrid>
+      <w:tr>
+        <w:tc>
+          <w:tcPr>
+            <w:tcW w:w="1735" w:type="dxa"/>
+            <w:vAlign w:val="center"/>
+          </w:tcPr>
+          <w:p>
+            <w:pPr>
+              <w:bidi w:val="0"/>
+              <w:jc w:val="center"/>
+            </w:pPr>
+            <w:r>
+              <w:rPr>
+                <w:rFonts w:cs="Arial"/>
+                <w:b/>
+                <w:bCs/>
+                <w:color w:val="000000"/>
+              </w:rPr>
+              <w:t>Models</w:t>
+            </w:r>
+          </w:p>
+        </w:tc>
+        <w:tc>
+          <w:tcPr>
+            <w:tcW w:w="2012" w:type="dxa"/>
+            <w:vAlign w:val="center"/>
+          </w:tcPr>
+          <w:p>
+            <w:pPr>
+              <w:bidi w:val="0"/>
+              <w:jc w:val="center"/>
+            </w:pPr>
+            <w:r>
+              <w:rPr>
+                <w:rFonts w:cs="Arial"/>
+                <w:b/>
+                <w:bCs/>
+                <w:color w:val="000000"/>
+              </w:rPr>
+              <w:t>Accuracy</w:t>
+            </w:r>
+          </w:p>
+        </w:tc>
+        <w:tc>
+          <w:tcPr>
+            <w:tcW w:w="2014" w:type="dxa"/>
+            <w:vAlign w:val="center"/>
+          </w:tcPr>
+          <w:p>
+            <w:pPr>
+              <w:bidi w:val="0"/>
+              <w:jc w:val="center"/>
+            </w:pPr>
+            <w:r>
+              <w:rPr>
+                <w:rFonts w:cs="Arial"/>
+                <w:b/>
+                <w:bCs/>
+                <w:color w:val="000000"/>
+              </w:rPr>
+              <w:t>Precision</w:t>
+            </w:r>
+          </w:p>
+        </w:tc>
+        <w:tc>
+          <w:tcPr>
+            <w:tcW w:w="1172" w:type="dxa"/>
+          </w:tcPr>
+          <w:p>
+            <w:pPr>
+              <w:bidi w:val="0"/>
+              <w:jc w:val="center"/>
+              <w:rPr>
+                <w:rFonts w:cs="Arial"/>
+                <w:b/>
+                <w:bCs/>
+                <w:color w:val="000000"/>
+              </w:rPr>
+            </w:pPr>
+            <w:r>
+              <w:rPr>
+                <w:rFonts w:cs="Arial"/>
+                <w:b/>
+                <w:bCs/>
+                <w:color w:val="000000"/>
+              </w:rPr>
+              <w:t>F1-Score</w:t>
+            </w:r>
+          </w:p>
+        </w:tc>
+        <w:tc>
+          <w:tcPr>
+            <w:tcW w:w="1363" w:type="dxa"/>
+            <w:vAlign w:val="center"/>
+          </w:tcPr>
+          <w:p>
+            <w:pPr>
+              <w:bidi w:val="0"/>
+              <w:jc w:val="center"/>
+              <w:rPr>
+                <w:b/>
+                <w:bCs/>
+              </w:rPr>
+            </w:pPr>
+            <w:r>
+              <w:rPr>
+                <w:b/>
+                <w:bCs/>
+              </w:rPr>
+              <w:t>AUC</w:t>
+            </w:r>
+          </w:p>
+        </w:tc>
+      </w:tr>
+      <w:tr>
+        <w:tc>
+          <w:tcPr>
+            <w:tcW w:w="1735" w:type="dxa"/>
+            <w:vAlign w:val="center"/>
+          </w:tcPr>
+          <w:p>
+            <w:pPr>
+              <w:bidi w:val="0"/>
+              <w:jc w:val="center"/>
+            </w:pPr>
+            <w:r>
+              <w:rPr>
+                <w:rFonts w:cs="Arial"/>
+                <w:color w:val="000000"/>
+              </w:rPr>
+              <w:t>LBFD Net - Inpainting Dataset</w:t>
+            </w:r>
+          </w:p>
+        </w:tc>
+        <w:tc>
+          <w:tcPr>
+            <w:tcW w:w="2012" w:type="dxa"/>
+            <w:vAlign w:val="center"/>
+          </w:tcPr>
+          <w:p>
+            <w:pPr>
+              <w:bidi w:val="0"/>
+              <w:jc w:val="center"/>
+            </w:pPr>
+            <w:r>
+              <w:rPr>
+                <w:rFonts w:cs="Arial"/>
+                <w:b/>
+                <w:bCs/>
+                <w:color w:val="000000"/>
+              </w:rPr>
+              <w:t>0.8593</w:t>
+            </w:r>
+          </w:p>
+        </w:tc>
+        <w:tc>
+          <w:tcPr>
+            <w:tcW w:w="2014" w:type="dxa"/>
+            <w:vAlign w:val="center"/>
+          </w:tcPr>
+          <w:p>
+            <w:pPr>
+              <w:bidi w:val="0"/>
+              <w:jc w:val="center"/>
+            </w:pPr>
+            <w:r>
+              <w:rPr>
+                <w:rFonts w:cs="Arial"/>
+                <w:b/>
+                <w:bCs/>
+                <w:color w:val="000000"/>
+              </w:rPr>
+              <w:t>0.8760</w:t>
+            </w:r>
+          </w:p>
+        </w:tc>
+        <w:tc>
+          <w:tcPr>
+            <w:tcW w:w="1172" w:type="dxa"/>
+          </w:tcPr>
+          <w:p>
+            <w:pPr>
+              <w:bidi w:val="0"/>
+              <w:jc w:val="center"/>
+              <w:rPr>
+                <w:rFonts w:cs="Arial"/>
+                <w:b/>
+                <w:bCs/>
+                <w:color w:val="000000"/>
+              </w:rPr>
+            </w:pPr>
+          </w:p>
+          <w:p>
+            <w:pPr>
+              <w:bidi w:val="0"/>
+              <w:jc w:val="center"/>
+              <w:rPr>
+                <w:rFonts w:cs="Arial"/>
+                <w:b/>
+                <w:bCs/>
+                <w:color w:val="000000"/>
+              </w:rPr>
+            </w:pPr>
+            <w:r>
+              <w:rPr>
+                <w:rFonts w:cs="Arial"/>
+                <w:b/>
+                <w:bCs/>
+                <w:color w:val="000000"/>
+              </w:rPr>
+              <w:t>0.8561</w:t>
+            </w:r>
+          </w:p>
+        </w:tc>
+        <w:tc>
+          <w:tcPr>
+            <w:tcW w:w="1363" w:type="dxa"/>
+            <w:vAlign w:val="center"/>
+          </w:tcPr>
+          <w:p>
+            <w:pPr>
+              <w:bidi w:val="0"/>
+              <w:jc w:val="center"/>
+              <w:rPr>
+                <w:b/>
+                <w:bCs/>
+              </w:rPr>
+            </w:pPr>
+            <w:r>
+              <w:rPr>
+                <w:b/>
+                <w:bCs/>
+              </w:rPr>
+              <w:t>0.91</w:t>
+            </w:r>
+          </w:p>
+        </w:tc>
+      </w:tr>
+      <w:tr>
+        <w:tc>
+          <w:tcPr>
+            <w:tcW w:w="1735" w:type="dxa"/>
+            <w:vAlign w:val="center"/>
+          </w:tcPr>
+          <w:p>
+            <w:pPr>
+              <w:pStyle w:val="NormalWeb"/>
+              <w:bidi w:val="0"/>
+              <w:jc w:val="center"/>
+              <w:rPr>
+                <w:rFonts w:asciiTheme="minorHAnsi" w:hAnsiTheme="minorHAnsi" w:cs="Arial"/>
+                <w:color w:val="000000"/>
+                <w:sz w:val="22"/>
+                <w:szCs w:val="22"/>
+              </w:rPr>
+            </w:pPr>
+            <w:r>
+              <w:rPr>
+                <w:rFonts w:asciiTheme="minorHAnsi" w:hAnsiTheme="minorHAnsi" w:cs="Arial"/>
+                <w:color w:val="000000"/>
+                <w:sz w:val="22"/>
+                <w:szCs w:val="22"/>
+              </w:rPr>
+              <w:t xml:space="preserve">LBFD Net - </w:t>
+            </w:r>
+          </w:p>
+          <w:p>
+            <w:pPr>
+              <w:bidi w:val="0"/>
+              <w:jc w:val="center"/>
+            </w:pPr>
+            <w:r>
+              <w:rPr>
+                <w:rFonts w:cs="Arial"/>
+                <w:color w:val="000000"/>
+              </w:rPr>
+              <w:t>Stable Diffusion Dataset</w:t>
+            </w:r>
+          </w:p>
+        </w:tc>
+        <w:tc>
+          <w:tcPr>
+            <w:tcW w:w="2012" w:type="dxa"/>
+            <w:vAlign w:val="center"/>
+          </w:tcPr>
+          <w:p>
+            <w:pPr>
+              <w:bidi w:val="0"/>
+              <w:jc w:val="center"/>
+            </w:pPr>
+            <w:r>
+              <w:rPr>
+                <w:rFonts w:cs="Arial"/>
+                <w:color w:val="000000"/>
+              </w:rPr>
+              <w:t>0.8111</w:t>
+            </w:r>
+          </w:p>
+        </w:tc>
+        <w:tc>
+          <w:tcPr>
+            <w:tcW w:w="2014" w:type="dxa"/>
+            <w:vAlign w:val="center"/>
+          </w:tcPr>
+          <w:p>
+            <w:pPr>
+              <w:bidi w:val="0"/>
+              <w:jc w:val="center"/>
+            </w:pPr>
+            <w:r>
+              <w:rPr>
+                <w:rFonts w:cs="Arial"/>
+                <w:color w:val="000000"/>
+              </w:rPr>
+              <w:t>0.7763</w:t>
+            </w:r>
+          </w:p>
+        </w:tc>
+        <w:tc>
+          <w:tcPr>
+            <w:tcW w:w="1172" w:type="dxa"/>
+            <w:vAlign w:val="center"/>
+          </w:tcPr>
+          <w:p>
+            <w:pPr>
+              <w:bidi w:val="0"/>
+              <w:jc w:val="center"/>
+              <w:rPr>
+                <w:rFonts w:cs="Arial"/>
+                <w:color w:val="000000"/>
+              </w:rPr>
+            </w:pPr>
+            <w:r>
+              <w:rPr>
+                <w:rFonts w:cs="Arial"/>
+                <w:color w:val="000000"/>
+              </w:rPr>
+              <w:t>0.8223</w:t>
+            </w:r>
+          </w:p>
+        </w:tc>
+        <w:tc>
+          <w:tcPr>
+            <w:tcW w:w="1363" w:type="dxa"/>
+            <w:vAlign w:val="center"/>
+          </w:tcPr>
+          <w:p>
+            <w:pPr>
+              <w:bidi w:val="0"/>
+              <w:jc w:val="center"/>
+            </w:pPr>
+            <w:r>
+              <w:t>0.87</w:t>
+            </w:r>
+          </w:p>
+        </w:tc>
+      </w:tr>
+      <w:tr>
+        <w:tc>
+          <w:tcPr>
+            <w:tcW w:w="1735" w:type="dxa"/>
+            <w:vAlign w:val="center"/>
+          </w:tcPr>
+          <w:p>
+            <w:pPr>
+              <w:pStyle w:val="NormalWeb"/>
+              <w:bidi w:val="0"/>
+              <w:jc w:val="center"/>
+              <w:rPr>
+                <w:rFonts w:asciiTheme="minorHAnsi" w:hAnsiTheme="minorHAnsi" w:cs="Arial"/>
+                <w:color w:val="000000"/>
+                <w:sz w:val="22"/>
+                <w:szCs w:val="22"/>
+              </w:rPr>
+            </w:pPr>
+            <w:r>
+              <w:rPr>
+                <w:rFonts w:asciiTheme="minorHAnsi" w:hAnsiTheme="minorHAnsi" w:cs="Arial"/>
+                <w:color w:val="000000"/>
+                <w:sz w:val="22"/>
+                <w:szCs w:val="22"/>
+              </w:rPr>
+              <w:t xml:space="preserve">LBFD-Net - </w:t>
+            </w:r>
+          </w:p>
+          <w:p>
+            <w:pPr>
+              <w:bidi w:val="0"/>
+              <w:jc w:val="center"/>
+            </w:pPr>
+            <w:r>
+              <w:rPr>
+                <w:rFonts w:cs="Arial"/>
+                <w:color w:val="000000"/>
+              </w:rPr>
+              <w:t>Nano Banana Dataset</w:t>
+            </w:r>
+          </w:p>
+        </w:tc>
+        <w:tc>
+          <w:tcPr>
+            <w:tcW w:w="2012" w:type="dxa"/>
+            <w:vAlign w:val="center"/>
+          </w:tcPr>
+          <w:p>
+            <w:pPr>
+              <w:bidi w:val="0"/>
+              <w:jc w:val="center"/>
+            </w:pPr>
+            <w:r>
+              <w:rPr>
+                <w:rFonts w:cs="Arial"/>
+                <w:color w:val="000000"/>
+              </w:rPr>
+              <w:t>0.8111</w:t>
+            </w:r>
+          </w:p>
+        </w:tc>
+        <w:tc>
+          <w:tcPr>
+            <w:tcW w:w="2014" w:type="dxa"/>
+            <w:vAlign w:val="center"/>
+          </w:tcPr>
+          <w:p>
+            <w:pPr>
+              <w:bidi w:val="0"/>
+              <w:jc w:val="center"/>
+            </w:pPr>
+            <w:r>
+              <w:rPr>
+                <w:rFonts w:cs="Arial"/>
+                <w:color w:val="000000"/>
+              </w:rPr>
+              <w:t>0.8088</w:t>
+            </w:r>
+          </w:p>
+        </w:tc>
+        <w:tc>
+          <w:tcPr>
+            <w:tcW w:w="1172" w:type="dxa"/>
+            <w:vAlign w:val="center"/>
+          </w:tcPr>
+          <w:p>
+            <w:pPr>
+              <w:bidi w:val="0"/>
+              <w:jc w:val="center"/>
+              <w:rPr>
+                <w:rFonts w:cs="Arial"/>
+                <w:color w:val="000000"/>
+              </w:rPr>
+            </w:pPr>
+            <w:r>
+              <w:rPr>
+                <w:rFonts w:cs="Arial"/>
+                <w:color w:val="000000"/>
+              </w:rPr>
+              <w:t>0.8118</w:t>
+            </w:r>
+          </w:p>
+        </w:tc>
+        <w:tc>
+          <w:tcPr>
+            <w:tcW w:w="1363" w:type="dxa"/>
+            <w:vAlign w:val="center"/>
+          </w:tcPr>
+          <w:p>
+            <w:pPr>
+              <w:bidi w:val="0"/>
+              <w:jc w:val="center"/>
+            </w:pPr>
+            <w:r>
+              <w:t>0.9</w:t>
+            </w:r>
+            <w:r>
+              <w:t>0</w:t>
+            </w:r>
+          </w:p>
+        </w:tc>
+      </w:tr>
+    </w:tbl>
+    <w:p>
+      <w:pPr>
+        <w:bidi w:val="0"/>
+        <w:rPr>
+          <w:sz w:val="18"/>
+          <w:szCs w:val="18"/>
+        </w:rPr>
+      </w:pPr>
+      <w:r>
+        <w:rPr>
+          <w:sz w:val="18"/>
+          <w:szCs w:val="18"/>
+        </w:rPr>
+        <w:t xml:space="preserve">Table </w:t>
+      </w:r>
+      <w:r>
+        <w:rPr>
+          <w:sz w:val="18"/>
+          <w:szCs w:val="18"/>
+        </w:rPr>
+        <w:t>5:</w:t>
+      </w:r>
+      <w:r>
+        <w:rPr>
+          <w:sz w:val="18"/>
+          <w:szCs w:val="18"/>
+        </w:rPr>
+        <w:t xml:space="preserve"> </w:t>
+      </w:r>
+      <w:r>
+        <w:rPr>
+          <w:sz w:val="18"/>
+          <w:szCs w:val="18"/>
+        </w:rPr>
+        <w:t xml:space="preserve">Evaluation of the models using </w:t>
+      </w:r>
+      <w:r>
+        <w:rPr>
+          <w:sz w:val="18"/>
+          <w:szCs w:val="18"/>
+        </w:rPr>
+        <w:t>general test set</w:t>
+      </w:r>
+    </w:p>
+    <w:p>
+      <w:pPr>
+        <w:pStyle w:val="NormalWeb"/>
+        <w:bidi w:val="0"/>
+        <w:rPr>
+          <w:rFonts w:asciiTheme="minorHAnsi" w:eastAsia="Times New Roman" w:hAnsiTheme="minorHAnsi"/>
+          <w:kern w:val="0"/>
+          <w:sz w:val="22"/>
+          <w:szCs w:val="22"/>
+          <w14:ligatures w14:val="none"/>
+        </w:rPr>
+      </w:pPr>
+      <w:r>
+        <w:rPr>
+          <w:rFonts w:asciiTheme="minorHAnsi" w:eastAsia="Times New Roman" w:hAnsiTheme="minorHAnsi"/>
           <w:noProof/>
           <w:kern w:val="0"/>
+          <w:sz w:val="22"/>
+          <w:szCs w:val="22"/>
         </w:rPr>
         <mc:AlternateContent>
           <mc:Choice Requires="wpg">
             <w:drawing>
-              <wp:anchor distT="0" distB="0" distL="114300" distR="114300" simplePos="0" relativeHeight="251679744" behindDoc="0" locked="0" layoutInCell="1" allowOverlap="1" wp14:anchorId="4496D809" wp14:editId="1B664384">
+              <wp:anchor distT="0" distB="0" distL="114300" distR="114300" simplePos="0" relativeHeight="251691008" behindDoc="0" locked="0" layoutInCell="1" allowOverlap="1" wp14:anchorId="36482303" wp14:editId="0156BA31">
                 <wp:simplePos x="0" y="0"/>
-                <wp:positionH relativeFrom="column">
-                  <wp:posOffset>137160</wp:posOffset>
+                <wp:positionH relativeFrom="margin">
+                  <wp:posOffset>3413760</wp:posOffset>
                 </wp:positionH>
                 <wp:positionV relativeFrom="paragraph">
-                  <wp:posOffset>3068320</wp:posOffset>
+                  <wp:posOffset>52705</wp:posOffset>
                 </wp:positionV>
-                <wp:extent cx="2124075" cy="2522220"/>
-                <wp:effectExtent l="0" t="0" r="9525" b="0"/>
+                <wp:extent cx="2182495" cy="2446020"/>
+                <wp:effectExtent l="0" t="0" r="8255" b="0"/>
                 <wp:wrapNone/>
-                <wp:docPr id="151799" name="קבוצה 5"/>
+                <wp:docPr id="770979203" name="קבוצה 7"/>
                 <wp:cNvGraphicFramePr/>
                 <a:graphic xmlns:a="http://schemas.openxmlformats.org/drawingml/2006/main">
                   <a:graphicData uri="http://schemas.microsoft.com/office/word/2010/wordprocessingGroup">
@@ -6160,54 +7499,49 @@
                       <wpg:grpSpPr>
                         <a:xfrm>
                           <a:off x="0" y="0"/>
-                          <a:ext cx="2124075" cy="2522220"/>
+                          <a:ext cx="2182495" cy="2446020"/>
                           <a:chOff x="0" y="0"/>
-                          <a:chExt cx="2124075" cy="2522220"/>
+                          <a:chExt cx="2144448" cy="2361113"/>
                         </a:xfrm>
                       </wpg:grpSpPr>
                       <pic:pic xmlns:pic="http://schemas.openxmlformats.org/drawingml/2006/picture">
                         <pic:nvPicPr>
-                          <pic:cNvPr id="1919746469" name="תמונה 1"/>
+                          <pic:cNvPr id="1487829266" name="תמונה 1"/>
                           <pic:cNvPicPr>
                             <a:picLocks noChangeAspect="1"/>
                           </pic:cNvPicPr>
                         </pic:nvPicPr>
                         <pic:blipFill>
-                          <a:blip r:embed="rId23" cstate="print">
+                          <a:blip r:embed="rId26" cstate="print">
                             <a:extLst>
                               <a:ext uri="{28A0092B-C50C-407E-A947-70E740481C1C}">
                                 <a14:useLocalDpi xmlns:a14="http://schemas.microsoft.com/office/drawing/2010/main" val="0"/>
                               </a:ext>
                             </a:extLst>
                           </a:blip>
-                          <a:srcRect/>
                           <a:stretch>
                             <a:fillRect/>
                           </a:stretch>
                         </pic:blipFill>
-                        <pic:spPr bwMode="auto">
+                        <pic:spPr>
                           <a:xfrm>
                             <a:off x="0" y="0"/>
-                            <a:ext cx="2095500" cy="2143760"/>
+                            <a:ext cx="2065020" cy="2113280"/>
                           </a:xfrm>
                           <a:prstGeom prst="rect">
                             <a:avLst/>
                           </a:prstGeom>
-                          <a:noFill/>
-                          <a:ln>
-                            <a:noFill/>
-                          </a:ln>
                         </pic:spPr>
                       </pic:pic>
                       <wps:wsp>
-                        <wps:cNvPr id="392093719" name="תיבת טקסט 2"/>
+                        <wps:cNvPr id="515439404" name="תיבת טקסט 2"/>
                         <wps:cNvSpPr txBox="1">
                           <a:spLocks noChangeArrowheads="1"/>
                         </wps:cNvSpPr>
                         <wps:spPr bwMode="auto">
                           <a:xfrm flipH="1">
-                            <a:off x="53340" y="2217420"/>
-                            <a:ext cx="2070735" cy="304800"/>
+                            <a:off x="205740" y="2095502"/>
+                            <a:ext cx="1938708" cy="265611"/>
                           </a:xfrm>
                           <a:prstGeom prst="rect">
                             <a:avLst/>
@@ -6240,7 +7574,626 @@
                                   <w:rFonts w:cs="Arial"/>
                                   <w:color w:val="000000"/>
                                 </w:rPr>
-                                <w:t>–</w:t>
+                                <w:t>-</w:t>
+                              </w:r>
+                              <w:r>
+                                <w:rPr>
+                                  <w:rFonts w:cs="Arial"/>
+                                  <w:color w:val="000000"/>
+                                </w:rPr>
+                                <w:t xml:space="preserve"> </w:t>
+                              </w:r>
+                              <w:r>
+                                <w:rPr>
+                                  <w:rFonts w:cs="Arial"/>
+                                  <w:color w:val="000000"/>
+                                </w:rPr>
+                                <w:t>St</w:t>
+                              </w:r>
+                              <w:r>
+                                <w:t>able Diffusion</w:t>
+                              </w:r>
+                            </w:p>
+                            <w:p/>
+                          </w:txbxContent>
+                        </wps:txbx>
+                        <wps:bodyPr rot="0" vert="horz" wrap="square" lIns="91440" tIns="45720" rIns="91440" bIns="45720" anchor="t" anchorCtr="0">
+                          <a:noAutofit/>
+                        </wps:bodyPr>
+                      </wps:wsp>
+                    </wpg:wgp>
+                  </a:graphicData>
+                </a:graphic>
+                <wp14:sizeRelH relativeFrom="margin">
+                  <wp14:pctWidth>0</wp14:pctWidth>
+                </wp14:sizeRelH>
+                <wp14:sizeRelV relativeFrom="margin">
+                  <wp14:pctHeight>0</wp14:pctHeight>
+                </wp14:sizeRelV>
+              </wp:anchor>
+            </w:drawing>
+          </mc:Choice>
+          <mc:Fallback>
+            <w:pict>
+              <v:group w14:anchorId="36482303" id="קבוצה 7" o:spid="_x0000_s1039" style="position:absolute;margin-left:268.8pt;margin-top:4.15pt;width:171.85pt;height:192.6pt;z-index:251691008;mso-position-horizontal-relative:margin;mso-width-relative:margin;mso-height-relative:margin" coordsize="21444,23611" o:gfxdata="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">
+                <v:shape id="תמונה 1" o:spid="_x0000_s1040" type="#_x0000_t75" style="position:absolute;width:20650;height:21132;visibility:visible;mso-wrap-style:square" o:gfxdata="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">
+                  <v:imagedata r:id="rId27" o:title=""/>
+                </v:shape>
+                <v:shape id="_x0000_s1041" type="#_x0000_t202" style="position:absolute;left:2057;top:20955;width:19387;height:2656;flip:x;visibility:visible;mso-wrap-style:square;v-text-anchor:top" o:gfxdata="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" stroked="f">
+                  <v:textbox>
+                    <w:txbxContent>
+                      <w:p>
+                        <w:pPr>
+                          <w:bidi w:val="0"/>
+                        </w:pPr>
+                        <w:r>
+                          <w:rPr>
+                            <w:rFonts w:cs="Arial"/>
+                            <w:color w:val="000000"/>
+                          </w:rPr>
+                          <w:t xml:space="preserve">LBFD Net </w:t>
+                        </w:r>
+                        <w:r>
+                          <w:rPr>
+                            <w:rFonts w:cs="Arial"/>
+                            <w:color w:val="000000"/>
+                          </w:rPr>
+                          <w:t>-</w:t>
+                        </w:r>
+                        <w:r>
+                          <w:rPr>
+                            <w:rFonts w:cs="Arial"/>
+                            <w:color w:val="000000"/>
+                          </w:rPr>
+                          <w:t xml:space="preserve"> </w:t>
+                        </w:r>
+                        <w:r>
+                          <w:rPr>
+                            <w:rFonts w:cs="Arial"/>
+                            <w:color w:val="000000"/>
+                          </w:rPr>
+                          <w:t>St</w:t>
+                        </w:r>
+                        <w:r>
+                          <w:t>able Diffusion</w:t>
+                        </w:r>
+                      </w:p>
+                      <w:p/>
+                    </w:txbxContent>
+                  </v:textbox>
+                </v:shape>
+                <w10:wrap anchorx="margin"/>
+              </v:group>
+            </w:pict>
+          </mc:Fallback>
+        </mc:AlternateContent>
+      </w:r>
+      <w:r>
+        <w:rPr>
+          <w:rFonts w:asciiTheme="minorHAnsi" w:eastAsia="Times New Roman" w:hAnsiTheme="minorHAnsi"/>
+          <w:noProof/>
+          <w:kern w:val="0"/>
+          <w:sz w:val="22"/>
+          <w:szCs w:val="22"/>
+        </w:rPr>
+        <mc:AlternateContent>
+          <mc:Choice Requires="wpg">
+            <w:drawing>
+              <wp:anchor distT="0" distB="0" distL="114300" distR="114300" simplePos="0" relativeHeight="251686912" behindDoc="0" locked="0" layoutInCell="1" allowOverlap="1" wp14:anchorId="23C26EA5" wp14:editId="13560BCE">
+                <wp:simplePos x="0" y="0"/>
+                <wp:positionH relativeFrom="margin">
+                  <wp:align>left</wp:align>
+                </wp:positionH>
+                <wp:positionV relativeFrom="paragraph">
+                  <wp:posOffset>94615</wp:posOffset>
+                </wp:positionV>
+                <wp:extent cx="2125980" cy="2356631"/>
+                <wp:effectExtent l="0" t="0" r="7620" b="5715"/>
+                <wp:wrapNone/>
+                <wp:docPr id="1734923218" name="קבוצה 6"/>
+                <wp:cNvGraphicFramePr/>
+                <a:graphic xmlns:a="http://schemas.openxmlformats.org/drawingml/2006/main">
+                  <a:graphicData uri="http://schemas.microsoft.com/office/word/2010/wordprocessingGroup">
+                    <wpg:wgp>
+                      <wpg:cNvGrpSpPr/>
+                      <wpg:grpSpPr>
+                        <a:xfrm>
+                          <a:off x="0" y="0"/>
+                          <a:ext cx="2125980" cy="2356631"/>
+                          <a:chOff x="0" y="0"/>
+                          <a:chExt cx="2126269" cy="2357143"/>
+                        </a:xfrm>
+                      </wpg:grpSpPr>
+                      <pic:pic xmlns:pic="http://schemas.openxmlformats.org/drawingml/2006/picture">
+                        <pic:nvPicPr>
+                          <pic:cNvPr id="2066013065" name="תמונה 1"/>
+                          <pic:cNvPicPr>
+                            <a:picLocks noChangeAspect="1"/>
+                          </pic:cNvPicPr>
+                        </pic:nvPicPr>
+                        <pic:blipFill>
+                          <a:blip r:embed="rId28" cstate="print">
+                            <a:extLst>
+                              <a:ext uri="{28A0092B-C50C-407E-A947-70E740481C1C}">
+                                <a14:useLocalDpi xmlns:a14="http://schemas.microsoft.com/office/drawing/2010/main" val="0"/>
+                              </a:ext>
+                            </a:extLst>
+                          </a:blip>
+                          <a:stretch>
+                            <a:fillRect/>
+                          </a:stretch>
+                        </pic:blipFill>
+                        <pic:spPr>
+                          <a:xfrm>
+                            <a:off x="0" y="0"/>
+                            <a:ext cx="2087880" cy="2137410"/>
+                          </a:xfrm>
+                          <a:prstGeom prst="rect">
+                            <a:avLst/>
+                          </a:prstGeom>
+                        </pic:spPr>
+                      </pic:pic>
+                      <wps:wsp>
+                        <wps:cNvPr id="496237520" name="תיבת טקסט 2"/>
+                        <wps:cNvSpPr txBox="1">
+                          <a:spLocks noChangeArrowheads="1"/>
+                        </wps:cNvSpPr>
+                        <wps:spPr bwMode="auto">
+                          <a:xfrm flipH="1">
+                            <a:off x="138432" y="2095633"/>
+                            <a:ext cx="1987837" cy="261510"/>
+                          </a:xfrm>
+                          <a:prstGeom prst="rect">
+                            <a:avLst/>
+                          </a:prstGeom>
+                          <a:solidFill>
+                            <a:srgbClr val="FFFFFF"/>
+                          </a:solidFill>
+                          <a:ln w="9525">
+                            <a:noFill/>
+                            <a:miter lim="800000"/>
+                            <a:headEnd/>
+                            <a:tailEnd/>
+                          </a:ln>
+                        </wps:spPr>
+                        <wps:txbx>
+                          <w:txbxContent>
+                            <w:p>
+                              <w:pPr>
+                                <w:bidi w:val="0"/>
+                              </w:pPr>
+                              <w:r>
+                                <w:rPr>
+                                  <w:rFonts w:cs="Arial"/>
+                                  <w:color w:val="000000"/>
+                                </w:rPr>
+                                <w:t>LBFD Net - Inpainting Dataset</w:t>
+                              </w:r>
+                            </w:p>
+                            <w:p>
+                              <w:pPr>
+                                <w:bidi w:val="0"/>
+                              </w:pPr>
+                            </w:p>
+                            <w:p/>
+                          </w:txbxContent>
+                        </wps:txbx>
+                        <wps:bodyPr rot="0" vert="horz" wrap="square" lIns="91440" tIns="45720" rIns="91440" bIns="45720" anchor="t" anchorCtr="0">
+                          <a:noAutofit/>
+                        </wps:bodyPr>
+                      </wps:wsp>
+                    </wpg:wgp>
+                  </a:graphicData>
+                </a:graphic>
+                <wp14:sizeRelH relativeFrom="margin">
+                  <wp14:pctWidth>0</wp14:pctWidth>
+                </wp14:sizeRelH>
+                <wp14:sizeRelV relativeFrom="margin">
+                  <wp14:pctHeight>0</wp14:pctHeight>
+                </wp14:sizeRelV>
+              </wp:anchor>
+            </w:drawing>
+          </mc:Choice>
+          <mc:Fallback>
+            <w:pict>
+              <v:group w14:anchorId="23C26EA5" id="קבוצה 6" o:spid="_x0000_s1042" style="position:absolute;margin-left:0;margin-top:7.45pt;width:167.4pt;height:185.55pt;z-index:251686912;mso-position-horizontal:left;mso-position-horizontal-relative:margin;mso-width-relative:margin;mso-height-relative:margin" coordsize="21262,23571" o:gfxdata="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">
+                <v:shape id="תמונה 1" o:spid="_x0000_s1043" type="#_x0000_t75" style="position:absolute;width:20878;height:21374;visibility:visible;mso-wrap-style:square" o:gfxdata="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">
+                  <v:imagedata r:id="rId29" o:title=""/>
+                </v:shape>
+                <v:shape id="_x0000_s1044" type="#_x0000_t202" style="position:absolute;left:1384;top:20956;width:19878;height:2615;flip:x;visibility:visible;mso-wrap-style:square;v-text-anchor:top" o:gfxdata="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" stroked="f">
+                  <v:textbox>
+                    <w:txbxContent>
+                      <w:p>
+                        <w:pPr>
+                          <w:bidi w:val="0"/>
+                        </w:pPr>
+                        <w:r>
+                          <w:rPr>
+                            <w:rFonts w:cs="Arial"/>
+                            <w:color w:val="000000"/>
+                          </w:rPr>
+                          <w:t>LBFD Net - Inpainting Dataset</w:t>
+                        </w:r>
+                      </w:p>
+                      <w:p>
+                        <w:pPr>
+                          <w:bidi w:val="0"/>
+                        </w:pPr>
+                      </w:p>
+                      <w:p/>
+                    </w:txbxContent>
+                  </v:textbox>
+                </v:shape>
+                <w10:wrap anchorx="margin"/>
+              </v:group>
+            </w:pict>
+          </mc:Fallback>
+        </mc:AlternateContent>
+      </w:r>
+      <w:r>
+        <w:rPr>
+          <w:rFonts w:asciiTheme="minorHAnsi" w:eastAsia="Times New Roman" w:hAnsiTheme="minorHAnsi"/>
+          <w:kern w:val="0"/>
+          <w:sz w:val="22"/>
+          <w:szCs w:val="22"/>
+          <w14:ligatures w14:val="none"/>
+        </w:rPr>
+        <w:br/>
+      </w:r>
+      <w:r>
+        <w:rPr>
+          <w:rFonts w:asciiTheme="minorHAnsi" w:eastAsia="Times New Roman" w:hAnsiTheme="minorHAnsi"/>
+          <w:kern w:val="0"/>
+          <w:sz w:val="22"/>
+          <w:szCs w:val="22"/>
+          <w14:ligatures w14:val="none"/>
+        </w:rPr>
+        <w:br/>
+      </w:r>
+      <w:r>
+        <w:rPr>
+          <w:rFonts w:asciiTheme="minorHAnsi" w:eastAsia="Times New Roman" w:hAnsiTheme="minorHAnsi"/>
+          <w:kern w:val="0"/>
+          <w:sz w:val="22"/>
+          <w:szCs w:val="22"/>
+          <w14:ligatures w14:val="none"/>
+        </w:rPr>
+        <w:br/>
+      </w:r>
+      <w:r>
+        <w:rPr>
+          <w:rFonts w:asciiTheme="minorHAnsi" w:eastAsia="Times New Roman" w:hAnsiTheme="minorHAnsi"/>
+          <w:kern w:val="0"/>
+          <w:sz w:val="22"/>
+          <w:szCs w:val="22"/>
+          <w14:ligatures w14:val="none"/>
+        </w:rPr>
+        <w:br/>
+      </w:r>
+      <w:r>
+        <w:rPr>
+          <w:rFonts w:asciiTheme="minorHAnsi" w:eastAsia="Times New Roman" w:hAnsiTheme="minorHAnsi"/>
+          <w:kern w:val="0"/>
+          <w:sz w:val="22"/>
+          <w:szCs w:val="22"/>
+          <w14:ligatures w14:val="none"/>
+        </w:rPr>
+        <w:br/>
+      </w:r>
+      <w:r>
+        <w:rPr>
+          <w:rFonts w:asciiTheme="minorHAnsi" w:eastAsia="Times New Roman" w:hAnsiTheme="minorHAnsi"/>
+          <w:kern w:val="0"/>
+          <w:sz w:val="22"/>
+          <w:szCs w:val="22"/>
+          <w14:ligatures w14:val="none"/>
+        </w:rPr>
+        <w:br/>
+      </w:r>
+      <w:r>
+        <w:rPr>
+          <w:rFonts w:asciiTheme="minorHAnsi" w:eastAsia="Times New Roman" w:hAnsiTheme="minorHAnsi"/>
+          <w:kern w:val="0"/>
+          <w:sz w:val="22"/>
+          <w:szCs w:val="22"/>
+          <w14:ligatures w14:val="none"/>
+        </w:rPr>
+        <w:br/>
+      </w:r>
+      <w:r>
+        <w:rPr>
+          <w:rFonts w:asciiTheme="minorHAnsi" w:eastAsia="Times New Roman" w:hAnsiTheme="minorHAnsi"/>
+          <w:kern w:val="0"/>
+          <w:sz w:val="22"/>
+          <w:szCs w:val="22"/>
+          <w14:ligatures w14:val="none"/>
+        </w:rPr>
+        <w:br/>
+      </w:r>
+      <w:r>
+        <w:rPr>
+          <w:rFonts w:asciiTheme="minorHAnsi" w:eastAsia="Times New Roman" w:hAnsiTheme="minorHAnsi"/>
+          <w:kern w:val="0"/>
+          <w:sz w:val="22"/>
+          <w:szCs w:val="22"/>
+          <w14:ligatures w14:val="none"/>
+        </w:rPr>
+        <w:br/>
+      </w:r>
+      <w:r>
+        <w:rPr>
+          <w:rFonts w:asciiTheme="minorHAnsi" w:eastAsia="Times New Roman" w:hAnsiTheme="minorHAnsi"/>
+          <w:kern w:val="0"/>
+          <w:sz w:val="22"/>
+          <w:szCs w:val="22"/>
+          <w14:ligatures w14:val="none"/>
+        </w:rPr>
+        <w:br/>
+      </w:r>
+      <w:r>
+        <w:rPr>
+          <w:rFonts w:asciiTheme="minorHAnsi" w:eastAsia="Times New Roman" w:hAnsiTheme="minorHAnsi"/>
+          <w:kern w:val="0"/>
+          <w:sz w:val="22"/>
+          <w:szCs w:val="22"/>
+          <w14:ligatures w14:val="none"/>
+        </w:rPr>
+        <w:br/>
+      </w:r>
+      <w:r>
+        <w:rPr>
+          <w:rFonts w:asciiTheme="minorHAnsi" w:eastAsia="Times New Roman" w:hAnsiTheme="minorHAnsi"/>
+          <w:kern w:val="0"/>
+          <w:sz w:val="22"/>
+          <w:szCs w:val="22"/>
+          <w14:ligatures w14:val="none"/>
+        </w:rPr>
+        <w:br/>
+      </w:r>
+    </w:p>
+    <w:p>
+      <w:pPr>
+        <w:pStyle w:val="NormalWeb"/>
+        <w:bidi w:val="0"/>
+        <w:rPr>
+          <w:rFonts w:asciiTheme="minorHAnsi" w:eastAsia="Times New Roman" w:hAnsiTheme="minorHAnsi"/>
+          <w:kern w:val="0"/>
+          <w:sz w:val="22"/>
+          <w:szCs w:val="22"/>
+          <w14:ligatures w14:val="none"/>
+        </w:rPr>
+      </w:pPr>
+    </w:p>
+    <w:p>
+      <w:pPr>
+        <w:pStyle w:val="NormalWeb"/>
+        <w:bidi w:val="0"/>
+        <w:rPr>
+          <w:rFonts w:asciiTheme="minorHAnsi" w:eastAsia="Times New Roman" w:hAnsiTheme="minorHAnsi"/>
+          <w:kern w:val="0"/>
+          <w:sz w:val="22"/>
+          <w:szCs w:val="22"/>
+          <w14:ligatures w14:val="none"/>
+        </w:rPr>
+      </w:pPr>
+      <w:r>
+        <w:rPr>
+          <w:rFonts w:asciiTheme="minorHAnsi" w:eastAsia="Times New Roman" w:hAnsiTheme="minorHAnsi"/>
+          <w:kern w:val="0"/>
+          <w:sz w:val="22"/>
+          <w:szCs w:val="22"/>
+          <w14:ligatures w14:val="none"/>
+        </w:rPr>
+        <w:br/>
+      </w:r>
+      <w:r>
+        <w:rPr>
+          <w:rFonts w:asciiTheme="minorHAnsi" w:eastAsia="Times New Roman" w:hAnsiTheme="minorHAnsi"/>
+          <w:kern w:val="0"/>
+          <w:sz w:val="22"/>
+          <w:szCs w:val="22"/>
+          <w14:ligatures w14:val="none"/>
+        </w:rPr>
+        <w:br/>
+      </w:r>
+      <w:r>
+        <w:rPr>
+          <w:rFonts w:asciiTheme="minorHAnsi" w:eastAsia="Times New Roman" w:hAnsiTheme="minorHAnsi"/>
+          <w:kern w:val="0"/>
+          <w:sz w:val="22"/>
+          <w:szCs w:val="22"/>
+          <w14:ligatures w14:val="none"/>
+        </w:rPr>
+        <w:br/>
+      </w:r>
+      <w:r>
+        <w:rPr>
+          <w:rFonts w:asciiTheme="minorHAnsi" w:eastAsia="Times New Roman" w:hAnsiTheme="minorHAnsi"/>
+          <w:kern w:val="0"/>
+          <w:sz w:val="22"/>
+          <w:szCs w:val="22"/>
+          <w14:ligatures w14:val="none"/>
+        </w:rPr>
+        <w:br/>
+      </w:r>
+      <w:r>
+        <w:rPr>
+          <w:rFonts w:asciiTheme="minorHAnsi" w:eastAsia="Times New Roman" w:hAnsiTheme="minorHAnsi"/>
+          <w:kern w:val="0"/>
+          <w:sz w:val="22"/>
+          <w:szCs w:val="22"/>
+          <w14:ligatures w14:val="none"/>
+        </w:rPr>
+        <w:br/>
+      </w:r>
+      <w:r>
+        <w:rPr>
+          <w:rFonts w:asciiTheme="minorHAnsi" w:eastAsia="Times New Roman" w:hAnsiTheme="minorHAnsi"/>
+          <w:kern w:val="0"/>
+          <w:sz w:val="22"/>
+          <w:szCs w:val="22"/>
+          <w14:ligatures w14:val="none"/>
+        </w:rPr>
+        <w:br/>
+      </w:r>
+      <w:r>
+        <w:rPr>
+          <w:rFonts w:asciiTheme="minorHAnsi" w:eastAsia="Times New Roman" w:hAnsiTheme="minorHAnsi"/>
+          <w:kern w:val="0"/>
+          <w:sz w:val="22"/>
+          <w:szCs w:val="22"/>
+          <w14:ligatures w14:val="none"/>
+        </w:rPr>
+        <w:br/>
+      </w:r>
+      <w:r>
+        <w:rPr>
+          <w:rFonts w:asciiTheme="minorHAnsi" w:eastAsia="Times New Roman" w:hAnsiTheme="minorHAnsi"/>
+          <w:kern w:val="0"/>
+          <w:sz w:val="22"/>
+          <w:szCs w:val="22"/>
+          <w14:ligatures w14:val="none"/>
+        </w:rPr>
+        <w:br/>
+      </w:r>
+      <w:r>
+        <w:rPr>
+          <w:rFonts w:asciiTheme="minorHAnsi" w:eastAsia="Times New Roman" w:hAnsiTheme="minorHAnsi"/>
+          <w:kern w:val="0"/>
+          <w:sz w:val="22"/>
+          <w:szCs w:val="22"/>
+          <w14:ligatures w14:val="none"/>
+        </w:rPr>
+        <w:br/>
+      </w:r>
+      <w:r>
+        <w:rPr>
+          <w:rFonts w:asciiTheme="minorHAnsi" w:eastAsia="Times New Roman" w:hAnsiTheme="minorHAnsi"/>
+          <w:kern w:val="0"/>
+          <w:sz w:val="22"/>
+          <w:szCs w:val="22"/>
+          <w14:ligatures w14:val="none"/>
+        </w:rPr>
+        <w:br/>
+      </w:r>
+      <w:r>
+        <w:rPr>
+          <w:rFonts w:asciiTheme="minorHAnsi" w:eastAsia="Times New Roman" w:hAnsiTheme="minorHAnsi"/>
+          <w:kern w:val="0"/>
+          <w:sz w:val="22"/>
+          <w:szCs w:val="22"/>
+          <w14:ligatures w14:val="none"/>
+        </w:rPr>
+        <w:br/>
+      </w:r>
+      <w:r>
+        <w:rPr>
+          <w:rFonts w:asciiTheme="minorHAnsi" w:eastAsia="Times New Roman" w:hAnsiTheme="minorHAnsi"/>
+          <w:noProof/>
+          <w:kern w:val="0"/>
+          <w:sz w:val="22"/>
+          <w:szCs w:val="22"/>
+        </w:rPr>
+        <w:lastRenderedPageBreak/>
+        <mc:AlternateContent>
+          <mc:Choice Requires="wpg">
+            <w:drawing>
+              <wp:anchor distT="0" distB="0" distL="114300" distR="114300" simplePos="0" relativeHeight="251695104" behindDoc="0" locked="0" layoutInCell="1" allowOverlap="1" wp14:anchorId="51EA5E4C" wp14:editId="546E45D3">
+                <wp:simplePos x="0" y="0"/>
+                <wp:positionH relativeFrom="column">
+                  <wp:posOffset>99060</wp:posOffset>
+                </wp:positionH>
+                <wp:positionV relativeFrom="paragraph">
+                  <wp:posOffset>-266700</wp:posOffset>
+                </wp:positionV>
+                <wp:extent cx="2194377" cy="2321844"/>
+                <wp:effectExtent l="0" t="0" r="0" b="2540"/>
+                <wp:wrapNone/>
+                <wp:docPr id="325080474" name="קבוצה 9"/>
+                <wp:cNvGraphicFramePr/>
+                <a:graphic xmlns:a="http://schemas.openxmlformats.org/drawingml/2006/main">
+                  <a:graphicData uri="http://schemas.microsoft.com/office/word/2010/wordprocessingGroup">
+                    <wpg:wgp>
+                      <wpg:cNvGrpSpPr/>
+                      <wpg:grpSpPr>
+                        <a:xfrm>
+                          <a:off x="0" y="0"/>
+                          <a:ext cx="2194377" cy="2321844"/>
+                          <a:chOff x="0" y="0"/>
+                          <a:chExt cx="2194377" cy="2321844"/>
+                        </a:xfrm>
+                      </wpg:grpSpPr>
+                      <pic:pic xmlns:pic="http://schemas.openxmlformats.org/drawingml/2006/picture">
+                        <pic:nvPicPr>
+                          <pic:cNvPr id="1979101283" name="תמונה 1"/>
+                          <pic:cNvPicPr>
+                            <a:picLocks noChangeAspect="1"/>
+                          </pic:cNvPicPr>
+                        </pic:nvPicPr>
+                        <pic:blipFill>
+                          <a:blip r:embed="rId30" cstate="print">
+                            <a:extLst>
+                              <a:ext uri="{28A0092B-C50C-407E-A947-70E740481C1C}">
+                                <a14:useLocalDpi xmlns:a14="http://schemas.microsoft.com/office/drawing/2010/main" val="0"/>
+                              </a:ext>
+                            </a:extLst>
+                          </a:blip>
+                          <a:stretch>
+                            <a:fillRect/>
+                          </a:stretch>
+                        </pic:blipFill>
+                        <pic:spPr>
+                          <a:xfrm>
+                            <a:off x="0" y="0"/>
+                            <a:ext cx="1973580" cy="2020570"/>
+                          </a:xfrm>
+                          <a:prstGeom prst="rect">
+                            <a:avLst/>
+                          </a:prstGeom>
+                        </pic:spPr>
+                      </pic:pic>
+                      <wps:wsp>
+                        <wps:cNvPr id="929493987" name="תיבת טקסט 2"/>
+                        <wps:cNvSpPr txBox="1">
+                          <a:spLocks noChangeArrowheads="1"/>
+                        </wps:cNvSpPr>
+                        <wps:spPr bwMode="auto">
+                          <a:xfrm flipH="1">
+                            <a:off x="190500" y="2034540"/>
+                            <a:ext cx="2003877" cy="287304"/>
+                          </a:xfrm>
+                          <a:prstGeom prst="rect">
+                            <a:avLst/>
+                          </a:prstGeom>
+                          <a:solidFill>
+                            <a:srgbClr val="FFFFFF"/>
+                          </a:solidFill>
+                          <a:ln w="9525">
+                            <a:noFill/>
+                            <a:miter lim="800000"/>
+                            <a:headEnd/>
+                            <a:tailEnd/>
+                          </a:ln>
+                        </wps:spPr>
+                        <wps:txbx>
+                          <w:txbxContent>
+                            <w:p>
+                              <w:pPr>
+                                <w:bidi w:val="0"/>
+                              </w:pPr>
+                              <w:r>
+                                <w:rPr>
+                                  <w:rFonts w:cs="Arial"/>
+                                  <w:color w:val="000000"/>
+                                </w:rPr>
+                                <w:t xml:space="preserve">LBFD Net </w:t>
+                              </w:r>
+                              <w:r>
+                                <w:rPr>
+                                  <w:rFonts w:cs="Arial"/>
+                                  <w:color w:val="000000"/>
+                                </w:rPr>
+                                <w:t>-</w:t>
                               </w:r>
                               <w:r>
                                 <w:rPr>
@@ -6272,11 +8225,11 @@
           </mc:Choice>
           <mc:Fallback>
             <w:pict>
-              <v:group w14:anchorId="4496D809" id="קבוצה 5" o:spid="_x0000_s1035" style="position:absolute;margin-left:10.8pt;margin-top:241.6pt;width:167.25pt;height:198.6pt;z-index:251679744" coordsize="21240,25222" o:gfxdata="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">
-                <v:shape id="תמונה 1" o:spid="_x0000_s1036" type="#_x0000_t75" style="position:absolute;width:20955;height:21437;visibility:visible;mso-wrap-style:square" o:gfxdata="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">
-                  <v:imagedata r:id="rId24" o:title=""/>
+              <v:group w14:anchorId="51EA5E4C" id="קבוצה 9" o:spid="_x0000_s1045" style="position:absolute;margin-left:7.8pt;margin-top:-21pt;width:172.8pt;height:182.8pt;z-index:251695104" coordsize="21943,23218" o:gfxdata="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">
+                <v:shape id="תמונה 1" o:spid="_x0000_s1046" type="#_x0000_t75" style="position:absolute;width:19735;height:20205;visibility:visible;mso-wrap-style:square" o:gfxdata="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">
+                  <v:imagedata r:id="rId31" o:title=""/>
                 </v:shape>
-                <v:shape id="תיבת טקסט 2" o:spid="_x0000_s1037" type="#_x0000_t202" style="position:absolute;left:533;top:22174;width:20707;height:3048;flip:x;visibility:visible;mso-wrap-style:square;v-text-anchor:top" o:gfxdata="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" stroked="f">
+                <v:shape id="_x0000_s1047" type="#_x0000_t202" style="position:absolute;left:1905;top:20345;width:20038;height:2873;flip:x;visibility:visible;mso-wrap-style:square;v-text-anchor:top" o:gfxdata="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" stroked="f">
                   <v:textbox>
                     <w:txbxContent>
                       <w:p>
@@ -6295,7 +8248,7 @@
                             <w:rFonts w:cs="Arial"/>
                             <w:color w:val="000000"/>
                           </w:rPr>
-                          <w:t>–</w:t>
+                          <w:t>-</w:t>
                         </w:r>
                         <w:r>
                           <w:rPr>
@@ -6323,11 +8276,307 @@
       </w:r>
       <w:r>
         <w:rPr>
-          <w:rFonts w:asciiTheme="minorHAnsi" w:hAnsiTheme="minorHAnsi"/>
+          <w:rFonts w:asciiTheme="minorHAnsi" w:eastAsia="Times New Roman" w:hAnsiTheme="minorHAnsi"/>
+          <w:kern w:val="0"/>
           <w:sz w:val="22"/>
           <w:szCs w:val="22"/>
-        </w:rPr>
-        <w:br w:type="page"/>
+          <w14:ligatures w14:val="none"/>
+        </w:rPr>
+        <w:br/>
+      </w:r>
+      <w:r>
+        <w:rPr>
+          <w:rFonts w:asciiTheme="minorHAnsi" w:eastAsia="Times New Roman" w:hAnsiTheme="minorHAnsi"/>
+          <w:kern w:val="0"/>
+          <w:sz w:val="22"/>
+          <w:szCs w:val="22"/>
+          <w14:ligatures w14:val="none"/>
+        </w:rPr>
+        <w:br/>
+      </w:r>
+      <w:r>
+        <w:rPr>
+          <w:rFonts w:asciiTheme="minorHAnsi" w:eastAsia="Times New Roman" w:hAnsiTheme="minorHAnsi"/>
+          <w:kern w:val="0"/>
+          <w:sz w:val="22"/>
+          <w:szCs w:val="22"/>
+          <w14:ligatures w14:val="none"/>
+        </w:rPr>
+        <w:br/>
+      </w:r>
+      <w:r>
+        <w:rPr>
+          <w:rFonts w:asciiTheme="minorHAnsi" w:eastAsia="Times New Roman" w:hAnsiTheme="minorHAnsi"/>
+          <w:kern w:val="0"/>
+          <w:sz w:val="22"/>
+          <w:szCs w:val="22"/>
+          <w14:ligatures w14:val="none"/>
+        </w:rPr>
+        <w:br/>
+      </w:r>
+      <w:r>
+        <w:rPr>
+          <w:rFonts w:asciiTheme="minorHAnsi" w:eastAsia="Times New Roman" w:hAnsiTheme="minorHAnsi"/>
+          <w:kern w:val="0"/>
+          <w:sz w:val="22"/>
+          <w:szCs w:val="22"/>
+          <w14:ligatures w14:val="none"/>
+        </w:rPr>
+        <w:br/>
+      </w:r>
+      <w:r>
+        <w:rPr>
+          <w:rFonts w:asciiTheme="minorHAnsi" w:eastAsia="Times New Roman" w:hAnsiTheme="minorHAnsi"/>
+          <w:kern w:val="0"/>
+          <w:sz w:val="22"/>
+          <w:szCs w:val="22"/>
+          <w14:ligatures w14:val="none"/>
+        </w:rPr>
+        <w:br/>
+      </w:r>
+      <w:r>
+        <w:rPr>
+          <w:rFonts w:asciiTheme="minorHAnsi" w:eastAsia="Times New Roman" w:hAnsiTheme="minorHAnsi"/>
+          <w:kern w:val="0"/>
+          <w:sz w:val="22"/>
+          <w:szCs w:val="22"/>
+          <w14:ligatures w14:val="none"/>
+        </w:rPr>
+        <w:br/>
+      </w:r>
+      <w:r>
+        <w:rPr>
+          <w:rFonts w:asciiTheme="minorHAnsi" w:eastAsia="Times New Roman" w:hAnsiTheme="minorHAnsi"/>
+          <w:kern w:val="0"/>
+          <w:sz w:val="22"/>
+          <w:szCs w:val="22"/>
+          <w14:ligatures w14:val="none"/>
+        </w:rPr>
+        <w:br/>
+      </w:r>
+      <w:r>
+        <w:rPr>
+          <w:rFonts w:asciiTheme="minorHAnsi" w:eastAsia="Times New Roman" w:hAnsiTheme="minorHAnsi"/>
+          <w:kern w:val="0"/>
+          <w:sz w:val="22"/>
+          <w:szCs w:val="22"/>
+          <w14:ligatures w14:val="none"/>
+        </w:rPr>
+        <w:br/>
+      </w:r>
+      <w:r>
+        <w:rPr>
+          <w:rFonts w:asciiTheme="minorHAnsi" w:eastAsia="Times New Roman" w:hAnsiTheme="minorHAnsi"/>
+          <w:kern w:val="0"/>
+          <w:sz w:val="22"/>
+          <w:szCs w:val="22"/>
+          <w14:ligatures w14:val="none"/>
+        </w:rPr>
+        <w:br/>
+      </w:r>
+      <w:r>
+        <w:rPr>
+          <w:rFonts w:cstheme="minorBidi"/>
+          <w:noProof/>
+          <w:sz w:val="18"/>
+          <w:szCs w:val="18"/>
+          <w:rtl/>
+        </w:rPr>
+        <mc:AlternateContent>
+          <mc:Choice Requires="wps">
+            <w:drawing>
+              <wp:anchor distT="45720" distB="45720" distL="114300" distR="114300" simplePos="0" relativeHeight="251697152" behindDoc="0" locked="0" layoutInCell="1" allowOverlap="1" wp14:anchorId="753F0A17" wp14:editId="637A6F68">
+                <wp:simplePos x="0" y="0"/>
+                <wp:positionH relativeFrom="margin">
+                  <wp:align>left</wp:align>
+                </wp:positionH>
+                <wp:positionV relativeFrom="paragraph">
+                  <wp:posOffset>2010410</wp:posOffset>
+                </wp:positionV>
+                <wp:extent cx="3497580" cy="243840"/>
+                <wp:effectExtent l="0" t="0" r="0" b="3810"/>
+                <wp:wrapSquare wrapText="bothSides"/>
+                <wp:docPr id="1292658731" name="תיבת טקסט 2"/>
+                <wp:cNvGraphicFramePr>
+                  <a:graphicFrameLocks xmlns:a="http://schemas.openxmlformats.org/drawingml/2006/main"/>
+                </wp:cNvGraphicFramePr>
+                <a:graphic xmlns:a="http://schemas.openxmlformats.org/drawingml/2006/main">
+                  <a:graphicData uri="http://schemas.microsoft.com/office/word/2010/wordprocessingShape">
+                    <wps:wsp>
+                      <wps:cNvSpPr txBox="1">
+                        <a:spLocks noChangeArrowheads="1"/>
+                      </wps:cNvSpPr>
+                      <wps:spPr bwMode="auto">
+                        <a:xfrm flipH="1">
+                          <a:off x="0" y="0"/>
+                          <a:ext cx="3497580" cy="243840"/>
+                        </a:xfrm>
+                        <a:prstGeom prst="rect">
+                          <a:avLst/>
+                        </a:prstGeom>
+                        <a:noFill/>
+                        <a:ln w="9525">
+                          <a:noFill/>
+                          <a:miter lim="800000"/>
+                          <a:headEnd/>
+                          <a:tailEnd/>
+                        </a:ln>
+                      </wps:spPr>
+                      <wps:txbx>
+                        <w:txbxContent>
+                          <w:p>
+                            <w:pPr>
+                              <w:bidi w:val="0"/>
+                              <w:rPr>
+                                <w:sz w:val="18"/>
+                                <w:szCs w:val="18"/>
+                              </w:rPr>
+                            </w:pPr>
+                            <w:r>
+                              <w:rPr>
+                                <w:sz w:val="18"/>
+                                <w:szCs w:val="18"/>
+                              </w:rPr>
+                              <w:t xml:space="preserve">Figures </w:t>
+                            </w:r>
+                            <w:r>
+                              <w:rPr>
+                                <w:sz w:val="18"/>
+                                <w:szCs w:val="18"/>
+                              </w:rPr>
+                              <w:t>20</w:t>
+                            </w:r>
+                            <w:r>
+                              <w:rPr>
+                                <w:sz w:val="18"/>
+                                <w:szCs w:val="18"/>
+                              </w:rPr>
+                              <w:t>-</w:t>
+                            </w:r>
+                            <w:r>
+                              <w:rPr>
+                                <w:sz w:val="18"/>
+                                <w:szCs w:val="18"/>
+                              </w:rPr>
+                              <w:t>22</w:t>
+                            </w:r>
+                            <w:r>
+                              <w:rPr>
+                                <w:sz w:val="18"/>
+                                <w:szCs w:val="18"/>
+                              </w:rPr>
+                              <w:t xml:space="preserve">: Evaluation of the models using </w:t>
+                            </w:r>
+                            <w:r>
+                              <w:rPr>
+                                <w:sz w:val="18"/>
+                                <w:szCs w:val="18"/>
+                              </w:rPr>
+                              <w:t>general test set</w:t>
+                            </w:r>
+                          </w:p>
+                          <w:p/>
+                        </w:txbxContent>
+                      </wps:txbx>
+                      <wps:bodyPr rot="0" vert="horz" wrap="square" lIns="91440" tIns="45720" rIns="91440" bIns="45720" anchor="t" anchorCtr="0">
+                        <a:noAutofit/>
+                      </wps:bodyPr>
+                    </wps:wsp>
+                  </a:graphicData>
+                </a:graphic>
+                <wp14:sizeRelH relativeFrom="margin">
+                  <wp14:pctWidth>0</wp14:pctWidth>
+                </wp14:sizeRelH>
+                <wp14:sizeRelV relativeFrom="margin">
+                  <wp14:pctHeight>0</wp14:pctHeight>
+                </wp14:sizeRelV>
+              </wp:anchor>
+            </w:drawing>
+          </mc:Choice>
+          <mc:Fallback>
+            <w:pict>
+              <v:shape w14:anchorId="753F0A17" id="_x0000_s1048" type="#_x0000_t202" style="position:absolute;margin-left:0;margin-top:158.3pt;width:275.4pt;height:19.2pt;flip:x;z-index:251697152;visibility:visible;mso-wrap-style:square;mso-width-percent:0;mso-height-percent:0;mso-wrap-distance-left:9pt;mso-wrap-distance-top:3.6pt;mso-wrap-distance-right:9pt;mso-wrap-distance-bottom:3.6pt;mso-position-horizontal:left;mso-position-horizontal-relative:margin;mso-position-vertical:absolute;mso-position-vertical-relative:text;mso-width-percent:0;mso-height-percent:0;mso-width-relative:margin;mso-height-relative:margin;v-text-anchor:top" o:gfxdata="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" filled="f" stroked="f">
+                <v:textbox>
+                  <w:txbxContent>
+                    <w:p>
+                      <w:pPr>
+                        <w:bidi w:val="0"/>
+                        <w:rPr>
+                          <w:sz w:val="18"/>
+                          <w:szCs w:val="18"/>
+                        </w:rPr>
+                      </w:pPr>
+                      <w:r>
+                        <w:rPr>
+                          <w:sz w:val="18"/>
+                          <w:szCs w:val="18"/>
+                        </w:rPr>
+                        <w:t xml:space="preserve">Figures </w:t>
+                      </w:r>
+                      <w:r>
+                        <w:rPr>
+                          <w:sz w:val="18"/>
+                          <w:szCs w:val="18"/>
+                        </w:rPr>
+                        <w:t>20</w:t>
+                      </w:r>
+                      <w:r>
+                        <w:rPr>
+                          <w:sz w:val="18"/>
+                          <w:szCs w:val="18"/>
+                        </w:rPr>
+                        <w:t>-</w:t>
+                      </w:r>
+                      <w:r>
+                        <w:rPr>
+                          <w:sz w:val="18"/>
+                          <w:szCs w:val="18"/>
+                        </w:rPr>
+                        <w:t>22</w:t>
+                      </w:r>
+                      <w:r>
+                        <w:rPr>
+                          <w:sz w:val="18"/>
+                          <w:szCs w:val="18"/>
+                        </w:rPr>
+                        <w:t xml:space="preserve">: Evaluation of the models using </w:t>
+                      </w:r>
+                      <w:r>
+                        <w:rPr>
+                          <w:sz w:val="18"/>
+                          <w:szCs w:val="18"/>
+                        </w:rPr>
+                        <w:t>general test set</w:t>
+                      </w:r>
+                    </w:p>
+                    <w:p/>
+                  </w:txbxContent>
+                </v:textbox>
+                <w10:wrap type="square" anchorx="margin"/>
+              </v:shape>
+            </w:pict>
+          </mc:Fallback>
+        </mc:AlternateContent>
+      </w:r>
+      <w:r>
+        <w:rPr>
+          <w:rFonts w:asciiTheme="minorHAnsi" w:eastAsia="Times New Roman" w:hAnsiTheme="minorHAnsi"/>
+          <w:kern w:val="0"/>
+          <w:sz w:val="22"/>
+          <w:szCs w:val="22"/>
+          <w14:ligatures w14:val="none"/>
+        </w:rPr>
+        <w:br/>
+      </w:r>
+      <w:r>
+        <w:rPr>
+          <w:rFonts w:asciiTheme="minorHAnsi" w:eastAsia="Times New Roman" w:hAnsiTheme="minorHAnsi"/>
+          <w:kern w:val="0"/>
+          <w:sz w:val="22"/>
+          <w:szCs w:val="22"/>
+          <w14:ligatures w14:val="none"/>
+        </w:rPr>
+        <w:br/>
       </w:r>
     </w:p>
     <w:p>
@@ -6350,7 +8599,6 @@
           <w:iCs w:val="0"/>
           <w:color w:val="auto"/>
         </w:rPr>
-        <w:lastRenderedPageBreak/>
         <w:t>Results Analysis</w:t>
       </w:r>
     </w:p>
@@ -6359,167 +8607,217 @@
         <w:pStyle w:val="NormalWeb"/>
         <w:bidi w:val="0"/>
         <w:rPr>
-          <w:rFonts w:eastAsia="Times New Roman"/>
+          <w:rFonts w:asciiTheme="minorHAnsi" w:eastAsia="Times New Roman" w:hAnsiTheme="minorHAnsi"/>
           <w:kern w:val="0"/>
+          <w:sz w:val="22"/>
+          <w:szCs w:val="22"/>
           <w14:ligatures w14:val="none"/>
         </w:rPr>
       </w:pPr>
       <w:r>
         <w:rPr>
-          <w:rFonts w:eastAsia="Times New Roman"/>
+          <w:rFonts w:asciiTheme="minorHAnsi" w:eastAsia="Times New Roman" w:hAnsiTheme="minorHAnsi"/>
           <w:kern w:val="0"/>
+          <w:sz w:val="22"/>
+          <w:szCs w:val="22"/>
           <w14:ligatures w14:val="none"/>
         </w:rPr>
-        <w:t>Fine-tuning on the inpainting-based dataset yielded the best overall performance, achieving the highest accuracy, precision, and F1-score, and demonstrating strong alignment with both indoor and outdoor fall patterns. The Stable Diffusion-based model attained the highest AUC, indicating superior class separability despite slightly lower accuracy. In contrast, the Nano Banana-based model exhibited consistently lower performance, reflecting limited generalization relative to the other generative approaches. Training on the combined datasets led to performance degradation, likely due to domain mismatch and increased heterogeneity.</w:t>
-      </w:r>
-    </w:p>
-    <w:p>
-      <w:pPr>
-        <w:rPr>
-          <w:rFonts w:hint="cs"/>
+        <w:t xml:space="preserve">The evaluation on the general test set demonstrates clear differences in performance between the </w:t>
+      </w:r>
+      <w:proofErr w:type="gramStart"/>
+      <w:r>
+        <w:rPr>
+          <w:rFonts w:asciiTheme="minorHAnsi" w:eastAsia="Times New Roman" w:hAnsiTheme="minorHAnsi"/>
+          <w:kern w:val="0"/>
+          <w:sz w:val="22"/>
+          <w:szCs w:val="22"/>
+          <w14:ligatures w14:val="none"/>
+        </w:rPr>
+        <w:t>models fine-tuned</w:t>
+      </w:r>
+      <w:proofErr w:type="gramEnd"/>
+      <w:r>
+        <w:rPr>
+          <w:rFonts w:asciiTheme="minorHAnsi" w:eastAsia="Times New Roman" w:hAnsiTheme="minorHAnsi"/>
+          <w:kern w:val="0"/>
+          <w:sz w:val="22"/>
+          <w:szCs w:val="22"/>
+          <w14:ligatures w14:val="none"/>
+        </w:rPr>
+        <w:t xml:space="preserve"> on different synthetic datasets. Among all evaluated approaches, the LBFD-Net model fine-tuned on the Inpainting dataset achieved the best overall results, reaching the highest accuracy (0.8593), precision (0.8760), F1-score (0.8561), and a strong AUC value of 0.91. These results indicate that the inpainting-based synthetic data provided the most effective and reliable training samples, enabling the model to generalize better to a mixed test set consisting of both real indoor images and synthetic public-space images</w:t>
+      </w:r>
+      <w:r>
+        <w:rPr>
+          <w:rFonts w:asciiTheme="minorHAnsi" w:eastAsia="Times New Roman" w:hAnsiTheme="minorHAnsi"/>
+          <w:kern w:val="0"/>
+          <w:sz w:val="22"/>
+          <w:szCs w:val="22"/>
           <w:rtl/>
-        </w:rPr>
-      </w:pPr>
-    </w:p>
-    <w:p>
-      <w:pPr>
-        <w:bidi w:val="0"/>
-      </w:pPr>
-    </w:p>
-    <w:p>
-      <w:pPr>
-        <w:bidi w:val="0"/>
-      </w:pPr>
-    </w:p>
-    <w:p>
-      <w:pPr>
-        <w:bidi w:val="0"/>
-      </w:pPr>
-    </w:p>
-    <w:p>
-      <w:pPr>
-        <w:bidi w:val="0"/>
-      </w:pPr>
-    </w:p>
-    <w:p>
-      <w:pPr>
-        <w:bidi w:val="0"/>
-      </w:pPr>
-    </w:p>
-    <w:p>
-      <w:pPr>
-        <w:bidi w:val="0"/>
-      </w:pPr>
-    </w:p>
-    <w:p>
-      <w:pPr>
-        <w:bidi w:val="0"/>
-      </w:pPr>
-    </w:p>
-    <w:p>
-      <w:pPr>
-        <w:bidi w:val="0"/>
-      </w:pPr>
-    </w:p>
-    <w:p>
-      <w:pPr>
-        <w:bidi w:val="0"/>
-      </w:pPr>
-    </w:p>
-    <w:p>
-      <w:pPr>
-        <w:bidi w:val="0"/>
-      </w:pPr>
-    </w:p>
-    <w:p>
-      <w:pPr>
-        <w:bidi w:val="0"/>
-      </w:pPr>
-    </w:p>
-    <w:p>
-      <w:pPr>
-        <w:bidi w:val="0"/>
-      </w:pPr>
-    </w:p>
-    <w:p>
-      <w:pPr>
-        <w:bidi w:val="0"/>
-      </w:pPr>
-    </w:p>
-    <w:p>
-      <w:pPr>
-        <w:bidi w:val="0"/>
-      </w:pPr>
-    </w:p>
-    <w:p>
-      <w:pPr>
-        <w:bidi w:val="0"/>
-      </w:pPr>
-    </w:p>
-    <w:p>
-      <w:pPr>
-        <w:bidi w:val="0"/>
-      </w:pPr>
-    </w:p>
-    <w:p>
-      <w:pPr>
-        <w:bidi w:val="0"/>
-      </w:pPr>
-    </w:p>
-    <w:p>
-      <w:pPr>
-        <w:bidi w:val="0"/>
-      </w:pPr>
-    </w:p>
-    <w:p>
-      <w:pPr>
-        <w:bidi w:val="0"/>
-      </w:pPr>
-    </w:p>
-    <w:p>
-      <w:pPr>
-        <w:bidi w:val="0"/>
-      </w:pPr>
-    </w:p>
-    <w:p>
-      <w:pPr>
-        <w:bidi w:val="0"/>
-      </w:pPr>
-    </w:p>
-    <w:p>
-      <w:pPr>
-        <w:bidi w:val="0"/>
-      </w:pPr>
-    </w:p>
-    <w:p>
-      <w:pPr>
-        <w:bidi w:val="0"/>
-      </w:pPr>
-    </w:p>
-    <w:p>
-      <w:pPr>
-        <w:bidi w:val="0"/>
-      </w:pPr>
-    </w:p>
-    <w:p>
-      <w:pPr>
-        <w:bidi w:val="0"/>
-      </w:pPr>
-    </w:p>
-    <w:p>
-      <w:pPr>
-        <w:bidi w:val="0"/>
-      </w:pPr>
-    </w:p>
-    <w:p>
-      <w:pPr>
-        <w:bidi w:val="0"/>
-      </w:pPr>
-    </w:p>
-    <w:p>
-      <w:pPr>
-        <w:bidi w:val="0"/>
-      </w:pPr>
+          <w14:ligatures w14:val="none"/>
+        </w:rPr>
+        <w:t>.</w:t>
+      </w:r>
+    </w:p>
+    <w:p>
+      <w:pPr>
+        <w:pStyle w:val="NormalWeb"/>
+        <w:bidi w:val="0"/>
+        <w:rPr>
+          <w:rFonts w:asciiTheme="minorHAnsi" w:eastAsia="Times New Roman" w:hAnsiTheme="minorHAnsi"/>
+          <w:kern w:val="0"/>
+          <w:sz w:val="22"/>
+          <w:szCs w:val="22"/>
+          <w14:ligatures w14:val="none"/>
+        </w:rPr>
+      </w:pPr>
+      <w:r>
+        <w:rPr>
+          <w:rFonts w:asciiTheme="minorHAnsi" w:eastAsia="Times New Roman" w:hAnsiTheme="minorHAnsi"/>
+          <w:kern w:val="0"/>
+          <w:sz w:val="22"/>
+          <w:szCs w:val="22"/>
+          <w14:ligatures w14:val="none"/>
+        </w:rPr>
+        <w:t xml:space="preserve">The model fine-tuned on the Stable Diffusion dataset showed lower performance across most metrics, achieving an accuracy of 0.8111 and an AUC of 0.87. Although Stable Diffusion </w:t>
+      </w:r>
+      <w:proofErr w:type="gramStart"/>
+      <w:r>
+        <w:rPr>
+          <w:rFonts w:asciiTheme="minorHAnsi" w:eastAsia="Times New Roman" w:hAnsiTheme="minorHAnsi"/>
+          <w:kern w:val="0"/>
+          <w:sz w:val="22"/>
+          <w:szCs w:val="22"/>
+          <w14:ligatures w14:val="none"/>
+        </w:rPr>
+        <w:t>is capable of generating</w:t>
+      </w:r>
+      <w:proofErr w:type="gramEnd"/>
+      <w:r>
+        <w:rPr>
+          <w:rFonts w:asciiTheme="minorHAnsi" w:eastAsia="Times New Roman" w:hAnsiTheme="minorHAnsi"/>
+          <w:kern w:val="0"/>
+          <w:sz w:val="22"/>
+          <w:szCs w:val="22"/>
+          <w14:ligatures w14:val="none"/>
+        </w:rPr>
+        <w:t xml:space="preserve"> visually diverse and realistic images, the performance gap suggests that the synthetic images produced by this method may introduce domain shift and structural inconsistencies that negatively affect the learning process. As a result, the model trained on this dataset demonstrated weaker generalization to the combined test domain</w:t>
+      </w:r>
+      <w:r>
+        <w:rPr>
+          <w:rFonts w:asciiTheme="minorHAnsi" w:eastAsia="Times New Roman" w:hAnsiTheme="minorHAnsi"/>
+          <w:kern w:val="0"/>
+          <w:sz w:val="22"/>
+          <w:szCs w:val="22"/>
+          <w:rtl/>
+          <w14:ligatures w14:val="none"/>
+        </w:rPr>
+        <w:t>.</w:t>
+      </w:r>
+    </w:p>
+    <w:p>
+      <w:pPr>
+        <w:pStyle w:val="NormalWeb"/>
+        <w:bidi w:val="0"/>
+        <w:rPr>
+          <w:rFonts w:asciiTheme="minorHAnsi" w:eastAsia="Times New Roman" w:hAnsiTheme="minorHAnsi"/>
+          <w:kern w:val="0"/>
+          <w:sz w:val="22"/>
+          <w:szCs w:val="22"/>
+          <w14:ligatures w14:val="none"/>
+        </w:rPr>
+      </w:pPr>
+      <w:r>
+        <w:rPr>
+          <w:rFonts w:asciiTheme="minorHAnsi" w:eastAsia="Times New Roman" w:hAnsiTheme="minorHAnsi"/>
+          <w:kern w:val="0"/>
+          <w:sz w:val="22"/>
+          <w:szCs w:val="22"/>
+          <w14:ligatures w14:val="none"/>
+        </w:rPr>
+        <w:t>Similarly, the Nano Banana–based model achieved comparable accuracy (0.8111) but slightly better AUC (0.90) than the Stable Diffusion model. However, its F1-score (0.8118) and precision (0.8088) remained noticeably lower than those of the Inpainting-based model. This outcome suggests that while Nano Banana images may be visually coherent, they do not align as well with the real data distribution required for effective fall detection, limiting their usefulness for fine-tuning LBFD-Net</w:t>
+      </w:r>
+      <w:r>
+        <w:rPr>
+          <w:rFonts w:asciiTheme="minorHAnsi" w:eastAsia="Times New Roman" w:hAnsiTheme="minorHAnsi"/>
+          <w:kern w:val="0"/>
+          <w:sz w:val="22"/>
+          <w:szCs w:val="22"/>
+          <w:rtl/>
+          <w14:ligatures w14:val="none"/>
+        </w:rPr>
+        <w:t>.</w:t>
+      </w:r>
+      <w:r>
+        <w:rPr>
+          <w:rFonts w:asciiTheme="minorHAnsi" w:eastAsia="Times New Roman" w:hAnsiTheme="minorHAnsi"/>
+          <w:kern w:val="0"/>
+          <w:sz w:val="22"/>
+          <w:szCs w:val="22"/>
+          <w14:ligatures w14:val="none"/>
+        </w:rPr>
+        <w:t xml:space="preserve"> </w:t>
+      </w:r>
+    </w:p>
+    <w:p>
+      <w:pPr>
+        <w:pStyle w:val="NormalWeb"/>
+        <w:bidi w:val="0"/>
+        <w:rPr>
+          <w:rFonts w:asciiTheme="minorHAnsi" w:eastAsia="Times New Roman" w:hAnsiTheme="minorHAnsi"/>
+          <w:kern w:val="0"/>
+          <w:sz w:val="22"/>
+          <w:szCs w:val="22"/>
+          <w14:ligatures w14:val="none"/>
+        </w:rPr>
+      </w:pPr>
+      <w:r>
+        <w:rPr>
+          <w:rFonts w:asciiTheme="minorHAnsi" w:eastAsia="Times New Roman" w:hAnsiTheme="minorHAnsi"/>
+          <w:kern w:val="0"/>
+          <w:sz w:val="22"/>
+          <w:szCs w:val="22"/>
+          <w14:ligatures w14:val="none"/>
+        </w:rPr>
+        <w:t>Overall, these results reinforce the conclusion that the quality and domain alignment of synthetic data are more critical than visual realism alone.</w:t>
+      </w:r>
+      <w:r>
+        <w:rPr>
+          <w:rFonts w:asciiTheme="minorHAnsi" w:hAnsiTheme="minorHAnsi" w:cstheme="minorBidi"/>
+          <w:sz w:val="22"/>
+          <w:szCs w:val="22"/>
+        </w:rPr>
+        <w:t xml:space="preserve"> </w:t>
+      </w:r>
+      <w:r>
+        <w:rPr>
+          <w:rFonts w:asciiTheme="minorHAnsi" w:eastAsia="Times New Roman" w:hAnsiTheme="minorHAnsi"/>
+          <w:kern w:val="0"/>
+          <w:sz w:val="22"/>
+          <w:szCs w:val="22"/>
+          <w14:ligatures w14:val="none"/>
+        </w:rPr>
+        <w:t>The superior performance of the Inpainting-based approach indicates that preserving real scene structure and minimizing generative artifacts leads to more effective training data and, consequently, better model performance. In contrast, fully generative approaches, despite producing realistic-looking images, may introduce variability that reduces the model’s ability to generalize across real-world scenarios.</w:t>
+      </w:r>
+      <w:r>
+        <w:rPr>
+          <w:rFonts w:asciiTheme="minorHAnsi" w:eastAsia="Times New Roman" w:hAnsiTheme="minorHAnsi"/>
+          <w:kern w:val="0"/>
+          <w:sz w:val="22"/>
+          <w:szCs w:val="22"/>
+          <w14:ligatures w14:val="none"/>
+        </w:rPr>
+        <w:br/>
+      </w:r>
+      <w:r>
+        <w:rPr>
+          <w:rFonts w:asciiTheme="minorHAnsi" w:eastAsia="Times New Roman" w:hAnsiTheme="minorHAnsi"/>
+          <w:kern w:val="0"/>
+          <w:sz w:val="22"/>
+          <w:szCs w:val="22"/>
+          <w14:ligatures w14:val="none"/>
+        </w:rPr>
+        <w:br/>
+      </w:r>
     </w:p>
     <w:p>
       <w:pPr>
@@ -6529,6 +8827,7 @@
           <w:b/>
           <w:bCs/>
           <w:color w:val="auto"/>
+          <w:rtl/>
         </w:rPr>
       </w:pPr>
       <w:r>
@@ -6537,6 +8836,265 @@
           <w:bCs/>
           <w:color w:val="auto"/>
         </w:rPr>
+        <w:lastRenderedPageBreak/>
+        <w:t>Conclusion</w:t>
+      </w:r>
+      <w:r>
+        <w:rPr>
+          <w:b/>
+          <w:bCs/>
+          <w:color w:val="auto"/>
+        </w:rPr>
+        <w:t xml:space="preserve">s and </w:t>
+      </w:r>
+      <w:r>
+        <w:rPr>
+          <w:b/>
+          <w:bCs/>
+          <w:color w:val="auto"/>
+        </w:rPr>
+        <w:t>Discussion</w:t>
+      </w:r>
+    </w:p>
+    <w:p>
+      <w:pPr>
+        <w:bidi w:val="0"/>
+      </w:pPr>
+      <w:r>
+        <w:t>This study examined the contribution of synthetic data to improving fall detection performance through fine-tuning of the LBFD-Net model. The main objective was to evaluate whether generative models can be used to bridge the gap between controlled laboratory datasets and realistic public-space scenarios, by generating synthetic images that simulate falls under diverse real-world conditions.</w:t>
+      </w:r>
+    </w:p>
+    <w:p>
+      <w:pPr>
+        <w:bidi w:val="0"/>
+      </w:pPr>
+      <w:r>
+        <w:t>The experimental results clearly indicate that the type and quality of synthetic data have a substantial impact on model performance. Among all evaluated approaches, fine-tuning LBFD-Net using the Inpainting-based dataset consistently produced the best and most stable results. In the dedicated test set evaluation, this model achieved the highest Accuracy, Precision, and F1-score, demonstrating strong generalization to both real indoor images and synthetic images representing public environments.</w:t>
+      </w:r>
+    </w:p>
+    <w:p>
+      <w:pPr>
+        <w:bidi w:val="0"/>
+      </w:pPr>
+      <w:r>
+        <w:t>The primary reason for the superiority of the Inpainting approach lies in its ability to preserve the structure of the original scene. In this method, the background is based on real images, and the generation process focuses solely on inserting a person into a predefined masked region. As a result, critical aspects such as natural lighting, perspective, textures, and environmental details remain unchanged. Unlike fully generative models that create entire scenes from scratch, Inpainting produces training samples that are much closer to the distribution of real-world data, enabling the model to learn task-relevant patterns more effectively and reliably.</w:t>
+      </w:r>
+    </w:p>
+    <w:p>
+      <w:pPr>
+        <w:bidi w:val="0"/>
+      </w:pPr>
+      <w:r>
+        <w:t>Another significant advantage of the Inpainting approach is the reduction of generative hallucinations. General-purpose generative models, such as Stable Diffusion, may occasionally produce images containing anatomical distortions, inconsistent objects, or unrealistic spatial structures. Even minor artifacts of this kind can negatively affect the quality of training data and, consequently, the performance of classification networks. In contrast, Inpainting modifies only a small region of the image while leaving the majority untouched, resulting in cleaner, more coherent, and more trustworthy training samples. This characteristic directly contributed to the improved performance of the model trained on this dataset.</w:t>
+      </w:r>
+    </w:p>
+    <w:p>
+      <w:pPr>
+        <w:bidi w:val="0"/>
+      </w:pPr>
+      <w:r>
+        <w:t>The model fine-tuned using the Stable Diffusion dataset achieved the highest AUC score, indicating strong class separability. However, its overall performance was lower compared to the Inpainting-based model. This finding suggests that although Stable Diffusion can generate diverse and visually realistic images, the large variability and domain shift introduced by this method may hinder the model’s ability to learn stable and consistent representations for fall detection.</w:t>
+      </w:r>
+    </w:p>
+    <w:p>
+      <w:pPr>
+        <w:bidi w:val="0"/>
+      </w:pPr>
+      <w:r>
+        <w:t>The model trained on the Nano Banana dataset demonstrated the weakest performance among the evaluated approaches. While the generated images were visually coherent, they appeared to lack sufficient structural and contextual alignment with the target task, resulting in limited contribution to the discriminative capabilities of LBFD-Net.</w:t>
+      </w:r>
+    </w:p>
+    <w:p>
+      <w:pPr>
+        <w:bidi w:val="0"/>
+      </w:pPr>
+      <w:r>
+        <w:t xml:space="preserve">An additional important finding is that training on a combination of all synthetic datasets led to performance degradation. The mixed-dataset model achieved the lowest F1-score, indicating that excessive diversity and heterogeneity across domains can negatively affect learning rather than improve it. This result highlights that simply </w:t>
+      </w:r>
+      <w:r>
+        <w:lastRenderedPageBreak/>
+        <w:t>increasing the amount of data is not sufficient; careful domain alignment between synthetic samples and the target application is essential.</w:t>
+      </w:r>
+    </w:p>
+    <w:p>
+      <w:pPr>
+        <w:bidi w:val="0"/>
+      </w:pPr>
+      <w:r>
+        <w:t>The evaluation using the general test set, which combined real indoor images and synthetic samples, further reinforced these conclusions. Once again, the Inpainting-based model delivered the most balanced and consistent performance, confirming that this approach represents the most effective strategy for generating synthetic data for fall detection.</w:t>
+      </w:r>
+    </w:p>
+    <w:p>
+      <w:pPr>
+        <w:pStyle w:val="4"/>
+        <w:bidi w:val="0"/>
+        <w:rPr>
+          <w:b/>
+          <w:bCs/>
+          <w:i w:val="0"/>
+          <w:iCs w:val="0"/>
+          <w:color w:val="auto"/>
+        </w:rPr>
+      </w:pPr>
+      <w:r>
+        <w:rPr>
+          <w:b/>
+          <w:bCs/>
+          <w:i w:val="0"/>
+          <w:iCs w:val="0"/>
+          <w:color w:val="auto"/>
+        </w:rPr>
+        <w:t>Limitations</w:t>
+      </w:r>
+    </w:p>
+    <w:p>
+      <w:pPr>
+        <w:bidi w:val="0"/>
+      </w:pPr>
+      <w:r>
+        <w:t xml:space="preserve">Despite the promising findings, several limitations should be acknowledged. First, the study relied primarily on synthetic representations of public-space falls, as real-world datasets of this nature are currently unavailable. Second, computational and budget constraints </w:t>
+      </w:r>
+      <w:proofErr w:type="gramStart"/>
+      <w:r>
+        <w:t>limited</w:t>
+      </w:r>
+      <w:proofErr w:type="gramEnd"/>
+      <w:r>
+        <w:t xml:space="preserve"> the scale of image generation and experimentation. Finally, the study focused exclusively on the LBFD-Net architecture, and results may vary when applied to alternative fall detection models.</w:t>
+      </w:r>
+    </w:p>
+    <w:p>
+      <w:pPr>
+        <w:pStyle w:val="4"/>
+        <w:bidi w:val="0"/>
+        <w:rPr>
+          <w:b/>
+          <w:bCs/>
+          <w:i w:val="0"/>
+          <w:iCs w:val="0"/>
+          <w:color w:val="auto"/>
+        </w:rPr>
+      </w:pPr>
+      <w:r>
+        <w:rPr>
+          <w:b/>
+          <w:bCs/>
+          <w:i w:val="0"/>
+          <w:iCs w:val="0"/>
+          <w:color w:val="auto"/>
+        </w:rPr>
+        <w:t>Future Works</w:t>
+      </w:r>
+    </w:p>
+    <w:p>
+      <w:pPr>
+        <w:bidi w:val="0"/>
+      </w:pPr>
+      <w:r>
+        <w:t>Several directions can be explored to further extend and strengthen this research.</w:t>
+      </w:r>
+      <w:r>
+        <w:br/>
+        <w:t>First, expanding the synthetic datasets to include a larger number of scenes, camera angles, and environmental conditions could improve the robustness and generalization capabilities of the trained models.</w:t>
+      </w:r>
+    </w:p>
+    <w:p>
+      <w:pPr>
+        <w:bidi w:val="0"/>
+      </w:pPr>
+      <w:r>
+        <w:t>Second, future studies should aim to collect and evaluate real-world fall data from public spaces, if such data becomes available. Testing the models on genuine outdoor footage would provide a more realistic assessment of their practical applicability and help validate the effectiveness of synthetic training data.</w:t>
+      </w:r>
+    </w:p>
+    <w:p>
+      <w:pPr>
+        <w:bidi w:val="0"/>
+      </w:pPr>
+      <w:r>
+        <w:t>Finally, the same research methodology can be applied to alternative fall detection approaches, such as skeleton-based estimation and pose-analysis methods. Investigating whether generative data augmentation provides similar benefits for these techniques would contribute to a more comprehensive understanding of how synthetic data can support fall detection systems.</w:t>
+      </w:r>
+    </w:p>
+    <w:p>
+      <w:pPr>
+        <w:pStyle w:val="4"/>
+        <w:bidi w:val="0"/>
+        <w:rPr>
+          <w:b/>
+          <w:bCs/>
+          <w:i w:val="0"/>
+          <w:iCs w:val="0"/>
+          <w:color w:val="auto"/>
+        </w:rPr>
+      </w:pPr>
+      <w:r>
+        <w:rPr>
+          <w:b/>
+          <w:bCs/>
+          <w:i w:val="0"/>
+          <w:iCs w:val="0"/>
+          <w:color w:val="auto"/>
+        </w:rPr>
+        <w:t>Final Remarks</w:t>
+      </w:r>
+    </w:p>
+    <w:p>
+      <w:pPr>
+        <w:bidi w:val="0"/>
+      </w:pPr>
+      <w:r>
+        <w:t>The results of this research demonstrate that synthetic data can serve as an effective tool for enhancing fall detection systems, provided that the data are generated using appropriate and task-aware methods. The Inpainting approach proved to be the most successful strategy due to its ability to preserve real scene structure and avoid common generative hallucination issues. These findings emphasize the importance of domain-aware synthetic data generation, particularly in safety-critical computer vision applications.</w:t>
+      </w:r>
+    </w:p>
+    <w:p>
+      <w:pPr>
+        <w:bidi w:val="0"/>
+      </w:pPr>
+    </w:p>
+    <w:p>
+      <w:pPr>
+        <w:bidi w:val="0"/>
+      </w:pPr>
+    </w:p>
+    <w:p>
+      <w:pPr>
+        <w:bidi w:val="0"/>
+      </w:pPr>
+    </w:p>
+    <w:p>
+      <w:pPr>
+        <w:bidi w:val="0"/>
+      </w:pPr>
+    </w:p>
+    <w:p>
+      <w:pPr>
+        <w:pStyle w:val="NormalWeb"/>
+        <w:bidi w:val="0"/>
+        <w:rPr>
+          <w:rFonts w:asciiTheme="minorHAnsi" w:eastAsia="Times New Roman" w:hAnsiTheme="minorHAnsi"/>
+          <w:kern w:val="0"/>
+          <w:sz w:val="22"/>
+          <w:szCs w:val="22"/>
+          <w14:ligatures w14:val="none"/>
+        </w:rPr>
+      </w:pPr>
+    </w:p>
+    <w:p>
+      <w:pPr>
+        <w:pStyle w:val="3"/>
+        <w:bidi w:val="0"/>
+        <w:rPr>
+          <w:b/>
+          <w:bCs/>
+          <w:color w:val="auto"/>
+        </w:rPr>
+      </w:pPr>
+      <w:r>
+        <w:rPr>
+          <w:b/>
+          <w:bCs/>
+          <w:color w:val="auto"/>
+        </w:rPr>
+        <w:lastRenderedPageBreak/>
         <w:t>References</w:t>
       </w:r>
     </w:p>
@@ -6744,6 +9302,7 @@
       </w:pPr>
     </w:p>
     <w:sectPr>
+      <w:footerReference w:type="default" r:id="rId32"/>
       <w:pgSz w:w="11906" w:h="16838"/>
       <w:pgMar w:top="1440" w:right="1800" w:bottom="1440" w:left="1800" w:header="708" w:footer="708" w:gutter="0"/>
       <w:cols w:space="708"/>
@@ -6778,6 +9337,55 @@
     </w:p>
   </w:endnote>
 </w:endnotes>
+</file>
+
+<file path=word/footer1.xml><?xml version="1.0" encoding="utf-8"?>
+<w:ftr xmlns:wpc="http://schemas.microsoft.com/office/word/2010/wordprocessingCanvas" xmlns:cx="http://schemas.microsoft.com/office/drawing/2014/chartex" xmlns:cx1="http://schemas.microsoft.com/office/drawing/2015/9/8/chartex" xmlns:cx2="http://schemas.microsoft.com/office/drawing/2015/10/21/chartex" xmlns:cx3="http://schemas.microsoft.com/office/drawing/2016/5/9/chartex" xmlns:cx4="http://schemas.microsoft.com/office/drawing/2016/5/10/chartex" xmlns:cx5="http://schemas.microsoft.com/office/drawing/2016/5/11/chartex" xmlns:cx6="http://schemas.microsoft.com/office/drawing/2016/5/12/chartex" xmlns:cx7="http://schemas.microsoft.com/office/drawing/2016/5/13/chartex" xmlns:cx8="http://schemas.microsoft.com/office/drawing/2016/5/14/chartex" xmlns:mc="http://schemas.openxmlformats.org/markup-compatibility/2006" xmlns:aink="http://schemas.microsoft.com/office/drawing/2016/ink" xmlns:am3d="http://schemas.microsoft.com/office/drawing/2017/model3d" xmlns:o="urn:schemas-microsoft-com:office:office" xmlns:oel="http://schemas.microsoft.com/office/2019/extlst" xmlns:r="http://schemas.openxmlformats.org/officeDocument/2006/relationships" xmlns:m="http://schemas.openxmlformats.org/officeDocument/2006/math" xmlns:v="urn:schemas-microsoft-com:vml" xmlns:wp14="http://schemas.microsoft.com/office/word/2010/wordprocessingDrawing" xmlns:wp="http://schemas.openxmlformats.org/drawingml/2006/wordprocessingDrawing" xmlns:w10="urn:schemas-microsoft-com:office:word" xmlns:w="http://schemas.openxmlformats.org/wordprocessingml/2006/main" xmlns:w14="http://schemas.microsoft.com/office/word/2010/wordml" xmlns:w15="http://schemas.microsoft.com/office/word/2012/wordml" xmlns:w16cex="http://schemas.microsoft.com/office/word/2018/wordml/cex" xmlns:w16cid="http://schemas.microsoft.com/office/word/2016/wordml/cid" xmlns:w16="http://schemas.microsoft.com/office/word/2018/wordml" xmlns:w16du="http://schemas.microsoft.com/office/word/2023/wordml/word16du" xmlns:w16sdtdh="http://schemas.microsoft.com/office/word/2020/wordml/sdtdatahash" xmlns:w16sdtfl="http://schemas.microsoft.com/office/word/2024/wordml/sdtformatlock" xmlns:w16se="http://schemas.microsoft.com/office/word/2015/wordml/symex" xmlns:wpg="http://schemas.microsoft.com/office/word/2010/wordprocessingGroup" xmlns:wpi="http://schemas.microsoft.com/office/word/2010/wordprocessingInk" xmlns:wne="http://schemas.microsoft.com/office/word/2006/wordml" xmlns:wps="http://schemas.microsoft.com/office/word/2010/wordprocessingShape" mc:Ignorable="w14 w15 w16se w16cid w16 w16cex w16sdtdh w16sdtfl w16du wp14">
+  <w:sdt>
+    <w:sdtPr>
+      <w:rPr>
+        <w:rtl/>
+      </w:rPr>
+      <w:id w:val="1550264151"/>
+      <w:docPartObj>
+        <w:docPartGallery w:val="Page Numbers (Bottom of Page)"/>
+        <w:docPartUnique/>
+      </w:docPartObj>
+    </w:sdtPr>
+    <w:sdtContent>
+      <w:p>
+        <w:pPr>
+          <w:pStyle w:val="af1"/>
+          <w:jc w:val="center"/>
+        </w:pPr>
+        <w:r>
+          <w:fldChar w:fldCharType="begin"/>
+        </w:r>
+        <w:r>
+          <w:instrText>PAGE   \* MERGEFORMAT</w:instrText>
+        </w:r>
+        <w:r>
+          <w:fldChar w:fldCharType="separate"/>
+        </w:r>
+        <w:r>
+          <w:rPr>
+            <w:rtl/>
+            <w:lang w:val="he-IL"/>
+          </w:rPr>
+          <w:t>2</w:t>
+        </w:r>
+        <w:r>
+          <w:fldChar w:fldCharType="end"/>
+        </w:r>
+      </w:p>
+    </w:sdtContent>
+  </w:sdt>
+  <w:p>
+    <w:pPr>
+      <w:pStyle w:val="af1"/>
+    </w:pPr>
+  </w:p>
+</w:ftr>
 </file>
 
 <file path=word/footnotes.xml><?xml version="1.0" encoding="utf-8"?>
@@ -11175,7 +13783,6 @@
     <w:name w:val="Normal (Web)"/>
     <w:basedOn w:val="a"/>
     <w:uiPriority w:val="99"/>
-    <w:semiHidden/>
     <w:unhideWhenUsed/>
     <w:rsid w:val="00D928D7"/>
     <w:rPr>
@@ -11543,4 +14150,16 @@
     </a:ext>
   </a:extLst>
 </a:theme>
+</file>
+
+<file path=customXml/item1.xml><?xml version="1.0" encoding="utf-8"?>
+<b:Sources xmlns:b="http://schemas.openxmlformats.org/officeDocument/2006/bibliography" xmlns="http://schemas.openxmlformats.org/officeDocument/2006/bibliography" SelectedStyle="\APASixthEditionOfficeOnline.xsl" StyleName="APA" Version="6"/>
+</file>
+
+<file path=customXml/itemProps1.xml><?xml version="1.0" encoding="utf-8"?>
+<ds:datastoreItem xmlns:ds="http://schemas.openxmlformats.org/officeDocument/2006/customXml" ds:itemID="{EF4FF728-3304-47A5-AE19-8B4B7CD4F832}">
+  <ds:schemaRefs>
+    <ds:schemaRef ds:uri="http://schemas.openxmlformats.org/officeDocument/2006/bibliography"/>
+  </ds:schemaRefs>
+</ds:datastoreItem>
 </file>
--- a/Fall Detection by Eden Amran and Ziv Shamli update.docx
+++ b/Fall Detection by Eden Amran and Ziv Shamli update.docx
@@ -5,7 +5,7 @@
     <w:p>
       <w:pPr>
         <w:bidi w:val="0"/>
-        <w:jc w:val="center"/>
+        <w:jc w:val="both"/>
         <w:rPr>
           <w:sz w:val="44"/>
           <w:szCs w:val="44"/>
@@ -57,7 +57,7 @@
     <w:p>
       <w:pPr>
         <w:bidi w:val="0"/>
-        <w:jc w:val="center"/>
+        <w:jc w:val="both"/>
       </w:pPr>
       <w:r>
         <w:t xml:space="preserve"> By </w:t>
@@ -74,15 +74,15 @@
     </w:p>
     <w:p>
       <w:pPr>
-        <w:rPr>
-          <w:rtl/>
-        </w:rPr>
+        <w:bidi w:val="0"/>
+        <w:jc w:val="both"/>
       </w:pPr>
     </w:p>
     <w:p>
       <w:pPr>
         <w:pStyle w:val="3"/>
         <w:bidi w:val="0"/>
+        <w:jc w:val="both"/>
         <w:rPr>
           <w:b/>
           <w:bCs/>
@@ -95,102 +95,47 @@
           <w:bCs/>
           <w:color w:val="auto"/>
         </w:rPr>
-        <w:t>Introduction</w:t>
-      </w:r>
-    </w:p>
-    <w:p>
-      <w:pPr>
-        <w:bidi w:val="0"/>
-      </w:pPr>
-      <w:r>
-        <w:t xml:space="preserve">According to the World Health Organization (WHO), falls are the second leading cause of unintentional injury-related deaths worldwide. Each year, the WHO estimates that approximately 37.3 million individuals experience falls severe enough to require medical attention, underscoring the substantial global health burden associated with this issue. National-level data support this observation: a 2024 study titled </w:t>
-      </w:r>
-      <w:r>
-        <w:rPr>
-          <w:i/>
-          <w:iCs/>
-        </w:rPr>
-        <w:t>Clinical trauma severity of indoor and outdoor injurious falls requiring emergency medical service response</w:t>
-      </w:r>
-      <w:r>
-        <w:t xml:space="preserve"> reported that in the United States alone, 1,854,909 fall incidents in 2019 required emergency medical services (EMS).</w:t>
-      </w:r>
-    </w:p>
-    <w:p>
-      <w:pPr>
-        <w:bidi w:val="0"/>
-      </w:pPr>
-      <w:r>
-        <w:t>The study found that nearly 85% of fall events occur indoors</w:t>
+        <w:t>Abstract</w:t>
+      </w:r>
+    </w:p>
+    <w:p>
+      <w:pPr>
+        <w:bidi w:val="0"/>
+        <w:jc w:val="both"/>
+        <w:rPr>
+          <w:rtl/>
+        </w:rPr>
+      </w:pPr>
+      <w:r>
+        <w:t xml:space="preserve">Falls are a major cause of unintentional injury worldwide, with both indoor and outdoor incidents posing significant health risks. While existing fall-detection models achieve high accuracy in controlled indoor environments, their performance often deteriorates in real-world outdoor or crowded settings due to variations in lighting, backgrounds, camera angles, and human appearances. Collecting large-scale real-world fall data is challenging, prompting the use of generative AI models to create synthetic datasets. This study evaluates several generative </w:t>
+      </w:r>
+      <w:r>
+        <w:t>approaches</w:t>
+      </w:r>
+      <w:r>
+        <w:t>, including</w:t>
+      </w:r>
+      <w:r>
+        <w:t xml:space="preserve"> Text-to-Image, Image-to-Image, and Inpainting </w:t>
+      </w:r>
+      <w:r>
+        <w:t>techniques</w:t>
       </w:r>
       <w:r>
         <w:t>,</w:t>
       </w:r>
       <w:r>
-        <w:t xml:space="preserve"> however, a meaningful proportion also occurs </w:t>
-      </w:r>
-      <w:r>
-        <w:t>outdoors:</w:t>
-      </w:r>
-      <w:r>
-        <w:t xml:space="preserve"> in parks, sidewalks, and roadways. These outdoor environments introduce additional challenges such as uneven terrain, varying lighting conditions, environmental obstacles, and the presence of other people in the background. Such factors create complex real-world scenarios that significantly complicate fall-detection tasks.</w:t>
-      </w:r>
-    </w:p>
-    <w:p>
-      <w:pPr>
-        <w:bidi w:val="0"/>
-      </w:pPr>
-      <w:r>
-        <w:t xml:space="preserve">A recent systematic review, </w:t>
-      </w:r>
-      <w:r>
-        <w:rPr>
-          <w:i/>
-          <w:iCs/>
-        </w:rPr>
-        <w:t>Deep Learning for Computer Vision based Activity Recognition and Fall Detection of the Elderly</w:t>
-      </w:r>
-      <w:r>
-        <w:t xml:space="preserve"> (2024), further highlights major limitations in current research. Most existing fall-detection models achieve high performance only in controlled indoor environments, while their accuracy deteriorates in uncontrolled settings such as outdoor areas, crowded spaces, and low-light conditions. The review emphasizes that nearly all publicly available fall-detection datasets are collected in laboratory-controlled indoor environments, characterized by stable lighting, fixed camera positions, clean backgrounds, and scripted fall scenarios performed by healthy individuals. As a result, current datasets lack the visual diversity necessary for robust real-world generalization.</w:t>
-      </w:r>
-    </w:p>
-    <w:p>
-      <w:pPr>
-        <w:bidi w:val="0"/>
-      </w:pPr>
-      <w:r>
-        <w:t xml:space="preserve">Additionally, the review notes that many proposed deep learning architectures are computationally heavy, making them impractical for real-time deployment, especially on resource-constrained edge devices. In real-world applications, fall-detection systems must operate with minimal latency to provide timely alerts, which </w:t>
-      </w:r>
-      <w:proofErr w:type="gramStart"/>
-      <w:r>
-        <w:t>requires</w:t>
-      </w:r>
-      <w:proofErr w:type="gramEnd"/>
-      <w:r>
-        <w:t xml:space="preserve"> lightweight and efficient models capable of real-time inference without sacrificing accuracy.</w:t>
-      </w:r>
-    </w:p>
-    <w:p>
-      <w:pPr>
-        <w:bidi w:val="0"/>
-      </w:pPr>
-      <w:r>
-        <w:t xml:space="preserve">Developing such systems also requires large, diverse, and realistic datasets, covering a wide range of lighting conditions, backgrounds, camera angles, human appearances, and dynamic environments. However, collecting large-scale real-world fall data manually is impractical due to safety constraints, time limitations, and high costs. Consequently, recent research highlights the growing need to leverage generative models, such as diffusion-based architectures, to synthesize realistic and diverse fall-related images. These generative techniques can significantly augment existing </w:t>
-      </w:r>
-      <w:r>
-        <w:lastRenderedPageBreak/>
-        <w:t>datasets, increase visual variability, and improve the generalization and robustness of fall-detection models in real-world scenarios.</w:t>
-      </w:r>
-    </w:p>
-    <w:p>
-      <w:pPr>
-        <w:bidi w:val="0"/>
-      </w:pPr>
+        <w:t xml:space="preserve"> </w:t>
+      </w:r>
+      <w:r>
+        <w:t>for producing realistic public-space fall scenarios. The synthetic datasets were used to fine-tune LBFD-Net, a lightweight CNN optimized for real-time fall detection on edge devices. Results indicate that inpainting-based synthetic data, which preserves real scene structure and minimizes generative artifacts, yields the best performance across accuracy, precision, F1-score, and AUC metrics. Fully generative models such as Stable Diffusion and Nano Banana, while visually realistic, exhibited lower generalization due to domain shift and structural inconsistencies. These findings highlight that task-aware and physically plausible synthetic data can effectively enhance fall detection models, especially in scenarios where real-world datasets are limited or unavailable. The study underscores the importance of domain-aligned data generation for safety-critical computer vision applications and provides insights for future research on extending synthetic datasets and alternative fall detection methods.</w:t>
+      </w:r>
     </w:p>
     <w:p>
       <w:pPr>
         <w:pStyle w:val="3"/>
         <w:bidi w:val="0"/>
+        <w:jc w:val="both"/>
         <w:rPr>
           <w:b/>
           <w:bCs/>
@@ -203,234 +148,403 @@
           <w:bCs/>
           <w:color w:val="auto"/>
         </w:rPr>
-        <w:t>Related Works</w:t>
-      </w:r>
-    </w:p>
-    <w:p>
-      <w:pPr>
-        <w:bidi w:val="0"/>
-      </w:pPr>
-      <w:r>
-        <w:t>There are various types of generative models for creating realistic images, including Text-to-Image models and models designed for integrating objects into existing images (Object Compositing). These models enable the generation of new, visually accurate images, whether based on textual descriptions or through object integration, while maintaining consistent details and a coherent scene. In this study, generative models were used to create realistic images of falls in public spaces, with the aim of producing data for training and evaluating fall detection models.</w:t>
-      </w:r>
-    </w:p>
-    <w:p>
-      <w:pPr>
-        <w:bidi w:val="0"/>
-      </w:pPr>
-      <w:r>
-        <w:t xml:space="preserve">A comparative study conducted in </w:t>
+        <w:t>Introduction</w:t>
+      </w:r>
+    </w:p>
+    <w:p>
+      <w:pPr>
+        <w:bidi w:val="0"/>
+        <w:jc w:val="both"/>
+      </w:pPr>
+      <w:r>
+        <w:t xml:space="preserve">According to the World Health Organization (WHO), falls are the second leading cause of unintentional injury-related deaths worldwide. Each year, the WHO estimates that approximately 37.3 million individuals experience falls severe enough to require medical attention, underscoring the substantial global health burden associated with this issue. National-level data support this observation: a 2024 study titled </w:t>
       </w:r>
       <w:r>
         <w:rPr>
           <w:i/>
           <w:iCs/>
         </w:rPr>
-        <w:t>“Perception and Evaluation of Text-to-Image Generative AI Models”</w:t>
-      </w:r>
-      <w:r>
-        <w:t xml:space="preserve"> examined the performance of four leading models: OpenAI’s DALL-E, Google’s Imagen, Stable Diffusion, and GROK AI. The study combined quantitative evaluation using metrics such as FID, SSIM, and PSNR with human evaluation in a survey of 28 participants, aiming to assess the perceived realism of the generated images.</w:t>
-      </w:r>
-    </w:p>
-    <w:p>
-      <w:pPr>
-        <w:bidi w:val="0"/>
-      </w:pPr>
-      <w:r>
-        <w:t xml:space="preserve">DALL-E, based on a Transformer architecture with VQ-VAE-2 for creating a discrete latent space, showed high performance in both quantitative metrics and user evaluation, demonstrating the ability to generate diverse and complex images. Imagen, Google’s closed diffusion model, excelled in producing photorealistic and accurate images, with participants rating its </w:t>
-      </w:r>
-      <w:proofErr w:type="gramStart"/>
-      <w:r>
-        <w:t>outputs</w:t>
-      </w:r>
-      <w:proofErr w:type="gramEnd"/>
-      <w:r>
-        <w:t xml:space="preserve"> as nearly as realistic as real photographs. In contrast, open models such as Stable Diffusion and GROK showed lower performance, with higher FID scores and lower perceived realism.</w:t>
-      </w:r>
-    </w:p>
-    <w:p>
-      <w:pPr>
-        <w:bidi w:val="0"/>
-      </w:pPr>
-      <w:r>
-        <w:t xml:space="preserve">In the context of object integration into existing images, the study by Song et al. (2024) introduced </w:t>
-      </w:r>
-      <w:r>
-        <w:t>IMPRINT,</w:t>
-      </w:r>
-      <w:r>
-        <w:t xml:space="preserve"> an innovative Generative Object Compositing framework. The model focuses on preserving object identity and harmonizing with the background, applying a two-stage strategy: the first stage involves Context-Agnostic ID-Preserving Pretraining using a DINOv2-based encoder to learn view-invariant representations and preserve instance-level details; the second stage performs Compositing &amp; Harmonization with fine-tuning of the Stable Diffusion </w:t>
-      </w:r>
-      <w:proofErr w:type="spellStart"/>
-      <w:r>
-        <w:t>UNet</w:t>
-      </w:r>
-      <w:proofErr w:type="spellEnd"/>
-      <w:r>
-        <w:t>, including integration of the object embedding in cross-attention layers and additional techniques to improve harmonization and control object shape.</w:t>
-      </w:r>
-    </w:p>
-    <w:p>
-      <w:pPr>
-        <w:bidi w:val="0"/>
-      </w:pPr>
-      <w:r>
-        <w:t xml:space="preserve">Experiments with IMPRINT showed superior performance compared to existing models such as Paint-by-Example, </w:t>
-      </w:r>
-      <w:proofErr w:type="spellStart"/>
-      <w:r>
-        <w:t>ObjectStitch</w:t>
-      </w:r>
-      <w:proofErr w:type="spellEnd"/>
-      <w:r>
-        <w:t xml:space="preserve">, and TF-ICON. Quantitative metrics indicate significant advantages: FID = 16.45, indicating high realism; CLIP-score = 96.19, reflecting optimal object identity preservation; DINO-score = 94.71, showing precise visual detail retention; and </w:t>
-      </w:r>
-      <w:proofErr w:type="spellStart"/>
-      <w:r>
-        <w:t>DreamSim</w:t>
-      </w:r>
-      <w:proofErr w:type="spellEnd"/>
-      <w:r>
-        <w:t xml:space="preserve"> = 0.083, indicating close alignment with perceived realism by users. In a user survey, 73–86% preferred IMPRINT in terms of object fidelity and image realism.</w:t>
-      </w:r>
-    </w:p>
-    <w:p>
-      <w:pPr>
-        <w:bidi w:val="0"/>
-      </w:pPr>
-      <w:r>
-        <w:t xml:space="preserve">From the analysis of the findings, several key trends can be identified: first, industrial Text-to-Image models (DALL-E, Imagen) exhibit high realism and diverse image generation capabilities; second, Object Compositing models allow realistic integration </w:t>
-      </w:r>
-      <w:r>
-        <w:lastRenderedPageBreak/>
-        <w:t>of objects while preserving their identity and scene consistency; third, combining quantitative evaluation with human assessment is essential for evaluating generative model performance; and finally, there is a significant gap between large industrial models and open models, particularly regarding realism and visual detail preservation.</w:t>
-      </w:r>
-    </w:p>
-    <w:p>
-      <w:pPr>
-        <w:bidi w:val="0"/>
-      </w:pPr>
-      <w:r>
-        <w:t>T</w:t>
-      </w:r>
-      <w:r>
-        <w:t>here are different approaches to human fall detection, with some methods processing each frame individually, while others analyze a sequence of frames to detect abnormal movement patterns. The choice of approach affects not only the detection accuracy under challenging conditions</w:t>
-      </w:r>
-      <w:r>
-        <w:t xml:space="preserve">, </w:t>
-      </w:r>
-      <w:r>
-        <w:t xml:space="preserve">such as low lighting, complex backgrounds, or partial </w:t>
-      </w:r>
-      <w:r>
-        <w:t>occlusions</w:t>
-      </w:r>
-      <w:r>
-        <w:t>, but</w:t>
-      </w:r>
-      <w:r>
-        <w:t xml:space="preserve"> also the processing speed, which is critical for real-time applications on edge devices.</w:t>
-      </w:r>
-    </w:p>
-    <w:p>
-      <w:pPr>
-        <w:bidi w:val="0"/>
-      </w:pPr>
-      <w:r>
-        <w:t xml:space="preserve">Zhang et al. (2022) in </w:t>
+        <w:t>Clinical trauma severity of indoor and outdoor injurious falls requiring emergency medical service response</w:t>
+      </w:r>
+      <w:r>
+        <w:t xml:space="preserve"> reported that in the United States alone, 1,854,909 fall incidents in 2019 required emergency medical services (EMS).</w:t>
+      </w:r>
+    </w:p>
+    <w:p>
+      <w:pPr>
+        <w:bidi w:val="0"/>
+        <w:jc w:val="both"/>
+      </w:pPr>
+      <w:r>
+        <w:t>The study found that nearly 85% of fall events occur indoors</w:t>
+      </w:r>
+      <w:r>
+        <w:t>,</w:t>
+      </w:r>
+      <w:r>
+        <w:t xml:space="preserve"> however, a meaningful proportion also occurs </w:t>
+      </w:r>
+      <w:r>
+        <w:t>outdoors:</w:t>
+      </w:r>
+      <w:r>
+        <w:t xml:space="preserve"> in parks, sidewalks, and roadways. These outdoor environments introduce additional challenges such as uneven terrain, varying lighting conditions, environmental obstacles, and the presence of other people in the background. Such factors create complex real-world scenarios that significantly complicate fall-detection tasks.</w:t>
+      </w:r>
+    </w:p>
+    <w:p>
+      <w:pPr>
+        <w:bidi w:val="0"/>
+        <w:jc w:val="both"/>
+      </w:pPr>
+      <w:r>
+        <w:t xml:space="preserve">A recent systematic review, </w:t>
       </w:r>
       <w:r>
         <w:rPr>
           <w:i/>
           <w:iCs/>
         </w:rPr>
-        <w:t>“Visual Surveillance for Human Fall Detection in Healthcare IoT”</w:t>
-      </w:r>
-      <w:r>
-        <w:t xml:space="preserve"> present a visual monitoring system designed for integration into healthcare IoT infrastructures. The system operates in two main stages: first, it tracks the person using motion detection and gait analysis</w:t>
-      </w:r>
-      <w:r>
-        <w:t>.</w:t>
-      </w:r>
-      <w:r>
-        <w:t xml:space="preserve"> Second, it analyzes body posture by calculating angles, curvatures, and rapid changes in body position. The system uses a model such as </w:t>
-      </w:r>
-      <w:proofErr w:type="spellStart"/>
-      <w:r>
-        <w:t>OpenPose</w:t>
-      </w:r>
-      <w:proofErr w:type="spellEnd"/>
-      <w:r>
-        <w:t xml:space="preserve"> to detect body </w:t>
-      </w:r>
-      <w:proofErr w:type="spellStart"/>
-      <w:r>
-        <w:t>keypoints</w:t>
-      </w:r>
-      <w:proofErr w:type="spellEnd"/>
-      <w:r>
-        <w:t xml:space="preserve"> in each frame, which are then connected to form a skeleton representation. From the skeleton, features such as body angles, leg angles, and height–width ratio are computed to detect falls and abnormal postures. Advantages of this approach include robustness to background noise and partial occlusions, low dependency on color or texture, and high accuracy under good lighting conditions (up to 98.4%). Limitations include poor performance in low-light environments, high computational requirements (GPU), and the risk of false alarms, particularly in complex scenes.</w:t>
-      </w:r>
-    </w:p>
-    <w:p>
-      <w:pPr>
-        <w:bidi w:val="0"/>
-      </w:pPr>
-      <w:r>
-        <w:t xml:space="preserve">Zi et al. (2023) in </w:t>
+        <w:t>Deep Learning for Computer Vision based Activity Recognition and Fall Detection of the Elderly</w:t>
+      </w:r>
+      <w:r>
+        <w:t xml:space="preserve"> (2024), further highlights major limitations in current research. Most existing fall-detection models achieve high performance only in controlled indoor environments, while their accuracy deteriorates in uncontrolled </w:t>
+      </w:r>
+      <w:r>
+        <w:lastRenderedPageBreak/>
+        <w:t>settings such as outdoor areas, crowded spaces, and low-light conditions. The review emphasizes that nearly all publicly available fall-detection datasets are collected in laboratory-controlled indoor environments, characterized by stable lighting, fixed camera positions, clean backgrounds, and scripted fall scenarios performed by healthy individuals. As a result, current datasets lack the visual diversity necessary for robust real-world generalization.</w:t>
+      </w:r>
+    </w:p>
+    <w:p>
+      <w:pPr>
+        <w:bidi w:val="0"/>
+        <w:jc w:val="both"/>
+      </w:pPr>
+      <w:r>
+        <w:t xml:space="preserve">Additionally, the review notes that many proposed deep learning architectures are computationally heavy, making them impractical for real-time deployment, especially on resource-constrained edge devices. In real-world applications, fall-detection systems must operate with minimal latency to provide timely alerts, which </w:t>
+      </w:r>
+      <w:r>
+        <w:t>require</w:t>
+      </w:r>
+      <w:r>
+        <w:t>s</w:t>
+      </w:r>
+      <w:r>
+        <w:t xml:space="preserve"> lightweight and efficient models capable of real-time inference without sacrificing accuracy.</w:t>
+      </w:r>
+    </w:p>
+    <w:p>
+      <w:pPr>
+        <w:bidi w:val="0"/>
+        <w:jc w:val="both"/>
+      </w:pPr>
+      <w:r>
+        <w:t>Developing such systems also requires large, diverse, and realistic datasets, covering a wide range of lighting conditions, backgrounds, camera angles, human appearances, and dynamic environments. However, collecting large-scale real-world fall data manually is impractical due to safety constraints, time limitations, and high costs. Consequently, recent research highlights the growing need to leverage generative models, such as diffusion-based architectures, to synthesize realistic and diverse fall-related images. These generative techniques can significantly augment existing datasets, increase visual variability, and improve the generalization and robustness of fall-detection models in real-world scenarios.</w:t>
+      </w:r>
+    </w:p>
+    <w:p>
+      <w:pPr>
+        <w:bidi w:val="0"/>
+        <w:jc w:val="both"/>
+      </w:pPr>
+    </w:p>
+    <w:p>
+      <w:pPr>
+        <w:pStyle w:val="3"/>
+        <w:bidi w:val="0"/>
+        <w:jc w:val="both"/>
+        <w:rPr>
+          <w:b/>
+          <w:bCs/>
+          <w:color w:val="auto"/>
+        </w:rPr>
+      </w:pPr>
+      <w:r>
+        <w:rPr>
+          <w:b/>
+          <w:bCs/>
+          <w:color w:val="auto"/>
+        </w:rPr>
+        <w:t>Related Works</w:t>
+      </w:r>
+    </w:p>
+    <w:p>
+      <w:pPr>
+        <w:bidi w:val="0"/>
+        <w:jc w:val="both"/>
+      </w:pPr>
+      <w:r>
+        <w:t>There are various types of generative models for creating realistic images, including Text-to-Image models and models designed for integrating objects into existing images (Object Compositing). These models enable the generation of new, visually accurate images, whether based on textual descriptions or through object integration, while maintaining consistent details and a coherent scene. In this study, generative models were used to create realistic images of falls in public spaces, with the aim of producing data for training and evaluating fall detection models.</w:t>
+      </w:r>
+    </w:p>
+    <w:p>
+      <w:pPr>
+        <w:bidi w:val="0"/>
+        <w:jc w:val="both"/>
+      </w:pPr>
+      <w:r>
+        <w:t xml:space="preserve">A comparative study conducted in </w:t>
       </w:r>
       <w:r>
         <w:rPr>
           <w:i/>
           <w:iCs/>
         </w:rPr>
-        <w:t>“Detecting Human Falls in Poor Lighting: Object Detection and Tracking Approach for Indoor Safety”</w:t>
-      </w:r>
-      <w:r>
-        <w:t xml:space="preserve"> focus on fall detection in low-light environments. The system includes preprocessing to isolate the body and reduce background noise, feature extraction using an object detection model (YOLO) to learn the appearance and current posture of the person in each frame, and a temporal model based on LSTM/GRU that analyzes a sequence of frames to understand movement: standing → losing balance → falling. Advantages of this approach include understanding movement over time, noise reduction, and higher accuracy compared to single-frame models. Limitations include higher computational requirements, the need to analyze multiple frames, and sensitivity to occlusions</w:t>
+        <w:t>“Perception and Evaluation of Text-to-Image Generative AI Models”</w:t>
+      </w:r>
+      <w:r>
+        <w:t xml:space="preserve"> examined the performance of four leading models: OpenAI’s DALL-E, Google’s Imagen, Stable Diffusion, and GROK AI. The study combined quantitative evaluation using metrics such as FID, SSIM, and PSNR with human evaluation in a survey of 28 participants, aiming to assess the perceived realism of the generated images.</w:t>
+      </w:r>
+    </w:p>
+    <w:p>
+      <w:pPr>
+        <w:bidi w:val="0"/>
+        <w:jc w:val="both"/>
+      </w:pPr>
+      <w:r>
+        <w:t>DALL-E, based on a Transformer architecture with VQ-VAE-2 for creating a discrete latent space, showed high performance in both quantitative metrics and user evaluation, demonstrating the ability to generate diverse and complex images. Imagen, Google’s closed diffusion model, excelled in producing photorealistic and accurate images, with participants rating its outputs as nearly as realistic as real photographs. In contrast, open models such as Stable Diffusion and GROK showed lower performance, with higher FID scores and lower perceived realism.</w:t>
+      </w:r>
+    </w:p>
+    <w:p>
+      <w:pPr>
+        <w:bidi w:val="0"/>
+        <w:jc w:val="both"/>
+      </w:pPr>
+      <w:r>
+        <w:lastRenderedPageBreak/>
+        <w:t xml:space="preserve">In the context of object integration into existing images, the study by Song et al. (2024) introduced </w:t>
+      </w:r>
+      <w:r>
+        <w:t>IMPRINT,</w:t>
+      </w:r>
+      <w:r>
+        <w:t xml:space="preserve"> an innovative Generative Object Compositing framework. The model focuses on preserving object identity and harmonizing with the background, applying a two-stage strategy: the first stage involves Context-Agnostic ID-Preserving Pretraining using a DINOv2-based encoder to learn view-invariant representations and preserve instance-level details; the second stage performs Compositing &amp; Harmonization with fine-tuning of the Stable Diffusion UNet, including integration of the object embedding in cross-attention layers and additional techniques to improve harmonization and control object shape.</w:t>
+      </w:r>
+    </w:p>
+    <w:p>
+      <w:pPr>
+        <w:bidi w:val="0"/>
+        <w:jc w:val="both"/>
+      </w:pPr>
+      <w:r>
+        <w:t>Experiments with IMPRINT showed superior performance compared to existing models such as Paint-by-Example, ObjectStitch, and TF-ICON. Quantitative metrics indicate significant advantages: FID = 16.45, indicating high realism; CLIP-score = 96.19, reflecting optimal object identity preservation; DINO-score = 94.71, showing precise visual detail retention; and DreamSim = 0.083, indicating close alignment with perceived realism by users. In a user survey, 73–86% preferred IMPRINT in terms of object fidelity and image realism.</w:t>
+      </w:r>
+    </w:p>
+    <w:p>
+      <w:pPr>
+        <w:bidi w:val="0"/>
+        <w:jc w:val="both"/>
+      </w:pPr>
+      <w:r>
+        <w:t>From the analysis of the findings, several key trends can be identified: first, industrial Text-to-Image models (DALL-E, Imagen) exhibit high realism and diverse image generation capabilities; second, Object Compositing models allow realistic integration of objects while preserving their identity and scene consistency; third, combining quantitative evaluation with human assessment is essential for evaluating generative model performance; and finally, there is a significant gap between large industrial models and open models, particularly regarding realism and visual detail preservation.</w:t>
+      </w:r>
+    </w:p>
+    <w:p>
+      <w:pPr>
+        <w:bidi w:val="0"/>
+        <w:jc w:val="both"/>
+      </w:pPr>
+      <w:r>
+        <w:t>T</w:t>
+      </w:r>
+      <w:r>
+        <w:t>here are different approaches to human fall detection, with some methods processing each frame individually, while others analyze a sequence of frames to detect abnormal movement patterns. The choice of approach affects not only the detection accuracy under challenging conditions</w:t>
       </w:r>
       <w:r>
         <w:t xml:space="preserve">, </w:t>
       </w:r>
       <w:r>
-        <w:t>for example, when the person is partially hidden behind furniture, accuracy decreases.</w:t>
-      </w:r>
-    </w:p>
-    <w:p>
-      <w:pPr>
-        <w:bidi w:val="0"/>
-      </w:pPr>
-      <w:proofErr w:type="spellStart"/>
-      <w:r>
-        <w:t>Nabizade</w:t>
-      </w:r>
-      <w:proofErr w:type="spellEnd"/>
-      <w:r>
-        <w:t xml:space="preserve"> et al. (2025) in </w:t>
+        <w:t xml:space="preserve">such as low lighting, complex backgrounds, or partial </w:t>
+      </w:r>
+      <w:r>
+        <w:t>occlusions</w:t>
+      </w:r>
+      <w:r>
+        <w:t>, but</w:t>
+      </w:r>
+      <w:r>
+        <w:t xml:space="preserve"> also the processing speed, which is critical for real-time applications on edge devices.</w:t>
+      </w:r>
+    </w:p>
+    <w:p>
+      <w:pPr>
+        <w:bidi w:val="0"/>
+        <w:jc w:val="both"/>
+      </w:pPr>
+      <w:r>
+        <w:t xml:space="preserve">Zhang et al. (2022) in </w:t>
       </w:r>
       <w:r>
         <w:rPr>
           <w:i/>
           <w:iCs/>
         </w:rPr>
+        <w:t>“Visual Surveillance for Human Fall Detection in Healthcare IoT”</w:t>
+      </w:r>
+      <w:r>
+        <w:t xml:space="preserve"> present a visual monitoring system designed for integration into healthcare IoT infrastructures. The system operates in two main stages: first, it tracks the person using motion detection and gait analysis</w:t>
+      </w:r>
+      <w:r>
+        <w:t>.</w:t>
+      </w:r>
+      <w:r>
+        <w:t xml:space="preserve"> Second, it analyzes body posture by calculating angles, curvatures, and rapid changes in body position. The system uses a model such as OpenPose to detect body keypoints in each frame, which are then connected to form a skeleton representation. From the skeleton, features such as body angles, leg angles, and height–width ratio are computed to detect falls and abnormal postures. Advantages of this approach include robustness to background noise and partial occlusions, low dependency on color or texture, and high accuracy under good lighting conditions (up to 98.4%). Limitations include poor performance in low-light environments, high computational requirements (GPU), and the risk of false alarms, particularly in complex scenes.</w:t>
+      </w:r>
+    </w:p>
+    <w:p>
+      <w:pPr>
+        <w:bidi w:val="0"/>
+        <w:jc w:val="both"/>
+      </w:pPr>
+      <w:r>
+        <w:t xml:space="preserve">Zi et al. (2023) in </w:t>
+      </w:r>
+      <w:r>
+        <w:rPr>
+          <w:i/>
+          <w:iCs/>
+        </w:rPr>
+        <w:t>“Detecting Human Falls in Poor Lighting: Object Detection and Tracking Approach for Indoor Safety”</w:t>
+      </w:r>
+      <w:r>
+        <w:t xml:space="preserve"> focus on fall detection in low-light environments. The system includes preprocessing to isolate the body and reduce background noise, feature </w:t>
+      </w:r>
+      <w:r>
+        <w:lastRenderedPageBreak/>
+        <w:t>extraction using an object detection model (YOLO) to learn the appearance and current posture of the person in each frame, and a temporal model based on LSTM/GRU that analyzes a sequence of frames to understand movement: standing → losing balance → falling. Advantages of this approach include understanding movement over time, noise reduction, and higher accuracy compared to single-frame models. Limitations include higher computational requirements, the need to analyze multiple frames, and sensitivity to occlusions</w:t>
+      </w:r>
+      <w:r>
+        <w:t xml:space="preserve">, </w:t>
+      </w:r>
+      <w:r>
+        <w:t>for example, when the person is partially hidden behind furniture, accuracy decreases.</w:t>
+      </w:r>
+    </w:p>
+    <w:p>
+      <w:pPr>
+        <w:bidi w:val="0"/>
+        <w:jc w:val="both"/>
+      </w:pPr>
+      <w:r>
+        <w:t xml:space="preserve">Nabizade et al. (2025) in </w:t>
+      </w:r>
+      <w:r>
+        <w:rPr>
+          <w:i/>
+          <w:iCs/>
+        </w:rPr>
         <w:t>“Fall Detection Using LBFD-Net: A Novel CNN-Based Architecture”</w:t>
       </w:r>
       <w:r>
-        <w:t xml:space="preserve"> introduce a lightweight CNN called LBFD-Net for real-time fall detection. The model was trained on a combined dataset of 18,316 labeled images from four different datasets, balanced between fall and non-fall images. The architecture includes convolutional and residual blocks, global average pooling to create a compact feature vector, and a fully connected layer with a sigmoid output to estimate the probability of a fall. The model achieved high accuracy (99.59%), low resource requirements, and was both lighter and more efficient compared to classical models such as </w:t>
-      </w:r>
-      <w:proofErr w:type="spellStart"/>
-      <w:r>
-        <w:t>AlexNet</w:t>
-      </w:r>
-      <w:proofErr w:type="spellEnd"/>
-      <w:r>
-        <w:t xml:space="preserve"> and LeNet. Limitations include processing single frames only (without temporal information), training only in controlled environments, and no training on low-light or outdoor images. In our study, we plan to use this network due to its high accuracy, lightweight design, and real-time capability on edge devices.</w:t>
-      </w:r>
+        <w:t xml:space="preserve"> introduce a lightweight CNN called LBFD-Net for real-time fall detection. The model was trained on a combined dataset of 18,316 labeled images from four different datasets, balanced between fall and non-fall images. The architecture includes convolutional and residual blocks, global average pooling to create a compact feature vector, and a fully connected layer with a sigmoid output to estimate the probability of a fall. The model achieved high accuracy (99.59%), low resource requirements, and was both lighter and more efficient compared to classical models such as AlexNet and LeNet. Limitations include processing single frames only (without temporal information), training only in controlled environments, and no training on low-light or outdoor images. In our study, we plan to use this network due to its high accuracy, lightweight design, and real-time capability on edge devices.</w:t>
+      </w:r>
+    </w:p>
+    <w:p>
+      <w:pPr>
+        <w:bidi w:val="0"/>
+        <w:jc w:val="both"/>
+      </w:pPr>
+    </w:p>
+    <w:p>
+      <w:pPr>
+        <w:bidi w:val="0"/>
+        <w:jc w:val="both"/>
+      </w:pPr>
+    </w:p>
+    <w:p>
+      <w:pPr>
+        <w:bidi w:val="0"/>
+        <w:jc w:val="both"/>
+      </w:pPr>
+    </w:p>
+    <w:p>
+      <w:pPr>
+        <w:bidi w:val="0"/>
+        <w:jc w:val="both"/>
+      </w:pPr>
+    </w:p>
+    <w:p>
+      <w:pPr>
+        <w:bidi w:val="0"/>
+        <w:jc w:val="both"/>
+      </w:pPr>
+    </w:p>
+    <w:p>
+      <w:pPr>
+        <w:bidi w:val="0"/>
+        <w:jc w:val="both"/>
+      </w:pPr>
+    </w:p>
+    <w:p>
+      <w:pPr>
+        <w:bidi w:val="0"/>
+        <w:jc w:val="both"/>
+      </w:pPr>
+    </w:p>
+    <w:p>
+      <w:pPr>
+        <w:bidi w:val="0"/>
+        <w:jc w:val="both"/>
+      </w:pPr>
+    </w:p>
+    <w:p>
+      <w:pPr>
+        <w:bidi w:val="0"/>
+        <w:jc w:val="both"/>
+      </w:pPr>
+    </w:p>
+    <w:p>
+      <w:pPr>
+        <w:bidi w:val="0"/>
+        <w:jc w:val="both"/>
+      </w:pPr>
+    </w:p>
+    <w:p>
+      <w:pPr>
+        <w:bidi w:val="0"/>
+        <w:jc w:val="both"/>
+      </w:pPr>
+    </w:p>
+    <w:p>
+      <w:pPr>
+        <w:bidi w:val="0"/>
+        <w:jc w:val="both"/>
+      </w:pPr>
+    </w:p>
+    <w:p>
+      <w:pPr>
+        <w:bidi w:val="0"/>
+        <w:jc w:val="both"/>
+      </w:pPr>
+    </w:p>
+    <w:p>
+      <w:pPr>
+        <w:bidi w:val="0"/>
+        <w:jc w:val="both"/>
+      </w:pPr>
+    </w:p>
+    <w:p>
+      <w:pPr>
+        <w:bidi w:val="0"/>
+        <w:jc w:val="both"/>
+      </w:pPr>
+    </w:p>
+    <w:p>
+      <w:pPr>
+        <w:bidi w:val="0"/>
+        <w:jc w:val="both"/>
+      </w:pPr>
+    </w:p>
+    <w:p>
+      <w:pPr>
+        <w:bidi w:val="0"/>
+        <w:jc w:val="both"/>
+      </w:pPr>
     </w:p>
     <w:p>
       <w:pPr>
         <w:pStyle w:val="3"/>
         <w:bidi w:val="0"/>
+        <w:jc w:val="both"/>
         <w:rPr>
           <w:rStyle w:val="30"/>
           <w:b/>
@@ -452,6 +566,7 @@
     <w:p>
       <w:pPr>
         <w:bidi w:val="0"/>
+        <w:jc w:val="both"/>
       </w:pPr>
       <w:r>
         <w:t>"</w:t>
@@ -469,6 +584,7 @@
     <w:p>
       <w:pPr>
         <w:bidi w:val="0"/>
+        <w:jc w:val="both"/>
       </w:pPr>
       <w:r>
         <w:rPr>
@@ -486,6 +602,7 @@
           <w:numId w:val="7"/>
         </w:numPr>
         <w:bidi w:val="0"/>
+        <w:jc w:val="both"/>
       </w:pPr>
       <w:r>
         <w:rPr>
@@ -498,8 +615,15 @@
         <w:br/>
         <w:t>The dataset contains 289 fall images and 363 non-fall images (normal activities). The images were extracted from video sequences captured with RGB and Depth (Kinect) cameras. All samples were recorded indoors under bright and controlled lighting conditions.</w:t>
       </w:r>
-      <w:r>
-        <w:br/>
+    </w:p>
+    <w:p>
+      <w:pPr>
+        <w:pStyle w:val="a9"/>
+        <w:bidi w:val="0"/>
+        <w:ind w:left="1440"/>
+        <w:jc w:val="both"/>
+      </w:pPr>
+      <w:r>
         <w:t xml:space="preserve">Link: </w:t>
       </w:r>
       <w:hyperlink r:id="rId8" w:history="1">
@@ -514,13 +638,23 @@
     <w:p>
       <w:pPr>
         <w:pStyle w:val="a9"/>
+        <w:bidi w:val="0"/>
+        <w:ind w:left="1440"/>
+        <w:jc w:val="both"/>
+      </w:pPr>
+    </w:p>
+    <w:p>
+      <w:pPr>
+        <w:pStyle w:val="a9"/>
         <w:numPr>
           <w:ilvl w:val="0"/>
           <w:numId w:val="7"/>
         </w:numPr>
         <w:bidi w:val="0"/>
-        <w:rPr>
-          <w:rStyle w:val="Hyperlink"/>
+        <w:jc w:val="both"/>
+        <w:rPr>
+          <w:color w:val="467886" w:themeColor="hyperlink"/>
+          <w:u w:val="single"/>
         </w:rPr>
       </w:pPr>
       <w:r>
@@ -534,8 +668,18 @@
         <w:br/>
         <w:t>The dataset includes 17 participants (9 males, 8 females) aged 18–24. Each participant performed 11 activities (6 daily activities and 5 falls), each repeated three times. All recordings were captured with RGB cameras under bright and controlled lighting conditions.</w:t>
       </w:r>
-      <w:r>
-        <w:br/>
+    </w:p>
+    <w:p>
+      <w:pPr>
+        <w:pStyle w:val="a9"/>
+        <w:bidi w:val="0"/>
+        <w:ind w:left="1440"/>
+        <w:jc w:val="both"/>
+        <w:rPr>
+          <w:rStyle w:val="Hyperlink"/>
+        </w:rPr>
+      </w:pPr>
+      <w:r>
         <w:t xml:space="preserve">Link: </w:t>
       </w:r>
       <w:r>
@@ -555,6 +699,23 @@
           <w:t>UP-Fall Dataset</w:t>
         </w:r>
       </w:hyperlink>
+      <w:r>
+        <w:rPr>
+          <w:rStyle w:val="Hyperlink"/>
+        </w:rPr>
+        <w:t xml:space="preserve"> </w:t>
+      </w:r>
+    </w:p>
+    <w:p>
+      <w:pPr>
+        <w:pStyle w:val="a9"/>
+        <w:bidi w:val="0"/>
+        <w:ind w:left="1440"/>
+        <w:jc w:val="both"/>
+      </w:pPr>
+      <w:r>
+        <w:fldChar w:fldCharType="end"/>
+      </w:r>
     </w:p>
     <w:p>
       <w:pPr>
@@ -564,10 +725,8 @@
           <w:numId w:val="7"/>
         </w:numPr>
         <w:bidi w:val="0"/>
-      </w:pPr>
-      <w:r>
-        <w:fldChar w:fldCharType="end"/>
-      </w:r>
+        <w:jc w:val="both"/>
+      </w:pPr>
       <w:r>
         <w:rPr>
           <w:b/>
@@ -579,8 +738,15 @@
         <w:br/>
         <w:t>The dataset contains 208 images from 13 different scenes. Half of the images (104) depict falls, and the other half (104) show normal activities. Images were captured in various environments (living rooms, meeting rooms, corridors, etc.) and from different angles. Lighting conditions were bright and controlled.</w:t>
       </w:r>
-      <w:r>
-        <w:br/>
+    </w:p>
+    <w:p>
+      <w:pPr>
+        <w:pStyle w:val="a9"/>
+        <w:bidi w:val="0"/>
+        <w:ind w:left="1440"/>
+        <w:jc w:val="both"/>
+      </w:pPr>
+      <w:r>
         <w:t xml:space="preserve">Link: </w:t>
       </w:r>
       <w:hyperlink r:id="rId10" w:history="1">
@@ -591,6 +757,17 @@
           <w:t>Le2i Dataset</w:t>
         </w:r>
       </w:hyperlink>
+      <w:r>
+        <w:t xml:space="preserve">  </w:t>
+      </w:r>
+    </w:p>
+    <w:p>
+      <w:pPr>
+        <w:pStyle w:val="a9"/>
+        <w:bidi w:val="0"/>
+        <w:ind w:left="1440"/>
+        <w:jc w:val="both"/>
+      </w:pPr>
     </w:p>
     <w:p>
       <w:pPr>
@@ -600,8 +777,8 @@
           <w:numId w:val="7"/>
         </w:numPr>
         <w:bidi w:val="0"/>
-      </w:pPr>
-      <w:proofErr w:type="spellStart"/>
+        <w:jc w:val="both"/>
+      </w:pPr>
       <w:r>
         <w:rPr>
           <w:b/>
@@ -609,7 +786,6 @@
         </w:rPr>
         <w:t>MultiCam</w:t>
       </w:r>
-      <w:proofErr w:type="spellEnd"/>
       <w:r>
         <w:br/>
         <w:t>The dataset includes 24 video clips of falls as well as videos of normal activities. Recordings were made simultaneously with 8 different cameras to capture events from multiple angles. All recordings were conducted under bright and controlled lighting, with variations in lighting angles only.</w:t>
@@ -619,77 +795,67 @@
         <w:t xml:space="preserve">Link: </w:t>
       </w:r>
       <w:hyperlink r:id="rId11" w:history="1">
-        <w:proofErr w:type="spellStart"/>
         <w:r>
           <w:rPr>
             <w:rStyle w:val="Hyperlink"/>
           </w:rPr>
-          <w:t>MultiCam</w:t>
-        </w:r>
-        <w:proofErr w:type="spellEnd"/>
-        <w:r>
-          <w:rPr>
-            <w:rStyle w:val="Hyperlink"/>
-          </w:rPr>
-          <w:t xml:space="preserve"> Dataset</w:t>
+          <w:t>MultiCam Dataset</w:t>
         </w:r>
       </w:hyperlink>
     </w:p>
     <w:p>
       <w:pPr>
         <w:bidi w:val="0"/>
-      </w:pPr>
-    </w:p>
-    <w:p>
-      <w:pPr>
-        <w:bidi w:val="0"/>
-      </w:pPr>
-    </w:p>
-    <w:p>
-      <w:pPr>
-        <w:bidi w:val="0"/>
-      </w:pPr>
-    </w:p>
-    <w:p>
-      <w:pPr>
-        <w:bidi w:val="0"/>
-      </w:pPr>
-    </w:p>
-    <w:p>
-      <w:pPr>
-        <w:bidi w:val="0"/>
-      </w:pPr>
-    </w:p>
-    <w:p>
-      <w:pPr>
-        <w:bidi w:val="0"/>
-      </w:pPr>
-    </w:p>
-    <w:p>
-      <w:pPr>
-        <w:bidi w:val="0"/>
-      </w:pPr>
-    </w:p>
-    <w:p>
-      <w:pPr>
-        <w:bidi w:val="0"/>
-      </w:pPr>
-    </w:p>
-    <w:p>
-      <w:pPr>
-        <w:pStyle w:val="a9"/>
-        <w:bidi w:val="0"/>
-        <w:ind w:left="0"/>
-        <w:rPr>
-          <w:b/>
-          <w:bCs/>
-        </w:rPr>
+        <w:jc w:val="both"/>
+      </w:pPr>
+    </w:p>
+    <w:p>
+      <w:pPr>
+        <w:bidi w:val="0"/>
+        <w:jc w:val="both"/>
+      </w:pPr>
+    </w:p>
+    <w:p>
+      <w:pPr>
+        <w:bidi w:val="0"/>
+        <w:jc w:val="both"/>
+      </w:pPr>
+    </w:p>
+    <w:p>
+      <w:pPr>
+        <w:bidi w:val="0"/>
+        <w:jc w:val="both"/>
+      </w:pPr>
+    </w:p>
+    <w:p>
+      <w:pPr>
+        <w:bidi w:val="0"/>
+        <w:jc w:val="both"/>
+      </w:pPr>
+    </w:p>
+    <w:p>
+      <w:pPr>
+        <w:bidi w:val="0"/>
+        <w:jc w:val="both"/>
+      </w:pPr>
+    </w:p>
+    <w:p>
+      <w:pPr>
+        <w:bidi w:val="0"/>
+        <w:jc w:val="both"/>
+      </w:pPr>
+    </w:p>
+    <w:p>
+      <w:pPr>
+        <w:bidi w:val="0"/>
+        <w:jc w:val="both"/>
       </w:pPr>
     </w:p>
     <w:p>
       <w:pPr>
         <w:pStyle w:val="3"/>
         <w:bidi w:val="0"/>
+        <w:jc w:val="both"/>
         <w:rPr>
           <w:b/>
           <w:bCs/>
@@ -711,12 +877,23 @@
         <w:pStyle w:val="a9"/>
         <w:bidi w:val="0"/>
         <w:ind w:left="0"/>
+        <w:jc w:val="both"/>
       </w:pPr>
       <w:r>
         <w:t>This research consists of two main phases.</w:t>
       </w:r>
       <w:r>
-        <w:br/>
+        <w:t xml:space="preserve"> </w:t>
+      </w:r>
+    </w:p>
+    <w:p>
+      <w:pPr>
+        <w:pStyle w:val="a9"/>
+        <w:bidi w:val="0"/>
+        <w:ind w:left="0"/>
+        <w:jc w:val="both"/>
+      </w:pPr>
+      <w:r>
         <w:t>Phase 1 focuses on evaluating generative models and creating a synthetic dataset representing public-space fall scenarios, addressing the lack of real-world outdoor fall data.</w:t>
       </w:r>
       <w:r>
@@ -728,6 +905,7 @@
         <w:pStyle w:val="a9"/>
         <w:bidi w:val="0"/>
         <w:ind w:left="0"/>
+        <w:jc w:val="both"/>
       </w:pPr>
       <w:r>
         <w:t>Phase 2 evaluates the performance and generalization capabilities of LBFD-Net under different training conditions, using both real laboratory data and synthetic data.</w:t>
@@ -737,6 +915,7 @@
       <w:pPr>
         <w:pStyle w:val="4"/>
         <w:bidi w:val="0"/>
+        <w:jc w:val="both"/>
         <w:rPr>
           <w:b/>
           <w:bCs/>
@@ -759,29 +938,16 @@
     <w:p>
       <w:pPr>
         <w:bidi w:val="0"/>
-      </w:pPr>
-      <w:r>
-        <w:t xml:space="preserve">Due </w:t>
-      </w:r>
-      <w:r>
-        <w:t>to the lack of publicly available real-world fall datasets collected in outdoor or crowded environments, this study first focused on generating synthetic fall images using advanced generative AI models. The goal was to identify the most suitable Text-to-</w:t>
-      </w:r>
-      <w:r>
-        <w:t>Image,</w:t>
-      </w:r>
-      <w:r>
-        <w:t xml:space="preserve"> Image-to-Image </w:t>
-      </w:r>
-      <w:r>
-        <w:t xml:space="preserve">and inpainting </w:t>
-      </w:r>
-      <w:r>
-        <w:t>models capable of producing realistic fall and non-fall scenes in public spaces such as streets, sidewalks, and parks.</w:t>
-      </w:r>
-    </w:p>
-    <w:p>
-      <w:pPr>
-        <w:bidi w:val="0"/>
+        <w:jc w:val="both"/>
+      </w:pPr>
+      <w:r>
+        <w:t>Due to the lack of publicly available fall datasets collected in outdoor or crowded environments, this study initially focused on generating synthetic fall images using advanced generative AI models. Since these images are intended for training the LBFD-Net model, it was crucial that they be realistic and free of artifacts. Therefore, we conducted a preliminary evaluation of various generative models to select those capable of producing reliable fall and non-fall scenes in public spaces such as streets, sidewalks, and parks.</w:t>
+      </w:r>
+    </w:p>
+    <w:p>
+      <w:pPr>
+        <w:bidi w:val="0"/>
+        <w:jc w:val="both"/>
       </w:pPr>
       <w:r>
         <w:t>Two evaluation tracks were conducted:</w:t>
@@ -790,6 +956,7 @@
     <w:p>
       <w:pPr>
         <w:bidi w:val="0"/>
+        <w:jc w:val="both"/>
         <w:rPr>
           <w:b/>
           <w:bCs/>
@@ -806,6 +973,7 @@
     <w:p>
       <w:pPr>
         <w:bidi w:val="0"/>
+        <w:jc w:val="both"/>
       </w:pPr>
       <w:r>
         <w:t>In this track, each model generated 10 images based on the same textual description of a fall event in a public space. The generated images were evaluated using a combination of physical and perceptual metrics, with primary emphasis on metrics reflecting physical consistency and 3D spatial coherence.</w:t>
@@ -814,6 +982,7 @@
     <w:p>
       <w:pPr>
         <w:bidi w:val="0"/>
+        <w:jc w:val="both"/>
       </w:pPr>
       <w:r>
         <w:rPr>
@@ -830,6 +999,7 @@
           <w:numId w:val="17"/>
         </w:numPr>
         <w:bidi w:val="0"/>
+        <w:jc w:val="both"/>
       </w:pPr>
       <w:r>
         <w:rPr>
@@ -855,6 +1025,7 @@
           <w:numId w:val="17"/>
         </w:numPr>
         <w:bidi w:val="0"/>
+        <w:jc w:val="both"/>
       </w:pPr>
       <w:r>
         <w:rPr>
@@ -870,15 +1041,7 @@
         <w:t>-</w:t>
       </w:r>
       <w:r>
-        <w:t xml:space="preserve"> Evaluates the alignment of shadows with scene lighting, including direction, intensity, and placement. This metric is critical for identifying physical inconsistencies, such as shadows that do not correspond to body </w:t>
-      </w:r>
-      <w:proofErr w:type="gramStart"/>
-      <w:r>
-        <w:t>pose</w:t>
-      </w:r>
-      <w:proofErr w:type="gramEnd"/>
-      <w:r>
-        <w:t xml:space="preserve"> or light direction.</w:t>
+        <w:t xml:space="preserve"> Evaluates the alignment of shadows with scene lighting, including direction, intensity, and placement. This metric is critical for identifying physical inconsistencies, such as shadows that do not correspond to body pose or light direction.</w:t>
       </w:r>
     </w:p>
     <w:p>
@@ -888,6 +1051,7 @@
           <w:numId w:val="17"/>
         </w:numPr>
         <w:bidi w:val="0"/>
+        <w:jc w:val="both"/>
       </w:pPr>
       <w:r>
         <w:rPr>
@@ -909,6 +1073,7 @@
     <w:p>
       <w:pPr>
         <w:bidi w:val="0"/>
+        <w:jc w:val="both"/>
       </w:pPr>
       <w:r>
         <w:t>These metrics were prioritized as they capture the physical and structural fidelity of the scene</w:t>
@@ -923,6 +1088,7 @@
     <w:p>
       <w:pPr>
         <w:bidi w:val="0"/>
+        <w:jc w:val="both"/>
       </w:pPr>
       <w:r>
         <w:rPr>
@@ -935,6 +1101,7 @@
     <w:p>
       <w:pPr>
         <w:bidi w:val="0"/>
+        <w:jc w:val="both"/>
       </w:pPr>
       <w:r>
         <w:t>After evaluating physical consistency, images were further assessed using reference-free perceptual metrics:</w:t>
@@ -947,6 +1114,7 @@
           <w:numId w:val="18"/>
         </w:numPr>
         <w:bidi w:val="0"/>
+        <w:jc w:val="both"/>
       </w:pPr>
       <w:r>
         <w:rPr>
@@ -972,6 +1140,7 @@
           <w:numId w:val="18"/>
         </w:numPr>
         <w:bidi w:val="0"/>
+        <w:jc w:val="both"/>
       </w:pPr>
       <w:r>
         <w:rPr>
@@ -998,6 +1167,7 @@
           <w:numId w:val="18"/>
         </w:numPr>
         <w:bidi w:val="0"/>
+        <w:jc w:val="both"/>
       </w:pPr>
       <w:r>
         <w:rPr>
@@ -1019,6 +1189,7 @@
     <w:p>
       <w:pPr>
         <w:bidi w:val="0"/>
+        <w:jc w:val="both"/>
       </w:pPr>
       <w:r>
         <w:rPr>
@@ -1035,6 +1206,7 @@
           <w:numId w:val="19"/>
         </w:numPr>
         <w:bidi w:val="0"/>
+        <w:jc w:val="both"/>
       </w:pPr>
       <w:r>
         <w:t>Physical consistency metrics (Depth, Shadowing, Normals)</w:t>
@@ -1047,6 +1219,7 @@
           <w:numId w:val="19"/>
         </w:numPr>
         <w:bidi w:val="0"/>
+        <w:jc w:val="both"/>
       </w:pPr>
       <w:r>
         <w:t>NIQE</w:t>
@@ -1059,6 +1232,7 @@
           <w:numId w:val="19"/>
         </w:numPr>
         <w:bidi w:val="0"/>
+        <w:jc w:val="both"/>
       </w:pPr>
       <w:r>
         <w:t>BRISQUE</w:t>
@@ -1071,6 +1245,7 @@
           <w:numId w:val="19"/>
         </w:numPr>
         <w:bidi w:val="0"/>
+        <w:jc w:val="both"/>
       </w:pPr>
       <w:r>
         <w:t>MA Score</w:t>
@@ -1079,17 +1254,10 @@
     <w:p>
       <w:pPr>
         <w:bidi w:val="0"/>
-      </w:pPr>
-      <w:r>
-        <w:t xml:space="preserve">This evaluation framework ensures that the selection of </w:t>
-      </w:r>
-      <w:proofErr w:type="gramStart"/>
-      <w:r>
-        <w:t>a generative</w:t>
-      </w:r>
-      <w:proofErr w:type="gramEnd"/>
-      <w:r>
-        <w:t xml:space="preserve"> model</w:t>
+        <w:jc w:val="both"/>
+      </w:pPr>
+      <w:r>
+        <w:t>This evaluation framework ensures that the selection of a generative model</w:t>
       </w:r>
       <w:r>
         <w:t>s</w:t>
@@ -1101,6 +1269,7 @@
     <w:p>
       <w:pPr>
         <w:bidi w:val="0"/>
+        <w:jc w:val="both"/>
         <w:rPr>
           <w:b/>
           <w:bCs/>
@@ -1117,6 +1286,7 @@
     <w:p>
       <w:pPr>
         <w:bidi w:val="0"/>
+        <w:jc w:val="both"/>
       </w:pPr>
       <w:r>
         <w:t>In this setup, each model generated 10 images based on reference images depicting a person falling or not, in public spaces. The aim of the analysis was to evaluate the realism and physical consistency of the images produced by the generative models. Although reference-based metrics such as KID, PSNR, and SSIM are commonly used to assess image fidelity, they are not suitable in this context. While the generation process uses a reference image, the resulting images contain new and significant content that differs from the original. Consequently, these metrics tend to yield low scores, reflecting differences that do not indicate poor quality but rather legitimate variation in the scene.</w:t>
@@ -1125,22 +1295,16 @@
     <w:p>
       <w:pPr>
         <w:bidi w:val="0"/>
-      </w:pPr>
-      <w:r>
-        <w:t xml:space="preserve">To better evaluate the </w:t>
-      </w:r>
-      <w:proofErr w:type="gramStart"/>
-      <w:r>
-        <w:t>generated images</w:t>
-      </w:r>
-      <w:proofErr w:type="gramEnd"/>
-      <w:r>
-        <w:t>, we prioritized physics-based metrics, followed by perceptual quality assessment:</w:t>
-      </w:r>
-    </w:p>
-    <w:p>
-      <w:pPr>
-        <w:bidi w:val="0"/>
+        <w:jc w:val="both"/>
+      </w:pPr>
+      <w:r>
+        <w:t>To better evaluate the generated images, we prioritized physics-based metrics, followed by perceptual quality assessment:</w:t>
+      </w:r>
+    </w:p>
+    <w:p>
+      <w:pPr>
+        <w:bidi w:val="0"/>
+        <w:jc w:val="both"/>
       </w:pPr>
       <w:r>
         <w:rPr>
@@ -1157,6 +1321,7 @@
           <w:numId w:val="17"/>
         </w:numPr>
         <w:bidi w:val="0"/>
+        <w:jc w:val="both"/>
       </w:pPr>
       <w:r>
         <w:rPr>
@@ -1182,6 +1347,7 @@
           <w:numId w:val="17"/>
         </w:numPr>
         <w:bidi w:val="0"/>
+        <w:jc w:val="both"/>
       </w:pPr>
       <w:r>
         <w:rPr>
@@ -1197,15 +1363,7 @@
         <w:t>-</w:t>
       </w:r>
       <w:r>
-        <w:t xml:space="preserve"> Evaluates the alignment of shadows with scene lighting, including direction, intensity, and placement. This metric is critical for identifying physical inconsistencies, such as shadows that do not correspond to body </w:t>
-      </w:r>
-      <w:proofErr w:type="gramStart"/>
-      <w:r>
-        <w:t>pose</w:t>
-      </w:r>
-      <w:proofErr w:type="gramEnd"/>
-      <w:r>
-        <w:t xml:space="preserve"> or light direction.</w:t>
+        <w:t xml:space="preserve"> Evaluates the alignment of shadows with scene lighting, including direction, intensity, and placement. This metric is critical for identifying physical inconsistencies, such as shadows that do not correspond to body pose or light direction.</w:t>
       </w:r>
     </w:p>
     <w:p>
@@ -1215,6 +1373,7 @@
           <w:numId w:val="17"/>
         </w:numPr>
         <w:bidi w:val="0"/>
+        <w:jc w:val="both"/>
       </w:pPr>
       <w:r>
         <w:rPr>
@@ -1246,12 +1405,35 @@
     <w:p>
       <w:pPr>
         <w:bidi w:val="0"/>
+        <w:ind w:left="720"/>
+        <w:jc w:val="both"/>
+      </w:pPr>
+    </w:p>
+    <w:p>
+      <w:pPr>
+        <w:bidi w:val="0"/>
+        <w:ind w:left="720"/>
+        <w:jc w:val="both"/>
+      </w:pPr>
+    </w:p>
+    <w:p>
+      <w:pPr>
+        <w:bidi w:val="0"/>
+        <w:ind w:left="720"/>
+        <w:jc w:val="both"/>
+      </w:pPr>
+    </w:p>
+    <w:p>
+      <w:pPr>
+        <w:bidi w:val="0"/>
+        <w:jc w:val="both"/>
       </w:pPr>
       <w:r>
         <w:rPr>
           <w:b/>
           <w:bCs/>
         </w:rPr>
+        <w:lastRenderedPageBreak/>
         <w:t>Secondary perceptual metric</w:t>
       </w:r>
     </w:p>
@@ -1262,6 +1444,7 @@
           <w:numId w:val="18"/>
         </w:numPr>
         <w:bidi w:val="0"/>
+        <w:jc w:val="both"/>
       </w:pPr>
       <w:r>
         <w:rPr>
@@ -1283,9 +1466,9 @@
     <w:p>
       <w:pPr>
         <w:bidi w:val="0"/>
-      </w:pPr>
-      <w:r>
-        <w:lastRenderedPageBreak/>
+        <w:jc w:val="both"/>
+      </w:pPr>
+      <w:r>
         <w:t>This evaluation framework emphasizes realism, physical plausibility, and structural consistency, while maintaining overall perceptual quality, providing a reliable basis for selecting the best model</w:t>
       </w:r>
       <w:r>
@@ -1298,6 +1481,7 @@
     <w:p>
       <w:pPr>
         <w:bidi w:val="0"/>
+        <w:jc w:val="both"/>
         <w:rPr>
           <w:b/>
           <w:bCs/>
@@ -1314,18 +1498,25 @@
     <w:p>
       <w:pPr>
         <w:bidi w:val="0"/>
+        <w:jc w:val="both"/>
       </w:pPr>
       <w:r>
         <w:t>In this track, an inpainting-based approach was employed to generate realistic fall and non-fall images in public-space environments.</w:t>
       </w:r>
-      <w:r>
-        <w:br/>
+    </w:p>
+    <w:p>
+      <w:pPr>
+        <w:bidi w:val="0"/>
+        <w:jc w:val="both"/>
+      </w:pPr>
+      <w:r>
         <w:t>First, ten source images containing a human subject (fall and non-fall scenarios) were selected. YOLO combined with SAM was used to detect and segment the person, and a mask was generated to isolate the human region.</w:t>
       </w:r>
     </w:p>
     <w:p>
       <w:pPr>
         <w:bidi w:val="0"/>
+        <w:jc w:val="both"/>
       </w:pPr>
       <w:r>
         <w:t>Public-space background images were then selected as target scenes. The masked person was integrated into the background image, after which an inpainting model was applied to complete the surrounding regions. The model ensured consistency in lighting, perspective, texture, and overall scene context.</w:t>
@@ -1334,6 +1525,7 @@
     <w:p>
       <w:pPr>
         <w:bidi w:val="0"/>
+        <w:jc w:val="both"/>
       </w:pPr>
       <w:r>
         <w:t xml:space="preserve">As a result, the generated images depict individuals naturally embedded within public-space environments. </w:t>
@@ -1342,22 +1534,16 @@
     <w:p>
       <w:pPr>
         <w:bidi w:val="0"/>
-      </w:pPr>
-      <w:r>
-        <w:t xml:space="preserve">To better evaluate the </w:t>
-      </w:r>
-      <w:proofErr w:type="gramStart"/>
-      <w:r>
-        <w:t>generated images</w:t>
-      </w:r>
-      <w:proofErr w:type="gramEnd"/>
-      <w:r>
-        <w:t>, we prioritized physics-based metrics, followed by perceptual quality assessment:</w:t>
-      </w:r>
-    </w:p>
-    <w:p>
-      <w:pPr>
-        <w:bidi w:val="0"/>
+        <w:jc w:val="both"/>
+      </w:pPr>
+      <w:r>
+        <w:t>To better evaluate the generated images, we prioritized physics-based metrics, followed by perceptual quality assessment:</w:t>
+      </w:r>
+    </w:p>
+    <w:p>
+      <w:pPr>
+        <w:bidi w:val="0"/>
+        <w:jc w:val="both"/>
       </w:pPr>
       <w:r>
         <w:rPr>
@@ -1374,6 +1560,7 @@
           <w:numId w:val="17"/>
         </w:numPr>
         <w:bidi w:val="0"/>
+        <w:jc w:val="both"/>
       </w:pPr>
       <w:r>
         <w:rPr>
@@ -1399,6 +1586,7 @@
           <w:numId w:val="17"/>
         </w:numPr>
         <w:bidi w:val="0"/>
+        <w:jc w:val="both"/>
       </w:pPr>
       <w:r>
         <w:rPr>
@@ -1414,15 +1602,7 @@
         <w:t>-</w:t>
       </w:r>
       <w:r>
-        <w:t xml:space="preserve"> Evaluates the alignment of shadows with scene lighting, including direction, intensity, and placement. This metric is critical for identifying physical inconsistencies, such as shadows that do not correspond to body </w:t>
-      </w:r>
-      <w:proofErr w:type="gramStart"/>
-      <w:r>
-        <w:t>pose</w:t>
-      </w:r>
-      <w:proofErr w:type="gramEnd"/>
-      <w:r>
-        <w:t xml:space="preserve"> or light direction.</w:t>
+        <w:t xml:space="preserve"> Evaluates the alignment of shadows with scene lighting, including direction, intensity, and placement. This metric is critical for identifying physical inconsistencies, such as shadows that do not correspond to body pose or light direction.</w:t>
       </w:r>
     </w:p>
     <w:p>
@@ -1432,6 +1612,7 @@
           <w:numId w:val="17"/>
         </w:numPr>
         <w:bidi w:val="0"/>
+        <w:jc w:val="both"/>
       </w:pPr>
       <w:r>
         <w:rPr>
@@ -1460,6 +1641,7 @@
     <w:p>
       <w:pPr>
         <w:bidi w:val="0"/>
+        <w:jc w:val="both"/>
       </w:pPr>
       <w:r>
         <w:rPr>
@@ -1476,6 +1658,7 @@
           <w:numId w:val="18"/>
         </w:numPr>
         <w:bidi w:val="0"/>
+        <w:jc w:val="both"/>
       </w:pPr>
       <w:r>
         <w:rPr>
@@ -1497,11 +1680,7 @@
     <w:p>
       <w:pPr>
         <w:bidi w:val="0"/>
-      </w:pPr>
-    </w:p>
-    <w:p>
-      <w:pPr>
-        <w:bidi w:val="0"/>
+        <w:jc w:val="both"/>
       </w:pPr>
       <w:r>
         <w:t>This evaluation framework emphasizes realism, physical plausibility, and structural consistency, while maintaining overall perceptual quality, providing a reliable basis for selecting the best model</w:t>
@@ -1521,22 +1700,9 @@
     </w:p>
     <w:p>
       <w:pPr>
-        <w:bidi w:val="0"/>
-        <w:rPr>
-          <w:b/>
-          <w:bCs/>
-        </w:rPr>
-      </w:pPr>
-    </w:p>
-    <w:p>
-      <w:pPr>
-        <w:bidi w:val="0"/>
-      </w:pPr>
-    </w:p>
-    <w:p>
-      <w:pPr>
         <w:pStyle w:val="4"/>
         <w:bidi w:val="0"/>
+        <w:jc w:val="both"/>
         <w:rPr>
           <w:b/>
           <w:bCs/>
@@ -1560,6 +1726,7 @@
     <w:p>
       <w:pPr>
         <w:bidi w:val="0"/>
+        <w:jc w:val="both"/>
       </w:pPr>
       <w:r>
         <w:t>In this stage of the methodology, the top-performing generative models selected in the previous phase, both Text-to-Image and Image-to-Image</w:t>
@@ -1580,6 +1747,7 @@
     <w:p>
       <w:pPr>
         <w:bidi w:val="0"/>
+        <w:jc w:val="both"/>
       </w:pPr>
       <w:r>
         <w:t>The synthetic images depict fall and non-fall scenarios across a wide range of public environments. They were designed to include significant variations in several key aspects:</w:t>
@@ -1592,6 +1760,7 @@
           <w:numId w:val="21"/>
         </w:numPr>
         <w:bidi w:val="0"/>
+        <w:jc w:val="both"/>
       </w:pPr>
       <w:r>
         <w:t>Background complexity - from simple to complex backgrounds with varying elements.</w:t>
@@ -1604,6 +1773,7 @@
           <w:numId w:val="21"/>
         </w:numPr>
         <w:bidi w:val="0"/>
+        <w:jc w:val="both"/>
       </w:pPr>
       <w:r>
         <w:t>Lighting conditions - natural and artificial lighting with different intensities and directions.</w:t>
@@ -1616,6 +1786,7 @@
           <w:numId w:val="21"/>
         </w:numPr>
         <w:bidi w:val="0"/>
+        <w:jc w:val="both"/>
       </w:pPr>
       <w:r>
         <w:t>Camera angles - multiple viewpoints to represent different perspectives.</w:t>
@@ -1628,6 +1799,7 @@
           <w:numId w:val="21"/>
         </w:numPr>
         <w:bidi w:val="0"/>
+        <w:jc w:val="both"/>
       </w:pPr>
       <w:r>
         <w:t>Human poses and crowd presence - diverse human poses, including single individuals and crowded scenes.</w:t>
@@ -1636,6 +1808,7 @@
     <w:p>
       <w:pPr>
         <w:bidi w:val="0"/>
+        <w:jc w:val="both"/>
       </w:pPr>
       <w:r>
         <w:t xml:space="preserve">All images were manually labeled by the researchers, ensuring high accuracy in distinguishing fall from non-fall scenarios. The resulting synthetic datasets were used for </w:t>
@@ -1661,6 +1834,7 @@
     <w:p>
       <w:pPr>
         <w:bidi w:val="0"/>
+        <w:jc w:val="both"/>
       </w:pPr>
       <w:r>
         <w:t>This approach allows a thorough assessment of the impact of the generative model type on the quality of the synthetic datasets, the realism of the images, and the model’s performance in different environments.</w:t>
@@ -1669,12 +1843,14 @@
     <w:p>
       <w:pPr>
         <w:bidi w:val="0"/>
+        <w:jc w:val="both"/>
       </w:pPr>
     </w:p>
     <w:p>
       <w:pPr>
         <w:pStyle w:val="4"/>
         <w:bidi w:val="0"/>
+        <w:jc w:val="both"/>
         <w:rPr>
           <w:b/>
           <w:bCs/>
@@ -1697,6 +1873,7 @@
     <w:p>
       <w:pPr>
         <w:bidi w:val="0"/>
+        <w:jc w:val="both"/>
       </w:pPr>
       <w:r>
         <w:t>The second phase of this study focuses on evaluating the impact of synthetic data generated by different generative models on the performance of the LBFD-Net fall detection model. This evaluation is conducted through a controlled fine-tuning process and a unified testing protocol, aiming to examine how the type of synthetic data influences the model’s detection and generalization capabilities across different environments.</w:t>
@@ -1705,6 +1882,7 @@
     <w:p>
       <w:pPr>
         <w:bidi w:val="0"/>
+        <w:jc w:val="both"/>
         <w:rPr>
           <w:b/>
           <w:bCs/>
@@ -1721,18 +1899,16 @@
     <w:p>
       <w:pPr>
         <w:bidi w:val="0"/>
-      </w:pPr>
-      <w:r>
-        <w:t xml:space="preserve">Four distinct data sources are used in this phase. The first is a synthetic dataset generated using inpainting techniques, in which human figures representing fall and non-fall scenarios are embedded into existing public-space scenes while maintaining visual and physical consistency. The second dataset is generated using Stable Diffusion and includes a wide range of public environments such as streets, sidewalks, and parks, characterized by high variability in lighting and background complexity. The third synthetic dataset is produced using the Nano Banana generative model, emphasizing </w:t>
-      </w:r>
-      <w:r>
-        <w:lastRenderedPageBreak/>
-        <w:t>increased visual diversity and stylistic variation. In addition, a real indoor laboratory dataset containing fall and non-fall scenarios is used as a realistic reference.</w:t>
-      </w:r>
-    </w:p>
-    <w:p>
-      <w:pPr>
-        <w:bidi w:val="0"/>
+        <w:jc w:val="both"/>
+      </w:pPr>
+      <w:r>
+        <w:t>Four distinct data sources are used in this phase. The first is a synthetic dataset generated using inpainting techniques, in which human figures representing fall and non-fall scenarios are embedded into existing public-space scenes while maintaining visual and physical consistency. The second dataset is generated using Stable Diffusion and includes a wide range of public environments such as streets, sidewalks, and parks, characterized by high variability in lighting and background complexity. The third synthetic dataset is produced using the Nano Banana generative model, emphasizing increased visual diversity and stylistic variation. In addition, a real indoor laboratory dataset containing fall and non-fall scenarios is used as a realistic reference.</w:t>
+      </w:r>
+    </w:p>
+    <w:p>
+      <w:pPr>
+        <w:bidi w:val="0"/>
+        <w:jc w:val="both"/>
         <w:rPr>
           <w:b/>
           <w:bCs/>
@@ -1743,20 +1919,29 @@
           <w:b/>
           <w:bCs/>
         </w:rPr>
+        <w:lastRenderedPageBreak/>
         <w:t>LBFD-Net Fine-Tuning</w:t>
       </w:r>
     </w:p>
     <w:p>
       <w:pPr>
         <w:bidi w:val="0"/>
-      </w:pPr>
-      <w:r>
-        <w:t>The base model for all experiments is LBFD-Net pretrained on the indoor dataset. This pretrained model serves as a common initialization point for all fine-tuning experiments to ensure a fair and controlled comparison. Fine-tuning is then performed separately on each synthetic dataset, as well as on a combined dataset containing all synthetic images. All fine-tuning processes are conducted independently while using the same training protocol and identical hyperparameters.</w:t>
-      </w:r>
-    </w:p>
-    <w:p>
-      <w:pPr>
-        <w:bidi w:val="0"/>
+        <w:jc w:val="both"/>
+      </w:pPr>
+      <w:r>
+        <w:t>The base model for all experiments is LBFD-Net pretrained on the indoor dataset. This pretrained model serves as a common initialization point for all fine-tuning experiments to ensure a fair and controlled comparison. Fine-tuning is then performed separately on each synthetic dataset, as well as on a combined dataset containing all synthetic images. All fine-tuning processes are conducted independently while using the same training protocol and identical hyperparameters. During fine-tuning, no weights were frozen in the second residual block or in the classifier, to allow the model</w:t>
+      </w:r>
+      <w:r>
+        <w:t>s</w:t>
+      </w:r>
+      <w:r>
+        <w:t xml:space="preserve"> to learn effectively even on datasets with a limited number of examples.</w:t>
+      </w:r>
+    </w:p>
+    <w:p>
+      <w:pPr>
+        <w:bidi w:val="0"/>
+        <w:jc w:val="both"/>
         <w:rPr>
           <w:b/>
           <w:bCs/>
@@ -1773,17 +1958,10 @@
     <w:p>
       <w:pPr>
         <w:bidi w:val="0"/>
-      </w:pPr>
-      <w:r>
-        <w:t xml:space="preserve">Training is implemented using the </w:t>
-      </w:r>
-      <w:proofErr w:type="spellStart"/>
-      <w:r>
-        <w:t>PyTorch</w:t>
-      </w:r>
-      <w:proofErr w:type="spellEnd"/>
-      <w:r>
-        <w:t xml:space="preserve"> framework and optimized with the Binary Cross-Entropy with Logits loss function. The Adam optimizer is employed with a learning rate of 5×10</w:t>
+        <w:jc w:val="both"/>
+      </w:pPr>
+      <w:r>
+        <w:t>Training is implemented using the PyTorch framework and optimized with the Binary Cross-Entropy with Logits loss function. The Adam optimizer is employed with a learning rate of 5×10</w:t>
       </w:r>
       <w:r>
         <w:rPr>
@@ -1804,6 +1982,7 @@
     <w:p>
       <w:pPr>
         <w:bidi w:val="0"/>
+        <w:jc w:val="both"/>
         <w:rPr>
           <w:b/>
           <w:bCs/>
@@ -1820,6 +1999,7 @@
     <w:p>
       <w:pPr>
         <w:bidi w:val="0"/>
+        <w:jc w:val="both"/>
       </w:pPr>
       <w:r>
         <w:t>Validation is performed once per epoch and includes the computation of loss values and performance metrics such as accuracy, precision, recall, and F1-score. The final model is selected based on the lowest validation loss, and early stopping is applied to mitigate overfitting.</w:t>
@@ -1828,6 +2008,7 @@
     <w:p>
       <w:pPr>
         <w:bidi w:val="0"/>
+        <w:jc w:val="both"/>
         <w:rPr>
           <w:b/>
           <w:bCs/>
@@ -1858,44 +2039,22 @@
     <w:p>
       <w:pPr>
         <w:bidi w:val="0"/>
-      </w:pPr>
-      <w:r>
-        <w:t xml:space="preserve">Each model is evaluated using </w:t>
-      </w:r>
-      <w:proofErr w:type="gramStart"/>
-      <w:r>
-        <w:t>a dedicated</w:t>
-      </w:r>
-      <w:proofErr w:type="gramEnd"/>
-      <w:r>
-        <w:t xml:space="preserve"> test set</w:t>
+        <w:jc w:val="both"/>
+      </w:pPr>
+      <w:r>
+        <w:t>Each model is evaluated using a dedicated test set</w:t>
       </w:r>
       <w:r>
         <w:t>s</w:t>
       </w:r>
       <w:r>
-        <w:t xml:space="preserve"> that </w:t>
-      </w:r>
-      <w:proofErr w:type="gramStart"/>
-      <w:r>
-        <w:t>combines</w:t>
-      </w:r>
-      <w:proofErr w:type="gramEnd"/>
-      <w:r>
-        <w:t xml:space="preserve"> real indoor images not seen during training with synthetic images generated by the same generative model used for fine-tuning. For example, a </w:t>
-      </w:r>
-      <w:proofErr w:type="gramStart"/>
-      <w:r>
-        <w:t>model fine-tuned</w:t>
-      </w:r>
-      <w:proofErr w:type="gramEnd"/>
-      <w:r>
-        <w:t xml:space="preserve"> on Stable Diffusion is evaluated on a test set consisting of both real indoor data and images generated by Stable Diffusion. In addition, we constructed an additional general test set for a more comprehensive evaluation, which includes images from all generative models as well as images from the indoor dataset, providing a complementary assessment. This testing strategy enables precise evaluation of the model’s performance on real data while also measuring its alignment with the broader synthetic domain.</w:t>
-      </w:r>
-    </w:p>
-    <w:p>
-      <w:pPr>
-        <w:bidi w:val="0"/>
+        <w:t xml:space="preserve"> that combines real indoor images not seen during training with synthetic images generated by the same generative model used for fine-tuning. For example, a model fine-tuned on Stable Diffusion is evaluated on a test set consisting of both real indoor data and images generated by Stable Diffusion. In addition, we constructed an additional general test set for a more comprehensive evaluation, which includes images from all generative models as well as images from the indoor dataset, providing a complementary assessment. This testing strategy enables precise evaluation of the model’s performance on real data while also measuring its alignment with the broader synthetic domain.</w:t>
+      </w:r>
+    </w:p>
+    <w:p>
+      <w:pPr>
+        <w:bidi w:val="0"/>
+        <w:jc w:val="both"/>
         <w:rPr>
           <w:b/>
           <w:bCs/>
@@ -1912,6 +2071,7 @@
     <w:p>
       <w:pPr>
         <w:bidi w:val="0"/>
+        <w:jc w:val="both"/>
       </w:pPr>
       <w:r>
         <w:t>Model performance is evaluated using classification metrics, including accuracy, precision, and F1-score, as well as curve-based analysis through the ROC curve and the AUC metric, which provides a threshold-independent measure of performance.</w:t>
@@ -1920,6 +2080,7 @@
     <w:p>
       <w:pPr>
         <w:bidi w:val="0"/>
+        <w:jc w:val="both"/>
       </w:pPr>
       <w:r>
         <w:br w:type="page"/>
@@ -1929,6 +2090,7 @@
       <w:pPr>
         <w:pStyle w:val="3"/>
         <w:bidi w:val="0"/>
+        <w:jc w:val="both"/>
         <w:rPr>
           <w:b/>
           <w:bCs/>
@@ -1957,6 +2119,7 @@
       <w:pPr>
         <w:pStyle w:val="4"/>
         <w:bidi w:val="0"/>
+        <w:jc w:val="both"/>
         <w:rPr>
           <w:b/>
           <w:bCs/>
@@ -1978,7 +2141,8 @@
     </w:p>
     <w:p>
       <w:pPr>
-        <w:jc w:val="right"/>
+        <w:bidi w:val="0"/>
+        <w:jc w:val="both"/>
       </w:pPr>
       <w:r>
         <w:t>I</w:t>
@@ -1999,6 +2163,7 @@
     <w:p>
       <w:pPr>
         <w:bidi w:val="0"/>
+        <w:jc w:val="both"/>
       </w:pPr>
       <w:r>
         <w:t xml:space="preserve">To assess physical plausibility and structural realism, physics-aware consistency proxies were first employed. These included </w:t>
@@ -2041,6 +2206,7 @@
           <w:numId w:val="25"/>
         </w:numPr>
         <w:bidi w:val="0"/>
+        <w:jc w:val="both"/>
       </w:pPr>
       <w:r>
         <w:rPr>
@@ -2056,21 +2222,12 @@
         </w:rPr>
         <w:t xml:space="preserve"> </w:t>
       </w:r>
-      <w:proofErr w:type="gramStart"/>
       <w:r>
         <w:rPr>
           <w:b/>
           <w:bCs/>
         </w:rPr>
-        <w:t>mean</w:t>
-      </w:r>
-      <w:proofErr w:type="gramEnd"/>
-      <w:r>
-        <w:rPr>
-          <w:b/>
-          <w:bCs/>
-        </w:rPr>
-        <w:t>:</w:t>
+        <w:t>mean:</w:t>
       </w:r>
       <w:r>
         <w:t xml:space="preserve"> 0.30 – 0.45, indicating coherent spatial structure and reasonable depth ordering.</w:t>
@@ -2083,6 +2240,7 @@
           <w:numId w:val="25"/>
         </w:numPr>
         <w:bidi w:val="0"/>
+        <w:jc w:val="both"/>
       </w:pPr>
       <w:r>
         <w:rPr>
@@ -2116,6 +2274,7 @@
           <w:numId w:val="25"/>
         </w:numPr>
         <w:bidi w:val="0"/>
+        <w:jc w:val="both"/>
       </w:pPr>
       <w:r>
         <w:rPr>
@@ -2152,6 +2311,7 @@
     <w:p>
       <w:pPr>
         <w:bidi w:val="0"/>
+        <w:jc w:val="both"/>
       </w:pPr>
       <w:r>
         <w:t xml:space="preserve">Following the physical consistency analysis, overall perceptual image quality was evaluated using no-reference image quality metrics: </w:t>
@@ -2219,22 +2379,9 @@
     </w:p>
     <w:p>
       <w:pPr>
-        <w:bidi w:val="0"/>
-      </w:pPr>
-      <w:r>
-        <w:t xml:space="preserve">The quantitative results are summarized in Table </w:t>
-      </w:r>
-      <w:r>
-        <w:t>1</w:t>
-      </w:r>
-      <w:r>
-        <w:t>.</w:t>
-      </w:r>
-    </w:p>
-    <w:p>
-      <w:pPr>
         <w:pStyle w:val="4"/>
         <w:bidi w:val="0"/>
+        <w:jc w:val="both"/>
         <w:rPr>
           <w:b/>
           <w:bCs/>
@@ -2257,6 +2404,7 @@
     <w:p>
       <w:pPr>
         <w:bidi w:val="0"/>
+        <w:jc w:val="both"/>
       </w:pPr>
     </w:p>
     <w:tbl>
@@ -2283,7 +2431,7 @@
           <w:p>
             <w:pPr>
               <w:bidi w:val="0"/>
-              <w:jc w:val="center"/>
+              <w:jc w:val="both"/>
             </w:pPr>
             <w:r>
               <w:rPr>
@@ -2301,7 +2449,7 @@
           <w:p>
             <w:pPr>
               <w:bidi w:val="0"/>
-              <w:jc w:val="center"/>
+              <w:jc w:val="both"/>
               <w:rPr>
                 <w:b/>
                 <w:bCs/>
@@ -2323,7 +2471,7 @@
           <w:p>
             <w:pPr>
               <w:bidi w:val="0"/>
-              <w:jc w:val="center"/>
+              <w:jc w:val="both"/>
               <w:rPr>
                 <w:b/>
                 <w:bCs/>
@@ -2345,7 +2493,7 @@
           <w:p>
             <w:pPr>
               <w:bidi w:val="0"/>
-              <w:jc w:val="center"/>
+              <w:jc w:val="both"/>
               <w:rPr>
                 <w:b/>
                 <w:bCs/>
@@ -2367,7 +2515,7 @@
           <w:p>
             <w:pPr>
               <w:bidi w:val="0"/>
-              <w:jc w:val="center"/>
+              <w:jc w:val="both"/>
             </w:pPr>
             <w:r>
               <w:rPr>
@@ -2385,7 +2533,7 @@
           <w:p>
             <w:pPr>
               <w:bidi w:val="0"/>
-              <w:jc w:val="center"/>
+              <w:jc w:val="both"/>
             </w:pPr>
             <w:r>
               <w:rPr>
@@ -2403,7 +2551,7 @@
           <w:p>
             <w:pPr>
               <w:bidi w:val="0"/>
-              <w:jc w:val="center"/>
+              <w:jc w:val="both"/>
             </w:pPr>
             <w:r>
               <w:rPr>
@@ -2424,7 +2572,7 @@
           <w:p>
             <w:pPr>
               <w:bidi w:val="0"/>
-              <w:jc w:val="center"/>
+              <w:jc w:val="both"/>
             </w:pPr>
             <w:r>
               <w:t>Stable Diffusion v1.5</w:t>
@@ -2439,7 +2587,7 @@
           <w:p>
             <w:pPr>
               <w:bidi w:val="0"/>
-              <w:jc w:val="center"/>
+              <w:jc w:val="both"/>
             </w:pPr>
             <w:r>
               <w:rPr>
@@ -2458,7 +2606,7 @@
           <w:p>
             <w:pPr>
               <w:bidi w:val="0"/>
-              <w:jc w:val="center"/>
+              <w:jc w:val="both"/>
             </w:pPr>
             <w:r>
               <w:rPr>
@@ -2477,7 +2625,7 @@
           <w:p>
             <w:pPr>
               <w:bidi w:val="0"/>
-              <w:jc w:val="center"/>
+              <w:jc w:val="both"/>
             </w:pPr>
             <w:r>
               <w:rPr>
@@ -2496,7 +2644,7 @@
           <w:p>
             <w:pPr>
               <w:bidi w:val="0"/>
-              <w:jc w:val="center"/>
+              <w:jc w:val="both"/>
             </w:pPr>
             <w:r>
               <w:t>3.271</w:t>
@@ -2511,7 +2659,7 @@
           <w:p>
             <w:pPr>
               <w:bidi w:val="0"/>
-              <w:jc w:val="center"/>
+              <w:jc w:val="both"/>
             </w:pPr>
             <w:r>
               <w:t>17.474</w:t>
@@ -2526,7 +2674,7 @@
           <w:p>
             <w:pPr>
               <w:bidi w:val="0"/>
-              <w:jc w:val="center"/>
+              <w:jc w:val="both"/>
             </w:pPr>
             <w:r>
               <w:t>5.862</w:t>
@@ -2542,19 +2690,38 @@
           </w:tcPr>
           <w:p>
             <w:pPr>
-              <w:jc w:val="center"/>
+              <w:bidi w:val="0"/>
+              <w:jc w:val="both"/>
+              <w:rPr>
+                <w:color w:val="EE0000"/>
+              </w:rPr>
             </w:pPr>
             <w:r>
+              <w:rPr>
+                <w:color w:val="EE0000"/>
+              </w:rPr>
               <w:t>Stable</w:t>
             </w:r>
           </w:p>
           <w:p>
             <w:pPr>
               <w:bidi w:val="0"/>
-              <w:jc w:val="center"/>
+              <w:jc w:val="both"/>
+              <w:rPr>
+                <w:color w:val="EE0000"/>
+              </w:rPr>
             </w:pPr>
             <w:r>
+              <w:rPr>
+                <w:color w:val="EE0000"/>
+              </w:rPr>
               <w:t>Diffusion</w:t>
+            </w:r>
+            <w:r>
+              <w:rPr>
+                <w:color w:val="EE0000"/>
+              </w:rPr>
+              <w:t>*</w:t>
             </w:r>
           </w:p>
         </w:tc>
@@ -2566,7 +2733,7 @@
           <w:p>
             <w:pPr>
               <w:bidi w:val="0"/>
-              <w:jc w:val="center"/>
+              <w:jc w:val="both"/>
               <w:rPr>
                 <w:rFonts w:cs="Arial"/>
                 <w:b/>
@@ -2593,7 +2760,7 @@
           <w:p>
             <w:pPr>
               <w:bidi w:val="0"/>
-              <w:jc w:val="center"/>
+              <w:jc w:val="both"/>
               <w:rPr>
                 <w:rFonts w:cs="Arial"/>
                 <w:b/>
@@ -2620,7 +2787,7 @@
           <w:p>
             <w:pPr>
               <w:bidi w:val="0"/>
-              <w:jc w:val="center"/>
+              <w:jc w:val="both"/>
               <w:rPr>
                 <w:rFonts w:cs="Arial"/>
                 <w:b/>
@@ -2647,7 +2814,7 @@
           <w:p>
             <w:pPr>
               <w:bidi w:val="0"/>
-              <w:jc w:val="center"/>
+              <w:jc w:val="both"/>
               <w:rPr>
                 <w:b/>
                 <w:bCs/>
@@ -2670,7 +2837,7 @@
           <w:p>
             <w:pPr>
               <w:bidi w:val="0"/>
-              <w:jc w:val="center"/>
+              <w:jc w:val="both"/>
             </w:pPr>
             <w:r>
               <w:t>33.675</w:t>
@@ -2685,7 +2852,7 @@
           <w:p>
             <w:pPr>
               <w:bidi w:val="0"/>
-              <w:jc w:val="center"/>
+              <w:jc w:val="both"/>
             </w:pPr>
             <w:r>
               <w:t>5.864</w:t>
@@ -2702,7 +2869,7 @@
           <w:p>
             <w:pPr>
               <w:bidi w:val="0"/>
-              <w:jc w:val="center"/>
+              <w:jc w:val="both"/>
             </w:pPr>
             <w:r>
               <w:t xml:space="preserve">Stable Diffusion XL </w:t>
@@ -2717,7 +2884,7 @@
           <w:p>
             <w:pPr>
               <w:bidi w:val="0"/>
-              <w:jc w:val="center"/>
+              <w:jc w:val="both"/>
             </w:pPr>
             <w:r>
               <w:rPr>
@@ -2736,7 +2903,7 @@
           <w:p>
             <w:pPr>
               <w:bidi w:val="0"/>
-              <w:jc w:val="center"/>
+              <w:jc w:val="both"/>
             </w:pPr>
             <w:r>
               <w:rPr>
@@ -2755,7 +2922,7 @@
           <w:p>
             <w:pPr>
               <w:bidi w:val="0"/>
-              <w:jc w:val="center"/>
+              <w:jc w:val="both"/>
             </w:pPr>
             <w:r>
               <w:rPr>
@@ -2774,7 +2941,7 @@
           <w:p>
             <w:pPr>
               <w:bidi w:val="0"/>
-              <w:jc w:val="center"/>
+              <w:jc w:val="both"/>
             </w:pPr>
             <w:r>
               <w:t>3.764</w:t>
@@ -2789,7 +2956,7 @@
           <w:p>
             <w:pPr>
               <w:bidi w:val="0"/>
-              <w:jc w:val="center"/>
+              <w:jc w:val="both"/>
             </w:pPr>
             <w:r>
               <w:t>15.504</w:t>
@@ -2804,7 +2971,7 @@
           <w:p>
             <w:pPr>
               <w:bidi w:val="0"/>
-              <w:jc w:val="center"/>
+              <w:jc w:val="both"/>
             </w:pPr>
             <w:r>
               <w:t>5.789</w:t>
@@ -2821,7 +2988,7 @@
           <w:p>
             <w:pPr>
               <w:bidi w:val="0"/>
-              <w:jc w:val="center"/>
+              <w:jc w:val="both"/>
             </w:pPr>
             <w:r>
               <w:t>Kandinsky 2.2</w:t>
@@ -2836,7 +3003,7 @@
           <w:p>
             <w:pPr>
               <w:bidi w:val="0"/>
-              <w:jc w:val="center"/>
+              <w:jc w:val="both"/>
             </w:pPr>
             <w:r>
               <w:rPr>
@@ -2855,7 +3022,7 @@
           <w:p>
             <w:pPr>
               <w:bidi w:val="0"/>
-              <w:jc w:val="center"/>
+              <w:jc w:val="both"/>
             </w:pPr>
             <w:r>
               <w:rPr>
@@ -2874,7 +3041,7 @@
           <w:p>
             <w:pPr>
               <w:bidi w:val="0"/>
-              <w:jc w:val="center"/>
+              <w:jc w:val="both"/>
             </w:pPr>
             <w:r>
               <w:rPr>
@@ -2893,7 +3060,7 @@
           <w:p>
             <w:pPr>
               <w:bidi w:val="0"/>
-              <w:jc w:val="center"/>
+              <w:jc w:val="both"/>
             </w:pPr>
             <w:r>
               <w:t>4.495</w:t>
@@ -2908,7 +3075,7 @@
           <w:p>
             <w:pPr>
               <w:bidi w:val="0"/>
-              <w:jc w:val="center"/>
+              <w:jc w:val="both"/>
             </w:pPr>
             <w:r>
               <w:t>36.117</w:t>
@@ -2923,7 +3090,7 @@
           <w:p>
             <w:pPr>
               <w:bidi w:val="0"/>
-              <w:jc w:val="center"/>
+              <w:jc w:val="both"/>
             </w:pPr>
             <w:r>
               <w:t>6.094</w:t>
@@ -2940,7 +3107,7 @@
           <w:p>
             <w:pPr>
               <w:bidi w:val="0"/>
-              <w:jc w:val="center"/>
+              <w:jc w:val="both"/>
             </w:pPr>
             <w:r>
               <w:t>Nano Banana</w:t>
@@ -2955,7 +3122,7 @@
           <w:p>
             <w:pPr>
               <w:bidi w:val="0"/>
-              <w:jc w:val="center"/>
+              <w:jc w:val="both"/>
             </w:pPr>
             <w:r>
               <w:rPr>
@@ -2976,7 +3143,7 @@
           <w:p>
             <w:pPr>
               <w:bidi w:val="0"/>
-              <w:jc w:val="center"/>
+              <w:jc w:val="both"/>
             </w:pPr>
             <w:r>
               <w:rPr>
@@ -2997,7 +3164,7 @@
           <w:p>
             <w:pPr>
               <w:bidi w:val="0"/>
-              <w:jc w:val="center"/>
+              <w:jc w:val="both"/>
             </w:pPr>
             <w:r>
               <w:rPr>
@@ -3018,7 +3185,7 @@
           <w:p>
             <w:pPr>
               <w:bidi w:val="0"/>
-              <w:jc w:val="center"/>
+              <w:jc w:val="both"/>
             </w:pPr>
             <w:r>
               <w:rPr>
@@ -3039,7 +3206,7 @@
           <w:p>
             <w:pPr>
               <w:bidi w:val="0"/>
-              <w:jc w:val="center"/>
+              <w:jc w:val="both"/>
               <w:rPr>
                 <w:b/>
                 <w:bCs/>
@@ -3064,7 +3231,7 @@
           <w:p>
             <w:pPr>
               <w:bidi w:val="0"/>
-              <w:jc w:val="center"/>
+              <w:jc w:val="both"/>
               <w:rPr>
                 <w:b/>
                 <w:bCs/>
@@ -3086,6 +3253,7 @@
     <w:p>
       <w:pPr>
         <w:bidi w:val="0"/>
+        <w:jc w:val="both"/>
         <w:rPr>
           <w:sz w:val="18"/>
           <w:szCs w:val="18"/>
@@ -3098,48 +3266,53 @@
         </w:rPr>
         <w:t xml:space="preserve">Table </w:t>
       </w:r>
-      <w:proofErr w:type="gramStart"/>
       <w:r>
         <w:rPr>
           <w:sz w:val="18"/>
           <w:szCs w:val="18"/>
         </w:rPr>
-        <w:t>1</w:t>
+        <w:t>1:</w:t>
       </w:r>
       <w:r>
         <w:rPr>
           <w:sz w:val="18"/>
           <w:szCs w:val="18"/>
         </w:rPr>
-        <w:t xml:space="preserve"> :</w:t>
-      </w:r>
-      <w:proofErr w:type="gramEnd"/>
+        <w:t xml:space="preserve"> </w:t>
+      </w:r>
       <w:r>
         <w:rPr>
           <w:sz w:val="18"/>
           <w:szCs w:val="18"/>
         </w:rPr>
-        <w:t xml:space="preserve"> </w:t>
+        <w:t xml:space="preserve">Evaluation of </w:t>
       </w:r>
       <w:r>
         <w:rPr>
           <w:sz w:val="18"/>
           <w:szCs w:val="18"/>
         </w:rPr>
-        <w:t xml:space="preserve">Evaluation of </w:t>
+        <w:t>text-to-</w:t>
       </w:r>
       <w:r>
         <w:rPr>
           <w:sz w:val="18"/>
           <w:szCs w:val="18"/>
         </w:rPr>
-        <w:t xml:space="preserve">text-to-text </w:t>
+        <w:t>image</w:t>
       </w:r>
       <w:r>
         <w:rPr>
           <w:sz w:val="18"/>
           <w:szCs w:val="18"/>
         </w:rPr>
+        <w:t xml:space="preserve"> </w:t>
+      </w:r>
+      <w:r>
+        <w:rPr>
+          <w:sz w:val="18"/>
+          <w:szCs w:val="18"/>
+        </w:rPr>
         <w:t>models</w:t>
       </w:r>
     </w:p>
@@ -3147,6 +3320,7 @@
       <w:pPr>
         <w:pStyle w:val="4"/>
         <w:bidi w:val="0"/>
+        <w:jc w:val="both"/>
         <w:rPr>
           <w:b/>
           <w:bCs/>
@@ -3170,6 +3344,7 @@
     <w:p>
       <w:pPr>
         <w:bidi w:val="0"/>
+        <w:jc w:val="both"/>
       </w:pPr>
       <w:r>
         <w:rPr>
@@ -3247,22 +3422,26 @@
     <w:p>
       <w:pPr>
         <w:bidi w:val="0"/>
-      </w:pPr>
-    </w:p>
-    <w:p>
-      <w:pPr>
-        <w:bidi w:val="0"/>
-      </w:pPr>
-    </w:p>
-    <w:p>
-      <w:pPr>
-        <w:bidi w:val="0"/>
+        <w:jc w:val="both"/>
+      </w:pPr>
+    </w:p>
+    <w:p>
+      <w:pPr>
+        <w:bidi w:val="0"/>
+        <w:jc w:val="both"/>
+      </w:pPr>
+    </w:p>
+    <w:p>
+      <w:pPr>
+        <w:bidi w:val="0"/>
+        <w:jc w:val="both"/>
       </w:pPr>
     </w:p>
     <w:p>
       <w:pPr>
         <w:bidi w:val="0"/>
         <w:spacing w:before="100" w:beforeAutospacing="1" w:after="100" w:afterAutospacing="1" w:line="240" w:lineRule="auto"/>
+        <w:jc w:val="both"/>
         <w:rPr>
           <w:rFonts w:ascii="Times New Roman" w:eastAsia="Times New Roman" w:hAnsi="Times New Roman" w:cs="Times New Roman"/>
           <w:kern w:val="0"/>
@@ -3275,37 +3454,44 @@
     <w:p>
       <w:pPr>
         <w:bidi w:val="0"/>
-      </w:pPr>
-    </w:p>
-    <w:p>
-      <w:pPr>
-        <w:bidi w:val="0"/>
-      </w:pPr>
-    </w:p>
-    <w:p>
-      <w:pPr>
-        <w:bidi w:val="0"/>
-      </w:pPr>
-    </w:p>
-    <w:p>
-      <w:pPr>
-        <w:bidi w:val="0"/>
-      </w:pPr>
-    </w:p>
-    <w:p>
-      <w:pPr>
-        <w:bidi w:val="0"/>
-      </w:pPr>
-    </w:p>
-    <w:p>
-      <w:pPr>
-        <w:bidi w:val="0"/>
+        <w:jc w:val="both"/>
+      </w:pPr>
+    </w:p>
+    <w:p>
+      <w:pPr>
+        <w:bidi w:val="0"/>
+        <w:jc w:val="both"/>
+      </w:pPr>
+    </w:p>
+    <w:p>
+      <w:pPr>
+        <w:bidi w:val="0"/>
+        <w:jc w:val="both"/>
+      </w:pPr>
+    </w:p>
+    <w:p>
+      <w:pPr>
+        <w:bidi w:val="0"/>
+        <w:jc w:val="both"/>
+      </w:pPr>
+    </w:p>
+    <w:p>
+      <w:pPr>
+        <w:bidi w:val="0"/>
+        <w:jc w:val="both"/>
+      </w:pPr>
+    </w:p>
+    <w:p>
+      <w:pPr>
+        <w:bidi w:val="0"/>
+        <w:jc w:val="both"/>
       </w:pPr>
     </w:p>
     <w:p>
       <w:pPr>
         <w:bidi w:val="0"/>
         <w:spacing w:before="100" w:beforeAutospacing="1" w:after="100" w:afterAutospacing="1" w:line="240" w:lineRule="auto"/>
+        <w:jc w:val="both"/>
         <w:rPr>
           <w:rFonts w:ascii="Times New Roman" w:eastAsia="Times New Roman" w:hAnsi="Times New Roman" w:cs="Times New Roman"/>
           <w:kern w:val="0"/>
@@ -3390,11 +3576,13 @@
     <w:p>
       <w:pPr>
         <w:bidi w:val="0"/>
-      </w:pPr>
-    </w:p>
-    <w:p>
-      <w:pPr>
-        <w:bidi w:val="0"/>
+        <w:jc w:val="both"/>
+      </w:pPr>
+    </w:p>
+    <w:p>
+      <w:pPr>
+        <w:bidi w:val="0"/>
+        <w:jc w:val="both"/>
       </w:pPr>
       <w:r>
         <w:rPr>
@@ -3467,17 +3655,333 @@
     <w:p>
       <w:pPr>
         <w:bidi w:val="0"/>
-      </w:pPr>
-    </w:p>
-    <w:p>
-      <w:pPr>
-        <w:bidi w:val="0"/>
+        <w:jc w:val="both"/>
+      </w:pPr>
+      <w:r>
+        <w:rPr>
+          <w:noProof/>
+          <w:sz w:val="18"/>
+          <w:szCs w:val="18"/>
+          <w:rtl/>
+        </w:rPr>
+        <mc:AlternateContent>
+          <mc:Choice Requires="wps">
+            <w:drawing>
+              <wp:anchor distT="45720" distB="45720" distL="114300" distR="114300" simplePos="0" relativeHeight="251699200" behindDoc="0" locked="0" layoutInCell="1" allowOverlap="1" wp14:anchorId="2D62F850" wp14:editId="5D1B3EF9">
+                <wp:simplePos x="0" y="0"/>
+                <wp:positionH relativeFrom="column">
+                  <wp:posOffset>-93133</wp:posOffset>
+                </wp:positionH>
+                <wp:positionV relativeFrom="paragraph">
+                  <wp:posOffset>1876637</wp:posOffset>
+                </wp:positionV>
+                <wp:extent cx="3497580" cy="243840"/>
+                <wp:effectExtent l="0" t="0" r="0" b="3810"/>
+                <wp:wrapSquare wrapText="bothSides"/>
+                <wp:docPr id="222788957" name="תיבת טקסט 2"/>
+                <wp:cNvGraphicFramePr>
+                  <a:graphicFrameLocks xmlns:a="http://schemas.openxmlformats.org/drawingml/2006/main"/>
+                </wp:cNvGraphicFramePr>
+                <a:graphic xmlns:a="http://schemas.openxmlformats.org/drawingml/2006/main">
+                  <a:graphicData uri="http://schemas.microsoft.com/office/word/2010/wordprocessingShape">
+                    <wps:wsp>
+                      <wps:cNvSpPr txBox="1">
+                        <a:spLocks noChangeArrowheads="1"/>
+                      </wps:cNvSpPr>
+                      <wps:spPr bwMode="auto">
+                        <a:xfrm flipH="1">
+                          <a:off x="0" y="0"/>
+                          <a:ext cx="3497580" cy="243840"/>
+                        </a:xfrm>
+                        <a:prstGeom prst="rect">
+                          <a:avLst/>
+                        </a:prstGeom>
+                        <a:noFill/>
+                        <a:ln w="9525">
+                          <a:noFill/>
+                          <a:miter lim="800000"/>
+                          <a:headEnd/>
+                          <a:tailEnd/>
+                        </a:ln>
+                      </wps:spPr>
+                      <wps:txbx>
+                        <w:txbxContent>
+                          <w:p>
+                            <w:pPr>
+                              <w:bidi w:val="0"/>
+                              <w:rPr>
+                                <w:sz w:val="18"/>
+                                <w:szCs w:val="18"/>
+                              </w:rPr>
+                            </w:pPr>
+                            <w:r>
+                              <w:rPr>
+                                <w:sz w:val="18"/>
+                                <w:szCs w:val="18"/>
+                              </w:rPr>
+                              <w:t xml:space="preserve">Figures </w:t>
+                            </w:r>
+                            <w:r>
+                              <w:rPr>
+                                <w:sz w:val="18"/>
+                                <w:szCs w:val="18"/>
+                              </w:rPr>
+                              <w:t>1</w:t>
+                            </w:r>
+                            <w:r>
+                              <w:rPr>
+                                <w:sz w:val="18"/>
+                                <w:szCs w:val="18"/>
+                              </w:rPr>
+                              <w:t>-</w:t>
+                            </w:r>
+                            <w:r>
+                              <w:rPr>
+                                <w:sz w:val="18"/>
+                                <w:szCs w:val="18"/>
+                              </w:rPr>
+                              <w:t>10</w:t>
+                            </w:r>
+                            <w:r>
+                              <w:rPr>
+                                <w:sz w:val="18"/>
+                                <w:szCs w:val="18"/>
+                              </w:rPr>
+                              <w:t xml:space="preserve">: </w:t>
+                            </w:r>
+                            <w:r>
+                              <w:rPr>
+                                <w:sz w:val="18"/>
+                                <w:szCs w:val="18"/>
+                              </w:rPr>
+                              <w:t>V</w:t>
+                            </w:r>
+                            <w:r>
+                              <w:rPr>
+                                <w:sz w:val="18"/>
+                                <w:szCs w:val="18"/>
+                              </w:rPr>
+                              <w:t>isual result</w:t>
+                            </w:r>
+                            <w:r>
+                              <w:rPr>
+                                <w:sz w:val="18"/>
+                                <w:szCs w:val="18"/>
+                              </w:rPr>
+                              <w:t>s</w:t>
+                            </w:r>
+                            <w:r>
+                              <w:rPr>
+                                <w:sz w:val="18"/>
+                                <w:szCs w:val="18"/>
+                              </w:rPr>
+                              <w:t xml:space="preserve"> of </w:t>
+                            </w:r>
+                            <w:r>
+                              <w:rPr>
+                                <w:sz w:val="18"/>
+                                <w:szCs w:val="18"/>
+                              </w:rPr>
+                              <w:t>text</w:t>
+                            </w:r>
+                            <w:r>
+                              <w:rPr>
+                                <w:sz w:val="18"/>
+                                <w:szCs w:val="18"/>
+                              </w:rPr>
+                              <w:t>-</w:t>
+                            </w:r>
+                            <w:r>
+                              <w:rPr>
+                                <w:sz w:val="18"/>
+                                <w:szCs w:val="18"/>
+                              </w:rPr>
+                              <w:t>to</w:t>
+                            </w:r>
+                            <w:r>
+                              <w:rPr>
+                                <w:sz w:val="18"/>
+                                <w:szCs w:val="18"/>
+                              </w:rPr>
+                              <w:t>-</w:t>
+                            </w:r>
+                            <w:r>
+                              <w:rPr>
+                                <w:sz w:val="18"/>
+                                <w:szCs w:val="18"/>
+                              </w:rPr>
+                              <w:t>image</w:t>
+                            </w:r>
+                            <w:r>
+                              <w:rPr>
+                                <w:sz w:val="18"/>
+                                <w:szCs w:val="18"/>
+                              </w:rPr>
+                              <w:t xml:space="preserve"> models </w:t>
+                            </w:r>
+                          </w:p>
+                          <w:p/>
+                        </w:txbxContent>
+                      </wps:txbx>
+                      <wps:bodyPr rot="0" vert="horz" wrap="square" lIns="91440" tIns="45720" rIns="91440" bIns="45720" anchor="t" anchorCtr="0">
+                        <a:noAutofit/>
+                      </wps:bodyPr>
+                    </wps:wsp>
+                  </a:graphicData>
+                </a:graphic>
+                <wp14:sizeRelH relativeFrom="margin">
+                  <wp14:pctWidth>0</wp14:pctWidth>
+                </wp14:sizeRelH>
+                <wp14:sizeRelV relativeFrom="margin">
+                  <wp14:pctHeight>0</wp14:pctHeight>
+                </wp14:sizeRelV>
+              </wp:anchor>
+            </w:drawing>
+          </mc:Choice>
+          <mc:Fallback>
+            <w:pict>
+              <v:shapetype w14:anchorId="2D62F850" id="_x0000_t202" coordsize="21600,21600" o:spt="202" path="m,l,21600r21600,l21600,xe">
+                <v:stroke joinstyle="miter"/>
+                <v:path gradientshapeok="t" o:connecttype="rect"/>
+              </v:shapetype>
+              <v:shape id="תיבת טקסט 2" o:spid="_x0000_s1026" type="#_x0000_t202" style="position:absolute;left:0;text-align:left;margin-left:-7.35pt;margin-top:147.75pt;width:275.4pt;height:19.2pt;flip:x;z-index:251699200;visibility:visible;mso-wrap-style:square;mso-width-percent:0;mso-height-percent:0;mso-wrap-distance-left:9pt;mso-wrap-distance-top:3.6pt;mso-wrap-distance-right:9pt;mso-wrap-distance-bottom:3.6pt;mso-position-horizontal:absolute;mso-position-horizontal-relative:text;mso-position-vertical:absolute;mso-position-vertical-relative:text;mso-width-percent:0;mso-height-percent:0;mso-width-relative:margin;mso-height-relative:margin;v-text-anchor:top" o:gfxdata="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" filled="f" stroked="f">
+                <v:textbox>
+                  <w:txbxContent>
+                    <w:p>
+                      <w:pPr>
+                        <w:bidi w:val="0"/>
+                        <w:rPr>
+                          <w:sz w:val="18"/>
+                          <w:szCs w:val="18"/>
+                        </w:rPr>
+                      </w:pPr>
+                      <w:r>
+                        <w:rPr>
+                          <w:sz w:val="18"/>
+                          <w:szCs w:val="18"/>
+                        </w:rPr>
+                        <w:t xml:space="preserve">Figures </w:t>
+                      </w:r>
+                      <w:r>
+                        <w:rPr>
+                          <w:sz w:val="18"/>
+                          <w:szCs w:val="18"/>
+                        </w:rPr>
+                        <w:t>1</w:t>
+                      </w:r>
+                      <w:r>
+                        <w:rPr>
+                          <w:sz w:val="18"/>
+                          <w:szCs w:val="18"/>
+                        </w:rPr>
+                        <w:t>-</w:t>
+                      </w:r>
+                      <w:r>
+                        <w:rPr>
+                          <w:sz w:val="18"/>
+                          <w:szCs w:val="18"/>
+                        </w:rPr>
+                        <w:t>10</w:t>
+                      </w:r>
+                      <w:r>
+                        <w:rPr>
+                          <w:sz w:val="18"/>
+                          <w:szCs w:val="18"/>
+                        </w:rPr>
+                        <w:t xml:space="preserve">: </w:t>
+                      </w:r>
+                      <w:r>
+                        <w:rPr>
+                          <w:sz w:val="18"/>
+                          <w:szCs w:val="18"/>
+                        </w:rPr>
+                        <w:t>V</w:t>
+                      </w:r>
+                      <w:r>
+                        <w:rPr>
+                          <w:sz w:val="18"/>
+                          <w:szCs w:val="18"/>
+                        </w:rPr>
+                        <w:t>isual result</w:t>
+                      </w:r>
+                      <w:r>
+                        <w:rPr>
+                          <w:sz w:val="18"/>
+                          <w:szCs w:val="18"/>
+                        </w:rPr>
+                        <w:t>s</w:t>
+                      </w:r>
+                      <w:r>
+                        <w:rPr>
+                          <w:sz w:val="18"/>
+                          <w:szCs w:val="18"/>
+                        </w:rPr>
+                        <w:t xml:space="preserve"> of </w:t>
+                      </w:r>
+                      <w:r>
+                        <w:rPr>
+                          <w:sz w:val="18"/>
+                          <w:szCs w:val="18"/>
+                        </w:rPr>
+                        <w:t>text</w:t>
+                      </w:r>
+                      <w:r>
+                        <w:rPr>
+                          <w:sz w:val="18"/>
+                          <w:szCs w:val="18"/>
+                        </w:rPr>
+                        <w:t>-</w:t>
+                      </w:r>
+                      <w:r>
+                        <w:rPr>
+                          <w:sz w:val="18"/>
+                          <w:szCs w:val="18"/>
+                        </w:rPr>
+                        <w:t>to</w:t>
+                      </w:r>
+                      <w:r>
+                        <w:rPr>
+                          <w:sz w:val="18"/>
+                          <w:szCs w:val="18"/>
+                        </w:rPr>
+                        <w:t>-</w:t>
+                      </w:r>
+                      <w:r>
+                        <w:rPr>
+                          <w:sz w:val="18"/>
+                          <w:szCs w:val="18"/>
+                        </w:rPr>
+                        <w:t>image</w:t>
+                      </w:r>
+                      <w:r>
+                        <w:rPr>
+                          <w:sz w:val="18"/>
+                          <w:szCs w:val="18"/>
+                        </w:rPr>
+                        <w:t xml:space="preserve"> models </w:t>
+                      </w:r>
+                    </w:p>
+                    <w:p/>
+                  </w:txbxContent>
+                </v:textbox>
+                <w10:wrap type="square"/>
+              </v:shape>
+            </w:pict>
+          </mc:Fallback>
+        </mc:AlternateContent>
+      </w:r>
+    </w:p>
+    <w:p>
+      <w:pPr>
+        <w:bidi w:val="0"/>
+        <w:jc w:val="both"/>
       </w:pPr>
     </w:p>
     <w:p>
       <w:pPr>
         <w:pStyle w:val="4"/>
         <w:bidi w:val="0"/>
+        <w:jc w:val="both"/>
         <w:rPr>
           <w:b/>
           <w:bCs/>
@@ -3501,6 +4005,7 @@
     <w:p>
       <w:pPr>
         <w:bidi w:val="0"/>
+        <w:jc w:val="both"/>
       </w:pPr>
       <w:r>
         <w:t>According to the defined evaluation priority</w:t>
@@ -3509,18 +4014,10 @@
         <w:t xml:space="preserve">, </w:t>
       </w:r>
       <w:r>
-        <w:t xml:space="preserve">first physics-aware consistency metrics (Depth, Shading, and Surface Normals), followed by NIQE, then BRISQUE, and finally MA </w:t>
-      </w:r>
-      <w:proofErr w:type="gramStart"/>
-      <w:r>
-        <w:t>Score</w:t>
-      </w:r>
-      <w:r>
-        <w:t xml:space="preserve"> ,</w:t>
-      </w:r>
-      <w:proofErr w:type="gramEnd"/>
-      <w:r>
-        <w:t xml:space="preserve"> </w:t>
+        <w:t>first physics-aware consistency metrics (Depth, Shading, and Surface Normals), followed by NIQE, then BRISQUE, and finally MA Score</w:t>
+      </w:r>
+      <w:r>
+        <w:t xml:space="preserve"> , </w:t>
       </w:r>
       <w:r>
         <w:t>Nano Banana was identified as the top-performing generative model. The model demonstrates well-balanced physical consistency, with Depth and Shading values falling comfortably within the defined realism ranges. Notably, it achieves the highest shading consistency among all evaluated models, indicating coherent lighting and shadow behavior, while its surface normals consistency is close to the desired upper bound, reflecting stable geometric structure.</w:t>
@@ -3529,22 +4026,16 @@
     <w:p>
       <w:pPr>
         <w:bidi w:val="0"/>
-      </w:pPr>
-      <w:r>
-        <w:t xml:space="preserve">In addition, Nano Banana attains the lowest NIQE score and is the only model that meets the commonly accepted threshold for high-quality images, indicating superior visual naturalness. Although its BRISQUE score is slightly above the ideal threshold, this metric is </w:t>
-      </w:r>
-      <w:proofErr w:type="gramStart"/>
-      <w:r>
-        <w:t>assigned</w:t>
-      </w:r>
-      <w:proofErr w:type="gramEnd"/>
-      <w:r>
-        <w:t xml:space="preserve"> lower priority in the evaluation hierarchy and therefore does not significantly impact the overall assessment. The MA Score is comparable to those of the other evaluated models, suggesting similar perceived visual aesthetics.</w:t>
-      </w:r>
-    </w:p>
-    <w:p>
-      <w:pPr>
-        <w:bidi w:val="0"/>
+        <w:jc w:val="both"/>
+      </w:pPr>
+      <w:r>
+        <w:t>In addition, Nano Banana attains the lowest NIQE score and is the only model that meets the commonly accepted threshold for high-quality images, indicating superior visual naturalness. Although its BRISQUE score is slightly above the ideal threshold, this metric is assigned lower priority in the evaluation hierarchy and therefore does not significantly impact the overall assessment. The MA Score is comparable to those of the other evaluated models, suggesting similar perceived visual aesthetics.</w:t>
+      </w:r>
+    </w:p>
+    <w:p>
+      <w:pPr>
+        <w:bidi w:val="0"/>
+        <w:jc w:val="both"/>
       </w:pPr>
       <w:r>
         <w:t>However, despite its strong overall performance, the use of Nano Banana is associated with higher computational and financial costs. Due to budget constraints, a practical trade-off was required for subsequent stages of the study. Stable Diffusion, which demonstrated competitive performance across both physical consistency and perceptual quality metrics, was therefore selected as an alternative generative model. While slightly inferior to Nano Banana in certain high-priority metrics, Stable Diffusion still provides a reliable balance between realism and resource efficiency.</w:t>
@@ -3553,6 +4044,7 @@
     <w:p>
       <w:pPr>
         <w:bidi w:val="0"/>
+        <w:jc w:val="both"/>
       </w:pPr>
       <w:r>
         <w:t>Consequently, Nano Banana is identified as the best-performing model from a purely qualitative perspective, whereas Stable Diffusion was adopted for downstream experiments as a cost-effective and sufficiently robust solution, enabling large-scale synthetic data generation within the constraints of the study.</w:t>
@@ -3561,12 +4053,14 @@
     <w:p>
       <w:pPr>
         <w:bidi w:val="0"/>
+        <w:jc w:val="both"/>
       </w:pPr>
     </w:p>
     <w:p>
       <w:pPr>
         <w:pStyle w:val="4"/>
         <w:bidi w:val="0"/>
+        <w:jc w:val="both"/>
         <w:rPr>
           <w:b/>
           <w:bCs/>
@@ -3590,6 +4084,7 @@
       <w:pPr>
         <w:pStyle w:val="4"/>
         <w:bidi w:val="0"/>
+        <w:jc w:val="both"/>
         <w:rPr>
           <w:b/>
           <w:bCs/>
@@ -3612,6 +4107,7 @@
     <w:p>
       <w:pPr>
         <w:bidi w:val="0"/>
+        <w:jc w:val="both"/>
       </w:pPr>
     </w:p>
     <w:tbl>
@@ -3636,7 +4132,7 @@
           <w:p>
             <w:pPr>
               <w:bidi w:val="0"/>
-              <w:jc w:val="center"/>
+              <w:jc w:val="both"/>
             </w:pPr>
             <w:r>
               <w:rPr>
@@ -3657,7 +4153,7 @@
           <w:p>
             <w:pPr>
               <w:bidi w:val="0"/>
-              <w:jc w:val="center"/>
+              <w:jc w:val="both"/>
             </w:pPr>
             <w:r>
               <w:rPr>
@@ -3678,7 +4174,7 @@
           <w:p>
             <w:pPr>
               <w:bidi w:val="0"/>
-              <w:jc w:val="center"/>
+              <w:jc w:val="both"/>
             </w:pPr>
             <w:r>
               <w:rPr>
@@ -3699,7 +4195,7 @@
           <w:p>
             <w:pPr>
               <w:bidi w:val="0"/>
-              <w:jc w:val="center"/>
+              <w:jc w:val="both"/>
             </w:pPr>
             <w:r>
               <w:rPr>
@@ -3720,7 +4216,7 @@
           <w:p>
             <w:pPr>
               <w:bidi w:val="0"/>
-              <w:jc w:val="center"/>
+              <w:jc w:val="both"/>
             </w:pPr>
             <w:r>
               <w:rPr>
@@ -3743,7 +4239,7 @@
           <w:p>
             <w:pPr>
               <w:bidi w:val="0"/>
-              <w:jc w:val="center"/>
+              <w:jc w:val="both"/>
             </w:pPr>
             <w:r>
               <w:t>Stable Diffusion v1.5</w:t>
@@ -3758,7 +4254,7 @@
           <w:p>
             <w:pPr>
               <w:bidi w:val="0"/>
-              <w:jc w:val="center"/>
+              <w:jc w:val="both"/>
             </w:pPr>
             <w:r>
               <w:rPr>
@@ -3777,7 +4273,7 @@
           <w:p>
             <w:pPr>
               <w:bidi w:val="0"/>
-              <w:jc w:val="center"/>
+              <w:jc w:val="both"/>
             </w:pPr>
             <w:r>
               <w:rPr>
@@ -3796,7 +4292,7 @@
           <w:p>
             <w:pPr>
               <w:bidi w:val="0"/>
-              <w:jc w:val="center"/>
+              <w:jc w:val="both"/>
             </w:pPr>
             <w:r>
               <w:rPr>
@@ -3815,7 +4311,7 @@
           <w:p>
             <w:pPr>
               <w:bidi w:val="0"/>
-              <w:jc w:val="center"/>
+              <w:jc w:val="both"/>
             </w:pPr>
             <w:r>
               <w:rPr>
@@ -3836,7 +4332,7 @@
           <w:p>
             <w:pPr>
               <w:bidi w:val="0"/>
-              <w:jc w:val="center"/>
+              <w:jc w:val="both"/>
             </w:pPr>
             <w:r>
               <w:rPr>
@@ -3872,7 +4368,7 @@
           <w:p>
             <w:pPr>
               <w:bidi w:val="0"/>
-              <w:jc w:val="center"/>
+              <w:jc w:val="both"/>
             </w:pPr>
             <w:r>
               <w:rPr>
@@ -3891,7 +4387,7 @@
           <w:p>
             <w:pPr>
               <w:bidi w:val="0"/>
-              <w:jc w:val="center"/>
+              <w:jc w:val="both"/>
             </w:pPr>
             <w:r>
               <w:rPr>
@@ -3910,7 +4406,7 @@
           <w:p>
             <w:pPr>
               <w:bidi w:val="0"/>
-              <w:jc w:val="center"/>
+              <w:jc w:val="both"/>
             </w:pPr>
             <w:r>
               <w:rPr>
@@ -3929,7 +4425,7 @@
           <w:p>
             <w:pPr>
               <w:bidi w:val="0"/>
-              <w:jc w:val="center"/>
+              <w:jc w:val="both"/>
             </w:pPr>
             <w:r>
               <w:rPr>
@@ -3950,7 +4446,7 @@
           <w:p>
             <w:pPr>
               <w:bidi w:val="0"/>
-              <w:jc w:val="center"/>
+              <w:jc w:val="both"/>
             </w:pPr>
             <w:r>
               <w:t>Masked Stable Diffusion XL</w:t>
@@ -3965,7 +4461,7 @@
           <w:p>
             <w:pPr>
               <w:bidi w:val="0"/>
-              <w:jc w:val="center"/>
+              <w:jc w:val="both"/>
             </w:pPr>
             <w:r>
               <w:rPr>
@@ -3984,7 +4480,7 @@
           <w:p>
             <w:pPr>
               <w:bidi w:val="0"/>
-              <w:jc w:val="center"/>
+              <w:jc w:val="both"/>
             </w:pPr>
             <w:r>
               <w:rPr>
@@ -4003,7 +4499,7 @@
           <w:p>
             <w:pPr>
               <w:bidi w:val="0"/>
-              <w:jc w:val="center"/>
+              <w:jc w:val="both"/>
             </w:pPr>
             <w:r>
               <w:rPr>
@@ -4022,7 +4518,7 @@
           <w:p>
             <w:pPr>
               <w:bidi w:val="0"/>
-              <w:jc w:val="center"/>
+              <w:jc w:val="both"/>
             </w:pPr>
             <w:r>
               <w:rPr>
@@ -4043,7 +4539,7 @@
           <w:p>
             <w:pPr>
               <w:bidi w:val="0"/>
-              <w:jc w:val="center"/>
+              <w:jc w:val="both"/>
             </w:pPr>
             <w:r>
               <w:rPr>
@@ -4062,7 +4558,7 @@
           <w:p>
             <w:pPr>
               <w:bidi w:val="0"/>
-              <w:jc w:val="center"/>
+              <w:jc w:val="both"/>
             </w:pPr>
             <w:r>
               <w:rPr>
@@ -4081,7 +4577,7 @@
           <w:p>
             <w:pPr>
               <w:bidi w:val="0"/>
-              <w:jc w:val="center"/>
+              <w:jc w:val="both"/>
             </w:pPr>
             <w:r>
               <w:rPr>
@@ -4100,7 +4596,7 @@
           <w:p>
             <w:pPr>
               <w:bidi w:val="0"/>
-              <w:jc w:val="center"/>
+              <w:jc w:val="both"/>
             </w:pPr>
             <w:r>
               <w:rPr>
@@ -4119,7 +4615,7 @@
           <w:p>
             <w:pPr>
               <w:bidi w:val="0"/>
-              <w:jc w:val="center"/>
+              <w:jc w:val="both"/>
             </w:pPr>
             <w:r>
               <w:rPr>
@@ -4140,7 +4636,7 @@
           <w:p>
             <w:pPr>
               <w:bidi w:val="0"/>
-              <w:jc w:val="center"/>
+              <w:jc w:val="both"/>
               <w:rPr>
                 <w:color w:val="EE0000"/>
               </w:rPr>
@@ -4162,7 +4658,7 @@
           <w:p>
             <w:pPr>
               <w:bidi w:val="0"/>
-              <w:jc w:val="center"/>
+              <w:jc w:val="both"/>
             </w:pPr>
             <w:r>
               <w:rPr>
@@ -4183,7 +4679,7 @@
           <w:p>
             <w:pPr>
               <w:bidi w:val="0"/>
-              <w:jc w:val="center"/>
+              <w:jc w:val="both"/>
             </w:pPr>
             <w:r>
               <w:rPr>
@@ -4204,7 +4700,7 @@
           <w:p>
             <w:pPr>
               <w:bidi w:val="0"/>
-              <w:jc w:val="center"/>
+              <w:jc w:val="both"/>
             </w:pPr>
             <w:r>
               <w:rPr>
@@ -4225,7 +4721,7 @@
           <w:p>
             <w:pPr>
               <w:bidi w:val="0"/>
-              <w:jc w:val="center"/>
+              <w:jc w:val="both"/>
             </w:pPr>
             <w:r>
               <w:rPr>
@@ -4243,6 +4739,7 @@
     <w:p>
       <w:pPr>
         <w:bidi w:val="0"/>
+        <w:jc w:val="both"/>
         <w:rPr>
           <w:sz w:val="18"/>
           <w:szCs w:val="18"/>
@@ -4301,12 +4798,14 @@
     <w:p>
       <w:pPr>
         <w:bidi w:val="0"/>
+        <w:jc w:val="both"/>
       </w:pPr>
     </w:p>
     <w:p>
       <w:pPr>
         <w:pStyle w:val="4"/>
         <w:bidi w:val="0"/>
+        <w:jc w:val="both"/>
         <w:rPr>
           <w:b/>
           <w:bCs/>
@@ -4330,6 +4829,7 @@
     <w:p>
       <w:pPr>
         <w:bidi w:val="0"/>
+        <w:jc w:val="both"/>
       </w:pPr>
       <w:r>
         <w:rPr>
@@ -4388,6 +4888,7 @@
     <w:p>
       <w:pPr>
         <w:bidi w:val="0"/>
+        <w:jc w:val="both"/>
       </w:pPr>
       <w:r>
         <w:rPr>
@@ -4460,42 +4961,275 @@
     <w:p>
       <w:pPr>
         <w:bidi w:val="0"/>
-      </w:pPr>
-    </w:p>
-    <w:p>
-      <w:pPr>
-        <w:bidi w:val="0"/>
-      </w:pPr>
-    </w:p>
-    <w:p>
-      <w:pPr>
-        <w:bidi w:val="0"/>
-      </w:pPr>
-    </w:p>
-    <w:p>
-      <w:pPr>
-        <w:bidi w:val="0"/>
-      </w:pPr>
-    </w:p>
-    <w:p>
-      <w:pPr>
-        <w:bidi w:val="0"/>
-      </w:pPr>
-    </w:p>
-    <w:p>
-      <w:pPr>
-        <w:bidi w:val="0"/>
-      </w:pPr>
-    </w:p>
-    <w:p>
-      <w:pPr>
-        <w:bidi w:val="0"/>
+        <w:jc w:val="both"/>
+      </w:pPr>
+    </w:p>
+    <w:p>
+      <w:pPr>
+        <w:bidi w:val="0"/>
+        <w:jc w:val="both"/>
+      </w:pPr>
+    </w:p>
+    <w:p>
+      <w:pPr>
+        <w:bidi w:val="0"/>
+        <w:jc w:val="both"/>
+      </w:pPr>
+    </w:p>
+    <w:p>
+      <w:pPr>
+        <w:bidi w:val="0"/>
+        <w:jc w:val="both"/>
+      </w:pPr>
+    </w:p>
+    <w:p>
+      <w:pPr>
+        <w:bidi w:val="0"/>
+        <w:jc w:val="both"/>
+      </w:pPr>
+    </w:p>
+    <w:p>
+      <w:pPr>
+        <w:bidi w:val="0"/>
+        <w:jc w:val="both"/>
+      </w:pPr>
+      <w:r>
+        <w:rPr>
+          <w:noProof/>
+          <w:sz w:val="18"/>
+          <w:szCs w:val="18"/>
+          <w:rtl/>
+        </w:rPr>
+        <mc:AlternateContent>
+          <mc:Choice Requires="wps">
+            <w:drawing>
+              <wp:anchor distT="45720" distB="45720" distL="114300" distR="114300" simplePos="0" relativeHeight="251701248" behindDoc="0" locked="0" layoutInCell="1" allowOverlap="1" wp14:anchorId="3A4A85D6" wp14:editId="6D663452">
+                <wp:simplePos x="0" y="0"/>
+                <wp:positionH relativeFrom="column">
+                  <wp:posOffset>-118534</wp:posOffset>
+                </wp:positionH>
+                <wp:positionV relativeFrom="paragraph">
+                  <wp:posOffset>203835</wp:posOffset>
+                </wp:positionV>
+                <wp:extent cx="3497580" cy="243840"/>
+                <wp:effectExtent l="0" t="0" r="0" b="3810"/>
+                <wp:wrapSquare wrapText="bothSides"/>
+                <wp:docPr id="67590879" name="תיבת טקסט 2"/>
+                <wp:cNvGraphicFramePr>
+                  <a:graphicFrameLocks xmlns:a="http://schemas.openxmlformats.org/drawingml/2006/main"/>
+                </wp:cNvGraphicFramePr>
+                <a:graphic xmlns:a="http://schemas.openxmlformats.org/drawingml/2006/main">
+                  <a:graphicData uri="http://schemas.microsoft.com/office/word/2010/wordprocessingShape">
+                    <wps:wsp>
+                      <wps:cNvSpPr txBox="1">
+                        <a:spLocks noChangeArrowheads="1"/>
+                      </wps:cNvSpPr>
+                      <wps:spPr bwMode="auto">
+                        <a:xfrm flipH="1">
+                          <a:off x="0" y="0"/>
+                          <a:ext cx="3497580" cy="243840"/>
+                        </a:xfrm>
+                        <a:prstGeom prst="rect">
+                          <a:avLst/>
+                        </a:prstGeom>
+                        <a:noFill/>
+                        <a:ln w="9525">
+                          <a:noFill/>
+                          <a:miter lim="800000"/>
+                          <a:headEnd/>
+                          <a:tailEnd/>
+                        </a:ln>
+                      </wps:spPr>
+                      <wps:txbx>
+                        <w:txbxContent>
+                          <w:p>
+                            <w:pPr>
+                              <w:bidi w:val="0"/>
+                              <w:rPr>
+                                <w:sz w:val="18"/>
+                                <w:szCs w:val="18"/>
+                              </w:rPr>
+                            </w:pPr>
+                            <w:r>
+                              <w:rPr>
+                                <w:sz w:val="18"/>
+                                <w:szCs w:val="18"/>
+                              </w:rPr>
+                              <w:t>Figures 1</w:t>
+                            </w:r>
+                            <w:r>
+                              <w:rPr>
+                                <w:sz w:val="18"/>
+                                <w:szCs w:val="18"/>
+                              </w:rPr>
+                              <w:t>1</w:t>
+                            </w:r>
+                            <w:r>
+                              <w:rPr>
+                                <w:sz w:val="18"/>
+                                <w:szCs w:val="18"/>
+                              </w:rPr>
+                              <w:t>-</w:t>
+                            </w:r>
+                            <w:r>
+                              <w:rPr>
+                                <w:sz w:val="18"/>
+                                <w:szCs w:val="18"/>
+                              </w:rPr>
+                              <w:t>14</w:t>
+                            </w:r>
+                            <w:r>
+                              <w:rPr>
+                                <w:sz w:val="18"/>
+                                <w:szCs w:val="18"/>
+                              </w:rPr>
+                              <w:t xml:space="preserve">: </w:t>
+                            </w:r>
+                            <w:r>
+                              <w:rPr>
+                                <w:sz w:val="18"/>
+                                <w:szCs w:val="18"/>
+                              </w:rPr>
+                              <w:t>Visual results</w:t>
+                            </w:r>
+                            <w:r>
+                              <w:rPr>
+                                <w:sz w:val="18"/>
+                                <w:szCs w:val="18"/>
+                              </w:rPr>
+                              <w:t xml:space="preserve"> of </w:t>
+                            </w:r>
+                            <w:r>
+                              <w:rPr>
+                                <w:sz w:val="18"/>
+                                <w:szCs w:val="18"/>
+                              </w:rPr>
+                              <w:t>image-to-image</w:t>
+                            </w:r>
+                            <w:r>
+                              <w:rPr>
+                                <w:sz w:val="18"/>
+                                <w:szCs w:val="18"/>
+                              </w:rPr>
+                              <w:t xml:space="preserve"> models</w:t>
+                            </w:r>
+                          </w:p>
+                          <w:p/>
+                        </w:txbxContent>
+                      </wps:txbx>
+                      <wps:bodyPr rot="0" vert="horz" wrap="square" lIns="91440" tIns="45720" rIns="91440" bIns="45720" anchor="t" anchorCtr="0">
+                        <a:noAutofit/>
+                      </wps:bodyPr>
+                    </wps:wsp>
+                  </a:graphicData>
+                </a:graphic>
+                <wp14:sizeRelH relativeFrom="margin">
+                  <wp14:pctWidth>0</wp14:pctWidth>
+                </wp14:sizeRelH>
+                <wp14:sizeRelV relativeFrom="margin">
+                  <wp14:pctHeight>0</wp14:pctHeight>
+                </wp14:sizeRelV>
+              </wp:anchor>
+            </w:drawing>
+          </mc:Choice>
+          <mc:Fallback>
+            <w:pict>
+              <v:shape w14:anchorId="3A4A85D6" id="_x0000_s1027" type="#_x0000_t202" style="position:absolute;left:0;text-align:left;margin-left:-9.35pt;margin-top:16.05pt;width:275.4pt;height:19.2pt;flip:x;z-index:251701248;visibility:visible;mso-wrap-style:square;mso-width-percent:0;mso-height-percent:0;mso-wrap-distance-left:9pt;mso-wrap-distance-top:3.6pt;mso-wrap-distance-right:9pt;mso-wrap-distance-bottom:3.6pt;mso-position-horizontal:absolute;mso-position-horizontal-relative:text;mso-position-vertical:absolute;mso-position-vertical-relative:text;mso-width-percent:0;mso-height-percent:0;mso-width-relative:margin;mso-height-relative:margin;v-text-anchor:top" o:gfxdata="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" filled="f" stroked="f">
+                <v:textbox>
+                  <w:txbxContent>
+                    <w:p>
+                      <w:pPr>
+                        <w:bidi w:val="0"/>
+                        <w:rPr>
+                          <w:sz w:val="18"/>
+                          <w:szCs w:val="18"/>
+                        </w:rPr>
+                      </w:pPr>
+                      <w:r>
+                        <w:rPr>
+                          <w:sz w:val="18"/>
+                          <w:szCs w:val="18"/>
+                        </w:rPr>
+                        <w:t>Figures 1</w:t>
+                      </w:r>
+                      <w:r>
+                        <w:rPr>
+                          <w:sz w:val="18"/>
+                          <w:szCs w:val="18"/>
+                        </w:rPr>
+                        <w:t>1</w:t>
+                      </w:r>
+                      <w:r>
+                        <w:rPr>
+                          <w:sz w:val="18"/>
+                          <w:szCs w:val="18"/>
+                        </w:rPr>
+                        <w:t>-</w:t>
+                      </w:r>
+                      <w:r>
+                        <w:rPr>
+                          <w:sz w:val="18"/>
+                          <w:szCs w:val="18"/>
+                        </w:rPr>
+                        <w:t>14</w:t>
+                      </w:r>
+                      <w:r>
+                        <w:rPr>
+                          <w:sz w:val="18"/>
+                          <w:szCs w:val="18"/>
+                        </w:rPr>
+                        <w:t xml:space="preserve">: </w:t>
+                      </w:r>
+                      <w:r>
+                        <w:rPr>
+                          <w:sz w:val="18"/>
+                          <w:szCs w:val="18"/>
+                        </w:rPr>
+                        <w:t>Visual results</w:t>
+                      </w:r>
+                      <w:r>
+                        <w:rPr>
+                          <w:sz w:val="18"/>
+                          <w:szCs w:val="18"/>
+                        </w:rPr>
+                        <w:t xml:space="preserve"> of </w:t>
+                      </w:r>
+                      <w:r>
+                        <w:rPr>
+                          <w:sz w:val="18"/>
+                          <w:szCs w:val="18"/>
+                        </w:rPr>
+                        <w:t>image-to-image</w:t>
+                      </w:r>
+                      <w:r>
+                        <w:rPr>
+                          <w:sz w:val="18"/>
+                          <w:szCs w:val="18"/>
+                        </w:rPr>
+                        <w:t xml:space="preserve"> models</w:t>
+                      </w:r>
+                    </w:p>
+                    <w:p/>
+                  </w:txbxContent>
+                </v:textbox>
+                <w10:wrap type="square"/>
+              </v:shape>
+            </w:pict>
+          </mc:Fallback>
+        </mc:AlternateContent>
+      </w:r>
+    </w:p>
+    <w:p>
+      <w:pPr>
+        <w:bidi w:val="0"/>
+        <w:jc w:val="both"/>
       </w:pPr>
     </w:p>
     <w:p>
       <w:pPr>
         <w:pStyle w:val="4"/>
         <w:bidi w:val="0"/>
+        <w:jc w:val="both"/>
         <w:rPr>
           <w:b/>
           <w:bCs/>
@@ -4518,6 +5252,7 @@
     <w:p>
       <w:pPr>
         <w:bidi w:val="0"/>
+        <w:jc w:val="both"/>
       </w:pPr>
       <w:r>
         <w:t xml:space="preserve">Based on the physics-aware consistency metrics and NIQE, </w:t>
@@ -4542,42 +5277,50 @@
     <w:p>
       <w:pPr>
         <w:bidi w:val="0"/>
-      </w:pPr>
-    </w:p>
-    <w:p>
-      <w:pPr>
-        <w:bidi w:val="0"/>
-      </w:pPr>
-    </w:p>
-    <w:p>
-      <w:pPr>
-        <w:bidi w:val="0"/>
-      </w:pPr>
-    </w:p>
-    <w:p>
-      <w:pPr>
-        <w:bidi w:val="0"/>
-      </w:pPr>
-    </w:p>
-    <w:p>
-      <w:pPr>
-        <w:bidi w:val="0"/>
-      </w:pPr>
-    </w:p>
-    <w:p>
-      <w:pPr>
-        <w:bidi w:val="0"/>
-      </w:pPr>
-    </w:p>
-    <w:p>
-      <w:pPr>
-        <w:bidi w:val="0"/>
+        <w:jc w:val="both"/>
+      </w:pPr>
+    </w:p>
+    <w:p>
+      <w:pPr>
+        <w:bidi w:val="0"/>
+        <w:jc w:val="both"/>
+      </w:pPr>
+    </w:p>
+    <w:p>
+      <w:pPr>
+        <w:bidi w:val="0"/>
+        <w:jc w:val="both"/>
+      </w:pPr>
+    </w:p>
+    <w:p>
+      <w:pPr>
+        <w:bidi w:val="0"/>
+        <w:jc w:val="both"/>
+      </w:pPr>
+    </w:p>
+    <w:p>
+      <w:pPr>
+        <w:bidi w:val="0"/>
+        <w:jc w:val="both"/>
+      </w:pPr>
+    </w:p>
+    <w:p>
+      <w:pPr>
+        <w:bidi w:val="0"/>
+        <w:jc w:val="both"/>
+      </w:pPr>
+    </w:p>
+    <w:p>
+      <w:pPr>
+        <w:bidi w:val="0"/>
+        <w:jc w:val="both"/>
       </w:pPr>
     </w:p>
     <w:p>
       <w:pPr>
         <w:pStyle w:val="4"/>
         <w:bidi w:val="0"/>
+        <w:jc w:val="both"/>
         <w:rPr>
           <w:b/>
           <w:bCs/>
@@ -4621,6 +5364,7 @@
       <w:pPr>
         <w:pStyle w:val="4"/>
         <w:bidi w:val="0"/>
+        <w:jc w:val="both"/>
         <w:rPr>
           <w:b/>
           <w:bCs/>
@@ -4662,7 +5406,7 @@
           <w:p>
             <w:pPr>
               <w:bidi w:val="0"/>
-              <w:jc w:val="center"/>
+              <w:jc w:val="both"/>
             </w:pPr>
             <w:r>
               <w:rPr>
@@ -4683,7 +5427,7 @@
           <w:p>
             <w:pPr>
               <w:bidi w:val="0"/>
-              <w:jc w:val="center"/>
+              <w:jc w:val="both"/>
             </w:pPr>
             <w:r>
               <w:rPr>
@@ -4704,7 +5448,7 @@
           <w:p>
             <w:pPr>
               <w:bidi w:val="0"/>
-              <w:jc w:val="center"/>
+              <w:jc w:val="both"/>
             </w:pPr>
             <w:r>
               <w:rPr>
@@ -4725,7 +5469,7 @@
           <w:p>
             <w:pPr>
               <w:bidi w:val="0"/>
-              <w:jc w:val="center"/>
+              <w:jc w:val="both"/>
             </w:pPr>
             <w:r>
               <w:rPr>
@@ -4746,7 +5490,7 @@
           <w:p>
             <w:pPr>
               <w:bidi w:val="0"/>
-              <w:jc w:val="center"/>
+              <w:jc w:val="both"/>
             </w:pPr>
             <w:r>
               <w:rPr>
@@ -4768,14 +5512,17 @@
           <w:p>
             <w:pPr>
               <w:bidi w:val="0"/>
-              <w:jc w:val="center"/>
+              <w:jc w:val="both"/>
               <w:rPr>
                 <w:rFonts w:cs="Arial"/>
                 <w:color w:val="000000"/>
               </w:rPr>
             </w:pPr>
             <w:r>
-              <w:t>inpaint</w:t>
+              <w:t>I</w:t>
+            </w:r>
+            <w:r>
+              <w:t>npaint</w:t>
             </w:r>
             <w:r>
               <w:rPr>
@@ -4793,7 +5540,7 @@
           <w:p>
             <w:pPr>
               <w:bidi w:val="0"/>
-              <w:jc w:val="center"/>
+              <w:jc w:val="both"/>
               <w:rPr>
                 <w:rFonts w:cs="Arial"/>
                 <w:b/>
@@ -4817,7 +5564,7 @@
           <w:p>
             <w:pPr>
               <w:bidi w:val="0"/>
-              <w:jc w:val="center"/>
+              <w:jc w:val="both"/>
               <w:rPr>
                 <w:rFonts w:cs="Arial"/>
                 <w:b/>
@@ -4841,7 +5588,7 @@
           <w:p>
             <w:pPr>
               <w:bidi w:val="0"/>
-              <w:jc w:val="center"/>
+              <w:jc w:val="both"/>
               <w:rPr>
                 <w:rFonts w:cs="Arial"/>
                 <w:b/>
@@ -4865,7 +5612,7 @@
           <w:p>
             <w:pPr>
               <w:bidi w:val="0"/>
-              <w:jc w:val="center"/>
+              <w:jc w:val="both"/>
               <w:rPr>
                 <w:rFonts w:cs="Arial"/>
                 <w:b/>
@@ -4887,6 +5634,7 @@
     <w:p>
       <w:pPr>
         <w:bidi w:val="0"/>
+        <w:jc w:val="both"/>
         <w:rPr>
           <w:sz w:val="18"/>
           <w:szCs w:val="18"/>
@@ -4939,6 +5687,7 @@
       <w:pPr>
         <w:pStyle w:val="4"/>
         <w:bidi w:val="0"/>
+        <w:jc w:val="both"/>
         <w:rPr>
           <w:b/>
           <w:bCs/>
@@ -4961,19 +5710,20 @@
     <w:p>
       <w:pPr>
         <w:bidi w:val="0"/>
+        <w:jc w:val="both"/>
       </w:pPr>
       <w:r>
         <w:rPr>
           <w:noProof/>
         </w:rPr>
         <w:drawing>
-          <wp:anchor distT="0" distB="0" distL="114300" distR="114300" simplePos="0" relativeHeight="251664384" behindDoc="0" locked="0" layoutInCell="1" allowOverlap="1" wp14:anchorId="5D0259C8" wp14:editId="17F0CC03">
+          <wp:anchor distT="0" distB="0" distL="114300" distR="114300" simplePos="0" relativeHeight="251664384" behindDoc="0" locked="0" layoutInCell="1" allowOverlap="1" wp14:anchorId="5D0259C8" wp14:editId="63B0EE93">
             <wp:simplePos x="0" y="0"/>
             <wp:positionH relativeFrom="margin">
-              <wp:posOffset>-30480</wp:posOffset>
+              <wp:align>left</wp:align>
             </wp:positionH>
             <wp:positionV relativeFrom="paragraph">
-              <wp:posOffset>289560</wp:posOffset>
+              <wp:posOffset>103293</wp:posOffset>
             </wp:positionV>
             <wp:extent cx="4900930" cy="1570355"/>
             <wp:effectExtent l="0" t="0" r="0" b="0"/>
@@ -5033,42 +5783,261 @@
     <w:p>
       <w:pPr>
         <w:bidi w:val="0"/>
-      </w:pPr>
-    </w:p>
-    <w:p>
-      <w:pPr>
-        <w:bidi w:val="0"/>
-      </w:pPr>
-    </w:p>
-    <w:p>
-      <w:pPr>
-        <w:bidi w:val="0"/>
-      </w:pPr>
-    </w:p>
-    <w:p>
-      <w:pPr>
-        <w:bidi w:val="0"/>
-      </w:pPr>
-    </w:p>
-    <w:p>
-      <w:pPr>
-        <w:bidi w:val="0"/>
-      </w:pPr>
-    </w:p>
-    <w:p>
-      <w:pPr>
-        <w:bidi w:val="0"/>
-      </w:pPr>
-    </w:p>
-    <w:p>
-      <w:pPr>
-        <w:bidi w:val="0"/>
+        <w:jc w:val="both"/>
+      </w:pPr>
+    </w:p>
+    <w:p>
+      <w:pPr>
+        <w:bidi w:val="0"/>
+        <w:jc w:val="both"/>
+      </w:pPr>
+    </w:p>
+    <w:p>
+      <w:pPr>
+        <w:bidi w:val="0"/>
+        <w:jc w:val="both"/>
+      </w:pPr>
+    </w:p>
+    <w:p>
+      <w:pPr>
+        <w:bidi w:val="0"/>
+        <w:jc w:val="both"/>
+      </w:pPr>
+    </w:p>
+    <w:p>
+      <w:pPr>
+        <w:bidi w:val="0"/>
+        <w:jc w:val="both"/>
+      </w:pPr>
+    </w:p>
+    <w:p>
+      <w:pPr>
+        <w:bidi w:val="0"/>
+        <w:jc w:val="both"/>
+      </w:pPr>
+      <w:r>
+        <w:rPr>
+          <w:noProof/>
+          <w:sz w:val="18"/>
+          <w:szCs w:val="18"/>
+          <w:rtl/>
+        </w:rPr>
+        <mc:AlternateContent>
+          <mc:Choice Requires="wps">
+            <w:drawing>
+              <wp:anchor distT="45720" distB="45720" distL="114300" distR="114300" simplePos="0" relativeHeight="251703296" behindDoc="0" locked="0" layoutInCell="1" allowOverlap="1" wp14:anchorId="64C692F7" wp14:editId="36DBD5D0">
+                <wp:simplePos x="0" y="0"/>
+                <wp:positionH relativeFrom="margin">
+                  <wp:align>left</wp:align>
+                </wp:positionH>
+                <wp:positionV relativeFrom="paragraph">
+                  <wp:posOffset>17991</wp:posOffset>
+                </wp:positionV>
+                <wp:extent cx="3497580" cy="243840"/>
+                <wp:effectExtent l="0" t="0" r="0" b="3810"/>
+                <wp:wrapSquare wrapText="bothSides"/>
+                <wp:docPr id="1501693801" name="תיבת טקסט 2"/>
+                <wp:cNvGraphicFramePr>
+                  <a:graphicFrameLocks xmlns:a="http://schemas.openxmlformats.org/drawingml/2006/main"/>
+                </wp:cNvGraphicFramePr>
+                <a:graphic xmlns:a="http://schemas.openxmlformats.org/drawingml/2006/main">
+                  <a:graphicData uri="http://schemas.microsoft.com/office/word/2010/wordprocessingShape">
+                    <wps:wsp>
+                      <wps:cNvSpPr txBox="1">
+                        <a:spLocks noChangeArrowheads="1"/>
+                      </wps:cNvSpPr>
+                      <wps:spPr bwMode="auto">
+                        <a:xfrm flipH="1">
+                          <a:off x="0" y="0"/>
+                          <a:ext cx="3497580" cy="243840"/>
+                        </a:xfrm>
+                        <a:prstGeom prst="rect">
+                          <a:avLst/>
+                        </a:prstGeom>
+                        <a:noFill/>
+                        <a:ln w="9525">
+                          <a:noFill/>
+                          <a:miter lim="800000"/>
+                          <a:headEnd/>
+                          <a:tailEnd/>
+                        </a:ln>
+                      </wps:spPr>
+                      <wps:txbx>
+                        <w:txbxContent>
+                          <w:p>
+                            <w:pPr>
+                              <w:bidi w:val="0"/>
+                              <w:rPr>
+                                <w:sz w:val="18"/>
+                                <w:szCs w:val="18"/>
+                              </w:rPr>
+                            </w:pPr>
+                            <w:r>
+                              <w:rPr>
+                                <w:sz w:val="18"/>
+                                <w:szCs w:val="18"/>
+                              </w:rPr>
+                              <w:t>Figure</w:t>
+                            </w:r>
+                            <w:r>
+                              <w:rPr>
+                                <w:sz w:val="18"/>
+                                <w:szCs w:val="18"/>
+                              </w:rPr>
+                              <w:t xml:space="preserve"> 15: </w:t>
+                            </w:r>
+                            <w:r>
+                              <w:rPr>
+                                <w:sz w:val="18"/>
+                                <w:szCs w:val="18"/>
+                              </w:rPr>
+                              <w:t>Visual results</w:t>
+                            </w:r>
+                            <w:r>
+                              <w:rPr>
+                                <w:sz w:val="18"/>
+                                <w:szCs w:val="18"/>
+                              </w:rPr>
+                              <w:t xml:space="preserve"> of </w:t>
+                            </w:r>
+                            <w:r>
+                              <w:rPr>
+                                <w:sz w:val="18"/>
+                                <w:szCs w:val="18"/>
+                              </w:rPr>
+                              <w:t>Inpainting</w:t>
+                            </w:r>
+                            <w:r>
+                              <w:rPr>
+                                <w:sz w:val="18"/>
+                                <w:szCs w:val="18"/>
+                              </w:rPr>
+                              <w:t xml:space="preserve"> </w:t>
+                            </w:r>
+                            <w:r>
+                              <w:rPr>
+                                <w:sz w:val="18"/>
+                                <w:szCs w:val="18"/>
+                              </w:rPr>
+                              <w:t xml:space="preserve"> </w:t>
+                            </w:r>
+                            <w:r>
+                              <w:rPr>
+                                <w:sz w:val="18"/>
+                                <w:szCs w:val="18"/>
+                              </w:rPr>
+                              <w:t>model</w:t>
+                            </w:r>
+                          </w:p>
+                          <w:p/>
+                        </w:txbxContent>
+                      </wps:txbx>
+                      <wps:bodyPr rot="0" vert="horz" wrap="square" lIns="91440" tIns="45720" rIns="91440" bIns="45720" anchor="t" anchorCtr="0">
+                        <a:noAutofit/>
+                      </wps:bodyPr>
+                    </wps:wsp>
+                  </a:graphicData>
+                </a:graphic>
+                <wp14:sizeRelH relativeFrom="margin">
+                  <wp14:pctWidth>0</wp14:pctWidth>
+                </wp14:sizeRelH>
+                <wp14:sizeRelV relativeFrom="margin">
+                  <wp14:pctHeight>0</wp14:pctHeight>
+                </wp14:sizeRelV>
+              </wp:anchor>
+            </w:drawing>
+          </mc:Choice>
+          <mc:Fallback>
+            <w:pict>
+              <v:shape w14:anchorId="64C692F7" id="_x0000_s1028" type="#_x0000_t202" style="position:absolute;left:0;text-align:left;margin-left:0;margin-top:1.4pt;width:275.4pt;height:19.2pt;flip:x;z-index:251703296;visibility:visible;mso-wrap-style:square;mso-width-percent:0;mso-height-percent:0;mso-wrap-distance-left:9pt;mso-wrap-distance-top:3.6pt;mso-wrap-distance-right:9pt;mso-wrap-distance-bottom:3.6pt;mso-position-horizontal:left;mso-position-horizontal-relative:margin;mso-position-vertical:absolute;mso-position-vertical-relative:text;mso-width-percent:0;mso-height-percent:0;mso-width-relative:margin;mso-height-relative:margin;v-text-anchor:top" o:gfxdata="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" filled="f" stroked="f">
+                <v:textbox>
+                  <w:txbxContent>
+                    <w:p>
+                      <w:pPr>
+                        <w:bidi w:val="0"/>
+                        <w:rPr>
+                          <w:sz w:val="18"/>
+                          <w:szCs w:val="18"/>
+                        </w:rPr>
+                      </w:pPr>
+                      <w:r>
+                        <w:rPr>
+                          <w:sz w:val="18"/>
+                          <w:szCs w:val="18"/>
+                        </w:rPr>
+                        <w:t>Figure</w:t>
+                      </w:r>
+                      <w:r>
+                        <w:rPr>
+                          <w:sz w:val="18"/>
+                          <w:szCs w:val="18"/>
+                        </w:rPr>
+                        <w:t xml:space="preserve"> 15: </w:t>
+                      </w:r>
+                      <w:r>
+                        <w:rPr>
+                          <w:sz w:val="18"/>
+                          <w:szCs w:val="18"/>
+                        </w:rPr>
+                        <w:t>Visual results</w:t>
+                      </w:r>
+                      <w:r>
+                        <w:rPr>
+                          <w:sz w:val="18"/>
+                          <w:szCs w:val="18"/>
+                        </w:rPr>
+                        <w:t xml:space="preserve"> of </w:t>
+                      </w:r>
+                      <w:r>
+                        <w:rPr>
+                          <w:sz w:val="18"/>
+                          <w:szCs w:val="18"/>
+                        </w:rPr>
+                        <w:t>Inpainting</w:t>
+                      </w:r>
+                      <w:r>
+                        <w:rPr>
+                          <w:sz w:val="18"/>
+                          <w:szCs w:val="18"/>
+                        </w:rPr>
+                        <w:t xml:space="preserve"> </w:t>
+                      </w:r>
+                      <w:r>
+                        <w:rPr>
+                          <w:sz w:val="18"/>
+                          <w:szCs w:val="18"/>
+                        </w:rPr>
+                        <w:t xml:space="preserve"> </w:t>
+                      </w:r>
+                      <w:r>
+                        <w:rPr>
+                          <w:sz w:val="18"/>
+                          <w:szCs w:val="18"/>
+                        </w:rPr>
+                        <w:t>model</w:t>
+                      </w:r>
+                    </w:p>
+                    <w:p/>
+                  </w:txbxContent>
+                </v:textbox>
+                <w10:wrap type="square" anchorx="margin"/>
+              </v:shape>
+            </w:pict>
+          </mc:Fallback>
+        </mc:AlternateContent>
+      </w:r>
+    </w:p>
+    <w:p>
+      <w:pPr>
+        <w:bidi w:val="0"/>
+        <w:jc w:val="both"/>
       </w:pPr>
     </w:p>
     <w:p>
       <w:pPr>
         <w:pStyle w:val="4"/>
         <w:bidi w:val="0"/>
+        <w:jc w:val="both"/>
         <w:rPr>
           <w:b/>
           <w:bCs/>
@@ -5091,6 +6060,7 @@
     <w:p>
       <w:pPr>
         <w:bidi w:val="0"/>
+        <w:jc w:val="both"/>
       </w:pPr>
       <w:r>
         <w:t>The inpainting-based generative model demonstrates strong performance in creating physically plausible scenes. Depth consistency (0.363) and shading consistency (0.497) indicate good preservation of spatial structure and lighting adaptation, with minor inconsistencies in complex scenarios. Surface normals consistency is lower (0.031), highlighting some limitations in fine-grained geometric details around object boundaries. Perceptual quality, measured by a NIQE score of 3.158, is acceptable and reflects reasonable visual realism. Overall, the model effectively generates coherent fall and non-fall scenes, particularly in terms of lighting and global depth, and is best used as a complementary tool for synthetic dataset creation rather than a standalone solution.</w:t>
@@ -5099,52 +6069,62 @@
     <w:p>
       <w:pPr>
         <w:bidi w:val="0"/>
-      </w:pPr>
-    </w:p>
-    <w:p>
-      <w:pPr>
-        <w:bidi w:val="0"/>
-      </w:pPr>
-    </w:p>
-    <w:p>
-      <w:pPr>
-        <w:bidi w:val="0"/>
-      </w:pPr>
-    </w:p>
-    <w:p>
-      <w:pPr>
-        <w:bidi w:val="0"/>
-      </w:pPr>
-    </w:p>
-    <w:p>
-      <w:pPr>
-        <w:bidi w:val="0"/>
-      </w:pPr>
-    </w:p>
-    <w:p>
-      <w:pPr>
-        <w:bidi w:val="0"/>
-      </w:pPr>
-    </w:p>
-    <w:p>
-      <w:pPr>
-        <w:bidi w:val="0"/>
-      </w:pPr>
-    </w:p>
-    <w:p>
-      <w:pPr>
-        <w:bidi w:val="0"/>
-      </w:pPr>
-    </w:p>
-    <w:p>
-      <w:pPr>
-        <w:bidi w:val="0"/>
+        <w:jc w:val="both"/>
+      </w:pPr>
+    </w:p>
+    <w:p>
+      <w:pPr>
+        <w:bidi w:val="0"/>
+        <w:jc w:val="both"/>
+      </w:pPr>
+    </w:p>
+    <w:p>
+      <w:pPr>
+        <w:bidi w:val="0"/>
+        <w:jc w:val="both"/>
+      </w:pPr>
+    </w:p>
+    <w:p>
+      <w:pPr>
+        <w:bidi w:val="0"/>
+        <w:jc w:val="both"/>
+      </w:pPr>
+    </w:p>
+    <w:p>
+      <w:pPr>
+        <w:bidi w:val="0"/>
+        <w:jc w:val="both"/>
+      </w:pPr>
+    </w:p>
+    <w:p>
+      <w:pPr>
+        <w:bidi w:val="0"/>
+        <w:jc w:val="both"/>
+      </w:pPr>
+    </w:p>
+    <w:p>
+      <w:pPr>
+        <w:bidi w:val="0"/>
+        <w:jc w:val="both"/>
+      </w:pPr>
+    </w:p>
+    <w:p>
+      <w:pPr>
+        <w:bidi w:val="0"/>
+        <w:jc w:val="both"/>
+      </w:pPr>
+    </w:p>
+    <w:p>
+      <w:pPr>
+        <w:bidi w:val="0"/>
+        <w:jc w:val="both"/>
       </w:pPr>
     </w:p>
     <w:p>
       <w:pPr>
         <w:pStyle w:val="4"/>
         <w:bidi w:val="0"/>
+        <w:jc w:val="both"/>
         <w:rPr>
           <w:b/>
           <w:bCs/>
@@ -5199,6 +6179,7 @@
       <w:pPr>
         <w:pStyle w:val="4"/>
         <w:bidi w:val="0"/>
+        <w:jc w:val="both"/>
         <w:rPr>
           <w:b/>
           <w:bCs/>
@@ -5241,7 +6222,7 @@
           <w:p>
             <w:pPr>
               <w:bidi w:val="0"/>
-              <w:jc w:val="center"/>
+              <w:jc w:val="both"/>
             </w:pPr>
             <w:r>
               <w:rPr>
@@ -5262,7 +6243,7 @@
           <w:p>
             <w:pPr>
               <w:bidi w:val="0"/>
-              <w:jc w:val="center"/>
+              <w:jc w:val="both"/>
             </w:pPr>
             <w:r>
               <w:rPr>
@@ -5283,7 +6264,7 @@
           <w:p>
             <w:pPr>
               <w:bidi w:val="0"/>
-              <w:jc w:val="center"/>
+              <w:jc w:val="both"/>
             </w:pPr>
             <w:r>
               <w:rPr>
@@ -5303,7 +6284,7 @@
           <w:p>
             <w:pPr>
               <w:bidi w:val="0"/>
-              <w:jc w:val="center"/>
+              <w:jc w:val="both"/>
               <w:rPr>
                 <w:rFonts w:cs="Arial"/>
                 <w:b/>
@@ -5330,7 +6311,7 @@
           <w:p>
             <w:pPr>
               <w:bidi w:val="0"/>
-              <w:jc w:val="center"/>
+              <w:jc w:val="both"/>
               <w:rPr>
                 <w:b/>
                 <w:bCs/>
@@ -5355,7 +6336,7 @@
           <w:p>
             <w:pPr>
               <w:bidi w:val="0"/>
-              <w:jc w:val="center"/>
+              <w:jc w:val="both"/>
             </w:pPr>
             <w:r>
               <w:rPr>
@@ -5374,7 +6355,7 @@
           <w:p>
             <w:pPr>
               <w:bidi w:val="0"/>
-              <w:jc w:val="center"/>
+              <w:jc w:val="both"/>
             </w:pPr>
             <w:r>
               <w:rPr>
@@ -5395,7 +6376,7 @@
           <w:p>
             <w:pPr>
               <w:bidi w:val="0"/>
-              <w:jc w:val="center"/>
+              <w:jc w:val="both"/>
             </w:pPr>
             <w:r>
               <w:rPr>
@@ -5415,7 +6396,7 @@
           <w:p>
             <w:pPr>
               <w:bidi w:val="0"/>
-              <w:jc w:val="center"/>
+              <w:jc w:val="both"/>
               <w:rPr>
                 <w:rFonts w:cs="Arial"/>
                 <w:b/>
@@ -5427,7 +6408,7 @@
           <w:p>
             <w:pPr>
               <w:bidi w:val="0"/>
-              <w:jc w:val="center"/>
+              <w:jc w:val="both"/>
               <w:rPr>
                 <w:rFonts w:cs="Arial"/>
                 <w:b/>
@@ -5454,7 +6435,7 @@
           <w:p>
             <w:pPr>
               <w:bidi w:val="0"/>
-              <w:jc w:val="center"/>
+              <w:jc w:val="both"/>
             </w:pPr>
             <w:r>
               <w:t>0.94</w:t>
@@ -5472,7 +6453,7 @@
             <w:pPr>
               <w:pStyle w:val="NormalWeb"/>
               <w:bidi w:val="0"/>
-              <w:jc w:val="center"/>
+              <w:jc w:val="both"/>
               <w:rPr>
                 <w:rFonts w:asciiTheme="minorHAnsi" w:hAnsiTheme="minorHAnsi" w:cs="Arial"/>
                 <w:color w:val="000000"/>
@@ -5493,7 +6474,7 @@
           <w:p>
             <w:pPr>
               <w:bidi w:val="0"/>
-              <w:jc w:val="center"/>
+              <w:jc w:val="both"/>
             </w:pPr>
             <w:r>
               <w:rPr>
@@ -5512,7 +6493,7 @@
           <w:p>
             <w:pPr>
               <w:bidi w:val="0"/>
-              <w:jc w:val="center"/>
+              <w:jc w:val="both"/>
             </w:pPr>
             <w:r>
               <w:rPr>
@@ -5531,7 +6512,7 @@
           <w:p>
             <w:pPr>
               <w:bidi w:val="0"/>
-              <w:jc w:val="center"/>
+              <w:jc w:val="both"/>
             </w:pPr>
             <w:r>
               <w:rPr>
@@ -5550,7 +6531,7 @@
           <w:p>
             <w:pPr>
               <w:bidi w:val="0"/>
-              <w:jc w:val="center"/>
+              <w:jc w:val="both"/>
               <w:rPr>
                 <w:rFonts w:cs="Arial"/>
                 <w:color w:val="000000"/>
@@ -5573,7 +6554,7 @@
           <w:p>
             <w:pPr>
               <w:bidi w:val="0"/>
-              <w:jc w:val="center"/>
+              <w:jc w:val="both"/>
               <w:rPr>
                 <w:b/>
                 <w:bCs/>
@@ -5599,7 +6580,7 @@
             <w:pPr>
               <w:pStyle w:val="NormalWeb"/>
               <w:bidi w:val="0"/>
-              <w:jc w:val="center"/>
+              <w:jc w:val="both"/>
               <w:rPr>
                 <w:rFonts w:asciiTheme="minorHAnsi" w:hAnsiTheme="minorHAnsi" w:cs="Arial"/>
                 <w:color w:val="000000"/>
@@ -5620,7 +6601,7 @@
           <w:p>
             <w:pPr>
               <w:bidi w:val="0"/>
-              <w:jc w:val="center"/>
+              <w:jc w:val="both"/>
             </w:pPr>
             <w:r>
               <w:rPr>
@@ -5639,7 +6620,7 @@
           <w:p>
             <w:pPr>
               <w:bidi w:val="0"/>
-              <w:jc w:val="center"/>
+              <w:jc w:val="both"/>
             </w:pPr>
             <w:r>
               <w:rPr>
@@ -5658,7 +6639,7 @@
           <w:p>
             <w:pPr>
               <w:bidi w:val="0"/>
-              <w:jc w:val="center"/>
+              <w:jc w:val="both"/>
             </w:pPr>
             <w:r>
               <w:rPr>
@@ -5677,7 +6658,7 @@
           <w:p>
             <w:pPr>
               <w:bidi w:val="0"/>
-              <w:jc w:val="center"/>
+              <w:jc w:val="both"/>
               <w:rPr>
                 <w:rFonts w:cs="Arial"/>
                 <w:color w:val="000000"/>
@@ -5700,7 +6681,7 @@
           <w:p>
             <w:pPr>
               <w:bidi w:val="0"/>
-              <w:jc w:val="center"/>
+              <w:jc w:val="both"/>
             </w:pPr>
             <w:r>
               <w:t>0.91</w:t>
@@ -5718,7 +6699,7 @@
             <w:pPr>
               <w:pStyle w:val="NormalWeb"/>
               <w:bidi w:val="0"/>
-              <w:jc w:val="center"/>
+              <w:jc w:val="both"/>
               <w:rPr>
                 <w:rFonts w:asciiTheme="minorHAnsi" w:hAnsiTheme="minorHAnsi" w:cs="Arial"/>
                 <w:color w:val="000000"/>
@@ -5739,7 +6720,7 @@
           <w:p>
             <w:pPr>
               <w:bidi w:val="0"/>
-              <w:jc w:val="center"/>
+              <w:jc w:val="both"/>
             </w:pPr>
             <w:r>
               <w:rPr>
@@ -5758,7 +6739,7 @@
           <w:p>
             <w:pPr>
               <w:bidi w:val="0"/>
-              <w:jc w:val="center"/>
+              <w:jc w:val="both"/>
             </w:pPr>
             <w:r>
               <w:rPr>
@@ -5777,7 +6758,7 @@
           <w:p>
             <w:pPr>
               <w:bidi w:val="0"/>
-              <w:jc w:val="center"/>
+              <w:jc w:val="both"/>
             </w:pPr>
             <w:r>
               <w:rPr>
@@ -5796,7 +6777,7 @@
           <w:p>
             <w:pPr>
               <w:bidi w:val="0"/>
-              <w:jc w:val="center"/>
+              <w:jc w:val="both"/>
               <w:rPr>
                 <w:rFonts w:cs="Arial"/>
                 <w:color w:val="000000"/>
@@ -5819,7 +6800,7 @@
           <w:p>
             <w:pPr>
               <w:bidi w:val="0"/>
-              <w:jc w:val="center"/>
+              <w:jc w:val="both"/>
             </w:pPr>
             <w:r>
               <w:t>0.93</w:t>
@@ -5831,6 +6812,7 @@
     <w:p>
       <w:pPr>
         <w:bidi w:val="0"/>
+        <w:jc w:val="both"/>
         <w:rPr>
           <w:sz w:val="18"/>
           <w:szCs w:val="18"/>
@@ -5869,6 +6851,7 @@
       <w:pPr>
         <w:bidi w:val="0"/>
         <w:spacing w:before="100" w:beforeAutospacing="1" w:after="100" w:afterAutospacing="1" w:line="240" w:lineRule="auto"/>
+        <w:jc w:val="both"/>
         <w:rPr>
           <w:rFonts w:ascii="Times New Roman" w:eastAsia="Times New Roman" w:hAnsi="Times New Roman" w:cs="Times New Roman"/>
           <w:kern w:val="0"/>
@@ -6027,7 +7010,7 @@
           </mc:Choice>
           <mc:Fallback>
             <w:pict>
-              <v:group w14:anchorId="2B3B5DFC" id="קבוצה 4" o:spid="_x0000_s1026" style="position:absolute;margin-left:116.2pt;margin-top:15.35pt;width:167.4pt;height:183pt;z-index:251672576;mso-position-horizontal:right;mso-position-horizontal-relative:margin;mso-width-relative:margin;mso-height-relative:margin" coordsize="22707,26670" o:gfxdata="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">
+              <v:group w14:anchorId="2B3B5DFC" id="קבוצה 4" o:spid="_x0000_s1029" style="position:absolute;left:0;text-align:left;margin-left:116.2pt;margin-top:15.35pt;width:167.4pt;height:183pt;z-index:251672576;mso-position-horizontal:right;mso-position-horizontal-relative:margin;mso-width-relative:margin;mso-height-relative:margin" coordsize="22707,26670" o:gfxdata="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">
                 <v:shapetype id="_x0000_t75" coordsize="21600,21600" o:spt="75" o:preferrelative="t" path="m@4@5l@4@11@9@11@9@5xe" filled="f" stroked="f">
                   <v:stroke joinstyle="miter"/>
                   <v:formulas>
@@ -6047,14 +7030,10 @@
                   <v:path o:extrusionok="f" gradientshapeok="t" o:connecttype="rect"/>
                   <o:lock v:ext="edit" aspectratio="t"/>
                 </v:shapetype>
-                <v:shape id="תמונה 1" o:spid="_x0000_s1027" type="#_x0000_t75" style="position:absolute;width:22707;height:23120;visibility:visible;mso-wrap-style:square" o:gfxdata="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">
+                <v:shape id="תמונה 1" o:spid="_x0000_s1030" type="#_x0000_t75" style="position:absolute;width:22707;height:23120;visibility:visible;mso-wrap-style:square" o:gfxdata="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">
                   <v:imagedata r:id="rId19" o:title=""/>
                 </v:shape>
-                <v:shapetype id="_x0000_t202" coordsize="21600,21600" o:spt="202" path="m,l,21600r21600,l21600,xe">
-                  <v:stroke joinstyle="miter"/>
-                  <v:path gradientshapeok="t" o:connecttype="rect"/>
-                </v:shapetype>
-                <v:shape id="_x0000_s1028" type="#_x0000_t202" style="position:absolute;left:1447;top:23622;width:20708;height:3048;flip:x;visibility:visible;mso-wrap-style:square;v-text-anchor:top" o:gfxdata="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" stroked="f">
+                <v:shape id="_x0000_s1031" type="#_x0000_t202" style="position:absolute;left:1447;top:23622;width:20708;height:3048;flip:x;visibility:visible;mso-wrap-style:square;v-text-anchor:top" o:gfxdata="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" stroked="f">
                   <v:textbox>
                     <w:txbxContent>
                       <w:p>
@@ -6232,11 +7211,11 @@
           </mc:Choice>
           <mc:Fallback>
             <w:pict>
-              <v:group w14:anchorId="4C5D3082" id="קבוצה 3" o:spid="_x0000_s1029" style="position:absolute;margin-left:0;margin-top:13pt;width:172.65pt;height:177.6pt;z-index:251668480;mso-position-horizontal:left;mso-position-horizontal-relative:margin;mso-width-relative:margin;mso-height-relative:margin" coordsize="22840,26289" o:gfxdata="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">
-                <v:shape id="תמונה 2" o:spid="_x0000_s1030" type="#_x0000_t75" style="position:absolute;width:22840;height:23253;visibility:visible;mso-wrap-style:square" o:gfxdata="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">
+              <v:group w14:anchorId="4C5D3082" id="קבוצה 3" o:spid="_x0000_s1032" style="position:absolute;left:0;text-align:left;margin-left:0;margin-top:13pt;width:172.65pt;height:177.6pt;z-index:251668480;mso-position-horizontal:left;mso-position-horizontal-relative:margin;mso-width-relative:margin;mso-height-relative:margin" coordsize="22840,26289" o:gfxdata="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">
+                <v:shape id="תמונה 2" o:spid="_x0000_s1033" type="#_x0000_t75" style="position:absolute;width:22840;height:23253;visibility:visible;mso-wrap-style:square" o:gfxdata="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">
                   <v:imagedata r:id="rId21" o:title=""/>
                 </v:shape>
-                <v:shape id="_x0000_s1031" type="#_x0000_t202" style="position:absolute;left:2133;top:23241;width:20707;height:3048;flip:x;visibility:visible;mso-wrap-style:square;v-text-anchor:top" o:gfxdata="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" stroked="f">
+                <v:shape id="_x0000_s1034" type="#_x0000_t202" style="position:absolute;left:2133;top:23241;width:20707;height:3048;flip:x;visibility:visible;mso-wrap-style:square;v-text-anchor:top" o:gfxdata="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" stroked="f">
                   <v:textbox>
                     <w:txbxContent>
                       <w:p>
@@ -6271,6 +7250,7 @@
       <w:pPr>
         <w:pStyle w:val="NormalWeb"/>
         <w:bidi w:val="0"/>
+        <w:jc w:val="both"/>
         <w:rPr>
           <w:rFonts w:asciiTheme="minorHAnsi" w:hAnsiTheme="minorHAnsi"/>
           <w:sz w:val="22"/>
@@ -6398,7 +7378,7 @@
           </mc:Choice>
           <mc:Fallback>
             <w:pict>
-              <v:shape w14:anchorId="530B1FDB" id="תיבת טקסט 2" o:spid="_x0000_s1032" type="#_x0000_t202" style="position:absolute;margin-left:3pt;margin-top:394.35pt;width:275.4pt;height:19.2pt;flip:x;z-index:251682816;visibility:visible;mso-wrap-style:square;mso-width-percent:0;mso-height-percent:0;mso-wrap-distance-left:9pt;mso-wrap-distance-top:3.6pt;mso-wrap-distance-right:9pt;mso-wrap-distance-bottom:3.6pt;mso-position-horizontal:absolute;mso-position-horizontal-relative:text;mso-position-vertical:absolute;mso-position-vertical-relative:text;mso-width-percent:0;mso-height-percent:0;mso-width-relative:margin;mso-height-relative:margin;v-text-anchor:top" o:gfxdata="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" filled="f" stroked="f">
+              <v:shape w14:anchorId="530B1FDB" id="_x0000_s1035" type="#_x0000_t202" style="position:absolute;left:0;text-align:left;margin-left:3pt;margin-top:394.35pt;width:275.4pt;height:19.2pt;flip:x;z-index:251682816;visibility:visible;mso-wrap-style:square;mso-width-percent:0;mso-height-percent:0;mso-wrap-distance-left:9pt;mso-wrap-distance-top:3.6pt;mso-wrap-distance-right:9pt;mso-wrap-distance-bottom:3.6pt;mso-position-horizontal:absolute;mso-position-horizontal-relative:text;mso-position-vertical:absolute;mso-position-vertical-relative:text;mso-width-percent:0;mso-height-percent:0;mso-width-relative:margin;mso-height-relative:margin;v-text-anchor:top" o:gfxdata="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" filled="f" stroked="f">
                 <v:textbox>
                   <w:txbxContent>
                     <w:p>
@@ -6470,7 +7450,7 @@
         <mc:AlternateContent>
           <mc:Choice Requires="wpg">
             <w:drawing>
-              <wp:anchor distT="0" distB="0" distL="114300" distR="114300" simplePos="0" relativeHeight="251676672" behindDoc="0" locked="0" layoutInCell="1" allowOverlap="1" wp14:anchorId="4496D809" wp14:editId="0B64A594">
+              <wp:anchor distT="0" distB="0" distL="114300" distR="114300" simplePos="0" relativeHeight="251676672" behindDoc="0" locked="0" layoutInCell="1" allowOverlap="1" wp14:anchorId="4496D809" wp14:editId="5D1F951C">
                 <wp:simplePos x="0" y="0"/>
                 <wp:positionH relativeFrom="column">
                   <wp:posOffset>137160</wp:posOffset>
@@ -6608,11 +7588,11 @@
           </mc:Choice>
           <mc:Fallback>
             <w:pict>
-              <v:group w14:anchorId="4496D809" id="קבוצה 5" o:spid="_x0000_s1033" style="position:absolute;margin-left:10.8pt;margin-top:191.55pt;width:161.85pt;height:187.2pt;z-index:251676672;mso-width-relative:margin;mso-height-relative:margin" coordsize="21240,25222" o:gfxdata="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">
-                <v:shape id="תמונה 1" o:spid="_x0000_s1034" type="#_x0000_t75" style="position:absolute;width:20955;height:21437;visibility:visible;mso-wrap-style:square" o:gfxdata="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">
+              <v:group w14:anchorId="4496D809" id="קבוצה 5" o:spid="_x0000_s1036" style="position:absolute;left:0;text-align:left;margin-left:10.8pt;margin-top:191.55pt;width:161.85pt;height:187.2pt;z-index:251676672;mso-width-relative:margin;mso-height-relative:margin" coordsize="21240,25222" o:gfxdata="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